--- a/book/בת הכפר.docx
+++ b/book/בת הכפר.docx
@@ -11525,6 +11525,260 @@
           <w:sz w:val="26"/>
           <w:rtl w:val="1"/>
         </w:rPr>
+        <w:t>בקובנה ירד גשם.</w:t>
+      </w:r>
+    </w:p>
+    <w:p>
+      <w:pPr>
+        <w:bidi w:val="1"/>
+        <w:spacing w:after="120" w:line="312" w:lineRule="auto"/>
+        <w:ind w:firstLine="340"/>
+        <w:jc w:val="both"/>
+      </w:pPr>
+      <w:r>
+        <w:rPr>
+          <w:rFonts w:ascii="David" w:hAnsi="David" w:cs="David"/>
+          <w:b w:val="0"/>
+          <w:sz w:val="26"/>
+          <w:rtl w:val="1"/>
+        </w:rPr>
+        <w:t>ר' אלטער הגיע לבית ברחוב הנהר ביום רביעי בערב, רטוב, עם השק, והתיישב על הכיסא של ר' אשר ז"ל, ואמר לרבקה הלפרין שתי מילים: "מוכנה לשמוע."</w:t>
+      </w:r>
+    </w:p>
+    <w:p>
+      <w:pPr>
+        <w:bidi w:val="1"/>
+        <w:spacing w:after="120" w:line="312" w:lineRule="auto"/>
+        <w:ind w:firstLine="340"/>
+        <w:jc w:val="both"/>
+      </w:pPr>
+      <w:r>
+        <w:rPr>
+          <w:rFonts w:ascii="David" w:hAnsi="David" w:cs="David"/>
+          <w:b w:val="0"/>
+          <w:sz w:val="26"/>
+          <w:rtl w:val="1"/>
+        </w:rPr>
+        <w:t>"זה הכול?"</w:t>
+      </w:r>
+    </w:p>
+    <w:p>
+      <w:pPr>
+        <w:bidi w:val="1"/>
+        <w:spacing w:after="120" w:line="312" w:lineRule="auto"/>
+        <w:ind w:firstLine="340"/>
+        <w:jc w:val="both"/>
+      </w:pPr>
+      <w:r>
+        <w:rPr>
+          <w:rFonts w:ascii="David" w:hAnsi="David" w:cs="David"/>
+          <w:b w:val="0"/>
+          <w:sz w:val="26"/>
+          <w:rtl w:val="1"/>
+        </w:rPr>
+        <w:t>"זה הכול. ואני אגיד לכם, מרת הלפרין, שכשהיא אמרה את זה, היא הוסיפה: 'ותגידו לאמא שלו – לא, אל תגידו לה כלום. אם היא רוצה לדעת – שתדע בעצמה.'"</w:t>
+      </w:r>
+    </w:p>
+    <w:p>
+      <w:pPr>
+        <w:bidi w:val="1"/>
+        <w:spacing w:after="120" w:line="312" w:lineRule="auto"/>
+        <w:ind w:firstLine="340"/>
+        <w:jc w:val="both"/>
+      </w:pPr>
+      <w:r>
+        <w:rPr>
+          <w:rFonts w:ascii="David" w:hAnsi="David" w:cs="David"/>
+          <w:b w:val="0"/>
+          <w:sz w:val="26"/>
+          <w:rtl w:val="1"/>
+        </w:rPr>
+        <w:t>רבקה הלפרין הביטה בזקן ארוכות.</w:t>
+      </w:r>
+    </w:p>
+    <w:p>
+      <w:pPr>
+        <w:bidi w:val="1"/>
+        <w:spacing w:after="120" w:line="312" w:lineRule="auto"/>
+        <w:ind w:firstLine="340"/>
+        <w:jc w:val="both"/>
+      </w:pPr>
+      <w:r>
+        <w:rPr>
+          <w:rFonts w:ascii="David" w:hAnsi="David" w:cs="David"/>
+          <w:b w:val="0"/>
+          <w:sz w:val="26"/>
+          <w:rtl w:val="1"/>
+        </w:rPr>
+        <w:t>"היא אמרה את זה?"</w:t>
+      </w:r>
+    </w:p>
+    <w:p>
+      <w:pPr>
+        <w:bidi w:val="1"/>
+        <w:spacing w:after="120" w:line="312" w:lineRule="auto"/>
+        <w:ind w:firstLine="340"/>
+        <w:jc w:val="both"/>
+      </w:pPr>
+      <w:r>
+        <w:rPr>
+          <w:rFonts w:ascii="David" w:hAnsi="David" w:cs="David"/>
+          <w:b w:val="0"/>
+          <w:sz w:val="26"/>
+          <w:rtl w:val="1"/>
+        </w:rPr>
+        <w:t>"מילה במילה."</w:t>
+      </w:r>
+    </w:p>
+    <w:p>
+      <w:pPr>
+        <w:bidi w:val="1"/>
+        <w:spacing w:after="120" w:line="312" w:lineRule="auto"/>
+        <w:ind w:firstLine="340"/>
+        <w:jc w:val="both"/>
+      </w:pPr>
+      <w:r>
+        <w:rPr>
+          <w:rFonts w:ascii="David" w:hAnsi="David" w:cs="David"/>
+          <w:b w:val="0"/>
+          <w:sz w:val="26"/>
+          <w:rtl w:val="1"/>
+        </w:rPr>
+        <w:t>"היא לא ביקשה שתשבחו אותה?"</w:t>
+      </w:r>
+    </w:p>
+    <w:p>
+      <w:pPr>
+        <w:bidi w:val="1"/>
+        <w:spacing w:after="120" w:line="312" w:lineRule="auto"/>
+        <w:ind w:firstLine="340"/>
+        <w:jc w:val="both"/>
+      </w:pPr>
+      <w:r>
+        <w:rPr>
+          <w:rFonts w:ascii="David" w:hAnsi="David" w:cs="David"/>
+          <w:b w:val="0"/>
+          <w:sz w:val="26"/>
+          <w:rtl w:val="1"/>
+        </w:rPr>
+        <w:t>"היא לא ביקשה כלום. היא אמרה שהיא לא יודעת מה זה עיר, ולא יודעת איך מדברים עם אישה שאומרת 'בת כפר' כמו 'גשם בסוכות'." ר' אלטער לגם מן התה. "סליחה. אני רק מוסר."</w:t>
+      </w:r>
+    </w:p>
+    <w:p>
+      <w:pPr>
+        <w:bidi w:val="1"/>
+        <w:spacing w:after="120" w:line="312" w:lineRule="auto"/>
+        <w:ind w:firstLine="340"/>
+        <w:jc w:val="both"/>
+      </w:pPr>
+      <w:r>
+        <w:rPr>
+          <w:rFonts w:ascii="David" w:hAnsi="David" w:cs="David"/>
+          <w:b w:val="0"/>
+          <w:sz w:val="26"/>
+          <w:rtl w:val="1"/>
+        </w:rPr>
+        <w:t>מאיר לייב, שישב בקצה השולחן, הניח את הכף. הוא לא צחק. אבל משהו בפניו, שלא זז שנה וחצי, זז.</w:t>
+      </w:r>
+    </w:p>
+    <w:p>
+      <w:pPr>
+        <w:bidi w:val="1"/>
+        <w:spacing w:after="120" w:line="312" w:lineRule="auto"/>
+        <w:ind w:firstLine="340"/>
+        <w:jc w:val="both"/>
+      </w:pPr>
+      <w:r>
+        <w:rPr>
+          <w:rFonts w:ascii="David" w:hAnsi="David" w:cs="David"/>
+          <w:b w:val="0"/>
+          <w:sz w:val="26"/>
+          <w:rtl w:val="1"/>
+        </w:rPr>
+        <w:t>ורבקה הלפרין קמה, והלכה אל החלון הגבוה, ועמדה שם עם הגב אל החדר. הגשם ירד על הנהר. אחרי זמן רב אמרה, אל הזגוגית:</w:t>
+      </w:r>
+    </w:p>
+    <w:p>
+      <w:pPr>
+        <w:bidi w:val="1"/>
+        <w:spacing w:after="120" w:line="312" w:lineRule="auto"/>
+        <w:ind w:firstLine="340"/>
+        <w:jc w:val="both"/>
+      </w:pPr>
+      <w:r>
+        <w:rPr>
+          <w:rFonts w:ascii="David" w:hAnsi="David" w:cs="David"/>
+          <w:b w:val="0"/>
+          <w:sz w:val="26"/>
+          <w:rtl w:val="1"/>
+        </w:rPr>
+        <w:t>"בריינא נוסעת לבת שלה בוילקומיר בשבוע הבא."</w:t>
+      </w:r>
+    </w:p>
+    <w:p>
+      <w:pPr>
+        <w:bidi w:val="1"/>
+        <w:spacing w:after="120" w:line="312" w:lineRule="auto"/>
+        <w:ind w:firstLine="340"/>
+        <w:jc w:val="both"/>
+      </w:pPr>
+      <w:r>
+        <w:rPr>
+          <w:rFonts w:ascii="David" w:hAnsi="David" w:cs="David"/>
+          <w:b w:val="0"/>
+          <w:sz w:val="26"/>
+          <w:rtl w:val="1"/>
+        </w:rPr>
+        <w:t>"בריינא?" שאל מאיר לייב. "מרת בריינא מהבית ממול? יש לה בת בוילקומיר?"</w:t>
+      </w:r>
+    </w:p>
+    <w:p>
+      <w:pPr>
+        <w:bidi w:val="1"/>
+        <w:spacing w:after="120" w:line="312" w:lineRule="auto"/>
+        <w:ind w:firstLine="340"/>
+        <w:jc w:val="both"/>
+      </w:pPr>
+      <w:r>
+        <w:rPr>
+          <w:rFonts w:ascii="David" w:hAnsi="David" w:cs="David"/>
+          <w:b w:val="0"/>
+          <w:sz w:val="26"/>
+          <w:rtl w:val="1"/>
+        </w:rPr>
+        <w:t>"מהיום יש," אמרה אמו, ולא הסתובבה.</w:t>
+      </w:r>
+    </w:p>
+    <w:p>
+      <w:pPr>
+        <w:bidi w:val="1"/>
+        <w:spacing w:after="120" w:line="312" w:lineRule="auto"/>
+        <w:jc w:val="center"/>
+      </w:pPr>
+      <w:r>
+        <w:rPr>
+          <w:rFonts w:ascii="David" w:hAnsi="David" w:cs="David"/>
+          <w:b w:val="0"/>
+          <w:sz w:val="26"/>
+          <w:rtl w:val="1"/>
+        </w:rPr>
+        <w:t>* * *</w:t>
+      </w:r>
+    </w:p>
+    <w:p>
+      <w:pPr>
+        <w:bidi w:val="1"/>
+        <w:spacing w:after="120" w:line="312" w:lineRule="auto"/>
+        <w:ind w:firstLine="340"/>
+        <w:jc w:val="both"/>
+      </w:pPr>
+      <w:r>
+        <w:rPr>
+          <w:rFonts w:ascii="David" w:hAnsi="David" w:cs="David"/>
+          <w:b w:val="0"/>
+          <w:sz w:val="26"/>
+          <w:rtl w:val="1"/>
+        </w:rPr>
         <w:t>האורחת הגיעה ביום חמישי.</w:t>
       </w:r>
     </w:p>
@@ -12867,6 +13121,294 @@
           <w:sz w:val="26"/>
           <w:rtl w:val="1"/>
         </w:rPr>
+        <w:t>בשבת אחר הצהריים, כשאבא ישן והסבא ישב עם החומש והקטנים שיחקו בחצר, ישבה מרת בריינא על הספסל שמאחורי הבית, זה שפונה אל האגם, ורחל באה להביא לה מטפחת נוספת, כי הרוח מן האגם הייתה קרה.</w:t>
+      </w:r>
+    </w:p>
+    <w:p>
+      <w:pPr>
+        <w:bidi w:val="1"/>
+        <w:spacing w:after="120" w:line="312" w:lineRule="auto"/>
+        <w:ind w:firstLine="340"/>
+        <w:jc w:val="both"/>
+      </w:pPr>
+      <w:r>
+        <w:rPr>
+          <w:rFonts w:ascii="David" w:hAnsi="David" w:cs="David"/>
+          <w:b w:val="0"/>
+          <w:sz w:val="26"/>
+          <w:rtl w:val="1"/>
+        </w:rPr>
+        <w:t>"שבי," אמרה הזקנה.</w:t>
+      </w:r>
+    </w:p>
+    <w:p>
+      <w:pPr>
+        <w:bidi w:val="1"/>
+        <w:spacing w:after="120" w:line="312" w:lineRule="auto"/>
+        <w:ind w:firstLine="340"/>
+        <w:jc w:val="both"/>
+      </w:pPr>
+      <w:r>
+        <w:rPr>
+          <w:rFonts w:ascii="David" w:hAnsi="David" w:cs="David"/>
+          <w:b w:val="0"/>
+          <w:sz w:val="26"/>
+          <w:rtl w:val="1"/>
+        </w:rPr>
+        <w:t>רחל ישבה.</w:t>
+      </w:r>
+    </w:p>
+    <w:p>
+      <w:pPr>
+        <w:bidi w:val="1"/>
+        <w:spacing w:after="120" w:line="312" w:lineRule="auto"/>
+        <w:ind w:firstLine="340"/>
+        <w:jc w:val="both"/>
+      </w:pPr>
+      <w:r>
+        <w:rPr>
+          <w:rFonts w:ascii="David" w:hAnsi="David" w:cs="David"/>
+          <w:b w:val="0"/>
+          <w:sz w:val="26"/>
+          <w:rtl w:val="1"/>
+        </w:rPr>
+        <w:t>הן הביטו על האגם. הקנים רשרשו. ברווז בודד שט לצד השני כאילו נזכר במשהו.</w:t>
+      </w:r>
+    </w:p>
+    <w:p>
+      <w:pPr>
+        <w:bidi w:val="1"/>
+        <w:spacing w:after="120" w:line="312" w:lineRule="auto"/>
+        <w:ind w:firstLine="340"/>
+        <w:jc w:val="both"/>
+      </w:pPr>
+      <w:r>
+        <w:rPr>
+          <w:rFonts w:ascii="David" w:hAnsi="David" w:cs="David"/>
+          <w:b w:val="0"/>
+          <w:sz w:val="26"/>
+          <w:rtl w:val="1"/>
+        </w:rPr>
+        <w:t>"ילדה," אמרה בריינא. "מה את יודעת על עיר?"</w:t>
+      </w:r>
+    </w:p>
+    <w:p>
+      <w:pPr>
+        <w:bidi w:val="1"/>
+        <w:spacing w:after="120" w:line="312" w:lineRule="auto"/>
+        <w:ind w:firstLine="340"/>
+        <w:jc w:val="both"/>
+      </w:pPr>
+      <w:r>
+        <w:rPr>
+          <w:rFonts w:ascii="David" w:hAnsi="David" w:cs="David"/>
+          <w:b w:val="0"/>
+          <w:sz w:val="26"/>
+          <w:rtl w:val="1"/>
+        </w:rPr>
+        <w:t>רחל חשבה אם לומר "למה את שואלת", והחליטה שלא, כי הזקנה יודעת שרחל יודעת, ורחל יודעת שהזקנה יודעת, ומה הטעם.</w:t>
+      </w:r>
+    </w:p>
+    <w:p>
+      <w:pPr>
+        <w:bidi w:val="1"/>
+        <w:spacing w:after="120" w:line="312" w:lineRule="auto"/>
+        <w:ind w:firstLine="340"/>
+        <w:jc w:val="both"/>
+      </w:pPr>
+      <w:r>
+        <w:rPr>
+          <w:rFonts w:ascii="David" w:hAnsi="David" w:cs="David"/>
+          <w:b w:val="0"/>
+          <w:sz w:val="26"/>
+          <w:rtl w:val="1"/>
+        </w:rPr>
+        <w:t>"כלום," אמרה.</w:t>
+      </w:r>
+    </w:p>
+    <w:p>
+      <w:pPr>
+        <w:bidi w:val="1"/>
+        <w:spacing w:after="120" w:line="312" w:lineRule="auto"/>
+        <w:ind w:firstLine="340"/>
+        <w:jc w:val="both"/>
+      </w:pPr>
+      <w:r>
+        <w:rPr>
+          <w:rFonts w:ascii="David" w:hAnsi="David" w:cs="David"/>
+          <w:b w:val="0"/>
+          <w:sz w:val="26"/>
+          <w:rtl w:val="1"/>
+        </w:rPr>
+        <w:t>"טוב."</w:t>
+      </w:r>
+    </w:p>
+    <w:p>
+      <w:pPr>
+        <w:bidi w:val="1"/>
+        <w:spacing w:after="120" w:line="312" w:lineRule="auto"/>
+        <w:ind w:firstLine="340"/>
+        <w:jc w:val="both"/>
+      </w:pPr>
+      <w:r>
+        <w:rPr>
+          <w:rFonts w:ascii="David" w:hAnsi="David" w:cs="David"/>
+          <w:b w:val="0"/>
+          <w:sz w:val="26"/>
+          <w:rtl w:val="1"/>
+        </w:rPr>
+        <w:t>"טוב?"</w:t>
+      </w:r>
+    </w:p>
+    <w:p>
+      <w:pPr>
+        <w:bidi w:val="1"/>
+        <w:spacing w:after="120" w:line="312" w:lineRule="auto"/>
+        <w:ind w:firstLine="340"/>
+        <w:jc w:val="both"/>
+      </w:pPr>
+      <w:r>
+        <w:rPr>
+          <w:rFonts w:ascii="David" w:hAnsi="David" w:cs="David"/>
+          <w:b w:val="0"/>
+          <w:sz w:val="26"/>
+          <w:rtl w:val="1"/>
+        </w:rPr>
+        <w:t>"מי שיודע – צריך קודם לשכוח. זה לוקח שנים. מי שלא יודע – רק צריך ללמוד. זה לוקח חודשים." בריינא הידקה את המטפחת. "אני באתי לקובנה מעיירה קטנה, כשהייתי בת שמונה עשרה. לא ידעתי איך אוכלים דג עם מזלג. שנה שלמה אכלתי רק מרק כשהיו אורחים."</w:t>
+      </w:r>
+    </w:p>
+    <w:p>
+      <w:pPr>
+        <w:bidi w:val="1"/>
+        <w:spacing w:after="120" w:line="312" w:lineRule="auto"/>
+        <w:ind w:firstLine="340"/>
+        <w:jc w:val="both"/>
+      </w:pPr>
+      <w:r>
+        <w:rPr>
+          <w:rFonts w:ascii="David" w:hAnsi="David" w:cs="David"/>
+          <w:b w:val="0"/>
+          <w:sz w:val="26"/>
+          <w:rtl w:val="1"/>
+        </w:rPr>
+        <w:t>"ומי לימד אותך?"</w:t>
+      </w:r>
+    </w:p>
+    <w:p>
+      <w:pPr>
+        <w:bidi w:val="1"/>
+        <w:spacing w:after="120" w:line="312" w:lineRule="auto"/>
+        <w:ind w:firstLine="340"/>
+        <w:jc w:val="both"/>
+      </w:pPr>
+      <w:r>
+        <w:rPr>
+          <w:rFonts w:ascii="David" w:hAnsi="David" w:cs="David"/>
+          <w:b w:val="0"/>
+          <w:sz w:val="26"/>
+          <w:rtl w:val="1"/>
+        </w:rPr>
+        <w:t>"אף אחד. הסתכלתי. וטעיתי. ופעם אחת הגברת שאצלה הייתי – אישה חשובה, עם שולחן ארוך – ראתה שאני מסתכלת, ואמרה בשקט, כשאף אחד לא שמע: 'המזלג הקטן.' זה הכול. שתי מילים. ולא שכחתי אותן ארבעים שנה." הזקנה הביטה באגם. "ילדה, בעיר יש הרבה אנשים שיגידו לך 'ככה לא עושים'. ויש מעטים שיגידו 'המזלג הקטן'. תלמדי להבדיל. הראשונים – לא צריך לשמוע. השניים – אסור לשכוח."</w:t>
+      </w:r>
+    </w:p>
+    <w:p>
+      <w:pPr>
+        <w:bidi w:val="1"/>
+        <w:spacing w:after="120" w:line="312" w:lineRule="auto"/>
+        <w:ind w:firstLine="340"/>
+        <w:jc w:val="both"/>
+      </w:pPr>
+      <w:r>
+        <w:rPr>
+          <w:rFonts w:ascii="David" w:hAnsi="David" w:cs="David"/>
+          <w:b w:val="0"/>
+          <w:sz w:val="26"/>
+          <w:rtl w:val="1"/>
+        </w:rPr>
+        <w:t>רחל שתקה. ואז שאלה, כי הייתה חייבת:</w:t>
+      </w:r>
+    </w:p>
+    <w:p>
+      <w:pPr>
+        <w:bidi w:val="1"/>
+        <w:spacing w:after="120" w:line="312" w:lineRule="auto"/>
+        <w:ind w:firstLine="340"/>
+        <w:jc w:val="both"/>
+      </w:pPr>
+      <w:r>
+        <w:rPr>
+          <w:rFonts w:ascii="David" w:hAnsi="David" w:cs="David"/>
+          <w:b w:val="0"/>
+          <w:sz w:val="26"/>
+          <w:rtl w:val="1"/>
+        </w:rPr>
+        <w:t>"ואם יש מישהי שאומרת רק 'ככה לא עושים'? כל היום?"</w:t>
+      </w:r>
+    </w:p>
+    <w:p>
+      <w:pPr>
+        <w:bidi w:val="1"/>
+        <w:spacing w:after="120" w:line="312" w:lineRule="auto"/>
+        <w:ind w:firstLine="340"/>
+        <w:jc w:val="both"/>
+      </w:pPr>
+      <w:r>
+        <w:rPr>
+          <w:rFonts w:ascii="David" w:hAnsi="David" w:cs="David"/>
+          <w:b w:val="0"/>
+          <w:sz w:val="26"/>
+          <w:rtl w:val="1"/>
+        </w:rPr>
+        <w:t>מרת בריינא לא ענתה מיד. הברווז הגיע לצד השני ונעלם בקנים.</w:t>
+      </w:r>
+    </w:p>
+    <w:p>
+      <w:pPr>
+        <w:bidi w:val="1"/>
+        <w:spacing w:after="120" w:line="312" w:lineRule="auto"/>
+        <w:ind w:firstLine="340"/>
+        <w:jc w:val="both"/>
+      </w:pPr>
+      <w:r>
+        <w:rPr>
+          <w:rFonts w:ascii="David" w:hAnsi="David" w:cs="David"/>
+          <w:b w:val="0"/>
+          <w:sz w:val="26"/>
+          <w:rtl w:val="1"/>
+        </w:rPr>
+        <w:t>"אז," אמרה לבסוף, "צריך לחכות עד שהיא עייפה. כולם מתעייפים, ילדה. גם מי שמדבר כמו גנרל. ואז, כשהיא עייפה, ואף אחד לא רואה – תגידי לה 'המזלג הקטן'. ותראי מה קורה."</w:t>
+      </w:r>
+    </w:p>
+    <w:p>
+      <w:pPr>
+        <w:bidi w:val="1"/>
+        <w:spacing w:after="120" w:line="312" w:lineRule="auto"/>
+        <w:jc w:val="center"/>
+      </w:pPr>
+      <w:r>
+        <w:rPr>
+          <w:rFonts w:ascii="David" w:hAnsi="David" w:cs="David"/>
+          <w:b w:val="0"/>
+          <w:sz w:val="26"/>
+          <w:rtl w:val="1"/>
+        </w:rPr>
+        <w:t>* * *</w:t>
+      </w:r>
+    </w:p>
+    <w:p>
+      <w:pPr>
+        <w:bidi w:val="1"/>
+        <w:spacing w:after="120" w:line="312" w:lineRule="auto"/>
+        <w:ind w:firstLine="340"/>
+        <w:jc w:val="both"/>
+      </w:pPr>
+      <w:r>
+        <w:rPr>
+          <w:rFonts w:ascii="David" w:hAnsi="David" w:cs="David"/>
+          <w:b w:val="0"/>
+          <w:sz w:val="26"/>
+          <w:rtl w:val="1"/>
+        </w:rPr>
         <w:t>ביום ראשון בבוקר יצאה עגלת הדואר, עם סוס שלא צלע כלל, ומרת בריינא עלתה עליה עם התיק ועם המטרייה, ובפתח הפונדק עמדו פייגא ורחל וחיה'לה ומוטל.</w:t>
       </w:r>
     </w:p>
@@ -13702,6 +14244,345 @@
           <w:sz w:val="26"/>
           <w:rtl w:val="1"/>
         </w:rPr>
+        <w:t>בכפר ליפניק, באותו בוקר, קמה רחל לפני התרנגול.</w:t>
+      </w:r>
+    </w:p>
+    <w:p>
+      <w:pPr>
+        <w:bidi w:val="1"/>
+        <w:spacing w:after="120" w:line="312" w:lineRule="auto"/>
+        <w:ind w:firstLine="340"/>
+        <w:jc w:val="both"/>
+      </w:pPr>
+      <w:r>
+        <w:rPr>
+          <w:rFonts w:ascii="David" w:hAnsi="David" w:cs="David"/>
+          <w:b w:val="0"/>
+          <w:sz w:val="26"/>
+          <w:rtl w:val="1"/>
+        </w:rPr>
+        <w:t>לא בגלל הפרות. חיה'לה חלבה היום, בפעם הראשונה לבדה, וזה היה בעצמו מאורע. רחל קמה כי לא ישנה, וכשלא ישנים, עדיף לקום ולעשות משהו מאשר לשכב ולחשוב על מה שאין מה לעשות איתו.</w:t>
+      </w:r>
+    </w:p>
+    <w:p>
+      <w:pPr>
+        <w:bidi w:val="1"/>
+        <w:spacing w:after="120" w:line="312" w:lineRule="auto"/>
+        <w:ind w:firstLine="340"/>
+        <w:jc w:val="both"/>
+      </w:pPr>
+      <w:r>
+        <w:rPr>
+          <w:rFonts w:ascii="David" w:hAnsi="David" w:cs="David"/>
+          <w:b w:val="0"/>
+          <w:sz w:val="26"/>
+          <w:rtl w:val="1"/>
+        </w:rPr>
+        <w:t>אמא כבר הייתה במטבח. כמובן.</w:t>
+      </w:r>
+    </w:p>
+    <w:p>
+      <w:pPr>
+        <w:bidi w:val="1"/>
+        <w:spacing w:after="120" w:line="312" w:lineRule="auto"/>
+        <w:ind w:firstLine="340"/>
+        <w:jc w:val="both"/>
+      </w:pPr>
+      <w:r>
+        <w:rPr>
+          <w:rFonts w:ascii="David" w:hAnsi="David" w:cs="David"/>
+          <w:b w:val="0"/>
+          <w:sz w:val="26"/>
+          <w:rtl w:val="1"/>
+        </w:rPr>
+        <w:t>"שבי," אמרה פייגא. "תשתי."</w:t>
+      </w:r>
+    </w:p>
+    <w:p>
+      <w:pPr>
+        <w:bidi w:val="1"/>
+        <w:spacing w:after="120" w:line="312" w:lineRule="auto"/>
+        <w:ind w:firstLine="340"/>
+        <w:jc w:val="both"/>
+      </w:pPr>
+      <w:r>
+        <w:rPr>
+          <w:rFonts w:ascii="David" w:hAnsi="David" w:cs="David"/>
+          <w:b w:val="0"/>
+          <w:sz w:val="26"/>
+          <w:rtl w:val="1"/>
+        </w:rPr>
+        <w:t>רחל ישבה. שתתה. התה היה חם ומתוק מדי, ואמא שמה בו דבש, ורק אז הבינה רחל שאמא ידעה שהיא לא תוכל לאכול.</w:t>
+      </w:r>
+    </w:p>
+    <w:p>
+      <w:pPr>
+        <w:bidi w:val="1"/>
+        <w:spacing w:after="120" w:line="312" w:lineRule="auto"/>
+        <w:ind w:firstLine="340"/>
+        <w:jc w:val="both"/>
+      </w:pPr>
+      <w:r>
+        <w:rPr>
+          <w:rFonts w:ascii="David" w:hAnsi="David" w:cs="David"/>
+          <w:b w:val="0"/>
+          <w:sz w:val="26"/>
+          <w:rtl w:val="1"/>
+        </w:rPr>
+        <w:t>"שמלת השבת," אמרה אמא. "גיהצתי אתמול בלילה. והמטפחת החדשה, זו של החגים."</w:t>
+      </w:r>
+    </w:p>
+    <w:p>
+      <w:pPr>
+        <w:bidi w:val="1"/>
+        <w:spacing w:after="120" w:line="312" w:lineRule="auto"/>
+        <w:ind w:firstLine="340"/>
+        <w:jc w:val="both"/>
+      </w:pPr>
+      <w:r>
+        <w:rPr>
+          <w:rFonts w:ascii="David" w:hAnsi="David" w:cs="David"/>
+          <w:b w:val="0"/>
+          <w:sz w:val="26"/>
+          <w:rtl w:val="1"/>
+        </w:rPr>
+        <w:t>"אמא, זו רק שיחה."</w:t>
+      </w:r>
+    </w:p>
+    <w:p>
+      <w:pPr>
+        <w:bidi w:val="1"/>
+        <w:spacing w:after="120" w:line="312" w:lineRule="auto"/>
+        <w:ind w:firstLine="340"/>
+        <w:jc w:val="both"/>
+      </w:pPr>
+      <w:r>
+        <w:rPr>
+          <w:rFonts w:ascii="David" w:hAnsi="David" w:cs="David"/>
+          <w:b w:val="0"/>
+          <w:sz w:val="26"/>
+          <w:rtl w:val="1"/>
+        </w:rPr>
+        <w:t>"אין 'רק שיחה'. יש שיחה." פייגא ישבה מולה, וזה היה נדיר, כי אמא לא ישבה בבוקר. "רחל'ה. אני אגיד לך שלושה דברים, ואחר כך תלכי, כי אבא כבר רותם."</w:t>
+      </w:r>
+    </w:p>
+    <w:p>
+      <w:pPr>
+        <w:bidi w:val="1"/>
+        <w:spacing w:after="120" w:line="312" w:lineRule="auto"/>
+        <w:ind w:firstLine="340"/>
+        <w:jc w:val="both"/>
+      </w:pPr>
+      <w:r>
+        <w:rPr>
+          <w:rFonts w:ascii="David" w:hAnsi="David" w:cs="David"/>
+          <w:b w:val="0"/>
+          <w:sz w:val="26"/>
+          <w:rtl w:val="1"/>
+        </w:rPr>
+        <w:t>"תגידי."</w:t>
+      </w:r>
+    </w:p>
+    <w:p>
+      <w:pPr>
+        <w:bidi w:val="1"/>
+        <w:spacing w:after="120" w:line="312" w:lineRule="auto"/>
+        <w:ind w:firstLine="340"/>
+        <w:jc w:val="both"/>
+      </w:pPr>
+      <w:r>
+        <w:rPr>
+          <w:rFonts w:ascii="David" w:hAnsi="David" w:cs="David"/>
+          <w:b w:val="0"/>
+          <w:sz w:val="26"/>
+          <w:rtl w:val="1"/>
+        </w:rPr>
+        <w:t>"האחד: אל תדברי הרבה. לא כי אסור. כי מה שאת אומרת, כשאת אומרת מעט – שומעים. השני: אם הוא ישאל משהו שאת לא יודעת – תגידי שאת לא יודעת. בעיר, בריינא אמרה לי, אנשים לא אומרים את זה אף פעם, ובגלל זה שם תמיד כולם יודעים הכול ולא נכון."</w:t>
+      </w:r>
+    </w:p>
+    <w:p>
+      <w:pPr>
+        <w:bidi w:val="1"/>
+        <w:spacing w:after="120" w:line="312" w:lineRule="auto"/>
+        <w:ind w:firstLine="340"/>
+        <w:jc w:val="both"/>
+      </w:pPr>
+      <w:r>
+        <w:rPr>
+          <w:rFonts w:ascii="David" w:hAnsi="David" w:cs="David"/>
+          <w:b w:val="0"/>
+          <w:sz w:val="26"/>
+          <w:rtl w:val="1"/>
+        </w:rPr>
+        <w:t>"והשלישי?"</w:t>
+      </w:r>
+    </w:p>
+    <w:p>
+      <w:pPr>
+        <w:bidi w:val="1"/>
+        <w:spacing w:after="120" w:line="312" w:lineRule="auto"/>
+        <w:ind w:firstLine="340"/>
+        <w:jc w:val="both"/>
+      </w:pPr>
+      <w:r>
+        <w:rPr>
+          <w:rFonts w:ascii="David" w:hAnsi="David" w:cs="David"/>
+          <w:b w:val="0"/>
+          <w:sz w:val="26"/>
+          <w:rtl w:val="1"/>
+        </w:rPr>
+        <w:t>פייגא הניחה על השולחן דבר קטן, עטוף בבד. רחל פתחה. סידור. קטן, ישן, בכריכת עור חומה, שהאותיות בו היו גדולות ובהירות.</w:t>
+      </w:r>
+    </w:p>
+    <w:p>
+      <w:pPr>
+        <w:bidi w:val="1"/>
+        <w:spacing w:after="120" w:line="312" w:lineRule="auto"/>
+        <w:ind w:firstLine="340"/>
+        <w:jc w:val="both"/>
+      </w:pPr>
+      <w:r>
+        <w:rPr>
+          <w:rFonts w:ascii="David" w:hAnsi="David" w:cs="David"/>
+          <w:b w:val="0"/>
+          <w:sz w:val="26"/>
+          <w:rtl w:val="1"/>
+        </w:rPr>
+        <w:t>"של אמא שלי," אמרה פייגא. "היחיד שנשאר ממנה. הסבא נתן לי אותו כשהלכתי לחופה. אני לא נותנת לך אותו עכשיו – עכשיו זו רק שיחה, כמו שאמרת. אבל תיקחי אותו היום בכיס. שיהיה איתך משהו מהבית שהוא לא את."</w:t>
+      </w:r>
+    </w:p>
+    <w:p>
+      <w:pPr>
+        <w:bidi w:val="1"/>
+        <w:spacing w:after="120" w:line="312" w:lineRule="auto"/>
+        <w:ind w:firstLine="340"/>
+        <w:jc w:val="both"/>
+      </w:pPr>
+      <w:r>
+        <w:rPr>
+          <w:rFonts w:ascii="David" w:hAnsi="David" w:cs="David"/>
+          <w:b w:val="0"/>
+          <w:sz w:val="26"/>
+          <w:rtl w:val="1"/>
+        </w:rPr>
+        <w:t>רחל החזיקה את הסידור. ידיה לא רעדו, אבל משהו בגרון כן.</w:t>
+      </w:r>
+    </w:p>
+    <w:p>
+      <w:pPr>
+        <w:bidi w:val="1"/>
+        <w:spacing w:after="120" w:line="312" w:lineRule="auto"/>
+        <w:ind w:firstLine="340"/>
+        <w:jc w:val="both"/>
+      </w:pPr>
+      <w:r>
+        <w:rPr>
+          <w:rFonts w:ascii="David" w:hAnsi="David" w:cs="David"/>
+          <w:b w:val="0"/>
+          <w:sz w:val="26"/>
+          <w:rtl w:val="1"/>
+        </w:rPr>
+        <w:t>"אמא – "</w:t>
+      </w:r>
+    </w:p>
+    <w:p>
+      <w:pPr>
+        <w:bidi w:val="1"/>
+        <w:spacing w:after="120" w:line="312" w:lineRule="auto"/>
+        <w:ind w:firstLine="340"/>
+        <w:jc w:val="both"/>
+      </w:pPr>
+      <w:r>
+        <w:rPr>
+          <w:rFonts w:ascii="David" w:hAnsi="David" w:cs="David"/>
+          <w:b w:val="0"/>
+          <w:sz w:val="26"/>
+          <w:rtl w:val="1"/>
+        </w:rPr>
+        <w:t>"לכי. אבא רותם. וחיה'לה בטח שכחה את הדלי השני."</w:t>
+      </w:r>
+    </w:p>
+    <w:p>
+      <w:pPr>
+        <w:bidi w:val="1"/>
+        <w:spacing w:after="120" w:line="312" w:lineRule="auto"/>
+        <w:ind w:firstLine="340"/>
+        <w:jc w:val="both"/>
+      </w:pPr>
+      <w:r>
+        <w:rPr>
+          <w:rFonts w:ascii="David" w:hAnsi="David" w:cs="David"/>
+          <w:b w:val="0"/>
+          <w:sz w:val="26"/>
+          <w:rtl w:val="1"/>
+        </w:rPr>
+        <w:t>היא הלכה. ובפתח – הסבא ר' נטע, שעמד שם עם התהילים, כמו תמיד בבוקר, ולא אמר כלום, רק הניח יד על ראשה, רגע, כמו שמניחים על ילדה, ואמר בלחש: "לכי לשלום. ותחזרי. תמיד תחזרי."</w:t>
+      </w:r>
+    </w:p>
+    <w:p>
+      <w:pPr>
+        <w:bidi w:val="1"/>
+        <w:spacing w:after="120" w:line="312" w:lineRule="auto"/>
+        <w:ind w:firstLine="340"/>
+        <w:jc w:val="both"/>
+      </w:pPr>
+      <w:r>
+        <w:rPr>
+          <w:rFonts w:ascii="David" w:hAnsi="David" w:cs="David"/>
+          <w:b w:val="0"/>
+          <w:sz w:val="26"/>
+          <w:rtl w:val="1"/>
+        </w:rPr>
+        <w:t>"אני חוזרת הערב, סבא."</w:t>
+      </w:r>
+    </w:p>
+    <w:p>
+      <w:pPr>
+        <w:bidi w:val="1"/>
+        <w:spacing w:after="120" w:line="312" w:lineRule="auto"/>
+        <w:ind w:firstLine="340"/>
+        <w:jc w:val="both"/>
+      </w:pPr>
+      <w:r>
+        <w:rPr>
+          <w:rFonts w:ascii="David" w:hAnsi="David" w:cs="David"/>
+          <w:b w:val="0"/>
+          <w:sz w:val="26"/>
+          <w:rtl w:val="1"/>
+        </w:rPr>
+        <w:t>"אני לא מדבר על הערב," אמר הזקן.</w:t>
+      </w:r>
+    </w:p>
+    <w:p>
+      <w:pPr>
+        <w:bidi w:val="1"/>
+        <w:spacing w:after="120" w:line="312" w:lineRule="auto"/>
+        <w:jc w:val="center"/>
+      </w:pPr>
+      <w:r>
+        <w:rPr>
+          <w:rFonts w:ascii="David" w:hAnsi="David" w:cs="David"/>
+          <w:b w:val="0"/>
+          <w:sz w:val="26"/>
+          <w:rtl w:val="1"/>
+        </w:rPr>
+        <w:t>* * *</w:t>
+      </w:r>
+    </w:p>
+    <w:p>
+      <w:pPr>
+        <w:bidi w:val="1"/>
+        <w:spacing w:after="120" w:line="312" w:lineRule="auto"/>
+        <w:ind w:firstLine="340"/>
+        <w:jc w:val="both"/>
+      </w:pPr>
+      <w:r>
+        <w:rPr>
+          <w:rFonts w:ascii="David" w:hAnsi="David" w:cs="David"/>
+          <w:b w:val="0"/>
+          <w:sz w:val="26"/>
+          <w:rtl w:val="1"/>
+        </w:rPr>
         <w:t>בסטוקלישוק היה יום שלישי, יום השוק, והעיירה הייתה מלאה עגלות, וסוסים, ותרנגולות בכלובים, ואיכרים שצעקו, ונשים עם סלים, ובחורי ישיבה שעברו ביניהם עם ספרים תחת הזרוע והביטו בכל זה כאילו זה מתרחש בעולם אחר.</w:t>
       </w:r>
     </w:p>
@@ -14905,6 +15786,3435 @@
           <w:rtl w:val="1"/>
         </w:rPr>
         <w:t>"בסדר," אמר. "עכשיו נשאר רק לשכנע את אמא שלך. וזה, ר' מאיר לייב, ייקח יותר זמן מהרכבת."</w:t>
+      </w:r>
+    </w:p>
+    <w:p>
+      <w:pPr>
+        <w:bidi w:val="1"/>
+        <w:spacing w:after="120" w:line="312" w:lineRule="auto"/>
+        <w:jc w:val="center"/>
+      </w:pPr>
+      <w:r>
+        <w:rPr>
+          <w:rFonts w:ascii="David" w:hAnsi="David" w:cs="David"/>
+          <w:b w:val="0"/>
+          <w:sz w:val="26"/>
+          <w:rtl w:val="1"/>
+        </w:rPr>
+        <w:t>* * *</w:t>
+      </w:r>
+    </w:p>
+    <w:p>
+      <w:pPr>
+        <w:bidi w:val="1"/>
+        <w:spacing w:after="120" w:line="312" w:lineRule="auto"/>
+        <w:ind w:firstLine="340"/>
+        <w:jc w:val="both"/>
+      </w:pPr>
+      <w:r>
+        <w:rPr>
+          <w:rFonts w:ascii="David" w:hAnsi="David" w:cs="David"/>
+          <w:b w:val="0"/>
+          <w:sz w:val="26"/>
+          <w:rtl w:val="1"/>
+        </w:rPr>
+        <w:t>מרת רבקה הלפרין חיכתה בחדר האוכל, עם הסמובר, ולא הדליקה את המנורה הגדולה, רק את הקטנה.</w:t>
+      </w:r>
+    </w:p>
+    <w:p>
+      <w:pPr>
+        <w:bidi w:val="1"/>
+        <w:spacing w:after="120" w:line="312" w:lineRule="auto"/>
+        <w:ind w:firstLine="340"/>
+        <w:jc w:val="both"/>
+      </w:pPr>
+      <w:r>
+        <w:rPr>
+          <w:rFonts w:ascii="David" w:hAnsi="David" w:cs="David"/>
+          <w:b w:val="0"/>
+          <w:sz w:val="26"/>
+          <w:rtl w:val="1"/>
+        </w:rPr>
+        <w:t>היא שמעה את הדלת. את המזוזה. את "ערב טוב". והיא לא ענתה "אכלת", כמו תמיד, כי הערב לא היה כמו תמיד, ושניהם ידעו.</w:t>
+      </w:r>
+    </w:p>
+    <w:p>
+      <w:pPr>
+        <w:bidi w:val="1"/>
+        <w:spacing w:after="120" w:line="312" w:lineRule="auto"/>
+        <w:ind w:firstLine="340"/>
+        <w:jc w:val="both"/>
+      </w:pPr>
+      <w:r>
+        <w:rPr>
+          <w:rFonts w:ascii="David" w:hAnsi="David" w:cs="David"/>
+          <w:b w:val="0"/>
+          <w:sz w:val="26"/>
+          <w:rtl w:val="1"/>
+        </w:rPr>
+        <w:t>מאיר לייב נכנס, ועמד ליד השולחן, ולא ישב.</w:t>
+      </w:r>
+    </w:p>
+    <w:p>
+      <w:pPr>
+        <w:bidi w:val="1"/>
+        <w:spacing w:after="120" w:line="312" w:lineRule="auto"/>
+        <w:ind w:firstLine="340"/>
+        <w:jc w:val="both"/>
+      </w:pPr>
+      <w:r>
+        <w:rPr>
+          <w:rFonts w:ascii="David" w:hAnsi="David" w:cs="David"/>
+          <w:b w:val="0"/>
+          <w:sz w:val="26"/>
+          <w:rtl w:val="1"/>
+        </w:rPr>
+        <w:t>"נו," אמרה.</w:t>
+      </w:r>
+    </w:p>
+    <w:p>
+      <w:pPr>
+        <w:bidi w:val="1"/>
+        <w:spacing w:after="120" w:line="312" w:lineRule="auto"/>
+        <w:ind w:firstLine="340"/>
+        <w:jc w:val="both"/>
+      </w:pPr>
+      <w:r>
+        <w:rPr>
+          <w:rFonts w:ascii="David" w:hAnsi="David" w:cs="David"/>
+          <w:b w:val="0"/>
+          <w:sz w:val="26"/>
+          <w:rtl w:val="1"/>
+        </w:rPr>
+        <w:t>"אמרתי כן, אמא."</w:t>
+      </w:r>
+    </w:p>
+    <w:p>
+      <w:pPr>
+        <w:bidi w:val="1"/>
+        <w:spacing w:after="120" w:line="312" w:lineRule="auto"/>
+        <w:ind w:firstLine="340"/>
+        <w:jc w:val="both"/>
+      </w:pPr>
+      <w:r>
+        <w:rPr>
+          <w:rFonts w:ascii="David" w:hAnsi="David" w:cs="David"/>
+          <w:b w:val="0"/>
+          <w:sz w:val="26"/>
+          <w:rtl w:val="1"/>
+        </w:rPr>
+        <w:t>היא הנהנה. לאט. כאילו ידעה. אולי ידעה.</w:t>
+      </w:r>
+    </w:p>
+    <w:p>
+      <w:pPr>
+        <w:bidi w:val="1"/>
+        <w:spacing w:after="120" w:line="312" w:lineRule="auto"/>
+        <w:ind w:firstLine="340"/>
+        <w:jc w:val="both"/>
+      </w:pPr>
+      <w:r>
+        <w:rPr>
+          <w:rFonts w:ascii="David" w:hAnsi="David" w:cs="David"/>
+          <w:b w:val="0"/>
+          <w:sz w:val="26"/>
+          <w:rtl w:val="1"/>
+        </w:rPr>
+        <w:t>"ומה היא אמרה?"</w:t>
+      </w:r>
+    </w:p>
+    <w:p>
+      <w:pPr>
+        <w:bidi w:val="1"/>
+        <w:spacing w:after="120" w:line="312" w:lineRule="auto"/>
+        <w:ind w:firstLine="340"/>
+        <w:jc w:val="both"/>
+      </w:pPr>
+      <w:r>
+        <w:rPr>
+          <w:rFonts w:ascii="David" w:hAnsi="David" w:cs="David"/>
+          <w:b w:val="0"/>
+          <w:sz w:val="26"/>
+          <w:rtl w:val="1"/>
+        </w:rPr>
+        <w:t>"היא אמרה שילדה צריכה שיהיו לה חיים, לא שיהיה לה כסף. ושלא עושים את זה מהר."</w:t>
+      </w:r>
+    </w:p>
+    <w:p>
+      <w:pPr>
+        <w:bidi w:val="1"/>
+        <w:spacing w:after="120" w:line="312" w:lineRule="auto"/>
+        <w:ind w:firstLine="340"/>
+        <w:jc w:val="both"/>
+      </w:pPr>
+      <w:r>
+        <w:rPr>
+          <w:rFonts w:ascii="David" w:hAnsi="David" w:cs="David"/>
+          <w:b w:val="0"/>
+          <w:sz w:val="26"/>
+          <w:rtl w:val="1"/>
+        </w:rPr>
+        <w:t>רבקה הלפרין ישבה בלי לזוז. הסמובר לחש. למעלה נשמעו צעדים קטנים במסדרון, ואז שקט.</w:t>
+      </w:r>
+    </w:p>
+    <w:p>
+      <w:pPr>
+        <w:bidi w:val="1"/>
+        <w:spacing w:after="120" w:line="312" w:lineRule="auto"/>
+        <w:ind w:firstLine="340"/>
+        <w:jc w:val="both"/>
+      </w:pPr>
+      <w:r>
+        <w:rPr>
+          <w:rFonts w:ascii="David" w:hAnsi="David" w:cs="David"/>
+          <w:b w:val="0"/>
+          <w:sz w:val="26"/>
+          <w:rtl w:val="1"/>
+        </w:rPr>
+        <w:t>"לא עושים את זה מהר," חזרה. "ומה עוד?"</w:t>
+      </w:r>
+    </w:p>
+    <w:p>
+      <w:pPr>
+        <w:bidi w:val="1"/>
+        <w:spacing w:after="120" w:line="312" w:lineRule="auto"/>
+        <w:ind w:firstLine="340"/>
+        <w:jc w:val="both"/>
+      </w:pPr>
+      <w:r>
+        <w:rPr>
+          <w:rFonts w:ascii="David" w:hAnsi="David" w:cs="David"/>
+          <w:b w:val="0"/>
+          <w:sz w:val="26"/>
+          <w:rtl w:val="1"/>
+        </w:rPr>
+        <w:t>"היא שאלה מה שיינדל אוהבת. אמרתי: הבובה. עם השמלה הכחולה. ואמרתי – " הוא עצר. "אמרתי שגיטל תפרה אותה."</w:t>
+      </w:r>
+    </w:p>
+    <w:p>
+      <w:pPr>
+        <w:bidi w:val="1"/>
+        <w:spacing w:after="120" w:line="312" w:lineRule="auto"/>
+        <w:ind w:firstLine="340"/>
+        <w:jc w:val="both"/>
+      </w:pPr>
+      <w:r>
+        <w:rPr>
+          <w:rFonts w:ascii="David" w:hAnsi="David" w:cs="David"/>
+          <w:b w:val="0"/>
+          <w:sz w:val="26"/>
+          <w:rtl w:val="1"/>
+        </w:rPr>
+        <w:t>אמו הרימה את עיניה. "אמרת את זה? שם? בבית הרב?"</w:t>
+      </w:r>
+    </w:p>
+    <w:p>
+      <w:pPr>
+        <w:bidi w:val="1"/>
+        <w:spacing w:after="120" w:line="312" w:lineRule="auto"/>
+        <w:ind w:firstLine="340"/>
+        <w:jc w:val="both"/>
+      </w:pPr>
+      <w:r>
+        <w:rPr>
+          <w:rFonts w:ascii="David" w:hAnsi="David" w:cs="David"/>
+          <w:b w:val="0"/>
+          <w:sz w:val="26"/>
+          <w:rtl w:val="1"/>
+        </w:rPr>
+        <w:t>"כן."</w:t>
+      </w:r>
+    </w:p>
+    <w:p>
+      <w:pPr>
+        <w:bidi w:val="1"/>
+        <w:spacing w:after="120" w:line="312" w:lineRule="auto"/>
+        <w:ind w:firstLine="340"/>
+        <w:jc w:val="both"/>
+      </w:pPr>
+      <w:r>
+        <w:rPr>
+          <w:rFonts w:ascii="David" w:hAnsi="David" w:cs="David"/>
+          <w:b w:val="0"/>
+          <w:sz w:val="26"/>
+          <w:rtl w:val="1"/>
+        </w:rPr>
+        <w:t>"ומה היא אמרה?"</w:t>
+      </w:r>
+    </w:p>
+    <w:p>
+      <w:pPr>
+        <w:bidi w:val="1"/>
+        <w:spacing w:after="120" w:line="312" w:lineRule="auto"/>
+        <w:ind w:firstLine="340"/>
+        <w:jc w:val="both"/>
+      </w:pPr>
+      <w:r>
+        <w:rPr>
+          <w:rFonts w:ascii="David" w:hAnsi="David" w:cs="David"/>
+          <w:b w:val="0"/>
+          <w:sz w:val="26"/>
+          <w:rtl w:val="1"/>
+        </w:rPr>
+        <w:t>"היא אמרה: 'אז זה מה שאני צריכה לדעת. תודה.'"</w:t>
+      </w:r>
+    </w:p>
+    <w:p>
+      <w:pPr>
+        <w:bidi w:val="1"/>
+        <w:spacing w:after="120" w:line="312" w:lineRule="auto"/>
+        <w:ind w:firstLine="340"/>
+        <w:jc w:val="both"/>
+      </w:pPr>
+      <w:r>
+        <w:rPr>
+          <w:rFonts w:ascii="David" w:hAnsi="David" w:cs="David"/>
+          <w:b w:val="0"/>
+          <w:sz w:val="26"/>
+          <w:rtl w:val="1"/>
+        </w:rPr>
+        <w:t>רבקה הלפרין קמה. היא הלכה אל החלון, ואל הסמובר, ואל החלון. ואז אמרה, בגב אל בנה, בקול שמאיר לייב לא שמע ממנה מאז הלוויה של גיטל:</w:t>
+      </w:r>
+    </w:p>
+    <w:p>
+      <w:pPr>
+        <w:bidi w:val="1"/>
+        <w:spacing w:after="120" w:line="312" w:lineRule="auto"/>
+        <w:ind w:firstLine="340"/>
+        <w:jc w:val="both"/>
+      </w:pPr>
+      <w:r>
+        <w:rPr>
+          <w:rFonts w:ascii="David" w:hAnsi="David" w:cs="David"/>
+          <w:b w:val="0"/>
+          <w:sz w:val="26"/>
+          <w:rtl w:val="1"/>
+        </w:rPr>
+        <w:t>"בריינא אמרה שהיא ידעה מן היום הראשון שבריינא באה לבדוק. ולא כעסה. ואמרה: 'יש לנו רק מה שיש.'" היא שתקה. "מאיר לייב, אני לא יודעת אם אני יכולה עם בת כפר בבית הזה. אני באמת לא יודעת. אבל אני יודעת דבר אחד: אני נוסעת לתנאים בעצמי. לכפר. אני רוצה לראות את השולחן שעליו גדלה מישהי שאומרת 'יש לנו רק מה שיש'. כי אצלנו, בשולחן הזה, אף אחד לא אמר את זה אף פעם."</w:t>
+      </w:r>
+    </w:p>
+    <w:p>
+      <w:r>
+        <w:br w:type="page"/>
+      </w:r>
+    </w:p>
+    <w:p>
+      <w:pPr>
+        <w:bidi w:val="1"/>
+        <w:spacing w:after="360" w:line="312" w:lineRule="auto"/>
+        <w:jc w:val="center"/>
+      </w:pPr>
+      <w:r>
+        <w:rPr>
+          <w:rFonts w:ascii="David" w:hAnsi="David" w:cs="David"/>
+          <w:b/>
+          <w:sz w:val="32"/>
+          <w:rtl w:val="1"/>
+        </w:rPr>
+        <w:t>פרק ט – תנאים</w:t>
+      </w:r>
+    </w:p>
+    <w:p>
+      <w:pPr>
+        <w:bidi w:val="1"/>
+        <w:spacing w:after="120" w:line="312" w:lineRule="auto"/>
+        <w:ind w:firstLine="340"/>
+        <w:jc w:val="both"/>
+      </w:pPr>
+      <w:r>
+        <w:rPr>
+          <w:rFonts w:ascii="David" w:hAnsi="David" w:cs="David"/>
+          <w:b w:val="0"/>
+          <w:sz w:val="26"/>
+          <w:rtl w:val="1"/>
+        </w:rPr>
+        <w:t>הכרכרה השכורה מקובנה הגיעה לכפר ליפניק ביום שלישי בצהריים, אחרי שלוש שעות של דרך שנעשתה, ככל שהתרחקה מן העיירה, צרה יותר ובוצית יותר, ומרת רבקה הלפרין ישבה בה זקופה כל הדרך ולא נשענה אחורה אף פעם.</w:t>
+      </w:r>
+    </w:p>
+    <w:p>
+      <w:pPr>
+        <w:bidi w:val="1"/>
+        <w:spacing w:after="120" w:line="312" w:lineRule="auto"/>
+        <w:ind w:firstLine="340"/>
+        <w:jc w:val="both"/>
+      </w:pPr>
+      <w:r>
+        <w:rPr>
+          <w:rFonts w:ascii="David" w:hAnsi="David" w:cs="David"/>
+          <w:b w:val="0"/>
+          <w:sz w:val="26"/>
+          <w:rtl w:val="1"/>
+        </w:rPr>
+        <w:t>"אמא," אמרה צירל, שישבה מולה, "אפשר להישען. אף אחד לא רואה."</w:t>
+      </w:r>
+    </w:p>
+    <w:p>
+      <w:pPr>
+        <w:bidi w:val="1"/>
+        <w:spacing w:after="120" w:line="312" w:lineRule="auto"/>
+        <w:ind w:firstLine="340"/>
+        <w:jc w:val="both"/>
+      </w:pPr>
+      <w:r>
+        <w:rPr>
+          <w:rFonts w:ascii="David" w:hAnsi="David" w:cs="David"/>
+          <w:b w:val="0"/>
+          <w:sz w:val="26"/>
+          <w:rtl w:val="1"/>
+        </w:rPr>
+        <w:t>"אני רואה," אמרה רבקה.</w:t>
+      </w:r>
+    </w:p>
+    <w:p>
+      <w:pPr>
+        <w:bidi w:val="1"/>
+        <w:spacing w:after="120" w:line="312" w:lineRule="auto"/>
+        <w:ind w:firstLine="340"/>
+        <w:jc w:val="both"/>
+      </w:pPr>
+      <w:r>
+        <w:rPr>
+          <w:rFonts w:ascii="David" w:hAnsi="David" w:cs="David"/>
+          <w:b w:val="0"/>
+          <w:sz w:val="26"/>
+          <w:rtl w:val="1"/>
+        </w:rPr>
+        <w:t>ר' הירש, ליד צירל, ניסה ללמוד מתוך ספר קטן וויתר אחרי הבור השלישי. מאיר לייב ישב ליד אמו, והביט מן החלון, ולא אמר דבר. ר' אלטער ישב על הדוכן ליד העגלון, כי – אמר – "יש לי ברכיים של שבעים וחמש, אבל עיניים של הדרך, ואני רוצה לראות את הכפר לפני שהכפר רואה אותי".</w:t>
+      </w:r>
+    </w:p>
+    <w:p>
+      <w:pPr>
+        <w:bidi w:val="1"/>
+        <w:spacing w:after="120" w:line="312" w:lineRule="auto"/>
+        <w:ind w:firstLine="340"/>
+        <w:jc w:val="both"/>
+      </w:pPr>
+      <w:r>
+        <w:rPr>
+          <w:rFonts w:ascii="David" w:hAnsi="David" w:cs="David"/>
+          <w:b w:val="0"/>
+          <w:sz w:val="26"/>
+          <w:rtl w:val="1"/>
+        </w:rPr>
+        <w:t>וכשהיער נפתח, והדרך ירדה אל האגם, והפונדק הופיע – בית העץ הארוך, הגג הכהה, הרפת מאחור, העשן מן הארובה – אמרה רבקה הלפרין דבר אחד:</w:t>
+      </w:r>
+    </w:p>
+    <w:p>
+      <w:pPr>
+        <w:bidi w:val="1"/>
+        <w:spacing w:after="120" w:line="312" w:lineRule="auto"/>
+        <w:ind w:firstLine="340"/>
+        <w:jc w:val="both"/>
+      </w:pPr>
+      <w:r>
+        <w:rPr>
+          <w:rFonts w:ascii="David" w:hAnsi="David" w:cs="David"/>
+          <w:b w:val="0"/>
+          <w:sz w:val="26"/>
+          <w:rtl w:val="1"/>
+        </w:rPr>
+        <w:t>"קטן."</w:t>
+      </w:r>
+    </w:p>
+    <w:p>
+      <w:pPr>
+        <w:bidi w:val="1"/>
+        <w:spacing w:after="120" w:line="312" w:lineRule="auto"/>
+        <w:ind w:firstLine="340"/>
+        <w:jc w:val="both"/>
+      </w:pPr>
+      <w:r>
+        <w:rPr>
+          <w:rFonts w:ascii="David" w:hAnsi="David" w:cs="David"/>
+          <w:b w:val="0"/>
+          <w:sz w:val="26"/>
+          <w:rtl w:val="1"/>
+        </w:rPr>
+        <w:t>"מדורי דורות," אמר ר' אלטער מן הדוכן.</w:t>
+      </w:r>
+    </w:p>
+    <w:p>
+      <w:pPr>
+        <w:bidi w:val="1"/>
+        <w:spacing w:after="120" w:line="312" w:lineRule="auto"/>
+        <w:ind w:firstLine="340"/>
+        <w:jc w:val="both"/>
+      </w:pPr>
+      <w:r>
+        <w:rPr>
+          <w:rFonts w:ascii="David" w:hAnsi="David" w:cs="David"/>
+          <w:b w:val="0"/>
+          <w:sz w:val="26"/>
+          <w:rtl w:val="1"/>
+        </w:rPr>
+        <w:t>"גם קטן זה מדורי דורות," אמרה רבקה, ותיקנה את המטפחת.</w:t>
+      </w:r>
+    </w:p>
+    <w:p>
+      <w:pPr>
+        <w:bidi w:val="1"/>
+        <w:spacing w:after="120" w:line="312" w:lineRule="auto"/>
+        <w:jc w:val="center"/>
+      </w:pPr>
+      <w:r>
+        <w:rPr>
+          <w:rFonts w:ascii="David" w:hAnsi="David" w:cs="David"/>
+          <w:b w:val="0"/>
+          <w:sz w:val="26"/>
+          <w:rtl w:val="1"/>
+        </w:rPr>
+        <w:t>* * *</w:t>
+      </w:r>
+    </w:p>
+    <w:p>
+      <w:pPr>
+        <w:bidi w:val="1"/>
+        <w:spacing w:after="120" w:line="312" w:lineRule="auto"/>
+        <w:ind w:firstLine="340"/>
+        <w:jc w:val="both"/>
+      </w:pPr>
+      <w:r>
+        <w:rPr>
+          <w:rFonts w:ascii="David" w:hAnsi="David" w:cs="David"/>
+          <w:b w:val="0"/>
+          <w:sz w:val="26"/>
+          <w:rtl w:val="1"/>
+        </w:rPr>
+        <w:t>בפונדק היו מוכנים מאז הבוקר.</w:t>
+      </w:r>
+    </w:p>
+    <w:p>
+      <w:pPr>
+        <w:bidi w:val="1"/>
+        <w:spacing w:after="120" w:line="312" w:lineRule="auto"/>
+        <w:ind w:firstLine="340"/>
+        <w:jc w:val="both"/>
+      </w:pPr>
+      <w:r>
+        <w:rPr>
+          <w:rFonts w:ascii="David" w:hAnsi="David" w:cs="David"/>
+          <w:b w:val="0"/>
+          <w:sz w:val="26"/>
+          <w:rtl w:val="1"/>
+        </w:rPr>
+        <w:t>השולחן הארוך נוקה ונמרק וכוסה במפה הלבנה של פסח. הרצפה נשטפה פעמיים. הקטנים לבשו בגדי שבת, ומוטל קיבל הוראה מפורשת, שלוש פעמים, לא לעלות על השולחן, ובפעם השלישית שאל: "וגם לא מתחת?" הסבא ר' נטע ישב בפינה שלו עם החומש, במעיל השבת, ולא אמר מן הבוקר מילה.</w:t>
+      </w:r>
+    </w:p>
+    <w:p>
+      <w:pPr>
+        <w:bidi w:val="1"/>
+        <w:spacing w:after="120" w:line="312" w:lineRule="auto"/>
+        <w:ind w:firstLine="340"/>
+        <w:jc w:val="both"/>
+      </w:pPr>
+      <w:r>
+        <w:rPr>
+          <w:rFonts w:ascii="David" w:hAnsi="David" w:cs="David"/>
+          <w:b w:val="0"/>
+          <w:sz w:val="26"/>
+          <w:rtl w:val="1"/>
+        </w:rPr>
+        <w:t>והרב ר' שמעון הגיע מן העיירה בעגלה של איכר, שעה לפני הכרכרה, עם הרבנית, ועם דף נייר ועט, כי תנאים – כותבים. והוא ישב עם אבא ליד השולחן, ושתה תה, ואמר: "זלמן דוב, אתם רועדים." ואבא אמר: "אני לא רועד. השולחן רועד." והרב אמר: "אז תחזיקו את השולחן."</w:t>
+      </w:r>
+    </w:p>
+    <w:p>
+      <w:pPr>
+        <w:bidi w:val="1"/>
+        <w:spacing w:after="120" w:line="312" w:lineRule="auto"/>
+        <w:ind w:firstLine="340"/>
+        <w:jc w:val="both"/>
+      </w:pPr>
+      <w:r>
+        <w:rPr>
+          <w:rFonts w:ascii="David" w:hAnsi="David" w:cs="David"/>
+          <w:b w:val="0"/>
+          <w:sz w:val="26"/>
+          <w:rtl w:val="1"/>
+        </w:rPr>
+        <w:t>ורחל הייתה במטבח. עם אמא. וזה היה המקום שלה, והיא לא זזה משם, כי ביום התנאים הכלה במטבח, וככה נכון, וככה גם קל.</w:t>
+      </w:r>
+    </w:p>
+    <w:p>
+      <w:pPr>
+        <w:bidi w:val="1"/>
+        <w:spacing w:after="120" w:line="312" w:lineRule="auto"/>
+        <w:ind w:firstLine="340"/>
+        <w:jc w:val="both"/>
+      </w:pPr>
+      <w:r>
+        <w:rPr>
+          <w:rFonts w:ascii="David" w:hAnsi="David" w:cs="David"/>
+          <w:b w:val="0"/>
+          <w:sz w:val="26"/>
+          <w:rtl w:val="1"/>
+        </w:rPr>
+        <w:t>"הם כאן," אמרה חיה'לה מן החלון, בלחש שהיה חזק כמו צעקה.</w:t>
+      </w:r>
+    </w:p>
+    <w:p>
+      <w:pPr>
+        <w:bidi w:val="1"/>
+        <w:spacing w:after="120" w:line="312" w:lineRule="auto"/>
+        <w:jc w:val="center"/>
+      </w:pPr>
+      <w:r>
+        <w:rPr>
+          <w:rFonts w:ascii="David" w:hAnsi="David" w:cs="David"/>
+          <w:b w:val="0"/>
+          <w:sz w:val="26"/>
+          <w:rtl w:val="1"/>
+        </w:rPr>
+        <w:t>* * *</w:t>
+      </w:r>
+    </w:p>
+    <w:p>
+      <w:pPr>
+        <w:bidi w:val="1"/>
+        <w:spacing w:after="120" w:line="312" w:lineRule="auto"/>
+        <w:ind w:firstLine="340"/>
+        <w:jc w:val="both"/>
+      </w:pPr>
+      <w:r>
+        <w:rPr>
+          <w:rFonts w:ascii="David" w:hAnsi="David" w:cs="David"/>
+          <w:b w:val="0"/>
+          <w:sz w:val="26"/>
+          <w:rtl w:val="1"/>
+        </w:rPr>
+        <w:t>מרת רבקה הלפרין נכנסה לפונדק של פרידמן כמו שנכנסים לחדר שבו אולי יש רטיבות: לאט, ועם מבט על הפינות.</w:t>
+      </w:r>
+    </w:p>
+    <w:p>
+      <w:pPr>
+        <w:bidi w:val="1"/>
+        <w:spacing w:after="120" w:line="312" w:lineRule="auto"/>
+        <w:ind w:firstLine="340"/>
+        <w:jc w:val="both"/>
+      </w:pPr>
+      <w:r>
+        <w:rPr>
+          <w:rFonts w:ascii="David" w:hAnsi="David" w:cs="David"/>
+          <w:b w:val="0"/>
+          <w:sz w:val="26"/>
+          <w:rtl w:val="1"/>
+        </w:rPr>
+        <w:t>היא ראתה את הרצפה השטופה. את המפה הלבנה. את הסמובר הנחושתי, הישן, המבריק. את ארון הספרים בפינה, ואת החלון שפונה ליער, ואת הספסלים – ספסלים, לא כיסאות. את פייגא, שיצאה מן המטבח וניגבה ידיים בסינר, ואת זלמן דוב שקם והשולחן אכן רעד. את הרב. את הילדים בשורה ליד הקיר, נקיים ומפוחדים ומרשימים בשתיקתם, ומוטל בקצה, שהביט בה בעיניים פעורות ואמר, לפני שמישהו הספיק לעצור אותו:</w:t>
+      </w:r>
+    </w:p>
+    <w:p>
+      <w:pPr>
+        <w:bidi w:val="1"/>
+        <w:spacing w:after="120" w:line="312" w:lineRule="auto"/>
+        <w:ind w:firstLine="340"/>
+        <w:jc w:val="both"/>
+      </w:pPr>
+      <w:r>
+        <w:rPr>
+          <w:rFonts w:ascii="David" w:hAnsi="David" w:cs="David"/>
+          <w:b w:val="0"/>
+          <w:sz w:val="26"/>
+          <w:rtl w:val="1"/>
+        </w:rPr>
+        <w:t>"את הסבתא של הילדה?"</w:t>
+      </w:r>
+    </w:p>
+    <w:p>
+      <w:pPr>
+        <w:bidi w:val="1"/>
+        <w:spacing w:after="120" w:line="312" w:lineRule="auto"/>
+        <w:ind w:firstLine="340"/>
+        <w:jc w:val="both"/>
+      </w:pPr>
+      <w:r>
+        <w:rPr>
+          <w:rFonts w:ascii="David" w:hAnsi="David" w:cs="David"/>
+          <w:b w:val="0"/>
+          <w:sz w:val="26"/>
+          <w:rtl w:val="1"/>
+        </w:rPr>
+        <w:t>השתיקה הייתה מוחלטת.</w:t>
+      </w:r>
+    </w:p>
+    <w:p>
+      <w:pPr>
+        <w:bidi w:val="1"/>
+        <w:spacing w:after="120" w:line="312" w:lineRule="auto"/>
+        <w:ind w:firstLine="340"/>
+        <w:jc w:val="both"/>
+      </w:pPr>
+      <w:r>
+        <w:rPr>
+          <w:rFonts w:ascii="David" w:hAnsi="David" w:cs="David"/>
+          <w:b w:val="0"/>
+          <w:sz w:val="26"/>
+          <w:rtl w:val="1"/>
+        </w:rPr>
+        <w:t>מרת רבקה הלפרין הביטה בילד בן הארבע.</w:t>
+      </w:r>
+    </w:p>
+    <w:p>
+      <w:pPr>
+        <w:bidi w:val="1"/>
+        <w:spacing w:after="120" w:line="312" w:lineRule="auto"/>
+        <w:ind w:firstLine="340"/>
+        <w:jc w:val="both"/>
+      </w:pPr>
+      <w:r>
+        <w:rPr>
+          <w:rFonts w:ascii="David" w:hAnsi="David" w:cs="David"/>
+          <w:b w:val="0"/>
+          <w:sz w:val="26"/>
+          <w:rtl w:val="1"/>
+        </w:rPr>
+        <w:t>"כן," אמרה.</w:t>
+      </w:r>
+    </w:p>
+    <w:p>
+      <w:pPr>
+        <w:bidi w:val="1"/>
+        <w:spacing w:after="120" w:line="312" w:lineRule="auto"/>
+        <w:ind w:firstLine="340"/>
+        <w:jc w:val="both"/>
+      </w:pPr>
+      <w:r>
+        <w:rPr>
+          <w:rFonts w:ascii="David" w:hAnsi="David" w:cs="David"/>
+          <w:b w:val="0"/>
+          <w:sz w:val="26"/>
+          <w:rtl w:val="1"/>
+        </w:rPr>
+        <w:t>"אז את גם תהיי הסבתא של רחל?"</w:t>
+      </w:r>
+    </w:p>
+    <w:p>
+      <w:pPr>
+        <w:bidi w:val="1"/>
+        <w:spacing w:after="120" w:line="312" w:lineRule="auto"/>
+        <w:ind w:firstLine="340"/>
+        <w:jc w:val="both"/>
+      </w:pPr>
+      <w:r>
+        <w:rPr>
+          <w:rFonts w:ascii="David" w:hAnsi="David" w:cs="David"/>
+          <w:b w:val="0"/>
+          <w:sz w:val="26"/>
+          <w:rtl w:val="1"/>
+        </w:rPr>
+        <w:t>פייגא סגרה עיניים. זלמן דוב פתח את פיו. הרב הרים גבה. ומאיר לייב, שעמד מאחורי אמו בפתח, הביט ברצפה.</w:t>
+      </w:r>
+    </w:p>
+    <w:p>
+      <w:pPr>
+        <w:bidi w:val="1"/>
+        <w:spacing w:after="120" w:line="312" w:lineRule="auto"/>
+        <w:ind w:firstLine="340"/>
+        <w:jc w:val="both"/>
+      </w:pPr>
+      <w:r>
+        <w:rPr>
+          <w:rFonts w:ascii="David" w:hAnsi="David" w:cs="David"/>
+          <w:b w:val="0"/>
+          <w:sz w:val="26"/>
+          <w:rtl w:val="1"/>
+        </w:rPr>
+        <w:t>"לא," אמרה רבקה הלפרין. "אני אהיה החמות של רחל. זה משהו אחר."</w:t>
+      </w:r>
+    </w:p>
+    <w:p>
+      <w:pPr>
+        <w:bidi w:val="1"/>
+        <w:spacing w:after="120" w:line="312" w:lineRule="auto"/>
+        <w:ind w:firstLine="340"/>
+        <w:jc w:val="both"/>
+      </w:pPr>
+      <w:r>
+        <w:rPr>
+          <w:rFonts w:ascii="David" w:hAnsi="David" w:cs="David"/>
+          <w:b w:val="0"/>
+          <w:sz w:val="26"/>
+          <w:rtl w:val="1"/>
+        </w:rPr>
+        <w:t>"מה זה חמות?"</w:t>
+      </w:r>
+    </w:p>
+    <w:p>
+      <w:pPr>
+        <w:bidi w:val="1"/>
+        <w:spacing w:after="120" w:line="312" w:lineRule="auto"/>
+        <w:ind w:firstLine="340"/>
+        <w:jc w:val="both"/>
+      </w:pPr>
+      <w:r>
+        <w:rPr>
+          <w:rFonts w:ascii="David" w:hAnsi="David" w:cs="David"/>
+          <w:b w:val="0"/>
+          <w:sz w:val="26"/>
+          <w:rtl w:val="1"/>
+        </w:rPr>
+        <w:t>"זה," אמרה רבקה, אחרי רגע, "מה שיהיה. עוד לא יודעים."</w:t>
+      </w:r>
+    </w:p>
+    <w:p>
+      <w:pPr>
+        <w:bidi w:val="1"/>
+        <w:spacing w:after="120" w:line="312" w:lineRule="auto"/>
+        <w:ind w:firstLine="340"/>
+        <w:jc w:val="both"/>
+      </w:pPr>
+      <w:r>
+        <w:rPr>
+          <w:rFonts w:ascii="David" w:hAnsi="David" w:cs="David"/>
+          <w:b w:val="0"/>
+          <w:sz w:val="26"/>
+          <w:rtl w:val="1"/>
+        </w:rPr>
+        <w:t>והיא התיישבה על הספסל, בראש השולחן, במקום שהיה של אבא ואבא פינה לה בלי שאיש ביקש, והניחה את התיק, ואמרה: "תה. בבקשה."</w:t>
+      </w:r>
+    </w:p>
+    <w:p>
+      <w:pPr>
+        <w:bidi w:val="1"/>
+        <w:spacing w:after="120" w:line="312" w:lineRule="auto"/>
+        <w:jc w:val="center"/>
+      </w:pPr>
+      <w:r>
+        <w:rPr>
+          <w:rFonts w:ascii="David" w:hAnsi="David" w:cs="David"/>
+          <w:b w:val="0"/>
+          <w:sz w:val="26"/>
+          <w:rtl w:val="1"/>
+        </w:rPr>
+        <w:t>* * *</w:t>
+      </w:r>
+    </w:p>
+    <w:p>
+      <w:pPr>
+        <w:bidi w:val="1"/>
+        <w:spacing w:after="120" w:line="312" w:lineRule="auto"/>
+        <w:ind w:firstLine="340"/>
+        <w:jc w:val="both"/>
+      </w:pPr>
+      <w:r>
+        <w:rPr>
+          <w:rFonts w:ascii="David" w:hAnsi="David" w:cs="David"/>
+          <w:b w:val="0"/>
+          <w:sz w:val="26"/>
+          <w:rtl w:val="1"/>
+        </w:rPr>
+        <w:t>התנאים נכתבו.</w:t>
+      </w:r>
+    </w:p>
+    <w:p>
+      <w:pPr>
+        <w:bidi w:val="1"/>
+        <w:spacing w:after="120" w:line="312" w:lineRule="auto"/>
+        <w:ind w:firstLine="340"/>
+        <w:jc w:val="both"/>
+      </w:pPr>
+      <w:r>
+        <w:rPr>
+          <w:rFonts w:ascii="David" w:hAnsi="David" w:cs="David"/>
+          <w:b w:val="0"/>
+          <w:sz w:val="26"/>
+          <w:rtl w:val="1"/>
+        </w:rPr>
+        <w:t>הרב כתב, ואבא ומאיר לייב חתמו, ור' הירש ור' אייזיק הסנדלר היו עדים, ור' אלטער עמד ליד הדלת ואמר "אמן" בכל פעם שמישהו אמר "מזל טוב". דיברו על התאריך – רבקה אמרה "אחרי חנוכה" ואבא אמר "מה שנוח לכם" ופייגא אמרה "בשעה טובה" והרב אמר "כ"ט בכסלו, יום רביעי, זה יום טוב לחתונות" וזה נסגר. דיברו על המקום – רבקה אמרה "בקובנה, כמובן, יש אולם, יש מקום, אתם לא צריכים לדאוג לכלום", ופייגא אמרה, בשקט, "אנחנו נביא מה שיש", ורבקה אמרה "לא צריך", ופייגא אמרה "צריך", ושתי הנשים הביטו זו בזו לרגע, ואז רבקה אמרה "בסדר", ורחל, במטבח, שמעה את המילה הזאת וידעה שהיא לא הייתה קלה.</w:t>
+      </w:r>
+    </w:p>
+    <w:p>
+      <w:pPr>
+        <w:bidi w:val="1"/>
+        <w:spacing w:after="120" w:line="312" w:lineRule="auto"/>
+        <w:ind w:firstLine="340"/>
+        <w:jc w:val="both"/>
+      </w:pPr>
+      <w:r>
+        <w:rPr>
+          <w:rFonts w:ascii="David" w:hAnsi="David" w:cs="David"/>
+          <w:b w:val="0"/>
+          <w:sz w:val="26"/>
+          <w:rtl w:val="1"/>
+        </w:rPr>
+        <w:t>ואז – הצלחת.</w:t>
+      </w:r>
+    </w:p>
+    <w:p>
+      <w:pPr>
+        <w:bidi w:val="1"/>
+        <w:spacing w:after="120" w:line="312" w:lineRule="auto"/>
+        <w:ind w:firstLine="340"/>
+        <w:jc w:val="both"/>
+      </w:pPr>
+      <w:r>
+        <w:rPr>
+          <w:rFonts w:ascii="David" w:hAnsi="David" w:cs="David"/>
+          <w:b w:val="0"/>
+          <w:sz w:val="26"/>
+          <w:rtl w:val="1"/>
+        </w:rPr>
+        <w:t>פייגא הביאה אותה מן המטבח. צלחת חרס, לבנה, עם פס כחול, ועם סדק. סדק ארוך, מן השפה עד המרכז.</w:t>
+      </w:r>
+    </w:p>
+    <w:p>
+      <w:pPr>
+        <w:bidi w:val="1"/>
+        <w:spacing w:after="120" w:line="312" w:lineRule="auto"/>
+        <w:ind w:firstLine="340"/>
+        <w:jc w:val="both"/>
+      </w:pPr>
+      <w:r>
+        <w:rPr>
+          <w:rFonts w:ascii="David" w:hAnsi="David" w:cs="David"/>
+          <w:b w:val="0"/>
+          <w:sz w:val="26"/>
+          <w:rtl w:val="1"/>
+        </w:rPr>
+        <w:t>רבקה ראתה את הסדק. כולם ראו שהיא ראתה.</w:t>
+      </w:r>
+    </w:p>
+    <w:p>
+      <w:pPr>
+        <w:bidi w:val="1"/>
+        <w:spacing w:after="120" w:line="312" w:lineRule="auto"/>
+        <w:ind w:firstLine="340"/>
+        <w:jc w:val="both"/>
+      </w:pPr>
+      <w:r>
+        <w:rPr>
+          <w:rFonts w:ascii="David" w:hAnsi="David" w:cs="David"/>
+          <w:b w:val="0"/>
+          <w:sz w:val="26"/>
+          <w:rtl w:val="1"/>
+        </w:rPr>
+        <w:t>"זו הצלחת?" שאלה.</w:t>
+      </w:r>
+    </w:p>
+    <w:p>
+      <w:pPr>
+        <w:bidi w:val="1"/>
+        <w:spacing w:after="120" w:line="312" w:lineRule="auto"/>
+        <w:ind w:firstLine="340"/>
+        <w:jc w:val="both"/>
+      </w:pPr>
+      <w:r>
+        <w:rPr>
+          <w:rFonts w:ascii="David" w:hAnsi="David" w:cs="David"/>
+          <w:b w:val="0"/>
+          <w:sz w:val="26"/>
+          <w:rtl w:val="1"/>
+        </w:rPr>
+        <w:t>"זו הצלחת," אמרה פייגא.</w:t>
+      </w:r>
+    </w:p>
+    <w:p>
+      <w:pPr>
+        <w:bidi w:val="1"/>
+        <w:spacing w:after="120" w:line="312" w:lineRule="auto"/>
+        <w:ind w:firstLine="340"/>
+        <w:jc w:val="both"/>
+      </w:pPr>
+      <w:r>
+        <w:rPr>
+          <w:rFonts w:ascii="David" w:hAnsi="David" w:cs="David"/>
+          <w:b w:val="0"/>
+          <w:sz w:val="26"/>
+          <w:rtl w:val="1"/>
+        </w:rPr>
+        <w:t>"יש לכם... אחרת?"</w:t>
+      </w:r>
+    </w:p>
+    <w:p>
+      <w:pPr>
+        <w:bidi w:val="1"/>
+        <w:spacing w:after="120" w:line="312" w:lineRule="auto"/>
+        <w:ind w:firstLine="340"/>
+        <w:jc w:val="both"/>
+      </w:pPr>
+      <w:r>
+        <w:rPr>
+          <w:rFonts w:ascii="David" w:hAnsi="David" w:cs="David"/>
+          <w:b w:val="0"/>
+          <w:sz w:val="26"/>
+          <w:rtl w:val="1"/>
+        </w:rPr>
+        <w:t>"יש. אבל צלחת של תנאים שוברים. אז שוברים את זו שכבר התחילה." פייגא הניחה אותה על השולחן. "בבית הזה, מרת הלפרין, לא שוברים דבר שלם. גם לא לשמחה."</w:t>
+      </w:r>
+    </w:p>
+    <w:p>
+      <w:pPr>
+        <w:bidi w:val="1"/>
+        <w:spacing w:after="120" w:line="312" w:lineRule="auto"/>
+        <w:ind w:firstLine="340"/>
+        <w:jc w:val="both"/>
+      </w:pPr>
+      <w:r>
+        <w:rPr>
+          <w:rFonts w:ascii="David" w:hAnsi="David" w:cs="David"/>
+          <w:b w:val="0"/>
+          <w:sz w:val="26"/>
+          <w:rtl w:val="1"/>
+        </w:rPr>
+        <w:t>רבקה הלפרין הביטה בצלחת הסדוקה. ואז בפייגא. ואז לקחה את הצלחת בשתי ידיה – היא, לא פייגא – ואמרה: "בשעה טובה," והפילה אותה על הרצפה, והצלחת נשברה לשלושה חלקים ישרים, לאורך הסדק, כאילו ידעה מזמן איך.</w:t>
+      </w:r>
+    </w:p>
+    <w:p>
+      <w:pPr>
+        <w:bidi w:val="1"/>
+        <w:spacing w:after="120" w:line="312" w:lineRule="auto"/>
+        <w:ind w:firstLine="340"/>
+        <w:jc w:val="both"/>
+      </w:pPr>
+      <w:r>
+        <w:rPr>
+          <w:rFonts w:ascii="David" w:hAnsi="David" w:cs="David"/>
+          <w:b w:val="0"/>
+          <w:sz w:val="26"/>
+          <w:rtl w:val="1"/>
+        </w:rPr>
+        <w:t>"מזל טוב!" אמר ר' אלטער ליד הדלת.</w:t>
+      </w:r>
+    </w:p>
+    <w:p>
+      <w:pPr>
+        <w:bidi w:val="1"/>
+        <w:spacing w:after="120" w:line="312" w:lineRule="auto"/>
+        <w:ind w:firstLine="340"/>
+        <w:jc w:val="both"/>
+      </w:pPr>
+      <w:r>
+        <w:rPr>
+          <w:rFonts w:ascii="David" w:hAnsi="David" w:cs="David"/>
+          <w:b w:val="0"/>
+          <w:sz w:val="26"/>
+          <w:rtl w:val="1"/>
+        </w:rPr>
+        <w:t>"מזל טוב," אמרו כולם.</w:t>
+      </w:r>
+    </w:p>
+    <w:p>
+      <w:pPr>
+        <w:bidi w:val="1"/>
+        <w:spacing w:after="120" w:line="312" w:lineRule="auto"/>
+        <w:ind w:firstLine="340"/>
+        <w:jc w:val="both"/>
+      </w:pPr>
+      <w:r>
+        <w:rPr>
+          <w:rFonts w:ascii="David" w:hAnsi="David" w:cs="David"/>
+          <w:b w:val="0"/>
+          <w:sz w:val="26"/>
+          <w:rtl w:val="1"/>
+        </w:rPr>
+        <w:t>ופייגא ורבקה עמדו זו מול זו, מעל השברים, ולא חייכו, ולא רבו, ורק הביטו. ורחל, מן המטבח, חשבה: אלה שתי נשים שעוד לא יודעות אם הן אויבות. אבל שתיהן כבר יודעות שאף אחת לא תיסוג.</w:t>
+      </w:r>
+    </w:p>
+    <w:p>
+      <w:pPr>
+        <w:bidi w:val="1"/>
+        <w:spacing w:after="120" w:line="312" w:lineRule="auto"/>
+        <w:jc w:val="center"/>
+      </w:pPr>
+      <w:r>
+        <w:rPr>
+          <w:rFonts w:ascii="David" w:hAnsi="David" w:cs="David"/>
+          <w:b w:val="0"/>
+          <w:sz w:val="26"/>
+          <w:rtl w:val="1"/>
+        </w:rPr>
+        <w:t>* * *</w:t>
+      </w:r>
+    </w:p>
+    <w:p>
+      <w:pPr>
+        <w:bidi w:val="1"/>
+        <w:spacing w:after="120" w:line="312" w:lineRule="auto"/>
+        <w:ind w:firstLine="340"/>
+        <w:jc w:val="both"/>
+      </w:pPr>
+      <w:r>
+        <w:rPr>
+          <w:rFonts w:ascii="David" w:hAnsi="David" w:cs="David"/>
+          <w:b w:val="0"/>
+          <w:sz w:val="26"/>
+          <w:rtl w:val="1"/>
+        </w:rPr>
+        <w:t>הסבא ר' נטע יצא מן הפינה שלו רק אחרי הצלחת.</w:t>
+      </w:r>
+    </w:p>
+    <w:p>
+      <w:pPr>
+        <w:bidi w:val="1"/>
+        <w:spacing w:after="120" w:line="312" w:lineRule="auto"/>
+        <w:ind w:firstLine="340"/>
+        <w:jc w:val="both"/>
+      </w:pPr>
+      <w:r>
+        <w:rPr>
+          <w:rFonts w:ascii="David" w:hAnsi="David" w:cs="David"/>
+          <w:b w:val="0"/>
+          <w:sz w:val="26"/>
+          <w:rtl w:val="1"/>
+        </w:rPr>
+        <w:t>הוא קם, לאט, בגלל הברכיים, והלך אל השולחן, ואמר לאבא "מזל טוב, זלמן דוב", ולמאיר לייב "מזל טוב", והושיט יד. ומאיר לייב לחץ אותה ואמר "מזל טוב, ר' נטע", כי ר' אלטער אמר לו את השם בדרך.</w:t>
+      </w:r>
+    </w:p>
+    <w:p>
+      <w:pPr>
+        <w:bidi w:val="1"/>
+        <w:spacing w:after="120" w:line="312" w:lineRule="auto"/>
+        <w:ind w:firstLine="340"/>
+        <w:jc w:val="both"/>
+      </w:pPr>
+      <w:r>
+        <w:rPr>
+          <w:rFonts w:ascii="David" w:hAnsi="David" w:cs="David"/>
+          <w:b w:val="0"/>
+          <w:sz w:val="26"/>
+          <w:rtl w:val="1"/>
+        </w:rPr>
+        <w:t>ואז הסבא פנה אל האישה בראש השולחן, והרכין ראש, ואמר: "מזל טוב, מרת הלפרין."</w:t>
+      </w:r>
+    </w:p>
+    <w:p>
+      <w:pPr>
+        <w:bidi w:val="1"/>
+        <w:spacing w:after="120" w:line="312" w:lineRule="auto"/>
+        <w:ind w:firstLine="340"/>
+        <w:jc w:val="both"/>
+      </w:pPr>
+      <w:r>
+        <w:rPr>
+          <w:rFonts w:ascii="David" w:hAnsi="David" w:cs="David"/>
+          <w:b w:val="0"/>
+          <w:sz w:val="26"/>
+          <w:rtl w:val="1"/>
+        </w:rPr>
+        <w:t>ורבקה הלפרין הביטה בו.</w:t>
+      </w:r>
+    </w:p>
+    <w:p>
+      <w:pPr>
+        <w:bidi w:val="1"/>
+        <w:spacing w:after="120" w:line="312" w:lineRule="auto"/>
+        <w:ind w:firstLine="340"/>
+        <w:jc w:val="both"/>
+      </w:pPr>
+      <w:r>
+        <w:rPr>
+          <w:rFonts w:ascii="David" w:hAnsi="David" w:cs="David"/>
+          <w:b w:val="0"/>
+          <w:sz w:val="26"/>
+          <w:rtl w:val="1"/>
+        </w:rPr>
+        <w:t>רחל ראתה את זה מן המטבח. היא ראתה את הרגע. האישה מקובנה הביטה בזקן מן הכפר, ומשהו בפניה – פנים של גנרל, של אישה שלא נשענת אחורה בכרכרה – עצר. כמו שעון שעצר. שנייה. שתיים.</w:t>
+      </w:r>
+    </w:p>
+    <w:p>
+      <w:pPr>
+        <w:bidi w:val="1"/>
+        <w:spacing w:after="120" w:line="312" w:lineRule="auto"/>
+        <w:ind w:firstLine="340"/>
+        <w:jc w:val="both"/>
+      </w:pPr>
+      <w:r>
+        <w:rPr>
+          <w:rFonts w:ascii="David" w:hAnsi="David" w:cs="David"/>
+          <w:b w:val="0"/>
+          <w:sz w:val="26"/>
+          <w:rtl w:val="1"/>
+        </w:rPr>
+        <w:t>"מזל טוב," אמרה. ואחר כך: "ר' נטע – מאיפה אתם?"</w:t>
+      </w:r>
+    </w:p>
+    <w:p>
+      <w:pPr>
+        <w:bidi w:val="1"/>
+        <w:spacing w:after="120" w:line="312" w:lineRule="auto"/>
+        <w:ind w:firstLine="340"/>
+        <w:jc w:val="both"/>
+      </w:pPr>
+      <w:r>
+        <w:rPr>
+          <w:rFonts w:ascii="David" w:hAnsi="David" w:cs="David"/>
+          <w:b w:val="0"/>
+          <w:sz w:val="26"/>
+          <w:rtl w:val="1"/>
+        </w:rPr>
+        <w:t>"מכאן," אמר הסבא.</w:t>
+      </w:r>
+    </w:p>
+    <w:p>
+      <w:pPr>
+        <w:bidi w:val="1"/>
+        <w:spacing w:after="120" w:line="312" w:lineRule="auto"/>
+        <w:ind w:firstLine="340"/>
+        <w:jc w:val="both"/>
+      </w:pPr>
+      <w:r>
+        <w:rPr>
+          <w:rFonts w:ascii="David" w:hAnsi="David" w:cs="David"/>
+          <w:b w:val="0"/>
+          <w:sz w:val="26"/>
+          <w:rtl w:val="1"/>
+        </w:rPr>
+        <w:t>"לפני כאן."</w:t>
+      </w:r>
+    </w:p>
+    <w:p>
+      <w:pPr>
+        <w:bidi w:val="1"/>
+        <w:spacing w:after="120" w:line="312" w:lineRule="auto"/>
+        <w:ind w:firstLine="340"/>
+        <w:jc w:val="both"/>
+      </w:pPr>
+      <w:r>
+        <w:rPr>
+          <w:rFonts w:ascii="David" w:hAnsi="David" w:cs="David"/>
+          <w:b w:val="0"/>
+          <w:sz w:val="26"/>
+          <w:rtl w:val="1"/>
+        </w:rPr>
+        <w:t>הסבא לא הביט בה. הוא הביט בשברי הצלחת על הרצפה. "מרחוק," אמר. "היה. מזמן. אין כבר."</w:t>
+      </w:r>
+    </w:p>
+    <w:p>
+      <w:pPr>
+        <w:bidi w:val="1"/>
+        <w:spacing w:after="120" w:line="312" w:lineRule="auto"/>
+        <w:ind w:firstLine="340"/>
+        <w:jc w:val="both"/>
+      </w:pPr>
+      <w:r>
+        <w:rPr>
+          <w:rFonts w:ascii="David" w:hAnsi="David" w:cs="David"/>
+          <w:b w:val="0"/>
+          <w:sz w:val="26"/>
+          <w:rtl w:val="1"/>
+        </w:rPr>
+        <w:t>ורבקה הלפרין פתחה את פיה לשאול עוד, ורחל ראתה שהיא רוצה, ואז – אולי בגלל שהרב התחיל לדבר, אולי בגלל שצירל אמרה "אמא, התה", אולי בגלל שהיא עצמה לא ידעה מה היא רוצה לשאול – סגרה אותו.</w:t>
+      </w:r>
+    </w:p>
+    <w:p>
+      <w:pPr>
+        <w:bidi w:val="1"/>
+        <w:spacing w:after="120" w:line="312" w:lineRule="auto"/>
+        <w:ind w:firstLine="340"/>
+        <w:jc w:val="both"/>
+      </w:pPr>
+      <w:r>
+        <w:rPr>
+          <w:rFonts w:ascii="David" w:hAnsi="David" w:cs="David"/>
+          <w:b w:val="0"/>
+          <w:sz w:val="26"/>
+          <w:rtl w:val="1"/>
+        </w:rPr>
+        <w:t>והסבא חזר לפינה שלו. ושם, מאחורי החומש, רחל ראתה, ידיו רעדו. ולא כמו של זקן.</w:t>
+      </w:r>
+    </w:p>
+    <w:p>
+      <w:pPr>
+        <w:bidi w:val="1"/>
+        <w:spacing w:after="120" w:line="312" w:lineRule="auto"/>
+        <w:jc w:val="center"/>
+      </w:pPr>
+      <w:r>
+        <w:rPr>
+          <w:rFonts w:ascii="David" w:hAnsi="David" w:cs="David"/>
+          <w:b w:val="0"/>
+          <w:sz w:val="26"/>
+          <w:rtl w:val="1"/>
+        </w:rPr>
+        <w:t>* * *</w:t>
+      </w:r>
+    </w:p>
+    <w:p>
+      <w:pPr>
+        <w:bidi w:val="1"/>
+        <w:spacing w:after="120" w:line="312" w:lineRule="auto"/>
+        <w:ind w:firstLine="340"/>
+        <w:jc w:val="both"/>
+      </w:pPr>
+      <w:r>
+        <w:rPr>
+          <w:rFonts w:ascii="David" w:hAnsi="David" w:cs="David"/>
+          <w:b w:val="0"/>
+          <w:sz w:val="26"/>
+          <w:rtl w:val="1"/>
+        </w:rPr>
+        <w:t>הם יצאו לחצר לפני שהחשיך, כי רבקה רצתה "אוויר", ומאיר לייב הלך עם ר' הירש לראות את הרפת, כי ר' הירש לא ראה פרה מקרוב מעולם ורצה לדעת אם היא באמת כל כך גדולה, וצירל ופייגא עמדו ליד הגדר ודיברו על חלות, כי על חלות תמיד אפשר.</w:t>
+      </w:r>
+    </w:p>
+    <w:p>
+      <w:pPr>
+        <w:bidi w:val="1"/>
+        <w:spacing w:after="120" w:line="312" w:lineRule="auto"/>
+        <w:ind w:firstLine="340"/>
+        <w:jc w:val="both"/>
+      </w:pPr>
+      <w:r>
+        <w:rPr>
+          <w:rFonts w:ascii="David" w:hAnsi="David" w:cs="David"/>
+          <w:b w:val="0"/>
+          <w:sz w:val="26"/>
+          <w:rtl w:val="1"/>
+        </w:rPr>
+        <w:t>ואז, על הדרך, מכיוון הגבעה, באה כרכרה.</w:t>
+      </w:r>
+    </w:p>
+    <w:p>
+      <w:pPr>
+        <w:bidi w:val="1"/>
+        <w:spacing w:after="120" w:line="312" w:lineRule="auto"/>
+        <w:ind w:firstLine="340"/>
+        <w:jc w:val="both"/>
+      </w:pPr>
+      <w:r>
+        <w:rPr>
+          <w:rFonts w:ascii="David" w:hAnsi="David" w:cs="David"/>
+          <w:b w:val="0"/>
+          <w:sz w:val="26"/>
+          <w:rtl w:val="1"/>
+        </w:rPr>
+        <w:t>לא שכורה. כרכרה של אחוזה: שחורה, מבריקה, עם סמל על הדלת, עם שני סוסים כהים ועגלון במעיל של האחוזה. היא ירדה מן הגבעה לאט, ועברה ליד הפונדק, והאטה.</w:t>
+      </w:r>
+    </w:p>
+    <w:p>
+      <w:pPr>
+        <w:bidi w:val="1"/>
+        <w:spacing w:after="120" w:line="312" w:lineRule="auto"/>
+        <w:ind w:firstLine="340"/>
+        <w:jc w:val="both"/>
+      </w:pPr>
+      <w:r>
+        <w:rPr>
+          <w:rFonts w:ascii="David" w:hAnsi="David" w:cs="David"/>
+          <w:b w:val="0"/>
+          <w:sz w:val="26"/>
+          <w:rtl w:val="1"/>
+        </w:rPr>
+        <w:t>בחלון הכרכרה נראו שני אנשים. האחד – צעיר, חיוור, עם שפם דק ועם עיניים של אדם שלא ישן: הפריץ פון ראדוויל. רחל ראתה אותו פעמיים בחייה, מרחוק. והשני –</w:t>
+      </w:r>
+    </w:p>
+    <w:p>
+      <w:pPr>
+        <w:bidi w:val="1"/>
+        <w:spacing w:after="120" w:line="312" w:lineRule="auto"/>
+        <w:ind w:firstLine="340"/>
+        <w:jc w:val="both"/>
+      </w:pPr>
+      <w:r>
+        <w:rPr>
+          <w:rFonts w:ascii="David" w:hAnsi="David" w:cs="David"/>
+          <w:b w:val="0"/>
+          <w:sz w:val="26"/>
+          <w:rtl w:val="1"/>
+        </w:rPr>
+        <w:t>מעיל שחור. זקנקן מטופח. כובע גבוה.</w:t>
+      </w:r>
+    </w:p>
+    <w:p>
+      <w:pPr>
+        <w:bidi w:val="1"/>
+        <w:spacing w:after="120" w:line="312" w:lineRule="auto"/>
+        <w:ind w:firstLine="340"/>
+        <w:jc w:val="both"/>
+      </w:pPr>
+      <w:r>
+        <w:rPr>
+          <w:rFonts w:ascii="David" w:hAnsi="David" w:cs="David"/>
+          <w:b w:val="0"/>
+          <w:sz w:val="26"/>
+          <w:rtl w:val="1"/>
+        </w:rPr>
+        <w:t>הכובע הגבוה הורם. לא אליה, לא אל הפונדק. אל האיש שעמד ליד הרפת, עם ר' הירש.</w:t>
+      </w:r>
+    </w:p>
+    <w:p>
+      <w:pPr>
+        <w:bidi w:val="1"/>
+        <w:spacing w:after="120" w:line="312" w:lineRule="auto"/>
+        <w:ind w:firstLine="340"/>
+        <w:jc w:val="both"/>
+      </w:pPr>
+      <w:r>
+        <w:rPr>
+          <w:rFonts w:ascii="David" w:hAnsi="David" w:cs="David"/>
+          <w:b w:val="0"/>
+          <w:sz w:val="26"/>
+          <w:rtl w:val="1"/>
+        </w:rPr>
+        <w:t>ומאיר לייב הלפרין – רחל ראתה – הרים את ידו. תנועה קטנה. של אדם שמכיר.</w:t>
+      </w:r>
+    </w:p>
+    <w:p>
+      <w:pPr>
+        <w:bidi w:val="1"/>
+        <w:spacing w:after="120" w:line="312" w:lineRule="auto"/>
+        <w:ind w:firstLine="340"/>
+        <w:jc w:val="both"/>
+      </w:pPr>
+      <w:r>
+        <w:rPr>
+          <w:rFonts w:ascii="David" w:hAnsi="David" w:cs="David"/>
+          <w:b w:val="0"/>
+          <w:sz w:val="26"/>
+          <w:rtl w:val="1"/>
+        </w:rPr>
+        <w:t>הכרכרה המשיכה. הדרך התרוקנה. וצירל אמרה משהו על שמרים, ופייגא ענתה.</w:t>
+      </w:r>
+    </w:p>
+    <w:p>
+      <w:pPr>
+        <w:bidi w:val="1"/>
+        <w:spacing w:after="120" w:line="312" w:lineRule="auto"/>
+        <w:ind w:firstLine="340"/>
+        <w:jc w:val="both"/>
+      </w:pPr>
+      <w:r>
+        <w:rPr>
+          <w:rFonts w:ascii="David" w:hAnsi="David" w:cs="David"/>
+          <w:b w:val="0"/>
+          <w:sz w:val="26"/>
+          <w:rtl w:val="1"/>
+        </w:rPr>
+        <w:t>ורחל עמדה בפתח המטבח, ולא זזה.</w:t>
+      </w:r>
+    </w:p>
+    <w:p>
+      <w:pPr>
+        <w:bidi w:val="1"/>
+        <w:spacing w:after="120" w:line="312" w:lineRule="auto"/>
+        <w:ind w:firstLine="340"/>
+        <w:jc w:val="both"/>
+      </w:pPr>
+      <w:r>
+        <w:rPr>
+          <w:rFonts w:ascii="David" w:hAnsi="David" w:cs="David"/>
+          <w:b w:val="0"/>
+          <w:sz w:val="26"/>
+          <w:rtl w:val="1"/>
+        </w:rPr>
+        <w:t>הוא מכיר אותו. האיש עם הדיו על האצבע. האיש ש"עד פסח שלהם". והוא – החתן – הרים לו יד.</w:t>
+      </w:r>
+    </w:p>
+    <w:p>
+      <w:pPr>
+        <w:bidi w:val="1"/>
+        <w:spacing w:after="120" w:line="312" w:lineRule="auto"/>
+        <w:ind w:firstLine="340"/>
+        <w:jc w:val="both"/>
+      </w:pPr>
+      <w:r>
+        <w:rPr>
+          <w:rFonts w:ascii="David" w:hAnsi="David" w:cs="David"/>
+          <w:b w:val="0"/>
+          <w:sz w:val="26"/>
+          <w:rtl w:val="1"/>
+        </w:rPr>
+        <w:t>"מי זה?" שאל ר' הירש, ליד הרפת. "בכרכרה. הוא בירך אותך."</w:t>
+      </w:r>
+    </w:p>
+    <w:p>
+      <w:pPr>
+        <w:bidi w:val="1"/>
+        <w:spacing w:after="120" w:line="312" w:lineRule="auto"/>
+        <w:ind w:firstLine="340"/>
+        <w:jc w:val="both"/>
+      </w:pPr>
+      <w:r>
+        <w:rPr>
+          <w:rFonts w:ascii="David" w:hAnsi="David" w:cs="David"/>
+          <w:b w:val="0"/>
+          <w:sz w:val="26"/>
+          <w:rtl w:val="1"/>
+        </w:rPr>
+        <w:t>"גוטמן," אמר מאיר לייב. "הסוחר מממל. זה שהציע לי את העסק עם ההולנדים. הוא מתווך במכירה של האחוזה הזאת." הוא הביט אחרי הכרכרה, ומצחו התקמט. "לא ידעתי שהוא כאן. אבל מה הפלא – זו האחוזה של ראדוויל. הוא הראה לי אותה על המפה."</w:t>
+      </w:r>
+    </w:p>
+    <w:p>
+      <w:pPr>
+        <w:bidi w:val="1"/>
+        <w:spacing w:after="120" w:line="312" w:lineRule="auto"/>
+        <w:ind w:firstLine="340"/>
+        <w:jc w:val="both"/>
+      </w:pPr>
+      <w:r>
+        <w:rPr>
+          <w:rFonts w:ascii="David" w:hAnsi="David" w:cs="David"/>
+          <w:b w:val="0"/>
+          <w:sz w:val="26"/>
+          <w:rtl w:val="1"/>
+        </w:rPr>
+        <w:t>"אז המחותנים שלך," אמר ר' הירש בפליאה, "גרים על האדמה שהוא מוכר."</w:t>
+      </w:r>
+    </w:p>
+    <w:p>
+      <w:pPr>
+        <w:bidi w:val="1"/>
+        <w:spacing w:after="120" w:line="312" w:lineRule="auto"/>
+        <w:ind w:firstLine="340"/>
+        <w:jc w:val="both"/>
+      </w:pPr>
+      <w:r>
+        <w:rPr>
+          <w:rFonts w:ascii="David" w:hAnsi="David" w:cs="David"/>
+          <w:b w:val="0"/>
+          <w:sz w:val="26"/>
+          <w:rtl w:val="1"/>
+        </w:rPr>
+        <w:t>"כן," אמר מאיר לייב. "מעניין." ואז, אחרי רגע: "אדבר איתו. אבקש שיהיה... עדין איתם. עם החוזה. הוא בטח יבין."</w:t>
+      </w:r>
+    </w:p>
+    <w:p>
+      <w:pPr>
+        <w:bidi w:val="1"/>
+        <w:spacing w:after="120" w:line="312" w:lineRule="auto"/>
+        <w:ind w:firstLine="340"/>
+        <w:jc w:val="both"/>
+      </w:pPr>
+      <w:r>
+        <w:rPr>
+          <w:rFonts w:ascii="David" w:hAnsi="David" w:cs="David"/>
+          <w:b w:val="0"/>
+          <w:sz w:val="26"/>
+          <w:rtl w:val="1"/>
+        </w:rPr>
+        <w:t>ורחל, מן הפתח, לא שמעה את המילים. היא ראתה רק יד מורמת, וכובע גבוה, וזה הספיק כדי שהערב ההוא, שהיה אמור להיות ערב של תנאים, יהיה בשבילה גם משהו אחר.</w:t>
+      </w:r>
+    </w:p>
+    <w:p>
+      <w:pPr>
+        <w:bidi w:val="1"/>
+        <w:spacing w:after="120" w:line="312" w:lineRule="auto"/>
+        <w:jc w:val="center"/>
+      </w:pPr>
+      <w:r>
+        <w:rPr>
+          <w:rFonts w:ascii="David" w:hAnsi="David" w:cs="David"/>
+          <w:b w:val="0"/>
+          <w:sz w:val="26"/>
+          <w:rtl w:val="1"/>
+        </w:rPr>
+        <w:t>* * *</w:t>
+      </w:r>
+    </w:p>
+    <w:p>
+      <w:pPr>
+        <w:bidi w:val="1"/>
+        <w:spacing w:after="120" w:line="312" w:lineRule="auto"/>
+        <w:ind w:firstLine="340"/>
+        <w:jc w:val="both"/>
+      </w:pPr>
+      <w:r>
+        <w:rPr>
+          <w:rFonts w:ascii="David" w:hAnsi="David" w:cs="David"/>
+          <w:b w:val="0"/>
+          <w:sz w:val="26"/>
+          <w:rtl w:val="1"/>
+        </w:rPr>
+        <w:t>הכרכרה מקובנה יצאה רק למחרת, כי הדרך בלילה לא הייתה דרך, ורבקה הלפרין ישנה בחדר הקטן ליד המטבח, זה של ר' אלטער, זה של בריינא, על המיטה עם השמיכה של סבתא.</w:t>
+      </w:r>
+    </w:p>
+    <w:p>
+      <w:pPr>
+        <w:bidi w:val="1"/>
+        <w:spacing w:after="120" w:line="312" w:lineRule="auto"/>
+        <w:ind w:firstLine="340"/>
+        <w:jc w:val="both"/>
+      </w:pPr>
+      <w:r>
+        <w:rPr>
+          <w:rFonts w:ascii="David" w:hAnsi="David" w:cs="David"/>
+          <w:b w:val="0"/>
+          <w:sz w:val="26"/>
+          <w:rtl w:val="1"/>
+        </w:rPr>
+        <w:t>היא לא התלוננה. היא אמרה "תודה", ו"לילה טוב", ונכנסה, וסגרה. ורחל, שהכינה את המיטה, שמעה מבעד לדלת רק דבר אחד: את האישה מקובנה אומרת קריאת שמע. בקול. לאט. כמו שאומרים כשלא בטוחים שיירדמו.</w:t>
+      </w:r>
+    </w:p>
+    <w:p>
+      <w:pPr>
+        <w:bidi w:val="1"/>
+        <w:spacing w:after="120" w:line="312" w:lineRule="auto"/>
+        <w:ind w:firstLine="340"/>
+        <w:jc w:val="both"/>
+      </w:pPr>
+      <w:r>
+        <w:rPr>
+          <w:rFonts w:ascii="David" w:hAnsi="David" w:cs="David"/>
+          <w:b w:val="0"/>
+          <w:sz w:val="26"/>
+          <w:rtl w:val="1"/>
+        </w:rPr>
+        <w:t>ובאחת אחר חצות – הרעש.</w:t>
+      </w:r>
+    </w:p>
+    <w:p>
+      <w:pPr>
+        <w:bidi w:val="1"/>
+        <w:spacing w:after="120" w:line="312" w:lineRule="auto"/>
+        <w:ind w:firstLine="340"/>
+        <w:jc w:val="both"/>
+      </w:pPr>
+      <w:r>
+        <w:rPr>
+          <w:rFonts w:ascii="David" w:hAnsi="David" w:cs="David"/>
+          <w:b w:val="0"/>
+          <w:sz w:val="26"/>
+          <w:rtl w:val="1"/>
+        </w:rPr>
+        <w:t>זכוכית. חלון. החלון של חדר האורחים הגדול, זה שפונה אל הדרך, התנפץ פנימה, וקול צרוד, שיכור, מוכר, צרח מן החושך:</w:t>
+      </w:r>
+    </w:p>
+    <w:p>
+      <w:pPr>
+        <w:bidi w:val="1"/>
+        <w:spacing w:after="120" w:line="312" w:lineRule="auto"/>
+        <w:ind w:firstLine="340"/>
+        <w:jc w:val="both"/>
+      </w:pPr>
+      <w:r>
+        <w:rPr>
+          <w:rFonts w:ascii="David" w:hAnsi="David" w:cs="David"/>
+          <w:b w:val="0"/>
+          <w:sz w:val="26"/>
+          <w:rtl w:val="1"/>
+        </w:rPr>
+        <w:t>"פרידמן! עד פסח! שומעים? עד פסח – החוצה! האדון מכר! האדון מכר את הכול! ואת הפונדק – גם!"</w:t>
+      </w:r>
+    </w:p>
+    <w:p>
+      <w:pPr>
+        <w:bidi w:val="1"/>
+        <w:spacing w:after="120" w:line="312" w:lineRule="auto"/>
+        <w:ind w:firstLine="340"/>
+        <w:jc w:val="both"/>
+      </w:pPr>
+      <w:r>
+        <w:rPr>
+          <w:rFonts w:ascii="David" w:hAnsi="David" w:cs="David"/>
+          <w:b w:val="0"/>
+          <w:sz w:val="26"/>
+          <w:rtl w:val="1"/>
+        </w:rPr>
+        <w:t>ואחר כך – צחוק. ואחר כך – שירה. ואחר כך – כלום.</w:t>
+      </w:r>
+    </w:p>
+    <w:p>
+      <w:pPr>
+        <w:bidi w:val="1"/>
+        <w:spacing w:after="120" w:line="312" w:lineRule="auto"/>
+        <w:ind w:firstLine="340"/>
+        <w:jc w:val="both"/>
+      </w:pPr>
+      <w:r>
+        <w:rPr>
+          <w:rFonts w:ascii="David" w:hAnsi="David" w:cs="David"/>
+          <w:b w:val="0"/>
+          <w:sz w:val="26"/>
+          <w:rtl w:val="1"/>
+        </w:rPr>
+        <w:t>הבית קם. אבא בכותונת, עם המנורה. אמא. הילדים בוכים. מוטל צרח "הסוס! הסוס בא!" ורק אחרי דקה הבינו שהוא מדבר על החלום. ר' הירש עמד באמצע החדר ולא ידע מה עושים כשנשבר חלון, כי בקובנה חלונות לא נשברים. ומאיר לייב הלפרין ניגש אל החלון, והביט על השברים, ועל האבן שבאמצע הרצפה, ועל הדרך הריקה, ושתק.</w:t>
+      </w:r>
+    </w:p>
+    <w:p>
+      <w:pPr>
+        <w:bidi w:val="1"/>
+        <w:spacing w:after="120" w:line="312" w:lineRule="auto"/>
+        <w:ind w:firstLine="340"/>
+        <w:jc w:val="both"/>
+      </w:pPr>
+      <w:r>
+        <w:rPr>
+          <w:rFonts w:ascii="David" w:hAnsi="David" w:cs="David"/>
+          <w:b w:val="0"/>
+          <w:sz w:val="26"/>
+          <w:rtl w:val="1"/>
+        </w:rPr>
+        <w:t>ומן החדר הקטן יצאה מרת רבקה הלפרין, במעיל על הכותונת, עם המטפחת, זקופה כמו בכרכרה, ועמדה בפתח, והביטה בכל זה.</w:t>
+      </w:r>
+    </w:p>
+    <w:p>
+      <w:pPr>
+        <w:bidi w:val="1"/>
+        <w:spacing w:after="120" w:line="312" w:lineRule="auto"/>
+        <w:ind w:firstLine="340"/>
+        <w:jc w:val="both"/>
+      </w:pPr>
+      <w:r>
+        <w:rPr>
+          <w:rFonts w:ascii="David" w:hAnsi="David" w:cs="David"/>
+          <w:b w:val="0"/>
+          <w:sz w:val="26"/>
+          <w:rtl w:val="1"/>
+        </w:rPr>
+        <w:t>"מי זה היה?" שאלה.</w:t>
+      </w:r>
+    </w:p>
+    <w:p>
+      <w:pPr>
+        <w:bidi w:val="1"/>
+        <w:spacing w:after="120" w:line="312" w:lineRule="auto"/>
+        <w:ind w:firstLine="340"/>
+        <w:jc w:val="both"/>
+      </w:pPr>
+      <w:r>
+        <w:rPr>
+          <w:rFonts w:ascii="David" w:hAnsi="David" w:cs="David"/>
+          <w:b w:val="0"/>
+          <w:sz w:val="26"/>
+          <w:rtl w:val="1"/>
+        </w:rPr>
+        <w:t>"האקונום," אמר אבא. "של הפריץ. הוא – " הוא לא ידע איך להסביר לאישה מקובנה מה זה "עם פריץ משלמים". "יש חוב. הם אומרים שיש חוב. שלוש מאות רובל. עד פסח."</w:t>
+      </w:r>
+    </w:p>
+    <w:p>
+      <w:pPr>
+        <w:bidi w:val="1"/>
+        <w:spacing w:after="120" w:line="312" w:lineRule="auto"/>
+        <w:ind w:firstLine="340"/>
+        <w:jc w:val="both"/>
+      </w:pPr>
+      <w:r>
+        <w:rPr>
+          <w:rFonts w:ascii="David" w:hAnsi="David" w:cs="David"/>
+          <w:b w:val="0"/>
+          <w:sz w:val="26"/>
+          <w:rtl w:val="1"/>
+        </w:rPr>
+        <w:t>"שלוש מאות רובל," חזרה רבקה.</w:t>
+      </w:r>
+    </w:p>
+    <w:p>
+      <w:pPr>
+        <w:bidi w:val="1"/>
+        <w:spacing w:after="120" w:line="312" w:lineRule="auto"/>
+        <w:ind w:firstLine="340"/>
+        <w:jc w:val="both"/>
+      </w:pPr>
+      <w:r>
+        <w:rPr>
+          <w:rFonts w:ascii="David" w:hAnsi="David" w:cs="David"/>
+          <w:b w:val="0"/>
+          <w:sz w:val="26"/>
+          <w:rtl w:val="1"/>
+        </w:rPr>
+        <w:t>"אמא," אמר מאיר לייב.</w:t>
+      </w:r>
+    </w:p>
+    <w:p>
+      <w:pPr>
+        <w:bidi w:val="1"/>
+        <w:spacing w:after="120" w:line="312" w:lineRule="auto"/>
+        <w:ind w:firstLine="340"/>
+        <w:jc w:val="both"/>
+      </w:pPr>
+      <w:r>
+        <w:rPr>
+          <w:rFonts w:ascii="David" w:hAnsi="David" w:cs="David"/>
+          <w:b w:val="0"/>
+          <w:sz w:val="26"/>
+          <w:rtl w:val="1"/>
+        </w:rPr>
+        <w:t>"אני שואלת. שלוש מאות רובל?"</w:t>
+      </w:r>
+    </w:p>
+    <w:p>
+      <w:pPr>
+        <w:bidi w:val="1"/>
+        <w:spacing w:after="120" w:line="312" w:lineRule="auto"/>
+        <w:ind w:firstLine="340"/>
+        <w:jc w:val="both"/>
+      </w:pPr>
+      <w:r>
+        <w:rPr>
+          <w:rFonts w:ascii="David" w:hAnsi="David" w:cs="David"/>
+          <w:b w:val="0"/>
+          <w:sz w:val="26"/>
+          <w:rtl w:val="1"/>
+        </w:rPr>
+        <w:t>"כן."</w:t>
+      </w:r>
+    </w:p>
+    <w:p>
+      <w:pPr>
+        <w:bidi w:val="1"/>
+        <w:spacing w:after="120" w:line="312" w:lineRule="auto"/>
+        <w:ind w:firstLine="340"/>
+        <w:jc w:val="both"/>
+      </w:pPr>
+      <w:r>
+        <w:rPr>
+          <w:rFonts w:ascii="David" w:hAnsi="David" w:cs="David"/>
+          <w:b w:val="0"/>
+          <w:sz w:val="26"/>
+          <w:rtl w:val="1"/>
+        </w:rPr>
+        <w:t>רבקה הלפרין הביטה בבנה. ובזלמן דוב. ובחלון. ואז אמרה, בקול שבו היא אמרה "תה, בבקשה":</w:t>
+      </w:r>
+    </w:p>
+    <w:p>
+      <w:pPr>
+        <w:bidi w:val="1"/>
+        <w:spacing w:after="120" w:line="312" w:lineRule="auto"/>
+        <w:ind w:firstLine="340"/>
+        <w:jc w:val="both"/>
+      </w:pPr>
+      <w:r>
+        <w:rPr>
+          <w:rFonts w:ascii="David" w:hAnsi="David" w:cs="David"/>
+          <w:b w:val="0"/>
+          <w:sz w:val="26"/>
+          <w:rtl w:val="1"/>
+        </w:rPr>
+        <w:t>"מאיר לייב, מחר בבוקר – "</w:t>
+      </w:r>
+    </w:p>
+    <w:p>
+      <w:pPr>
+        <w:bidi w:val="1"/>
+        <w:spacing w:after="120" w:line="312" w:lineRule="auto"/>
+        <w:ind w:firstLine="340"/>
+        <w:jc w:val="both"/>
+      </w:pPr>
+      <w:r>
+        <w:rPr>
+          <w:rFonts w:ascii="David" w:hAnsi="David" w:cs="David"/>
+          <w:b w:val="0"/>
+          <w:sz w:val="26"/>
+          <w:rtl w:val="1"/>
+        </w:rPr>
+        <w:t>"לא," אמר ר' זלמן דוב פרידמן.</w:t>
+      </w:r>
+    </w:p>
+    <w:p>
+      <w:pPr>
+        <w:bidi w:val="1"/>
+        <w:spacing w:after="120" w:line="312" w:lineRule="auto"/>
+        <w:ind w:firstLine="340"/>
+        <w:jc w:val="both"/>
+      </w:pPr>
+      <w:r>
+        <w:rPr>
+          <w:rFonts w:ascii="David" w:hAnsi="David" w:cs="David"/>
+          <w:b w:val="0"/>
+          <w:sz w:val="26"/>
+          <w:rtl w:val="1"/>
+        </w:rPr>
+        <w:t>זה היה קול שרחל לא שמעה מאביה מעולם. לא חזק. אבל לא רועד.</w:t>
+      </w:r>
+    </w:p>
+    <w:p>
+      <w:pPr>
+        <w:bidi w:val="1"/>
+        <w:spacing w:after="120" w:line="312" w:lineRule="auto"/>
+        <w:ind w:firstLine="340"/>
+        <w:jc w:val="both"/>
+      </w:pPr>
+      <w:r>
+        <w:rPr>
+          <w:rFonts w:ascii="David" w:hAnsi="David" w:cs="David"/>
+          <w:b w:val="0"/>
+          <w:sz w:val="26"/>
+          <w:rtl w:val="1"/>
+        </w:rPr>
+        <w:t>"מרת הלפרין. אני מכבד אתכם. אתם באתם לבית שלי, ואכלתם מהשולחן שלי, ושברתם צלחת עם אשתי. אבל אני לא מוכר בת. ואם מחר בבוקר מישהו יביא לי שלוש מאות רובל בגלל שהבת שלי נכנסת לבית שלכם – אז לא היו תנאים. היו – " הוא חיפש את המילה. "היה משהו אחר."</w:t>
+      </w:r>
+    </w:p>
+    <w:p>
+      <w:pPr>
+        <w:bidi w:val="1"/>
+        <w:spacing w:after="120" w:line="312" w:lineRule="auto"/>
+        <w:ind w:firstLine="340"/>
+        <w:jc w:val="both"/>
+      </w:pPr>
+      <w:r>
+        <w:rPr>
+          <w:rFonts w:ascii="David" w:hAnsi="David" w:cs="David"/>
+          <w:b w:val="0"/>
+          <w:sz w:val="26"/>
+          <w:rtl w:val="1"/>
+        </w:rPr>
+        <w:t>השתיקה בחדר, בין שברי הזכוכית, הייתה ארוכה.</w:t>
+      </w:r>
+    </w:p>
+    <w:p>
+      <w:pPr>
+        <w:bidi w:val="1"/>
+        <w:spacing w:after="120" w:line="312" w:lineRule="auto"/>
+        <w:ind w:firstLine="340"/>
+        <w:jc w:val="both"/>
+      </w:pPr>
+      <w:r>
+        <w:rPr>
+          <w:rFonts w:ascii="David" w:hAnsi="David" w:cs="David"/>
+          <w:b w:val="0"/>
+          <w:sz w:val="26"/>
+          <w:rtl w:val="1"/>
+        </w:rPr>
+        <w:t>ומרת רבקה הלפרין, שלא נשענה אחורה בכרכרה, הביטה באיש הפשוט בכותונת, עם המנורה ביד, שאמר לה "לא". והיא לא כעסה. רחל ראתה. משהו אחר היה בפניה, משהו שנראה, לרגע, כמעט כמו כבוד.</w:t>
+      </w:r>
+    </w:p>
+    <w:p>
+      <w:pPr>
+        <w:bidi w:val="1"/>
+        <w:spacing w:after="120" w:line="312" w:lineRule="auto"/>
+        <w:ind w:firstLine="340"/>
+        <w:jc w:val="both"/>
+      </w:pPr>
+      <w:r>
+        <w:rPr>
+          <w:rFonts w:ascii="David" w:hAnsi="David" w:cs="David"/>
+          <w:b w:val="0"/>
+          <w:sz w:val="26"/>
+          <w:rtl w:val="1"/>
+        </w:rPr>
+        <w:t>"בסדר," אמרה. בפעם השנייה באותו יום. והלכה לישון.</w:t>
+      </w:r>
+    </w:p>
+    <w:p>
+      <w:pPr>
+        <w:bidi w:val="1"/>
+        <w:spacing w:after="120" w:line="312" w:lineRule="auto"/>
+        <w:ind w:firstLine="340"/>
+        <w:jc w:val="both"/>
+      </w:pPr>
+      <w:r>
+        <w:rPr>
+          <w:rFonts w:ascii="David" w:hAnsi="David" w:cs="David"/>
+          <w:b w:val="0"/>
+          <w:sz w:val="26"/>
+          <w:rtl w:val="1"/>
+        </w:rPr>
+        <w:t>ומאיר לייב הלפרין נשאר ליד החלון השבור, והביט על הדרך, ועל הגבעה, ועל האור הצהוב שדלק שם, בחלון אחד, ומשהו התחיל להתקמט במצחו ולא התיישר עד הבוקר.</w:t>
+      </w:r>
+    </w:p>
+    <w:p>
+      <w:r>
+        <w:br w:type="page"/>
+      </w:r>
+    </w:p>
+    <w:p>
+      <w:pPr>
+        <w:bidi w:val="1"/>
+        <w:spacing w:after="360" w:line="312" w:lineRule="auto"/>
+        <w:jc w:val="center"/>
+      </w:pPr>
+      <w:r>
+        <w:rPr>
+          <w:rFonts w:ascii="David" w:hAnsi="David" w:cs="David"/>
+          <w:b/>
+          <w:sz w:val="32"/>
+          <w:rtl w:val="1"/>
+        </w:rPr>
+        <w:t>פרק י – החתונה</w:t>
+      </w:r>
+    </w:p>
+    <w:p>
+      <w:pPr>
+        <w:bidi w:val="1"/>
+        <w:spacing w:after="120" w:line="312" w:lineRule="auto"/>
+        <w:ind w:firstLine="340"/>
+        <w:jc w:val="both"/>
+      </w:pPr>
+      <w:r>
+        <w:rPr>
+          <w:rFonts w:ascii="David" w:hAnsi="David" w:cs="David"/>
+          <w:b w:val="0"/>
+          <w:sz w:val="26"/>
+          <w:rtl w:val="1"/>
+        </w:rPr>
+        <w:t>בחודש שבין התנאים לחתונה למד כפר ליפניק לתפור.</w:t>
+      </w:r>
+    </w:p>
+    <w:p>
+      <w:pPr>
+        <w:bidi w:val="1"/>
+        <w:spacing w:after="120" w:line="312" w:lineRule="auto"/>
+        <w:ind w:firstLine="340"/>
+        <w:jc w:val="both"/>
+      </w:pPr>
+      <w:r>
+        <w:rPr>
+          <w:rFonts w:ascii="David" w:hAnsi="David" w:cs="David"/>
+          <w:b w:val="0"/>
+          <w:sz w:val="26"/>
+          <w:rtl w:val="1"/>
+        </w:rPr>
+        <w:t>לא רק פייגא. פייגא תפרה תמיד. אבל בחודש ההוא תפרו גם אשתו של ר' אייזיק הסנדלר, ואשתו של יאנקל בעל המרזח מן הכפר השני, שהייתה גויה ולא ידעה מה זה חתונה יהודית אבל ידעה מה זה בת שעוזבת בית, ואפילו מרישה, הטבחית הזקנה מן האחוזה, שבאה יום אחד לפונדק עם צרור בד לבן ואמרה, בפולנית שלה, "בשביל הילדה", ולא אמרה עוד, והלכה.</w:t>
+      </w:r>
+    </w:p>
+    <w:p>
+      <w:pPr>
+        <w:bidi w:val="1"/>
+        <w:spacing w:after="120" w:line="312" w:lineRule="auto"/>
+        <w:ind w:firstLine="340"/>
+        <w:jc w:val="both"/>
+      </w:pPr>
+      <w:r>
+        <w:rPr>
+          <w:rFonts w:ascii="David" w:hAnsi="David" w:cs="David"/>
+          <w:b w:val="0"/>
+          <w:sz w:val="26"/>
+          <w:rtl w:val="1"/>
+        </w:rPr>
+        <w:t>ורחל, שהייתה אמורה לשבת ולתת שיתפרו לה, לא ישבה. היא חלבה. היא ניהלה את הפונדק. היא לימדה את חיה'לה את המחברת הכחולה – "כאן נכנס, כאן יוצא, בסוף החודש קו, ומתחת לקו – האמת" – וחיה'לה בכתה בשיעור השלישי ואמרה "אני לא יכולה", ורחל אמרה "את יכולה, את רק לא רוצה, וזה עובר", וחיה'לה בכתה עוד קצת ואז סיכמה את חודש חשוון לבדה, וטעתה בשני רובל, ורחל אמרה: "יופי. גם אני טעיתי בהתחלה. בשלושה."</w:t>
+      </w:r>
+    </w:p>
+    <w:p>
+      <w:pPr>
+        <w:bidi w:val="1"/>
+        <w:spacing w:after="120" w:line="312" w:lineRule="auto"/>
+        <w:ind w:firstLine="340"/>
+        <w:jc w:val="both"/>
+      </w:pPr>
+      <w:r>
+        <w:rPr>
+          <w:rFonts w:ascii="David" w:hAnsi="David" w:cs="David"/>
+          <w:b w:val="0"/>
+          <w:sz w:val="26"/>
+          <w:rtl w:val="1"/>
+        </w:rPr>
+        <w:t>ובלילות ישבה ליד החלון.</w:t>
+      </w:r>
+    </w:p>
+    <w:p>
+      <w:pPr>
+        <w:bidi w:val="1"/>
+        <w:spacing w:after="120" w:line="312" w:lineRule="auto"/>
+        <w:ind w:firstLine="340"/>
+        <w:jc w:val="both"/>
+      </w:pPr>
+      <w:r>
+        <w:rPr>
+          <w:rFonts w:ascii="David" w:hAnsi="David" w:cs="David"/>
+          <w:b w:val="0"/>
+          <w:sz w:val="26"/>
+          <w:rtl w:val="1"/>
+        </w:rPr>
+        <w:t>לא עם החשבונות. עם הסידור של ר' אלטער, פתוח בדפים האחרונים. היא כתבה שם, בחודש ההוא, שורה אחת: "תנאים. יום שלישי, כ"ד בחשוון. בשעה טובה." ומתחת, ביום אחר, בכתב קטן יותר: "האיש עם הכובע היה בכרכרה של הפריץ. הוא הרים כובע. ומאיר לייב הרים יד."</w:t>
+      </w:r>
+    </w:p>
+    <w:p>
+      <w:pPr>
+        <w:bidi w:val="1"/>
+        <w:spacing w:after="120" w:line="312" w:lineRule="auto"/>
+        <w:ind w:firstLine="340"/>
+        <w:jc w:val="both"/>
+      </w:pPr>
+      <w:r>
+        <w:rPr>
+          <w:rFonts w:ascii="David" w:hAnsi="David" w:cs="David"/>
+          <w:b w:val="0"/>
+          <w:sz w:val="26"/>
+          <w:rtl w:val="1"/>
+        </w:rPr>
+        <w:t>היא לא ידעה למה כתבה את זה. אולי כי אמרו לה לשמור על הניירות.</w:t>
+      </w:r>
+    </w:p>
+    <w:p>
+      <w:pPr>
+        <w:bidi w:val="1"/>
+        <w:spacing w:after="120" w:line="312" w:lineRule="auto"/>
+        <w:jc w:val="center"/>
+      </w:pPr>
+      <w:r>
+        <w:rPr>
+          <w:rFonts w:ascii="David" w:hAnsi="David" w:cs="David"/>
+          <w:b w:val="0"/>
+          <w:sz w:val="26"/>
+          <w:rtl w:val="1"/>
+        </w:rPr>
+        <w:t>* * *</w:t>
+      </w:r>
+    </w:p>
+    <w:p>
+      <w:pPr>
+        <w:bidi w:val="1"/>
+        <w:spacing w:after="120" w:line="312" w:lineRule="auto"/>
+        <w:ind w:firstLine="340"/>
+        <w:jc w:val="both"/>
+      </w:pPr>
+      <w:r>
+        <w:rPr>
+          <w:rFonts w:ascii="David" w:hAnsi="David" w:cs="David"/>
+          <w:b w:val="0"/>
+          <w:sz w:val="26"/>
+          <w:rtl w:val="1"/>
+        </w:rPr>
+        <w:t>"רחל'ה," אמר אבא, שבוע לפני החתונה. "צריך לדבר על הקופסה."</w:t>
+      </w:r>
+    </w:p>
+    <w:p>
+      <w:pPr>
+        <w:bidi w:val="1"/>
+        <w:spacing w:after="120" w:line="312" w:lineRule="auto"/>
+        <w:ind w:firstLine="340"/>
+        <w:jc w:val="both"/>
+      </w:pPr>
+      <w:r>
+        <w:rPr>
+          <w:rFonts w:ascii="David" w:hAnsi="David" w:cs="David"/>
+          <w:b w:val="0"/>
+          <w:sz w:val="26"/>
+          <w:rtl w:val="1"/>
+        </w:rPr>
+        <w:t>הם ישבו במטבח, בלילה, כמו תמיד. אבא הוציא מן המדף העליון את קופסת הפח, והניח אותה על השולחן, ולא פתח.</w:t>
+      </w:r>
+    </w:p>
+    <w:p>
+      <w:pPr>
+        <w:bidi w:val="1"/>
+        <w:spacing w:after="120" w:line="312" w:lineRule="auto"/>
+        <w:ind w:firstLine="340"/>
+        <w:jc w:val="both"/>
+      </w:pPr>
+      <w:r>
+        <w:rPr>
+          <w:rFonts w:ascii="David" w:hAnsi="David" w:cs="David"/>
+          <w:b w:val="0"/>
+          <w:sz w:val="26"/>
+          <w:rtl w:val="1"/>
+        </w:rPr>
+        <w:t>"הלכתי לר' פישל. עם הנייר."</w:t>
+      </w:r>
+    </w:p>
+    <w:p>
+      <w:pPr>
+        <w:bidi w:val="1"/>
+        <w:spacing w:after="120" w:line="312" w:lineRule="auto"/>
+        <w:ind w:firstLine="340"/>
+        <w:jc w:val="both"/>
+      </w:pPr>
+      <w:r>
+        <w:rPr>
+          <w:rFonts w:ascii="David" w:hAnsi="David" w:cs="David"/>
+          <w:b w:val="0"/>
+          <w:sz w:val="26"/>
+          <w:rtl w:val="1"/>
+        </w:rPr>
+        <w:t>רחל הרימה ראש. "מתי?"</w:t>
+      </w:r>
+    </w:p>
+    <w:p>
+      <w:pPr>
+        <w:bidi w:val="1"/>
+        <w:spacing w:after="120" w:line="312" w:lineRule="auto"/>
+        <w:ind w:firstLine="340"/>
+        <w:jc w:val="both"/>
+      </w:pPr>
+      <w:r>
+        <w:rPr>
+          <w:rFonts w:ascii="David" w:hAnsi="David" w:cs="David"/>
+          <w:b w:val="0"/>
+          <w:sz w:val="26"/>
+          <w:rtl w:val="1"/>
+        </w:rPr>
+        <w:t>"ביום שלישי. כשהייתי בעיירה בשביל ההזמנות." אבא הניח יד על המכסה. "הוא הסתכל. הוא אמר: פולנית ישנה, של לפני מאה שנה, עם מילים שכבר לא משתמשים בהן. הוא אמר שהוא קורא חצי. הוא אמר שזה 'מסמך על אדמה'. אבל איזה מסמך – חכירה, או משהו אחר – בשביל זה צריך מישהו שמבין בניירות ישנים, ויש כזה רק בקובנה, בארכיון, ולוקח חודשים, ועולה כסף."</w:t>
+      </w:r>
+    </w:p>
+    <w:p>
+      <w:pPr>
+        <w:bidi w:val="1"/>
+        <w:spacing w:after="120" w:line="312" w:lineRule="auto"/>
+        <w:ind w:firstLine="340"/>
+        <w:jc w:val="both"/>
+      </w:pPr>
+      <w:r>
+        <w:rPr>
+          <w:rFonts w:ascii="David" w:hAnsi="David" w:cs="David"/>
+          <w:b w:val="0"/>
+          <w:sz w:val="26"/>
+          <w:rtl w:val="1"/>
+        </w:rPr>
+        <w:t>"ומה אמרת?"</w:t>
+      </w:r>
+    </w:p>
+    <w:p>
+      <w:pPr>
+        <w:bidi w:val="1"/>
+        <w:spacing w:after="120" w:line="312" w:lineRule="auto"/>
+        <w:ind w:firstLine="340"/>
+        <w:jc w:val="both"/>
+      </w:pPr>
+      <w:r>
+        <w:rPr>
+          <w:rFonts w:ascii="David" w:hAnsi="David" w:cs="David"/>
+          <w:b w:val="0"/>
+          <w:sz w:val="26"/>
+          <w:rtl w:val="1"/>
+        </w:rPr>
+        <w:t>"אמרתי שאחרי החתונה." אבא הביט בה. "רחל'ה. הנייר הזה נשאר כאן. בקופסה. במדף. הוא של הפונדק, ככה אמר סבא, והפונדק כאן. ואת – את נוסעת לקובנה. ואם יום אחד, שם, תמצאי מישהו שקורא – "</w:t>
+      </w:r>
+    </w:p>
+    <w:p>
+      <w:pPr>
+        <w:bidi w:val="1"/>
+        <w:spacing w:after="120" w:line="312" w:lineRule="auto"/>
+        <w:ind w:firstLine="340"/>
+        <w:jc w:val="both"/>
+      </w:pPr>
+      <w:r>
+        <w:rPr>
+          <w:rFonts w:ascii="David" w:hAnsi="David" w:cs="David"/>
+          <w:b w:val="0"/>
+          <w:sz w:val="26"/>
+          <w:rtl w:val="1"/>
+        </w:rPr>
+        <w:t>"אני אמצא."</w:t>
+      </w:r>
+    </w:p>
+    <w:p>
+      <w:pPr>
+        <w:bidi w:val="1"/>
+        <w:spacing w:after="120" w:line="312" w:lineRule="auto"/>
+        <w:ind w:firstLine="340"/>
+        <w:jc w:val="both"/>
+      </w:pPr>
+      <w:r>
+        <w:rPr>
+          <w:rFonts w:ascii="David" w:hAnsi="David" w:cs="David"/>
+          <w:b w:val="0"/>
+          <w:sz w:val="26"/>
+          <w:rtl w:val="1"/>
+        </w:rPr>
+        <w:t>"אני לא אומר לך למצוא. אני אומר לך שאם."</w:t>
+      </w:r>
+    </w:p>
+    <w:p>
+      <w:pPr>
+        <w:bidi w:val="1"/>
+        <w:spacing w:after="120" w:line="312" w:lineRule="auto"/>
+        <w:ind w:firstLine="340"/>
+        <w:jc w:val="both"/>
+      </w:pPr>
+      <w:r>
+        <w:rPr>
+          <w:rFonts w:ascii="David" w:hAnsi="David" w:cs="David"/>
+          <w:b w:val="0"/>
+          <w:sz w:val="26"/>
+          <w:rtl w:val="1"/>
+        </w:rPr>
+        <w:t>"אם," אמרה רחל. "סבא אומר שכל הצרות מתחילות ב'אם'."</w:t>
+      </w:r>
+    </w:p>
+    <w:p>
+      <w:pPr>
+        <w:bidi w:val="1"/>
+        <w:spacing w:after="120" w:line="312" w:lineRule="auto"/>
+        <w:ind w:firstLine="340"/>
+        <w:jc w:val="both"/>
+      </w:pPr>
+      <w:r>
+        <w:rPr>
+          <w:rFonts w:ascii="David" w:hAnsi="David" w:cs="David"/>
+          <w:b w:val="0"/>
+          <w:sz w:val="26"/>
+          <w:rtl w:val="1"/>
+        </w:rPr>
+        <w:t>"וכל הישועות ב'אבל'," אמר אבא, והחזיר את הקופסה למדף. "אז נחכה ל'אבל'."</w:t>
+      </w:r>
+    </w:p>
+    <w:p>
+      <w:pPr>
+        <w:bidi w:val="1"/>
+        <w:spacing w:after="120" w:line="312" w:lineRule="auto"/>
+        <w:jc w:val="center"/>
+      </w:pPr>
+      <w:r>
+        <w:rPr>
+          <w:rFonts w:ascii="David" w:hAnsi="David" w:cs="David"/>
+          <w:b w:val="0"/>
+          <w:sz w:val="26"/>
+          <w:rtl w:val="1"/>
+        </w:rPr>
+        <w:t>* * *</w:t>
+      </w:r>
+    </w:p>
+    <w:p>
+      <w:pPr>
+        <w:bidi w:val="1"/>
+        <w:spacing w:after="120" w:line="312" w:lineRule="auto"/>
+        <w:ind w:firstLine="340"/>
+        <w:jc w:val="both"/>
+      </w:pPr>
+      <w:r>
+        <w:rPr>
+          <w:rFonts w:ascii="David" w:hAnsi="David" w:cs="David"/>
+          <w:b w:val="0"/>
+          <w:sz w:val="26"/>
+          <w:rtl w:val="1"/>
+        </w:rPr>
+        <w:t>ביום ראשון, כ"ו בכסלו, יצאו מכפר ליפניק שתי עגלות.</w:t>
+      </w:r>
+    </w:p>
+    <w:p>
+      <w:pPr>
+        <w:bidi w:val="1"/>
+        <w:spacing w:after="120" w:line="312" w:lineRule="auto"/>
+        <w:ind w:firstLine="340"/>
+        <w:jc w:val="both"/>
+      </w:pPr>
+      <w:r>
+        <w:rPr>
+          <w:rFonts w:ascii="David" w:hAnsi="David" w:cs="David"/>
+          <w:b w:val="0"/>
+          <w:sz w:val="26"/>
+          <w:rtl w:val="1"/>
+        </w:rPr>
+        <w:t>באחת – אבא, אמא, הסבא, יוסף'ל, וכל הקטנים, עם הבגדים, ועם החלות שפייגא אפתה, ועם הצלחת השבורה, שאמא לקחה בצרור, כי "שלושה חלקים ישרים זה סימן, ואת סימנים לא משאירים בבית". ובשנייה – רחל, וחיה'לה, והארגז.</w:t>
+      </w:r>
+    </w:p>
+    <w:p>
+      <w:pPr>
+        <w:bidi w:val="1"/>
+        <w:spacing w:after="120" w:line="312" w:lineRule="auto"/>
+        <w:ind w:firstLine="340"/>
+        <w:jc w:val="both"/>
+      </w:pPr>
+      <w:r>
+        <w:rPr>
+          <w:rFonts w:ascii="David" w:hAnsi="David" w:cs="David"/>
+          <w:b w:val="0"/>
+          <w:sz w:val="26"/>
+          <w:rtl w:val="1"/>
+        </w:rPr>
+        <w:t>ארגז אחד. עץ. עם כל מה שהיה לרחל, ומה שפייגא ומרישה ואשתו של ר' אייזיק תפרו, ומחברת חשבונות חדשה, כחולה, ריקה, "בשביל שם", ושני הסידורים: של ר' אלטער ושל סבתא.</w:t>
+      </w:r>
+    </w:p>
+    <w:p>
+      <w:pPr>
+        <w:bidi w:val="1"/>
+        <w:spacing w:after="120" w:line="312" w:lineRule="auto"/>
+        <w:ind w:firstLine="340"/>
+        <w:jc w:val="both"/>
+      </w:pPr>
+      <w:r>
+        <w:rPr>
+          <w:rFonts w:ascii="David" w:hAnsi="David" w:cs="David"/>
+          <w:b w:val="0"/>
+          <w:sz w:val="26"/>
+          <w:rtl w:val="1"/>
+        </w:rPr>
+        <w:t>ר' אייזיק הסנדלר עמד ליד הדרך עם אשתו, ואשתו בכתה, ור' אייזיק לא בכה, אבל היה לו מסמר בפה, והוא הוציא אותו ואמר "בשעה טובה, רחל", והחזיר אותו, כי לא ידע מה לעשות עם הפה בלעדיו.</w:t>
+      </w:r>
+    </w:p>
+    <w:p>
+      <w:pPr>
+        <w:bidi w:val="1"/>
+        <w:spacing w:after="120" w:line="312" w:lineRule="auto"/>
+        <w:ind w:firstLine="340"/>
+        <w:jc w:val="both"/>
+      </w:pPr>
+      <w:r>
+        <w:rPr>
+          <w:rFonts w:ascii="David" w:hAnsi="David" w:cs="David"/>
+          <w:b w:val="0"/>
+          <w:sz w:val="26"/>
+          <w:rtl w:val="1"/>
+        </w:rPr>
+        <w:t>והפרות געו ברפת, כי לא נחלבו בשעה הרגילה, כי בשעה הרגילה כולם היו על הדרך. ורחל שמעה אותן, ולא הסתובבה. ואז הסתובבה.</w:t>
+      </w:r>
+    </w:p>
+    <w:p>
+      <w:pPr>
+        <w:bidi w:val="1"/>
+        <w:spacing w:after="120" w:line="312" w:lineRule="auto"/>
+        <w:ind w:firstLine="340"/>
+        <w:jc w:val="both"/>
+      </w:pPr>
+      <w:r>
+        <w:rPr>
+          <w:rFonts w:ascii="David" w:hAnsi="David" w:cs="David"/>
+          <w:b w:val="0"/>
+          <w:sz w:val="26"/>
+          <w:rtl w:val="1"/>
+        </w:rPr>
+        <w:t>הפונדק עמד על הדרך, ארוך, כהה, עם העשן מן הארובה, ועם החלון החדש שאבא הכניס במקום השבור, ועם היער מאחור, ועם האגם, ועם האור הצהוב על הגבעה שגם ביום נראה שם, אם ידעת לחפש.</w:t>
+      </w:r>
+    </w:p>
+    <w:p>
+      <w:pPr>
+        <w:bidi w:val="1"/>
+        <w:spacing w:after="120" w:line="312" w:lineRule="auto"/>
+        <w:ind w:firstLine="340"/>
+        <w:jc w:val="both"/>
+      </w:pPr>
+      <w:r>
+        <w:rPr>
+          <w:rFonts w:ascii="David" w:hAnsi="David" w:cs="David"/>
+          <w:b w:val="0"/>
+          <w:sz w:val="26"/>
+          <w:rtl w:val="1"/>
+        </w:rPr>
+        <w:t>"את תחזרי," אמרה חיה'לה, שראתה.</w:t>
+      </w:r>
+    </w:p>
+    <w:p>
+      <w:pPr>
+        <w:bidi w:val="1"/>
+        <w:spacing w:after="120" w:line="312" w:lineRule="auto"/>
+        <w:ind w:firstLine="340"/>
+        <w:jc w:val="both"/>
+      </w:pPr>
+      <w:r>
+        <w:rPr>
+          <w:rFonts w:ascii="David" w:hAnsi="David" w:cs="David"/>
+          <w:b w:val="0"/>
+          <w:sz w:val="26"/>
+          <w:rtl w:val="1"/>
+        </w:rPr>
+        <w:t>"אני יודעת."</w:t>
+      </w:r>
+    </w:p>
+    <w:p>
+      <w:pPr>
+        <w:bidi w:val="1"/>
+        <w:spacing w:after="120" w:line="312" w:lineRule="auto"/>
+        <w:ind w:firstLine="340"/>
+        <w:jc w:val="both"/>
+      </w:pPr>
+      <w:r>
+        <w:rPr>
+          <w:rFonts w:ascii="David" w:hAnsi="David" w:cs="David"/>
+          <w:b w:val="0"/>
+          <w:sz w:val="26"/>
+          <w:rtl w:val="1"/>
+        </w:rPr>
+        <w:t>"אז למה את מסתכלת ככה?"</w:t>
+      </w:r>
+    </w:p>
+    <w:p>
+      <w:pPr>
+        <w:bidi w:val="1"/>
+        <w:spacing w:after="120" w:line="312" w:lineRule="auto"/>
+        <w:ind w:firstLine="340"/>
+        <w:jc w:val="both"/>
+      </w:pPr>
+      <w:r>
+        <w:rPr>
+          <w:rFonts w:ascii="David" w:hAnsi="David" w:cs="David"/>
+          <w:b w:val="0"/>
+          <w:sz w:val="26"/>
+          <w:rtl w:val="1"/>
+        </w:rPr>
+        <w:t>"כי כשחוזרים," אמרה רחל, "זה כבר לא אותו מקום. סבא אמר."</w:t>
+      </w:r>
+    </w:p>
+    <w:p>
+      <w:pPr>
+        <w:bidi w:val="1"/>
+        <w:spacing w:after="120" w:line="312" w:lineRule="auto"/>
+        <w:ind w:firstLine="340"/>
+        <w:jc w:val="both"/>
+      </w:pPr>
+      <w:r>
+        <w:rPr>
+          <w:rFonts w:ascii="David" w:hAnsi="David" w:cs="David"/>
+          <w:b w:val="0"/>
+          <w:sz w:val="26"/>
+          <w:rtl w:val="1"/>
+        </w:rPr>
+        <w:t>"סבא אומר הרבה דברים."</w:t>
+      </w:r>
+    </w:p>
+    <w:p>
+      <w:pPr>
+        <w:bidi w:val="1"/>
+        <w:spacing w:after="120" w:line="312" w:lineRule="auto"/>
+        <w:ind w:firstLine="340"/>
+        <w:jc w:val="both"/>
+      </w:pPr>
+      <w:r>
+        <w:rPr>
+          <w:rFonts w:ascii="David" w:hAnsi="David" w:cs="David"/>
+          <w:b w:val="0"/>
+          <w:sz w:val="26"/>
+          <w:rtl w:val="1"/>
+        </w:rPr>
+        <w:t>"וכולם קורים."</w:t>
+      </w:r>
+    </w:p>
+    <w:p>
+      <w:pPr>
+        <w:bidi w:val="1"/>
+        <w:spacing w:after="120" w:line="312" w:lineRule="auto"/>
+        <w:jc w:val="center"/>
+      </w:pPr>
+      <w:r>
+        <w:rPr>
+          <w:rFonts w:ascii="David" w:hAnsi="David" w:cs="David"/>
+          <w:b w:val="0"/>
+          <w:sz w:val="26"/>
+          <w:rtl w:val="1"/>
+        </w:rPr>
+        <w:t>* * *</w:t>
+      </w:r>
+    </w:p>
+    <w:p>
+      <w:pPr>
+        <w:bidi w:val="1"/>
+        <w:spacing w:after="120" w:line="312" w:lineRule="auto"/>
+        <w:ind w:firstLine="340"/>
+        <w:jc w:val="both"/>
+      </w:pPr>
+      <w:r>
+        <w:rPr>
+          <w:rFonts w:ascii="David" w:hAnsi="David" w:cs="David"/>
+          <w:b w:val="0"/>
+          <w:sz w:val="26"/>
+          <w:rtl w:val="1"/>
+        </w:rPr>
+        <w:t>קובנה.</w:t>
+      </w:r>
+    </w:p>
+    <w:p>
+      <w:pPr>
+        <w:bidi w:val="1"/>
+        <w:spacing w:after="120" w:line="312" w:lineRule="auto"/>
+        <w:ind w:firstLine="340"/>
+        <w:jc w:val="both"/>
+      </w:pPr>
+      <w:r>
+        <w:rPr>
+          <w:rFonts w:ascii="David" w:hAnsi="David" w:cs="David"/>
+          <w:b w:val="0"/>
+          <w:sz w:val="26"/>
+          <w:rtl w:val="1"/>
+        </w:rPr>
+        <w:t>חיה'לה לא סגרה את הפה מן הרגע שהעגלה עלתה על הגשר. "רחל! הנהר! ספינה! רחל, בית עם חמש קומות! רחל, החלונות – אמרתי לך – זכוכית, כל החנות! רחל, יש כאן יותר אנשים מאשר בכל היריד בוילקומיר, ביחד, ובכל השנים!"</w:t>
+      </w:r>
+    </w:p>
+    <w:p>
+      <w:pPr>
+        <w:bidi w:val="1"/>
+        <w:spacing w:after="120" w:line="312" w:lineRule="auto"/>
+        <w:ind w:firstLine="340"/>
+        <w:jc w:val="both"/>
+      </w:pPr>
+      <w:r>
+        <w:rPr>
+          <w:rFonts w:ascii="David" w:hAnsi="David" w:cs="David"/>
+          <w:b w:val="0"/>
+          <w:sz w:val="26"/>
+          <w:rtl w:val="1"/>
+        </w:rPr>
+        <w:t>רחל לא הביטה על הבתים. היא הביטה על הנהר. הוא היה רחב, ואפור, ואיטי, ועליו – רפסודות. עצים ארוכים, קשורים, צפים למטה, ועליהם אנשים עם מוטות. עצים מן היערות. אולי מן היער שלהם. אולי לא. הם צפו לכיוון שבו הנהר נעלם מעבר לעיקול, לכיוון הים, לכיוון ממל.</w:t>
+      </w:r>
+    </w:p>
+    <w:p>
+      <w:pPr>
+        <w:bidi w:val="1"/>
+        <w:spacing w:after="120" w:line="312" w:lineRule="auto"/>
+        <w:ind w:firstLine="340"/>
+        <w:jc w:val="both"/>
+      </w:pPr>
+      <w:r>
+        <w:rPr>
+          <w:rFonts w:ascii="David" w:hAnsi="David" w:cs="David"/>
+          <w:b w:val="0"/>
+          <w:sz w:val="26"/>
+          <w:rtl w:val="1"/>
+        </w:rPr>
+        <w:t>ורחוב הנהר. והבית.</w:t>
+      </w:r>
+    </w:p>
+    <w:p>
+      <w:pPr>
+        <w:bidi w:val="1"/>
+        <w:spacing w:after="120" w:line="312" w:lineRule="auto"/>
+        <w:ind w:firstLine="340"/>
+        <w:jc w:val="both"/>
+      </w:pPr>
+      <w:r>
+        <w:rPr>
+          <w:rFonts w:ascii="David" w:hAnsi="David" w:cs="David"/>
+          <w:b w:val="0"/>
+          <w:sz w:val="26"/>
+          <w:rtl w:val="1"/>
+        </w:rPr>
+        <w:t>הוא היה גדול יותר ממה שהזקן מן הכפר תיאר, וקטן יותר ממה שחיה'לה דמיינה. אבן. שתי קומות. גדר ברזל. חלונות גבוהים, שהיו – רחל ראתה מיד – נקיים בצורה שאי אפשר לנקות בכפר, כי בכפר יש אבק שמגיע מן הדרך גם אם רוחצים כל בוקר.</w:t>
+      </w:r>
+    </w:p>
+    <w:p>
+      <w:pPr>
+        <w:bidi w:val="1"/>
+        <w:spacing w:after="120" w:line="312" w:lineRule="auto"/>
+        <w:ind w:firstLine="340"/>
+        <w:jc w:val="both"/>
+      </w:pPr>
+      <w:r>
+        <w:rPr>
+          <w:rFonts w:ascii="David" w:hAnsi="David" w:cs="David"/>
+          <w:b w:val="0"/>
+          <w:sz w:val="26"/>
+          <w:rtl w:val="1"/>
+        </w:rPr>
+        <w:t>הן לא נכנסו לבית. לא לפני החתונה. ככה נכון. הן הלכו לבית של מרת בריינא, ממול, שם הוכן חדר, ובריינא עמדה בפתח עם מטרייה ביד למרות שלא ירד גשם, ואמרה: "ילדה. בואי. אבל קודם תנערי את הנעליים, כי כאן זה לא ליפניק."</w:t>
+      </w:r>
+    </w:p>
+    <w:p>
+      <w:pPr>
+        <w:bidi w:val="1"/>
+        <w:spacing w:after="120" w:line="312" w:lineRule="auto"/>
+        <w:ind w:firstLine="340"/>
+        <w:jc w:val="both"/>
+      </w:pPr>
+      <w:r>
+        <w:rPr>
+          <w:rFonts w:ascii="David" w:hAnsi="David" w:cs="David"/>
+          <w:b w:val="0"/>
+          <w:sz w:val="26"/>
+          <w:rtl w:val="1"/>
+        </w:rPr>
+        <w:t>"אני יודעת," אמרה רחל.</w:t>
+      </w:r>
+    </w:p>
+    <w:p>
+      <w:pPr>
+        <w:bidi w:val="1"/>
+        <w:spacing w:after="120" w:line="312" w:lineRule="auto"/>
+        <w:ind w:firstLine="340"/>
+        <w:jc w:val="both"/>
+      </w:pPr>
+      <w:r>
+        <w:rPr>
+          <w:rFonts w:ascii="David" w:hAnsi="David" w:cs="David"/>
+          <w:b w:val="0"/>
+          <w:sz w:val="26"/>
+          <w:rtl w:val="1"/>
+        </w:rPr>
+        <w:t>"מה את יודעת?"</w:t>
+      </w:r>
+    </w:p>
+    <w:p>
+      <w:pPr>
+        <w:bidi w:val="1"/>
+        <w:spacing w:after="120" w:line="312" w:lineRule="auto"/>
+        <w:ind w:firstLine="340"/>
+        <w:jc w:val="both"/>
+      </w:pPr>
+      <w:r>
+        <w:rPr>
+          <w:rFonts w:ascii="David" w:hAnsi="David" w:cs="David"/>
+          <w:b w:val="0"/>
+          <w:sz w:val="26"/>
+          <w:rtl w:val="1"/>
+        </w:rPr>
+        <w:t>"שכאן זה לא ליפניק. את אמרת לי את זה על הספסל."</w:t>
+      </w:r>
+    </w:p>
+    <w:p>
+      <w:pPr>
+        <w:bidi w:val="1"/>
+        <w:spacing w:after="120" w:line="312" w:lineRule="auto"/>
+        <w:ind w:firstLine="340"/>
+        <w:jc w:val="both"/>
+      </w:pPr>
+      <w:r>
+        <w:rPr>
+          <w:rFonts w:ascii="David" w:hAnsi="David" w:cs="David"/>
+          <w:b w:val="0"/>
+          <w:sz w:val="26"/>
+          <w:rtl w:val="1"/>
+        </w:rPr>
+        <w:t>"אמרתי דבר אחר על הספסל."</w:t>
+      </w:r>
+    </w:p>
+    <w:p>
+      <w:pPr>
+        <w:bidi w:val="1"/>
+        <w:spacing w:after="120" w:line="312" w:lineRule="auto"/>
+        <w:ind w:firstLine="340"/>
+        <w:jc w:val="both"/>
+      </w:pPr>
+      <w:r>
+        <w:rPr>
+          <w:rFonts w:ascii="David" w:hAnsi="David" w:cs="David"/>
+          <w:b w:val="0"/>
+          <w:sz w:val="26"/>
+          <w:rtl w:val="1"/>
+        </w:rPr>
+        <w:t>"אמרת 'המזלג הקטן'."</w:t>
+      </w:r>
+    </w:p>
+    <w:p>
+      <w:pPr>
+        <w:bidi w:val="1"/>
+        <w:spacing w:after="120" w:line="312" w:lineRule="auto"/>
+        <w:ind w:firstLine="340"/>
+        <w:jc w:val="both"/>
+      </w:pPr>
+      <w:r>
+        <w:rPr>
+          <w:rFonts w:ascii="David" w:hAnsi="David" w:cs="David"/>
+          <w:b w:val="0"/>
+          <w:sz w:val="26"/>
+          <w:rtl w:val="1"/>
+        </w:rPr>
+        <w:t>בריינא הביטה בה, ואז בחיה'לה, שעמדה עם הארגז ופיה עדיין פתוח מן הנהר.</w:t>
+      </w:r>
+    </w:p>
+    <w:p>
+      <w:pPr>
+        <w:bidi w:val="1"/>
+        <w:spacing w:after="120" w:line="312" w:lineRule="auto"/>
+        <w:ind w:firstLine="340"/>
+        <w:jc w:val="both"/>
+      </w:pPr>
+      <w:r>
+        <w:rPr>
+          <w:rFonts w:ascii="David" w:hAnsi="David" w:cs="David"/>
+          <w:b w:val="0"/>
+          <w:sz w:val="26"/>
+          <w:rtl w:val="1"/>
+        </w:rPr>
+        <w:t>"ואת," אמרה לחיה'לה, "תסגרי את הפה. בעיר נכנסים דרכו זבובים גם בכסלו."</w:t>
+      </w:r>
+    </w:p>
+    <w:p>
+      <w:pPr>
+        <w:bidi w:val="1"/>
+        <w:spacing w:after="120" w:line="312" w:lineRule="auto"/>
+        <w:jc w:val="center"/>
+      </w:pPr>
+      <w:r>
+        <w:rPr>
+          <w:rFonts w:ascii="David" w:hAnsi="David" w:cs="David"/>
+          <w:b w:val="0"/>
+          <w:sz w:val="26"/>
+          <w:rtl w:val="1"/>
+        </w:rPr>
+        <w:t>* * *</w:t>
+      </w:r>
+    </w:p>
+    <w:p>
+      <w:pPr>
+        <w:bidi w:val="1"/>
+        <w:spacing w:after="120" w:line="312" w:lineRule="auto"/>
+        <w:ind w:firstLine="340"/>
+        <w:jc w:val="both"/>
+      </w:pPr>
+      <w:r>
+        <w:rPr>
+          <w:rFonts w:ascii="David" w:hAnsi="David" w:cs="David"/>
+          <w:b w:val="0"/>
+          <w:sz w:val="26"/>
+          <w:rtl w:val="1"/>
+        </w:rPr>
+        <w:t>החתונה הייתה ביום רביעי, כ"ט בכסלו, נר חמישי של חנוכה.</w:t>
+      </w:r>
+    </w:p>
+    <w:p>
+      <w:pPr>
+        <w:bidi w:val="1"/>
+        <w:spacing w:after="120" w:line="312" w:lineRule="auto"/>
+        <w:ind w:firstLine="340"/>
+        <w:jc w:val="both"/>
+      </w:pPr>
+      <w:r>
+        <w:rPr>
+          <w:rFonts w:ascii="David" w:hAnsi="David" w:cs="David"/>
+          <w:b w:val="0"/>
+          <w:sz w:val="26"/>
+          <w:rtl w:val="1"/>
+        </w:rPr>
+        <w:t>באולם של הקהילה, ליד בית המדרש הגדול. עם הרב של קובנה תחת החופה, ועם הרב ר' שמעון מסטוקלישוק לצידו, כי מאיר לייב ביקש, ורבקה לא התנגדה. עם ר' אלטער הספרים־מוכר במעיל שאיש לא ידע שיש לו, שעמד בשורה הראשונה והביט בכול כמו אדם שמביט בספר שגמר לכתוב. עם הגבירים של קובנה, ועם עגלונים מסטוקלישוק, ועם בחורים מן הישיבה, ועם ר' אייזיק הסנדלר שהגיע ברכבת, בפעם הראשונה בחייו, ועמד ליד הקיר עם המסמר בפה ולא הוציא אותו כל הערב.</w:t>
+      </w:r>
+    </w:p>
+    <w:p>
+      <w:pPr>
+        <w:bidi w:val="1"/>
+        <w:spacing w:after="120" w:line="312" w:lineRule="auto"/>
+        <w:ind w:firstLine="340"/>
+        <w:jc w:val="both"/>
+      </w:pPr>
+      <w:r>
+        <w:rPr>
+          <w:rFonts w:ascii="David" w:hAnsi="David" w:cs="David"/>
+          <w:b w:val="0"/>
+          <w:sz w:val="26"/>
+          <w:rtl w:val="1"/>
+        </w:rPr>
+        <w:t>ורחל ראתה מזה מעט מאוד.</w:t>
+      </w:r>
+    </w:p>
+    <w:p>
+      <w:pPr>
+        <w:bidi w:val="1"/>
+        <w:spacing w:after="120" w:line="312" w:lineRule="auto"/>
+        <w:ind w:firstLine="340"/>
+        <w:jc w:val="both"/>
+      </w:pPr>
+      <w:r>
+        <w:rPr>
+          <w:rFonts w:ascii="David" w:hAnsi="David" w:cs="David"/>
+          <w:b w:val="0"/>
+          <w:sz w:val="26"/>
+          <w:rtl w:val="1"/>
+        </w:rPr>
+        <w:t>היא ראתה את הנרות. את הנרות של חנוכה בחלון האולם – חמישה ושמש – ואת הנרות של החופה. היא שמעה את הרב. את הברכות. את הכוס שנשברה, ואת "מזל טוב" שעלה מן האולם כמו גל, ואת אבא שאמר "ברוך השם" בקול שלא היה שלו, ואת אמא – את אמא היא לא שמעה, כי אמא לא אמרה כלום, אמא רק החזיקה, כמו שאמרה בריינא, יותר חזק.</w:t>
+      </w:r>
+    </w:p>
+    <w:p>
+      <w:pPr>
+        <w:bidi w:val="1"/>
+        <w:spacing w:after="120" w:line="312" w:lineRule="auto"/>
+        <w:ind w:firstLine="340"/>
+        <w:jc w:val="both"/>
+      </w:pPr>
+      <w:r>
+        <w:rPr>
+          <w:rFonts w:ascii="David" w:hAnsi="David" w:cs="David"/>
+          <w:b w:val="0"/>
+          <w:sz w:val="26"/>
+          <w:rtl w:val="1"/>
+        </w:rPr>
+        <w:t>ואז – הנשים.</w:t>
+      </w:r>
+    </w:p>
+    <w:p>
+      <w:pPr>
+        <w:bidi w:val="1"/>
+        <w:spacing w:after="120" w:line="312" w:lineRule="auto"/>
+        <w:ind w:firstLine="340"/>
+        <w:jc w:val="both"/>
+      </w:pPr>
+      <w:r>
+        <w:rPr>
+          <w:rFonts w:ascii="David" w:hAnsi="David" w:cs="David"/>
+          <w:b w:val="0"/>
+          <w:sz w:val="26"/>
+          <w:rtl w:val="1"/>
+        </w:rPr>
+        <w:t>הן הקיפו אותה. בנות קובנה במטפחות משי, ונשות העיירה במטפחות צמר, וצירל, שתפסה את שתי ידיה ואמרה "עכשיו את אחותי, ואין לך ברירה", וחיה'לה שרקדה כמו שרוקדים בכפר ולא כמו שרוקדים בקובנה, ואף אחת לא צחקה, כי ככה רוקדת אחות של כלה. ובריינא, שישבה ליד הקיר עם המטרייה, ולא רקדה, אבל מחאה כפיים, וזה מבריינא – רחל הבינה – היה כמו ריקוד.</w:t>
+      </w:r>
+    </w:p>
+    <w:p>
+      <w:pPr>
+        <w:bidi w:val="1"/>
+        <w:spacing w:after="120" w:line="312" w:lineRule="auto"/>
+        <w:ind w:firstLine="340"/>
+        <w:jc w:val="both"/>
+      </w:pPr>
+      <w:r>
+        <w:rPr>
+          <w:rFonts w:ascii="David" w:hAnsi="David" w:cs="David"/>
+          <w:b w:val="0"/>
+          <w:sz w:val="26"/>
+          <w:rtl w:val="1"/>
+        </w:rPr>
+        <w:t>ומעבר למחיצה – הגברים. היא לא ראתה. היא שמעה. שירה, ורקיעות, וקול של ר' אלטער שאומר "אמן", וקול של אבא, ויוסף'ל צועק "מזל טוב" מעל כולם, ומישהו שר ניגון, וזה היה – היא ידעה מיד – סבא. הניגון של סבא. עולה, ועולה, ויורד. באולם בקובנה. וכל הגברים שרו איתו, בלי לדעת מה הם שרים, כי ניגון הוא ניגון.</w:t>
+      </w:r>
+    </w:p>
+    <w:p>
+      <w:pPr>
+        <w:bidi w:val="1"/>
+        <w:spacing w:after="120" w:line="312" w:lineRule="auto"/>
+        <w:ind w:firstLine="340"/>
+        <w:jc w:val="both"/>
+      </w:pPr>
+      <w:r>
+        <w:rPr>
+          <w:rFonts w:ascii="David" w:hAnsi="David" w:cs="David"/>
+          <w:b w:val="0"/>
+          <w:sz w:val="26"/>
+          <w:rtl w:val="1"/>
+        </w:rPr>
+        <w:t>ובצד הנשים, ליד השולחן הראשון, ישבה מרת רבקה הלפרין, זקופה, במטפחת השחורה הטובה, והחזיקה כוס. ולידה – פייגא. וכשהניגון עלה בפעם השנייה, מעבר למחיצה, רחל ראתה את רבקה הלפרין מניחה את הכוס. ומביטה במחיצה. ומבטה היה כמו בכפר, ליד הצלחת: שעון שעצר.</w:t>
+      </w:r>
+    </w:p>
+    <w:p>
+      <w:pPr>
+        <w:bidi w:val="1"/>
+        <w:spacing w:after="120" w:line="312" w:lineRule="auto"/>
+        <w:ind w:firstLine="340"/>
+        <w:jc w:val="both"/>
+      </w:pPr>
+      <w:r>
+        <w:rPr>
+          <w:rFonts w:ascii="David" w:hAnsi="David" w:cs="David"/>
+          <w:b w:val="0"/>
+          <w:sz w:val="26"/>
+          <w:rtl w:val="1"/>
+        </w:rPr>
+        <w:t>"מי שר?" שאלה רבקה את פייגא. בקול רגיל. כמו על חלות.</w:t>
+      </w:r>
+    </w:p>
+    <w:p>
+      <w:pPr>
+        <w:bidi w:val="1"/>
+        <w:spacing w:after="120" w:line="312" w:lineRule="auto"/>
+        <w:ind w:firstLine="340"/>
+        <w:jc w:val="both"/>
+      </w:pPr>
+      <w:r>
+        <w:rPr>
+          <w:rFonts w:ascii="David" w:hAnsi="David" w:cs="David"/>
+          <w:b w:val="0"/>
+          <w:sz w:val="26"/>
+          <w:rtl w:val="1"/>
+        </w:rPr>
+        <w:t>"אבא שלי," אמרה פייגא. "ר' נטע."</w:t>
+      </w:r>
+    </w:p>
+    <w:p>
+      <w:pPr>
+        <w:bidi w:val="1"/>
+        <w:spacing w:after="120" w:line="312" w:lineRule="auto"/>
+        <w:ind w:firstLine="340"/>
+        <w:jc w:val="both"/>
+      </w:pPr>
+      <w:r>
+        <w:rPr>
+          <w:rFonts w:ascii="David" w:hAnsi="David" w:cs="David"/>
+          <w:b w:val="0"/>
+          <w:sz w:val="26"/>
+          <w:rtl w:val="1"/>
+        </w:rPr>
+        <w:t>"מאיפה הניגון?"</w:t>
+      </w:r>
+    </w:p>
+    <w:p>
+      <w:pPr>
+        <w:bidi w:val="1"/>
+        <w:spacing w:after="120" w:line="312" w:lineRule="auto"/>
+        <w:ind w:firstLine="340"/>
+        <w:jc w:val="both"/>
+      </w:pPr>
+      <w:r>
+        <w:rPr>
+          <w:rFonts w:ascii="David" w:hAnsi="David" w:cs="David"/>
+          <w:b w:val="0"/>
+          <w:sz w:val="26"/>
+          <w:rtl w:val="1"/>
+        </w:rPr>
+        <w:t>"מבית אבא שלו. הוא אומר."</w:t>
+      </w:r>
+    </w:p>
+    <w:p>
+      <w:pPr>
+        <w:bidi w:val="1"/>
+        <w:spacing w:after="120" w:line="312" w:lineRule="auto"/>
+        <w:ind w:firstLine="340"/>
+        <w:jc w:val="both"/>
+      </w:pPr>
+      <w:r>
+        <w:rPr>
+          <w:rFonts w:ascii="David" w:hAnsi="David" w:cs="David"/>
+          <w:b w:val="0"/>
+          <w:sz w:val="26"/>
+          <w:rtl w:val="1"/>
+        </w:rPr>
+        <w:t>"ואיפה בית אבא שלו?"</w:t>
+      </w:r>
+    </w:p>
+    <w:p>
+      <w:pPr>
+        <w:bidi w:val="1"/>
+        <w:spacing w:after="120" w:line="312" w:lineRule="auto"/>
+        <w:ind w:firstLine="340"/>
+        <w:jc w:val="both"/>
+      </w:pPr>
+      <w:r>
+        <w:rPr>
+          <w:rFonts w:ascii="David" w:hAnsi="David" w:cs="David"/>
+          <w:b w:val="0"/>
+          <w:sz w:val="26"/>
+          <w:rtl w:val="1"/>
+        </w:rPr>
+        <w:t>פייגא הביטה בחמותה של בתה. "הוא אומר: רחוק. הוא לא אומר יותר. ארבעים שנה אני שואלת."</w:t>
+      </w:r>
+    </w:p>
+    <w:p>
+      <w:pPr>
+        <w:bidi w:val="1"/>
+        <w:spacing w:after="120" w:line="312" w:lineRule="auto"/>
+        <w:ind w:firstLine="340"/>
+        <w:jc w:val="both"/>
+      </w:pPr>
+      <w:r>
+        <w:rPr>
+          <w:rFonts w:ascii="David" w:hAnsi="David" w:cs="David"/>
+          <w:b w:val="0"/>
+          <w:sz w:val="26"/>
+          <w:rtl w:val="1"/>
+        </w:rPr>
+        <w:t>רבקה הלפרין לא ענתה. היא הרימה את הכוס, ושתתה, והניחה, וכשהניגון ירד, ירדו גם עיניה, אל השולחן, ונשארו שם זמן רב.</w:t>
+      </w:r>
+    </w:p>
+    <w:p>
+      <w:pPr>
+        <w:bidi w:val="1"/>
+        <w:spacing w:after="120" w:line="312" w:lineRule="auto"/>
+        <w:jc w:val="center"/>
+      </w:pPr>
+      <w:r>
+        <w:rPr>
+          <w:rFonts w:ascii="David" w:hAnsi="David" w:cs="David"/>
+          <w:b w:val="0"/>
+          <w:sz w:val="26"/>
+          <w:rtl w:val="1"/>
+        </w:rPr>
+        <w:t>* * *</w:t>
+      </w:r>
+    </w:p>
+    <w:p>
+      <w:pPr>
+        <w:bidi w:val="1"/>
+        <w:spacing w:after="120" w:line="312" w:lineRule="auto"/>
+        <w:ind w:firstLine="340"/>
+        <w:jc w:val="both"/>
+      </w:pPr>
+      <w:r>
+        <w:rPr>
+          <w:rFonts w:ascii="David" w:hAnsi="David" w:cs="David"/>
+          <w:b w:val="0"/>
+          <w:sz w:val="26"/>
+          <w:rtl w:val="1"/>
+        </w:rPr>
+        <w:t>ואז – הילדה.</w:t>
+      </w:r>
+    </w:p>
+    <w:p>
+      <w:pPr>
+        <w:bidi w:val="1"/>
+        <w:spacing w:after="120" w:line="312" w:lineRule="auto"/>
+        <w:ind w:firstLine="340"/>
+        <w:jc w:val="both"/>
+      </w:pPr>
+      <w:r>
+        <w:rPr>
+          <w:rFonts w:ascii="David" w:hAnsi="David" w:cs="David"/>
+          <w:b w:val="0"/>
+          <w:sz w:val="26"/>
+          <w:rtl w:val="1"/>
+        </w:rPr>
+        <w:t>גולדה הביאה אותה. באמצע הריקודים, כשהנשים נחו, וחיה'לה ישבה נושמת בכבדות, והמוזיקה מעבר למחיצה נעשתה שקטה יותר. אישה כבדה, שקטה, עם פנים שלא אמרו דבר, ועל ידיה – ילדה.</w:t>
+      </w:r>
+    </w:p>
+    <w:p>
+      <w:pPr>
+        <w:bidi w:val="1"/>
+        <w:spacing w:after="120" w:line="312" w:lineRule="auto"/>
+        <w:ind w:firstLine="340"/>
+        <w:jc w:val="both"/>
+      </w:pPr>
+      <w:r>
+        <w:rPr>
+          <w:rFonts w:ascii="David" w:hAnsi="David" w:cs="David"/>
+          <w:b w:val="0"/>
+          <w:sz w:val="26"/>
+          <w:rtl w:val="1"/>
+        </w:rPr>
+        <w:t>ילדה קטנה. עם שמלה לבנה שמישהי תפרה לחתונה. עם עיניים גדולות, כהות, רציניות. ועם בובה. בובת בד, עם שמלה כחולה.</w:t>
+      </w:r>
+    </w:p>
+    <w:p>
+      <w:pPr>
+        <w:bidi w:val="1"/>
+        <w:spacing w:after="120" w:line="312" w:lineRule="auto"/>
+        <w:ind w:firstLine="340"/>
+        <w:jc w:val="both"/>
+      </w:pPr>
+      <w:r>
+        <w:rPr>
+          <w:rFonts w:ascii="David" w:hAnsi="David" w:cs="David"/>
+          <w:b w:val="0"/>
+          <w:sz w:val="26"/>
+          <w:rtl w:val="1"/>
+        </w:rPr>
+        <w:t>גולדה עמדה במרחק שלושה צעדים מן הכלה. לא יותר קרוב. ואמרה: "שיינדל. זאת – " היא עצרה. היא לא ידעה מה לומר. "זאת רחל."</w:t>
+      </w:r>
+    </w:p>
+    <w:p>
+      <w:pPr>
+        <w:bidi w:val="1"/>
+        <w:spacing w:after="120" w:line="312" w:lineRule="auto"/>
+        <w:ind w:firstLine="340"/>
+        <w:jc w:val="both"/>
+      </w:pPr>
+      <w:r>
+        <w:rPr>
+          <w:rFonts w:ascii="David" w:hAnsi="David" w:cs="David"/>
+          <w:b w:val="0"/>
+          <w:sz w:val="26"/>
+          <w:rtl w:val="1"/>
+        </w:rPr>
+        <w:t>הילדה הביטה.</w:t>
+      </w:r>
+    </w:p>
+    <w:p>
+      <w:pPr>
+        <w:bidi w:val="1"/>
+        <w:spacing w:after="120" w:line="312" w:lineRule="auto"/>
+        <w:ind w:firstLine="340"/>
+        <w:jc w:val="both"/>
+      </w:pPr>
+      <w:r>
+        <w:rPr>
+          <w:rFonts w:ascii="David" w:hAnsi="David" w:cs="David"/>
+          <w:b w:val="0"/>
+          <w:sz w:val="26"/>
+          <w:rtl w:val="1"/>
+        </w:rPr>
+        <w:t>רחל לא קמה. לא הושיטה ידיים. לא אמרה "בואי". היא ישבה על הכיסא, וידיה בחיקה, והביטה בילדה, כמו שמביטים בציפור שנחתה על אדן החלון: בלי לזוז, כי כל תנועה תבריח.</w:t>
+      </w:r>
+    </w:p>
+    <w:p>
+      <w:pPr>
+        <w:bidi w:val="1"/>
+        <w:spacing w:after="120" w:line="312" w:lineRule="auto"/>
+        <w:ind w:firstLine="340"/>
+        <w:jc w:val="both"/>
+      </w:pPr>
+      <w:r>
+        <w:rPr>
+          <w:rFonts w:ascii="David" w:hAnsi="David" w:cs="David"/>
+          <w:b w:val="0"/>
+          <w:sz w:val="26"/>
+          <w:rtl w:val="1"/>
+        </w:rPr>
+        <w:t>"שלום, שיינדל," אמרה. בשקט. "בובה יפה."</w:t>
+      </w:r>
+    </w:p>
+    <w:p>
+      <w:pPr>
+        <w:bidi w:val="1"/>
+        <w:spacing w:after="120" w:line="312" w:lineRule="auto"/>
+        <w:ind w:firstLine="340"/>
+        <w:jc w:val="both"/>
+      </w:pPr>
+      <w:r>
+        <w:rPr>
+          <w:rFonts w:ascii="David" w:hAnsi="David" w:cs="David"/>
+          <w:b w:val="0"/>
+          <w:sz w:val="26"/>
+          <w:rtl w:val="1"/>
+        </w:rPr>
+        <w:t>הילדה הביטה בבובה. ואז ברחל. ואז – הסתובבה, וקברה את פניה בכתף של גולדה, ולא הביטה עוד.</w:t>
+      </w:r>
+    </w:p>
+    <w:p>
+      <w:pPr>
+        <w:bidi w:val="1"/>
+        <w:spacing w:after="120" w:line="312" w:lineRule="auto"/>
+        <w:ind w:firstLine="340"/>
+        <w:jc w:val="both"/>
+      </w:pPr>
+      <w:r>
+        <w:rPr>
+          <w:rFonts w:ascii="David" w:hAnsi="David" w:cs="David"/>
+          <w:b w:val="0"/>
+          <w:sz w:val="26"/>
+          <w:rtl w:val="1"/>
+        </w:rPr>
+        <w:t>"היא עייפה," אמרה גולדה. קול שטוח. "כבר מאוחר בשבילה."</w:t>
+      </w:r>
+    </w:p>
+    <w:p>
+      <w:pPr>
+        <w:bidi w:val="1"/>
+        <w:spacing w:after="120" w:line="312" w:lineRule="auto"/>
+        <w:ind w:firstLine="340"/>
+        <w:jc w:val="both"/>
+      </w:pPr>
+      <w:r>
+        <w:rPr>
+          <w:rFonts w:ascii="David" w:hAnsi="David" w:cs="David"/>
+          <w:b w:val="0"/>
+          <w:sz w:val="26"/>
+          <w:rtl w:val="1"/>
+        </w:rPr>
+        <w:t>"כן," אמרה רחל. "לילה טוב, שיינדל."</w:t>
+      </w:r>
+    </w:p>
+    <w:p>
+      <w:pPr>
+        <w:bidi w:val="1"/>
+        <w:spacing w:after="120" w:line="312" w:lineRule="auto"/>
+        <w:ind w:firstLine="340"/>
+        <w:jc w:val="both"/>
+      </w:pPr>
+      <w:r>
+        <w:rPr>
+          <w:rFonts w:ascii="David" w:hAnsi="David" w:cs="David"/>
+          <w:b w:val="0"/>
+          <w:sz w:val="26"/>
+          <w:rtl w:val="1"/>
+        </w:rPr>
+        <w:t>וגולדה הלכה. ורחל ישבה. וצירל, לידה, פתחה את פיה לומר משהו מנחם, ורחל אמרה, לפניה: "לא. זה בסדר. ככה צריך. לא עושים את זה מהר."</w:t>
+      </w:r>
+    </w:p>
+    <w:p>
+      <w:pPr>
+        <w:bidi w:val="1"/>
+        <w:spacing w:after="120" w:line="312" w:lineRule="auto"/>
+        <w:ind w:firstLine="340"/>
+        <w:jc w:val="both"/>
+      </w:pPr>
+      <w:r>
+        <w:rPr>
+          <w:rFonts w:ascii="David" w:hAnsi="David" w:cs="David"/>
+          <w:b w:val="0"/>
+          <w:sz w:val="26"/>
+          <w:rtl w:val="1"/>
+        </w:rPr>
+        <w:t>וצירל סגרה את פיה, והביטה באחותה החדשה, וחשבה – סיפרה לה אחר כך – שזאת הפעם הראשונה בחייה שראתה מישהי מפסידה ומנצחת באותו רגע.</w:t>
+      </w:r>
+    </w:p>
+    <w:p>
+      <w:pPr>
+        <w:bidi w:val="1"/>
+        <w:spacing w:after="120" w:line="312" w:lineRule="auto"/>
+        <w:jc w:val="center"/>
+      </w:pPr>
+      <w:r>
+        <w:rPr>
+          <w:rFonts w:ascii="David" w:hAnsi="David" w:cs="David"/>
+          <w:b w:val="0"/>
+          <w:sz w:val="26"/>
+          <w:rtl w:val="1"/>
+        </w:rPr>
+        <w:t>* * *</w:t>
+      </w:r>
+    </w:p>
+    <w:p>
+      <w:pPr>
+        <w:bidi w:val="1"/>
+        <w:spacing w:after="120" w:line="312" w:lineRule="auto"/>
+        <w:ind w:firstLine="340"/>
+        <w:jc w:val="both"/>
+      </w:pPr>
+      <w:r>
+        <w:rPr>
+          <w:rFonts w:ascii="David" w:hAnsi="David" w:cs="David"/>
+          <w:b w:val="0"/>
+          <w:sz w:val="26"/>
+          <w:rtl w:val="1"/>
+        </w:rPr>
+        <w:t>הבית ברחוב הנהר, בלילה, אחרי החתונה, היה שקט כמו בית שאף פעם לא היה בו רעש.</w:t>
+      </w:r>
+    </w:p>
+    <w:p>
+      <w:pPr>
+        <w:bidi w:val="1"/>
+        <w:spacing w:after="120" w:line="312" w:lineRule="auto"/>
+        <w:ind w:firstLine="340"/>
+        <w:jc w:val="both"/>
+      </w:pPr>
+      <w:r>
+        <w:rPr>
+          <w:rFonts w:ascii="David" w:hAnsi="David" w:cs="David"/>
+          <w:b w:val="0"/>
+          <w:sz w:val="26"/>
+          <w:rtl w:val="1"/>
+        </w:rPr>
+        <w:t>המשרתות הלכו לישון. רבקה עלתה לחדרה, ואמרה בפתח "לילה טוב" לרחל, וזה היה הדבר הראשון שאמרה לה ישירות מאז התנאים, ורחל אמרה "לילה טוב, מרת הלפרין", ורבקה עצרה, כאילו רצתה לתקן את "מרת הלפרין" למשהו אחר, ולא ידעה למה, והלכה.</w:t>
+      </w:r>
+    </w:p>
+    <w:p>
+      <w:pPr>
+        <w:bidi w:val="1"/>
+        <w:spacing w:after="120" w:line="312" w:lineRule="auto"/>
+        <w:ind w:firstLine="340"/>
+        <w:jc w:val="both"/>
+      </w:pPr>
+      <w:r>
+        <w:rPr>
+          <w:rFonts w:ascii="David" w:hAnsi="David" w:cs="David"/>
+          <w:b w:val="0"/>
+          <w:sz w:val="26"/>
+          <w:rtl w:val="1"/>
+        </w:rPr>
+        <w:t>ומאיר לייב הראה לה את הבית. בקצרה. במסדרון. "זה חדר האוכל. זה חדר האורחים. כאן המטבח. למעלה – אמא, שם. הילדה – שם, עם גולדה. ובסוף – " הוא לא הסביר את הסוף. "לילה טוב. מחר – השיעור בחמש וחצי, ואני חוזר בשבע בערב. אמא תראה לך את הכול."</w:t>
+      </w:r>
+    </w:p>
+    <w:p>
+      <w:pPr>
+        <w:bidi w:val="1"/>
+        <w:spacing w:after="120" w:line="312" w:lineRule="auto"/>
+        <w:ind w:firstLine="340"/>
+        <w:jc w:val="both"/>
+      </w:pPr>
+      <w:r>
+        <w:rPr>
+          <w:rFonts w:ascii="David" w:hAnsi="David" w:cs="David"/>
+          <w:b w:val="0"/>
+          <w:sz w:val="26"/>
+          <w:rtl w:val="1"/>
+        </w:rPr>
+        <w:t>"לילה טוב," אמרה רחל.</w:t>
+      </w:r>
+    </w:p>
+    <w:p>
+      <w:pPr>
+        <w:bidi w:val="1"/>
+        <w:spacing w:after="120" w:line="312" w:lineRule="auto"/>
+        <w:ind w:firstLine="340"/>
+        <w:jc w:val="both"/>
+      </w:pPr>
+      <w:r>
+        <w:rPr>
+          <w:rFonts w:ascii="David" w:hAnsi="David" w:cs="David"/>
+          <w:b w:val="0"/>
+          <w:sz w:val="26"/>
+          <w:rtl w:val="1"/>
+        </w:rPr>
+        <w:t>וזהו.</w:t>
+      </w:r>
+    </w:p>
+    <w:p>
+      <w:pPr>
+        <w:bidi w:val="1"/>
+        <w:spacing w:after="120" w:line="312" w:lineRule="auto"/>
+        <w:ind w:firstLine="340"/>
+        <w:jc w:val="both"/>
+      </w:pPr>
+      <w:r>
+        <w:rPr>
+          <w:rFonts w:ascii="David" w:hAnsi="David" w:cs="David"/>
+          <w:b w:val="0"/>
+          <w:sz w:val="26"/>
+          <w:rtl w:val="1"/>
+        </w:rPr>
+        <w:t>היא עמדה בחדר שהכינו לה, עם הארגז מן הכפר בפינה, ועם חלון גבוה ונקי שמעבר לו – לא יער, לא אגם, לא אור צהוב על גבעה – אלא נהר. שחור. עם אורות של הגדה השנייה, ועם רפסודה אחת שעברה, לאט, בחושך, אל ממל.</w:t>
+      </w:r>
+    </w:p>
+    <w:p>
+      <w:pPr>
+        <w:bidi w:val="1"/>
+        <w:spacing w:after="120" w:line="312" w:lineRule="auto"/>
+        <w:ind w:firstLine="340"/>
+        <w:jc w:val="both"/>
+      </w:pPr>
+      <w:r>
+        <w:rPr>
+          <w:rFonts w:ascii="David" w:hAnsi="David" w:cs="David"/>
+          <w:b w:val="0"/>
+          <w:sz w:val="26"/>
+          <w:rtl w:val="1"/>
+        </w:rPr>
+        <w:t>היא הוציאה מן הארגז את הסידור של סבתא. והתיישבה ליד החלון. ולא הדליקה נר.</w:t>
+      </w:r>
+    </w:p>
+    <w:p>
+      <w:pPr>
+        <w:bidi w:val="1"/>
+        <w:spacing w:after="120" w:line="312" w:lineRule="auto"/>
+        <w:ind w:firstLine="340"/>
+        <w:jc w:val="both"/>
+      </w:pPr>
+      <w:r>
+        <w:rPr>
+          <w:rFonts w:ascii="David" w:hAnsi="David" w:cs="David"/>
+          <w:b w:val="0"/>
+          <w:sz w:val="26"/>
+          <w:rtl w:val="1"/>
+        </w:rPr>
+        <w:t>ואז – הבכי.</w:t>
+      </w:r>
+    </w:p>
+    <w:p>
+      <w:pPr>
+        <w:bidi w:val="1"/>
+        <w:spacing w:after="120" w:line="312" w:lineRule="auto"/>
+        <w:ind w:firstLine="340"/>
+        <w:jc w:val="both"/>
+      </w:pPr>
+      <w:r>
+        <w:rPr>
+          <w:rFonts w:ascii="David" w:hAnsi="David" w:cs="David"/>
+          <w:b w:val="0"/>
+          <w:sz w:val="26"/>
+          <w:rtl w:val="1"/>
+        </w:rPr>
+        <w:t>מן החדר ההוא, במסדרון. בכי של ילדה שהתעוררה. לא צעקה. בכי עמום, ואחריו – מילה. מילה אחת. הראשונה ששמעה רחל מן הילדה שלא מדברת.</w:t>
+      </w:r>
+    </w:p>
+    <w:p>
+      <w:pPr>
+        <w:bidi w:val="1"/>
+        <w:spacing w:after="120" w:line="312" w:lineRule="auto"/>
+        <w:ind w:firstLine="340"/>
+        <w:jc w:val="both"/>
+      </w:pPr>
+      <w:r>
+        <w:rPr>
+          <w:rFonts w:ascii="David" w:hAnsi="David" w:cs="David"/>
+          <w:b w:val="0"/>
+          <w:sz w:val="26"/>
+          <w:rtl w:val="1"/>
+        </w:rPr>
+        <w:t>"גולדה!"</w:t>
+      </w:r>
+    </w:p>
+    <w:p>
+      <w:pPr>
+        <w:bidi w:val="1"/>
+        <w:spacing w:after="120" w:line="312" w:lineRule="auto"/>
+        <w:ind w:firstLine="340"/>
+        <w:jc w:val="both"/>
+      </w:pPr>
+      <w:r>
+        <w:rPr>
+          <w:rFonts w:ascii="David" w:hAnsi="David" w:cs="David"/>
+          <w:b w:val="0"/>
+          <w:sz w:val="26"/>
+          <w:rtl w:val="1"/>
+        </w:rPr>
+        <w:t>ואחר כך שוב: "גולדה! גולדה!"</w:t>
+      </w:r>
+    </w:p>
+    <w:p>
+      <w:pPr>
+        <w:bidi w:val="1"/>
+        <w:spacing w:after="120" w:line="312" w:lineRule="auto"/>
+        <w:ind w:firstLine="340"/>
+        <w:jc w:val="both"/>
+      </w:pPr>
+      <w:r>
+        <w:rPr>
+          <w:rFonts w:ascii="David" w:hAnsi="David" w:cs="David"/>
+          <w:b w:val="0"/>
+          <w:sz w:val="26"/>
+          <w:rtl w:val="1"/>
+        </w:rPr>
+        <w:t>ורחל קמה. והלכה במסדרון. ועמדה בפתח החדר, בחושך, עם היד על המשקוף. ובפנים ראתה את הילדה יושבת על המיטה, עם הבובה, ובוכה, ואת גולדה קמה מן הכיסא, בכבדות, ואומרת "אני כאן, שיינדעלע, אני כאן".</w:t>
+      </w:r>
+    </w:p>
+    <w:p>
+      <w:pPr>
+        <w:bidi w:val="1"/>
+        <w:spacing w:after="120" w:line="312" w:lineRule="auto"/>
+        <w:ind w:firstLine="340"/>
+        <w:jc w:val="both"/>
+      </w:pPr>
+      <w:r>
+        <w:rPr>
+          <w:rFonts w:ascii="David" w:hAnsi="David" w:cs="David"/>
+          <w:b w:val="0"/>
+          <w:sz w:val="26"/>
+          <w:rtl w:val="1"/>
+        </w:rPr>
+        <w:t>והילדה הביטה מעל הכתף של גולדה. אל הפתח. אל הדמות שעמדה שם.</w:t>
+      </w:r>
+    </w:p>
+    <w:p>
+      <w:pPr>
+        <w:bidi w:val="1"/>
+        <w:spacing w:after="120" w:line="312" w:lineRule="auto"/>
+        <w:ind w:firstLine="340"/>
+        <w:jc w:val="both"/>
+      </w:pPr>
+      <w:r>
+        <w:rPr>
+          <w:rFonts w:ascii="David" w:hAnsi="David" w:cs="David"/>
+          <w:b w:val="0"/>
+          <w:sz w:val="26"/>
+          <w:rtl w:val="1"/>
+        </w:rPr>
+        <w:t>ורחל פרידמן – רחל הלפרין, מהיום, מהערב, מן הכוס שנשברה – עמדה, ויד על המשקוף, ולא ידעה. אם להיכנס. אם לחזור. אם יש בכלל, בבית הזה, מקום שבו היא צריכה לעמוד.</w:t>
       </w:r>
     </w:p>
     <w:sectPr>

--- a/book/בת הכפר.docx
+++ b/book/בת הכפר.docx
@@ -19215,6 +19215,5736 @@
           <w:rtl w:val="1"/>
         </w:rPr>
         <w:t>ורחל פרידמן – רחל הלפרין, מהיום, מהערב, מן הכוס שנשברה – עמדה, ויד על המשקוף, ולא ידעה. אם להיכנס. אם לחזור. אם יש בכלל, בבית הזה, מקום שבו היא צריכה לעמוד.</w:t>
+      </w:r>
+    </w:p>
+    <w:p>
+      <w:r>
+        <w:br w:type="page"/>
+      </w:r>
+    </w:p>
+    <w:p>
+      <w:pPr>
+        <w:bidi w:val="1"/>
+        <w:spacing w:after="360" w:line="312" w:lineRule="auto"/>
+        <w:jc w:val="center"/>
+      </w:pPr>
+      <w:r>
+        <w:rPr>
+          <w:rFonts w:ascii="David" w:hAnsi="David" w:cs="David"/>
+          <w:b/>
+          <w:sz w:val="32"/>
+          <w:rtl w:val="1"/>
+        </w:rPr>
+        <w:t>פרק יא – בוקר ראשון</w:t>
+      </w:r>
+    </w:p>
+    <w:p>
+      <w:pPr>
+        <w:bidi w:val="1"/>
+        <w:spacing w:after="120" w:line="312" w:lineRule="auto"/>
+        <w:ind w:firstLine="340"/>
+        <w:jc w:val="both"/>
+      </w:pPr>
+      <w:r>
+        <w:rPr>
+          <w:rFonts w:ascii="David" w:hAnsi="David" w:cs="David"/>
+          <w:b w:val="0"/>
+          <w:sz w:val="26"/>
+          <w:rtl w:val="1"/>
+        </w:rPr>
+        <w:t>בקובנה אין תרנגול.</w:t>
+      </w:r>
+    </w:p>
+    <w:p>
+      <w:pPr>
+        <w:bidi w:val="1"/>
+        <w:spacing w:after="120" w:line="312" w:lineRule="auto"/>
+        <w:ind w:firstLine="340"/>
+        <w:jc w:val="both"/>
+      </w:pPr>
+      <w:r>
+        <w:rPr>
+          <w:rFonts w:ascii="David" w:hAnsi="David" w:cs="David"/>
+          <w:b w:val="0"/>
+          <w:sz w:val="26"/>
+          <w:rtl w:val="1"/>
+        </w:rPr>
+        <w:t>זה היה הדבר הראשון שרחל למדה על העיר, בבוקר הראשון, כשפקחה עיניים בחושך ולא ידעה מה השעה. בכפר – התרנגול של ר' אייזיק, הפרות, האור בין התריסים. כאן – שקט. שקט של אבן. ומעבר לחלון הגבוה, הנהר, שלא אומר כלום, כי נהר לא צריך להגיד, הוא רק זורם.</w:t>
+      </w:r>
+    </w:p>
+    <w:p>
+      <w:pPr>
+        <w:bidi w:val="1"/>
+        <w:spacing w:after="120" w:line="312" w:lineRule="auto"/>
+        <w:ind w:firstLine="340"/>
+        <w:jc w:val="both"/>
+      </w:pPr>
+      <w:r>
+        <w:rPr>
+          <w:rFonts w:ascii="David" w:hAnsi="David" w:cs="David"/>
+          <w:b w:val="0"/>
+          <w:sz w:val="26"/>
+          <w:rtl w:val="1"/>
+        </w:rPr>
+        <w:t>היא קמה. היא לא ידעה מה עושים בבית הזה בשעה שאין בה תרנגול, אבל ידעה מה עושים בכל בית: קמים, ומדליקים, ומחממים מים. היא לבשה, ואמרה מודה אני, ונטלה ידיים מן הכד שעמד ליד המיטה – מישהי הכינה אותו, אתמול, בלי שראתה – וירדה במדרגות, בשקט, כדי לא להעיר.</w:t>
+      </w:r>
+    </w:p>
+    <w:p>
+      <w:pPr>
+        <w:bidi w:val="1"/>
+        <w:spacing w:after="120" w:line="312" w:lineRule="auto"/>
+        <w:ind w:firstLine="340"/>
+        <w:jc w:val="both"/>
+      </w:pPr>
+      <w:r>
+        <w:rPr>
+          <w:rFonts w:ascii="David" w:hAnsi="David" w:cs="David"/>
+          <w:b w:val="0"/>
+          <w:sz w:val="26"/>
+          <w:rtl w:val="1"/>
+        </w:rPr>
+        <w:t>במטבח דלק אור.</w:t>
+      </w:r>
+    </w:p>
+    <w:p>
+      <w:pPr>
+        <w:bidi w:val="1"/>
+        <w:spacing w:after="120" w:line="312" w:lineRule="auto"/>
+        <w:ind w:firstLine="340"/>
+        <w:jc w:val="both"/>
+      </w:pPr>
+      <w:r>
+        <w:rPr>
+          <w:rFonts w:ascii="David" w:hAnsi="David" w:cs="David"/>
+          <w:b w:val="0"/>
+          <w:sz w:val="26"/>
+          <w:rtl w:val="1"/>
+        </w:rPr>
+        <w:t>זו הייתה אישה גדולה, עם סינר לבן ועם זרועות של מי שלשה בצק ארבעים שנה, ועל הכיריים כבר עמד סיר, ועל השולחן – קמח. היא הביטה ברחל כמו שמביטים בדבר שלא אמור להיות במטבח בחמש בבוקר.</w:t>
+      </w:r>
+    </w:p>
+    <w:p>
+      <w:pPr>
+        <w:bidi w:val="1"/>
+        <w:spacing w:after="120" w:line="312" w:lineRule="auto"/>
+        <w:ind w:firstLine="340"/>
+        <w:jc w:val="both"/>
+      </w:pPr>
+      <w:r>
+        <w:rPr>
+          <w:rFonts w:ascii="David" w:hAnsi="David" w:cs="David"/>
+          <w:b w:val="0"/>
+          <w:sz w:val="26"/>
+          <w:rtl w:val="1"/>
+        </w:rPr>
+        <w:t>"הגברת הצעירה," אמרה. לא שאלה, לא ברכה. קביעה.</w:t>
+      </w:r>
+    </w:p>
+    <w:p>
+      <w:pPr>
+        <w:bidi w:val="1"/>
+        <w:spacing w:after="120" w:line="312" w:lineRule="auto"/>
+        <w:ind w:firstLine="340"/>
+        <w:jc w:val="both"/>
+      </w:pPr>
+      <w:r>
+        <w:rPr>
+          <w:rFonts w:ascii="David" w:hAnsi="David" w:cs="David"/>
+          <w:b w:val="0"/>
+          <w:sz w:val="26"/>
+          <w:rtl w:val="1"/>
+        </w:rPr>
+        <w:t>"בוקר טוב," אמרה רחל. "אני – חשבתי לחמם מים."</w:t>
+      </w:r>
+    </w:p>
+    <w:p>
+      <w:pPr>
+        <w:bidi w:val="1"/>
+        <w:spacing w:after="120" w:line="312" w:lineRule="auto"/>
+        <w:ind w:firstLine="340"/>
+        <w:jc w:val="both"/>
+      </w:pPr>
+      <w:r>
+        <w:rPr>
+          <w:rFonts w:ascii="David" w:hAnsi="David" w:cs="David"/>
+          <w:b w:val="0"/>
+          <w:sz w:val="26"/>
+          <w:rtl w:val="1"/>
+        </w:rPr>
+        <w:t>"המים חמים."</w:t>
+      </w:r>
+    </w:p>
+    <w:p>
+      <w:pPr>
+        <w:bidi w:val="1"/>
+        <w:spacing w:after="120" w:line="312" w:lineRule="auto"/>
+        <w:ind w:firstLine="340"/>
+        <w:jc w:val="both"/>
+      </w:pPr>
+      <w:r>
+        <w:rPr>
+          <w:rFonts w:ascii="David" w:hAnsi="David" w:cs="David"/>
+          <w:b w:val="0"/>
+          <w:sz w:val="26"/>
+          <w:rtl w:val="1"/>
+        </w:rPr>
+        <w:t>"אז – "</w:t>
+      </w:r>
+    </w:p>
+    <w:p>
+      <w:pPr>
+        <w:bidi w:val="1"/>
+        <w:spacing w:after="120" w:line="312" w:lineRule="auto"/>
+        <w:ind w:firstLine="340"/>
+        <w:jc w:val="both"/>
+      </w:pPr>
+      <w:r>
+        <w:rPr>
+          <w:rFonts w:ascii="David" w:hAnsi="David" w:cs="David"/>
+          <w:b w:val="0"/>
+          <w:sz w:val="26"/>
+          <w:rtl w:val="1"/>
+        </w:rPr>
+        <w:t>"הגברת הצעירה," אמרה האישה, ושמה היה, רחל למדה אחר כך, זלאטע, והיא הייתה הטבחית של בית הלפרין מאז שרבקה הייתה כלה, "בבית הזה יש מי שמחמם מים. ויש מי ששותה אותם. ואת – את שותה." היא הניחה כוס תה על השולחן, לא בגסות, אבל גם לא בעדינות. "מרת הלפרין יורדת בשבע. הגברת הצעירה יכולה לחכות בחדר האוכל. או בחדר. או לא לחכות. אבל לא במטבח."</w:t>
+      </w:r>
+    </w:p>
+    <w:p>
+      <w:pPr>
+        <w:bidi w:val="1"/>
+        <w:spacing w:after="120" w:line="312" w:lineRule="auto"/>
+        <w:ind w:firstLine="340"/>
+        <w:jc w:val="both"/>
+      </w:pPr>
+      <w:r>
+        <w:rPr>
+          <w:rFonts w:ascii="David" w:hAnsi="David" w:cs="David"/>
+          <w:b w:val="0"/>
+          <w:sz w:val="26"/>
+          <w:rtl w:val="1"/>
+        </w:rPr>
+        <w:t>רחל לקחה את הכוס. היא לא התווכחה. היא אמרה "תודה, מרת זלאטע", והלכה לחדר האוכל, וישבה ליד השולחן הארוך, במקום שהיה הכי רחוק מן הראש, ושתתה.</w:t>
+      </w:r>
+    </w:p>
+    <w:p>
+      <w:pPr>
+        <w:bidi w:val="1"/>
+        <w:spacing w:after="120" w:line="312" w:lineRule="auto"/>
+        <w:ind w:firstLine="340"/>
+        <w:jc w:val="both"/>
+      </w:pPr>
+      <w:r>
+        <w:rPr>
+          <w:rFonts w:ascii="David" w:hAnsi="David" w:cs="David"/>
+          <w:b w:val="0"/>
+          <w:sz w:val="26"/>
+          <w:rtl w:val="1"/>
+        </w:rPr>
+        <w:t>ובשש נשמעו צעדים במדרגות, ומאיר לייב ירד, עם הטלית והתפילין תחת הזרוע, ועצר כשראה אותה.</w:t>
+      </w:r>
+    </w:p>
+    <w:p>
+      <w:pPr>
+        <w:bidi w:val="1"/>
+        <w:spacing w:after="120" w:line="312" w:lineRule="auto"/>
+        <w:ind w:firstLine="340"/>
+        <w:jc w:val="both"/>
+      </w:pPr>
+      <w:r>
+        <w:rPr>
+          <w:rFonts w:ascii="David" w:hAnsi="David" w:cs="David"/>
+          <w:b w:val="0"/>
+          <w:sz w:val="26"/>
+          <w:rtl w:val="1"/>
+        </w:rPr>
+        <w:t>"את... ערה."</w:t>
+      </w:r>
+    </w:p>
+    <w:p>
+      <w:pPr>
+        <w:bidi w:val="1"/>
+        <w:spacing w:after="120" w:line="312" w:lineRule="auto"/>
+        <w:ind w:firstLine="340"/>
+        <w:jc w:val="both"/>
+      </w:pPr>
+      <w:r>
+        <w:rPr>
+          <w:rFonts w:ascii="David" w:hAnsi="David" w:cs="David"/>
+          <w:b w:val="0"/>
+          <w:sz w:val="26"/>
+          <w:rtl w:val="1"/>
+        </w:rPr>
+        <w:t>"אצלנו קמים מוקדם."</w:t>
+      </w:r>
+    </w:p>
+    <w:p>
+      <w:pPr>
+        <w:bidi w:val="1"/>
+        <w:spacing w:after="120" w:line="312" w:lineRule="auto"/>
+        <w:ind w:firstLine="340"/>
+        <w:jc w:val="both"/>
+      </w:pPr>
+      <w:r>
+        <w:rPr>
+          <w:rFonts w:ascii="David" w:hAnsi="David" w:cs="David"/>
+          <w:b w:val="0"/>
+          <w:sz w:val="26"/>
+          <w:rtl w:val="1"/>
+        </w:rPr>
+        <w:t>"אצלנו – " הוא עצר. "גם. אבל לא – " הוא לא ידע מה לומר. "השיעור. בחמש וחצי. איחרתי היום. אני – אמא תרד בשבע. היא תראה לך את הכול."</w:t>
+      </w:r>
+    </w:p>
+    <w:p>
+      <w:pPr>
+        <w:bidi w:val="1"/>
+        <w:spacing w:after="120" w:line="312" w:lineRule="auto"/>
+        <w:ind w:firstLine="340"/>
+        <w:jc w:val="both"/>
+      </w:pPr>
+      <w:r>
+        <w:rPr>
+          <w:rFonts w:ascii="David" w:hAnsi="David" w:cs="David"/>
+          <w:b w:val="0"/>
+          <w:sz w:val="26"/>
+          <w:rtl w:val="1"/>
+        </w:rPr>
+        <w:t>"בסדר. שיהיה לך יום טוב."</w:t>
+      </w:r>
+    </w:p>
+    <w:p>
+      <w:pPr>
+        <w:bidi w:val="1"/>
+        <w:spacing w:after="120" w:line="312" w:lineRule="auto"/>
+        <w:ind w:firstLine="340"/>
+        <w:jc w:val="both"/>
+      </w:pPr>
+      <w:r>
+        <w:rPr>
+          <w:rFonts w:ascii="David" w:hAnsi="David" w:cs="David"/>
+          <w:b w:val="0"/>
+          <w:sz w:val="26"/>
+          <w:rtl w:val="1"/>
+        </w:rPr>
+        <w:t>"גם לך," אמר, ויצא, ובדלת נזכר במזוזה, ונשק לה, ורחל חשבה: הוא לא שכח אותה אף פעם. הוא שכח אותה עכשיו בגללי.</w:t>
+      </w:r>
+    </w:p>
+    <w:p>
+      <w:pPr>
+        <w:bidi w:val="1"/>
+        <w:spacing w:after="120" w:line="312" w:lineRule="auto"/>
+        <w:jc w:val="center"/>
+      </w:pPr>
+      <w:r>
+        <w:rPr>
+          <w:rFonts w:ascii="David" w:hAnsi="David" w:cs="David"/>
+          <w:b w:val="0"/>
+          <w:sz w:val="26"/>
+          <w:rtl w:val="1"/>
+        </w:rPr>
+        <w:t>* * *</w:t>
+      </w:r>
+    </w:p>
+    <w:p>
+      <w:pPr>
+        <w:bidi w:val="1"/>
+        <w:spacing w:after="120" w:line="312" w:lineRule="auto"/>
+        <w:ind w:firstLine="340"/>
+        <w:jc w:val="both"/>
+      </w:pPr>
+      <w:r>
+        <w:rPr>
+          <w:rFonts w:ascii="David" w:hAnsi="David" w:cs="David"/>
+          <w:b w:val="0"/>
+          <w:sz w:val="26"/>
+          <w:rtl w:val="1"/>
+        </w:rPr>
+        <w:t>בשבע ירדה מרת רבקה הלפרין, לבושה כאילו מחכה לה אורח חשוב, ומצאה את כלתה החדשה יושבת בקצה השולחן עם כוס ריקה.</w:t>
+      </w:r>
+    </w:p>
+    <w:p>
+      <w:pPr>
+        <w:bidi w:val="1"/>
+        <w:spacing w:after="120" w:line="312" w:lineRule="auto"/>
+        <w:ind w:firstLine="340"/>
+        <w:jc w:val="both"/>
+      </w:pPr>
+      <w:r>
+        <w:rPr>
+          <w:rFonts w:ascii="David" w:hAnsi="David" w:cs="David"/>
+          <w:b w:val="0"/>
+          <w:sz w:val="26"/>
+          <w:rtl w:val="1"/>
+        </w:rPr>
+        <w:t>"בוקר טוב," אמרה.</w:t>
+      </w:r>
+    </w:p>
+    <w:p>
+      <w:pPr>
+        <w:bidi w:val="1"/>
+        <w:spacing w:after="120" w:line="312" w:lineRule="auto"/>
+        <w:ind w:firstLine="340"/>
+        <w:jc w:val="both"/>
+      </w:pPr>
+      <w:r>
+        <w:rPr>
+          <w:rFonts w:ascii="David" w:hAnsi="David" w:cs="David"/>
+          <w:b w:val="0"/>
+          <w:sz w:val="26"/>
+          <w:rtl w:val="1"/>
+        </w:rPr>
+        <w:t>"בוקר טוב, מרת הלפרין."</w:t>
+      </w:r>
+    </w:p>
+    <w:p>
+      <w:pPr>
+        <w:bidi w:val="1"/>
+        <w:spacing w:after="120" w:line="312" w:lineRule="auto"/>
+        <w:ind w:firstLine="340"/>
+        <w:jc w:val="both"/>
+      </w:pPr>
+      <w:r>
+        <w:rPr>
+          <w:rFonts w:ascii="David" w:hAnsi="David" w:cs="David"/>
+          <w:b w:val="0"/>
+          <w:sz w:val="26"/>
+          <w:rtl w:val="1"/>
+        </w:rPr>
+        <w:t>רבקה עצרה, שוב, על ה"מרת הלפרין". ושוב לא תיקנה. היא התיישבה בראש השולחן, והמשרתת הצעירה – מלכה'לה, בת שש עשרה, עם עיניים שברחו לכל מקום – הביאה את הסמובר, ורבקה מזגה לעצמה, ואמרה:</w:t>
+      </w:r>
+    </w:p>
+    <w:p>
+      <w:pPr>
+        <w:bidi w:val="1"/>
+        <w:spacing w:after="120" w:line="312" w:lineRule="auto"/>
+        <w:ind w:firstLine="340"/>
+        <w:jc w:val="both"/>
+      </w:pPr>
+      <w:r>
+        <w:rPr>
+          <w:rFonts w:ascii="David" w:hAnsi="David" w:cs="David"/>
+          <w:b w:val="0"/>
+          <w:sz w:val="26"/>
+          <w:rtl w:val="1"/>
+        </w:rPr>
+        <w:t>"בבית הזה, רחל, יש סדר."</w:t>
+      </w:r>
+    </w:p>
+    <w:p>
+      <w:pPr>
+        <w:bidi w:val="1"/>
+        <w:spacing w:after="120" w:line="312" w:lineRule="auto"/>
+        <w:ind w:firstLine="340"/>
+        <w:jc w:val="both"/>
+      </w:pPr>
+      <w:r>
+        <w:rPr>
+          <w:rFonts w:ascii="David" w:hAnsi="David" w:cs="David"/>
+          <w:b w:val="0"/>
+          <w:sz w:val="26"/>
+          <w:rtl w:val="1"/>
+        </w:rPr>
+        <w:t>"כן."</w:t>
+      </w:r>
+    </w:p>
+    <w:p>
+      <w:pPr>
+        <w:bidi w:val="1"/>
+        <w:spacing w:after="120" w:line="312" w:lineRule="auto"/>
+        <w:ind w:firstLine="340"/>
+        <w:jc w:val="both"/>
+      </w:pPr>
+      <w:r>
+        <w:rPr>
+          <w:rFonts w:ascii="David" w:hAnsi="David" w:cs="David"/>
+          <w:b w:val="0"/>
+          <w:sz w:val="26"/>
+          <w:rtl w:val="1"/>
+        </w:rPr>
+        <w:t>"אני יורדת בשבע. אוכלים בשבע וחצי. מאיר לייב חוזר בשבע בערב. אוכלים בשבע ורבע. בין לבין – הבית. זלאטע – המטבח. מלכה'לה – החדרים והכביסה. גולדה – הילדה. הדלתות – אני. מי בא, מי לא בא. החשבונות של הבית – אני. הקניות – אני, עם זלאטע, ביום ראשון וביום רביעי." היא לגמה. "אני לא אומרת את זה כדי שתדעי מה לעשות. אני אומרת את זה כדי שתדעי מה כבר נעשה."</w:t>
+      </w:r>
+    </w:p>
+    <w:p>
+      <w:pPr>
+        <w:bidi w:val="1"/>
+        <w:spacing w:after="120" w:line="312" w:lineRule="auto"/>
+        <w:ind w:firstLine="340"/>
+        <w:jc w:val="both"/>
+      </w:pPr>
+      <w:r>
+        <w:rPr>
+          <w:rFonts w:ascii="David" w:hAnsi="David" w:cs="David"/>
+          <w:b w:val="0"/>
+          <w:sz w:val="26"/>
+          <w:rtl w:val="1"/>
+        </w:rPr>
+        <w:t>רחל הנהנה.</w:t>
+      </w:r>
+    </w:p>
+    <w:p>
+      <w:pPr>
+        <w:bidi w:val="1"/>
+        <w:spacing w:after="120" w:line="312" w:lineRule="auto"/>
+        <w:ind w:firstLine="340"/>
+        <w:jc w:val="both"/>
+      </w:pPr>
+      <w:r>
+        <w:rPr>
+          <w:rFonts w:ascii="David" w:hAnsi="David" w:cs="David"/>
+          <w:b w:val="0"/>
+          <w:sz w:val="26"/>
+          <w:rtl w:val="1"/>
+        </w:rPr>
+        <w:t>"ואת – " רבקה הניחה את הכוס. "את תלמדי. את הבית. את הרחוב. את מי בא בשבת. את איך יושבים כשהרב בא. לאט. אין למהר."</w:t>
+      </w:r>
+    </w:p>
+    <w:p>
+      <w:pPr>
+        <w:bidi w:val="1"/>
+        <w:spacing w:after="120" w:line="312" w:lineRule="auto"/>
+        <w:ind w:firstLine="340"/>
+        <w:jc w:val="both"/>
+      </w:pPr>
+      <w:r>
+        <w:rPr>
+          <w:rFonts w:ascii="David" w:hAnsi="David" w:cs="David"/>
+          <w:b w:val="0"/>
+          <w:sz w:val="26"/>
+          <w:rtl w:val="1"/>
+        </w:rPr>
+        <w:t>"לא עושים את זה מהר," אמרה רחל.</w:t>
+      </w:r>
+    </w:p>
+    <w:p>
+      <w:pPr>
+        <w:bidi w:val="1"/>
+        <w:spacing w:after="120" w:line="312" w:lineRule="auto"/>
+        <w:ind w:firstLine="340"/>
+        <w:jc w:val="both"/>
+      </w:pPr>
+      <w:r>
+        <w:rPr>
+          <w:rFonts w:ascii="David" w:hAnsi="David" w:cs="David"/>
+          <w:b w:val="0"/>
+          <w:sz w:val="26"/>
+          <w:rtl w:val="1"/>
+        </w:rPr>
+        <w:t>רבקה הביטה בה. משהו עבר בפניה – היא זיהתה את המילים, מאיר לייב אמר לה אותן, ליד השולחן הזה – ולא אמרה.</w:t>
+      </w:r>
+    </w:p>
+    <w:p>
+      <w:pPr>
+        <w:bidi w:val="1"/>
+        <w:spacing w:after="120" w:line="312" w:lineRule="auto"/>
+        <w:ind w:firstLine="340"/>
+        <w:jc w:val="both"/>
+      </w:pPr>
+      <w:r>
+        <w:rPr>
+          <w:rFonts w:ascii="David" w:hAnsi="David" w:cs="David"/>
+          <w:b w:val="0"/>
+          <w:sz w:val="26"/>
+          <w:rtl w:val="1"/>
+        </w:rPr>
+        <w:t>"בדיוק," אמרה.</w:t>
+      </w:r>
+    </w:p>
+    <w:p>
+      <w:pPr>
+        <w:bidi w:val="1"/>
+        <w:spacing w:after="120" w:line="312" w:lineRule="auto"/>
+        <w:ind w:firstLine="340"/>
+        <w:jc w:val="both"/>
+      </w:pPr>
+      <w:r>
+        <w:rPr>
+          <w:rFonts w:ascii="David" w:hAnsi="David" w:cs="David"/>
+          <w:b w:val="0"/>
+          <w:sz w:val="26"/>
+          <w:rtl w:val="1"/>
+        </w:rPr>
+        <w:t>ואז נכנסה גולדה, עם הילדה.</w:t>
+      </w:r>
+    </w:p>
+    <w:p>
+      <w:pPr>
+        <w:bidi w:val="1"/>
+        <w:spacing w:after="120" w:line="312" w:lineRule="auto"/>
+        <w:jc w:val="center"/>
+      </w:pPr>
+      <w:r>
+        <w:rPr>
+          <w:rFonts w:ascii="David" w:hAnsi="David" w:cs="David"/>
+          <w:b w:val="0"/>
+          <w:sz w:val="26"/>
+          <w:rtl w:val="1"/>
+        </w:rPr>
+        <w:t>* * *</w:t>
+      </w:r>
+    </w:p>
+    <w:p>
+      <w:pPr>
+        <w:bidi w:val="1"/>
+        <w:spacing w:after="120" w:line="312" w:lineRule="auto"/>
+        <w:ind w:firstLine="340"/>
+        <w:jc w:val="both"/>
+      </w:pPr>
+      <w:r>
+        <w:rPr>
+          <w:rFonts w:ascii="David" w:hAnsi="David" w:cs="David"/>
+          <w:b w:val="0"/>
+          <w:sz w:val="26"/>
+          <w:rtl w:val="1"/>
+        </w:rPr>
+        <w:t>שיינדל ישבה על הכיסא הגבוה, ליד גולדה, מול רחל, ואכלה דייסה.</w:t>
+      </w:r>
+    </w:p>
+    <w:p>
+      <w:pPr>
+        <w:bidi w:val="1"/>
+        <w:spacing w:after="120" w:line="312" w:lineRule="auto"/>
+        <w:ind w:firstLine="340"/>
+        <w:jc w:val="both"/>
+      </w:pPr>
+      <w:r>
+        <w:rPr>
+          <w:rFonts w:ascii="David" w:hAnsi="David" w:cs="David"/>
+          <w:b w:val="0"/>
+          <w:sz w:val="26"/>
+          <w:rtl w:val="1"/>
+        </w:rPr>
+        <w:t>היא לא הביטה ברחל. היא הביטה בדייסה, ובבובה שישבה על השולחן ליד הצלחת, ובגולדה. ואחת לכמה כפות – ברבקה, שאמרה "יפה, שיינדעלע", בקול שהיה רך רק לילדה הזאת.</w:t>
+      </w:r>
+    </w:p>
+    <w:p>
+      <w:pPr>
+        <w:bidi w:val="1"/>
+        <w:spacing w:after="120" w:line="312" w:lineRule="auto"/>
+        <w:ind w:firstLine="340"/>
+        <w:jc w:val="both"/>
+      </w:pPr>
+      <w:r>
+        <w:rPr>
+          <w:rFonts w:ascii="David" w:hAnsi="David" w:cs="David"/>
+          <w:b w:val="0"/>
+          <w:sz w:val="26"/>
+          <w:rtl w:val="1"/>
+        </w:rPr>
+        <w:t>"היא אוכלת דייסה בבוקר," אמרה גולדה, אל האוויר, כמו מוסרת הודעה. "עם חלב. בלי סוכר. היא לא אוהבת סוכר. בעשר – חלב חם. בצהריים – מרק ועוף, בלי עצמות, אני מוציאה. בשלוש היא ישנה. בשש – לחם עם חמאה. בשבע – מיטה. ובשבע וחצי – " היא הביטה, לרגע, ברחל, "אבא שלה בא עם הבובה."</w:t>
+      </w:r>
+    </w:p>
+    <w:p>
+      <w:pPr>
+        <w:bidi w:val="1"/>
+        <w:spacing w:after="120" w:line="312" w:lineRule="auto"/>
+        <w:ind w:firstLine="340"/>
+        <w:jc w:val="both"/>
+      </w:pPr>
+      <w:r>
+        <w:rPr>
+          <w:rFonts w:ascii="David" w:hAnsi="David" w:cs="David"/>
+          <w:b w:val="0"/>
+          <w:sz w:val="26"/>
+          <w:rtl w:val="1"/>
+        </w:rPr>
+        <w:t>"אני יודעת," אמרה רחל. "הוא סיפר."</w:t>
+      </w:r>
+    </w:p>
+    <w:p>
+      <w:pPr>
+        <w:bidi w:val="1"/>
+        <w:spacing w:after="120" w:line="312" w:lineRule="auto"/>
+        <w:ind w:firstLine="340"/>
+        <w:jc w:val="both"/>
+      </w:pPr>
+      <w:r>
+        <w:rPr>
+          <w:rFonts w:ascii="David" w:hAnsi="David" w:cs="David"/>
+          <w:b w:val="0"/>
+          <w:sz w:val="26"/>
+          <w:rtl w:val="1"/>
+        </w:rPr>
+        <w:t>גולדה לא ענתה. היא ניגבה את פיה של הילדה, ואמרה, שוב אל האוויר: "היא רגילה ככה. כבר שנה וחצי. ילדים צריכים שיהיה רגיל."</w:t>
+      </w:r>
+    </w:p>
+    <w:p>
+      <w:pPr>
+        <w:bidi w:val="1"/>
+        <w:spacing w:after="120" w:line="312" w:lineRule="auto"/>
+        <w:ind w:firstLine="340"/>
+        <w:jc w:val="both"/>
+      </w:pPr>
+      <w:r>
+        <w:rPr>
+          <w:rFonts w:ascii="David" w:hAnsi="David" w:cs="David"/>
+          <w:b w:val="0"/>
+          <w:sz w:val="26"/>
+          <w:rtl w:val="1"/>
+        </w:rPr>
+        <w:t>"נכון," אמרה רחל.</w:t>
+      </w:r>
+    </w:p>
+    <w:p>
+      <w:pPr>
+        <w:bidi w:val="1"/>
+        <w:spacing w:after="120" w:line="312" w:lineRule="auto"/>
+        <w:ind w:firstLine="340"/>
+        <w:jc w:val="both"/>
+      </w:pPr>
+      <w:r>
+        <w:rPr>
+          <w:rFonts w:ascii="David" w:hAnsi="David" w:cs="David"/>
+          <w:b w:val="0"/>
+          <w:sz w:val="26"/>
+          <w:rtl w:val="1"/>
+        </w:rPr>
+        <w:t>וגולדה, שכנראה ציפתה למשהו אחר – לוויכוח, להצעה, ל"אצלנו בכפר" – שתקה, והביטה בכלה החדשה, וברחל היה נדמה שראתה, לרגע, בעיניים הכבדות, לא כעס. משהו אחר. משהו שהיא הכירה מאבא: פחד של אדם שמחזיק משהו ולא יודע אם ייקחו לו.</w:t>
+      </w:r>
+    </w:p>
+    <w:p>
+      <w:pPr>
+        <w:bidi w:val="1"/>
+        <w:spacing w:after="120" w:line="312" w:lineRule="auto"/>
+        <w:jc w:val="center"/>
+      </w:pPr>
+      <w:r>
+        <w:rPr>
+          <w:rFonts w:ascii="David" w:hAnsi="David" w:cs="David"/>
+          <w:b w:val="0"/>
+          <w:sz w:val="26"/>
+          <w:rtl w:val="1"/>
+        </w:rPr>
+        <w:t>* * *</w:t>
+      </w:r>
+    </w:p>
+    <w:p>
+      <w:pPr>
+        <w:bidi w:val="1"/>
+        <w:spacing w:after="120" w:line="312" w:lineRule="auto"/>
+        <w:ind w:firstLine="340"/>
+        <w:jc w:val="both"/>
+      </w:pPr>
+      <w:r>
+        <w:rPr>
+          <w:rFonts w:ascii="David" w:hAnsi="David" w:cs="David"/>
+          <w:b w:val="0"/>
+          <w:sz w:val="26"/>
+          <w:rtl w:val="1"/>
+        </w:rPr>
+        <w:t>השבוע ההוא היה שבוע של שבע ברכות, ולכן לא היה שבוע.</w:t>
+      </w:r>
+    </w:p>
+    <w:p>
+      <w:pPr>
+        <w:bidi w:val="1"/>
+        <w:spacing w:after="120" w:line="312" w:lineRule="auto"/>
+        <w:ind w:firstLine="340"/>
+        <w:jc w:val="both"/>
+      </w:pPr>
+      <w:r>
+        <w:rPr>
+          <w:rFonts w:ascii="David" w:hAnsi="David" w:cs="David"/>
+          <w:b w:val="0"/>
+          <w:sz w:val="26"/>
+          <w:rtl w:val="1"/>
+        </w:rPr>
+        <w:t>בכל ערב – שולחן. הגבירים של קובנה, הרב, הדוד מפוניבז', ר' אלטער שנשאר בעיר "עד שיגמרו הברכות, כי בגילי לא מוותרים על אף אחת". ואבא ואמא ויוסף'ל וחיה'לה, שגרו אצל בריינא ובאו בכל ערב, ואמא ישבה ליד רבקה, ושתי הנשים דיברו – על חלות, על ילדים, על החורף – ולא על מה שביניהן. והסבא, עם הקטנים, נסע כבר ביום חמישי, כי "הפרות", אמר, אבל רחל ראתה איך יצא מן הבית ברחוב הנהר: מהר, ובלי להסתכל על הרחוב, כמו אדם שיוצא מבית שבו הוא לא רוצה שיזהו אותו.</w:t>
+      </w:r>
+    </w:p>
+    <w:p>
+      <w:pPr>
+        <w:bidi w:val="1"/>
+        <w:spacing w:after="120" w:line="312" w:lineRule="auto"/>
+        <w:ind w:firstLine="340"/>
+        <w:jc w:val="both"/>
+      </w:pPr>
+      <w:r>
+        <w:rPr>
+          <w:rFonts w:ascii="David" w:hAnsi="David" w:cs="David"/>
+          <w:b w:val="0"/>
+          <w:sz w:val="26"/>
+          <w:rtl w:val="1"/>
+        </w:rPr>
+        <w:t>ובכל ערב, אחרי השולחן, מאיר לייב עלה לחדר של הילדה, ורחל שמעה מן המסדרון את הקול הדק והמצחיק: "ערב טוב, גברת בובה, מה שלומך היום?" ולא נכנסה. היא עמדה במסדרון, בדלת שלה, ושמעה, והלכה.</w:t>
+      </w:r>
+    </w:p>
+    <w:p>
+      <w:pPr>
+        <w:bidi w:val="1"/>
+        <w:spacing w:after="120" w:line="312" w:lineRule="auto"/>
+        <w:ind w:firstLine="340"/>
+        <w:jc w:val="both"/>
+      </w:pPr>
+      <w:r>
+        <w:rPr>
+          <w:rFonts w:ascii="David" w:hAnsi="David" w:cs="David"/>
+          <w:b w:val="0"/>
+          <w:sz w:val="26"/>
+          <w:rtl w:val="1"/>
+        </w:rPr>
+        <w:t>וביום ראשון, אחרי השבע ברכות האחרונות, נסעו אבא ואמא ויוסף'ל וחיה'לה.</w:t>
+      </w:r>
+    </w:p>
+    <w:p>
+      <w:pPr>
+        <w:bidi w:val="1"/>
+        <w:spacing w:after="120" w:line="312" w:lineRule="auto"/>
+        <w:ind w:firstLine="340"/>
+        <w:jc w:val="both"/>
+      </w:pPr>
+      <w:r>
+        <w:rPr>
+          <w:rFonts w:ascii="David" w:hAnsi="David" w:cs="David"/>
+          <w:b w:val="0"/>
+          <w:sz w:val="26"/>
+          <w:rtl w:val="1"/>
+        </w:rPr>
+        <w:t>הם עמדו ליד העגלה, ברחוב הנהר, בבוקר קר של טבת, ובריינא עמדה בפתח ביתה עם המטרייה, ורבקה עמדה בפתח ביתה בלי כלום, זקופה, ורחל עמדה ביניהן, על המדרכה, ולא ידעה של איזה בית היא.</w:t>
+      </w:r>
+    </w:p>
+    <w:p>
+      <w:pPr>
+        <w:bidi w:val="1"/>
+        <w:spacing w:after="120" w:line="312" w:lineRule="auto"/>
+        <w:ind w:firstLine="340"/>
+        <w:jc w:val="both"/>
+      </w:pPr>
+      <w:r>
+        <w:rPr>
+          <w:rFonts w:ascii="David" w:hAnsi="David" w:cs="David"/>
+          <w:b w:val="0"/>
+          <w:sz w:val="26"/>
+          <w:rtl w:val="1"/>
+        </w:rPr>
+        <w:t>"אבא," אמרה.</w:t>
+      </w:r>
+    </w:p>
+    <w:p>
+      <w:pPr>
+        <w:bidi w:val="1"/>
+        <w:spacing w:after="120" w:line="312" w:lineRule="auto"/>
+        <w:ind w:firstLine="340"/>
+        <w:jc w:val="both"/>
+      </w:pPr>
+      <w:r>
+        <w:rPr>
+          <w:rFonts w:ascii="David" w:hAnsi="David" w:cs="David"/>
+          <w:b w:val="0"/>
+          <w:sz w:val="26"/>
+          <w:rtl w:val="1"/>
+        </w:rPr>
+        <w:t>אבא לא יכול היה לדבר. הוא הניח יד על ראשה, כמו הסבא, ואמר "ברוך השם", ועלה לעגלה, וישב, והביט לפנים.</w:t>
+      </w:r>
+    </w:p>
+    <w:p>
+      <w:pPr>
+        <w:bidi w:val="1"/>
+        <w:spacing w:after="120" w:line="312" w:lineRule="auto"/>
+        <w:ind w:firstLine="340"/>
+        <w:jc w:val="both"/>
+      </w:pPr>
+      <w:r>
+        <w:rPr>
+          <w:rFonts w:ascii="David" w:hAnsi="David" w:cs="David"/>
+          <w:b w:val="0"/>
+          <w:sz w:val="26"/>
+          <w:rtl w:val="1"/>
+        </w:rPr>
+        <w:t>"יוסף'ל – תלמד."</w:t>
+      </w:r>
+    </w:p>
+    <w:p>
+      <w:pPr>
+        <w:bidi w:val="1"/>
+        <w:spacing w:after="120" w:line="312" w:lineRule="auto"/>
+        <w:ind w:firstLine="340"/>
+        <w:jc w:val="both"/>
+      </w:pPr>
+      <w:r>
+        <w:rPr>
+          <w:rFonts w:ascii="David" w:hAnsi="David" w:cs="David"/>
+          <w:b w:val="0"/>
+          <w:sz w:val="26"/>
+          <w:rtl w:val="1"/>
+        </w:rPr>
+        <w:t>"אני לומד."</w:t>
+      </w:r>
+    </w:p>
+    <w:p>
+      <w:pPr>
+        <w:bidi w:val="1"/>
+        <w:spacing w:after="120" w:line="312" w:lineRule="auto"/>
+        <w:ind w:firstLine="340"/>
+        <w:jc w:val="both"/>
+      </w:pPr>
+      <w:r>
+        <w:rPr>
+          <w:rFonts w:ascii="David" w:hAnsi="David" w:cs="David"/>
+          <w:b w:val="0"/>
+          <w:sz w:val="26"/>
+          <w:rtl w:val="1"/>
+        </w:rPr>
+        <w:t>"תלמד יותר. ותכתוב לי מה הרב אומר."</w:t>
+      </w:r>
+    </w:p>
+    <w:p>
+      <w:pPr>
+        <w:bidi w:val="1"/>
+        <w:spacing w:after="120" w:line="312" w:lineRule="auto"/>
+        <w:ind w:firstLine="340"/>
+        <w:jc w:val="both"/>
+      </w:pPr>
+      <w:r>
+        <w:rPr>
+          <w:rFonts w:ascii="David" w:hAnsi="David" w:cs="David"/>
+          <w:b w:val="0"/>
+          <w:sz w:val="26"/>
+          <w:rtl w:val="1"/>
+        </w:rPr>
+        <w:t>"חיה'לה – "</w:t>
+      </w:r>
+    </w:p>
+    <w:p>
+      <w:pPr>
+        <w:bidi w:val="1"/>
+        <w:spacing w:after="120" w:line="312" w:lineRule="auto"/>
+        <w:ind w:firstLine="340"/>
+        <w:jc w:val="both"/>
+      </w:pPr>
+      <w:r>
+        <w:rPr>
+          <w:rFonts w:ascii="David" w:hAnsi="David" w:cs="David"/>
+          <w:b w:val="0"/>
+          <w:sz w:val="26"/>
+          <w:rtl w:val="1"/>
+        </w:rPr>
+        <w:t>"המחברת," אמרה חיה'לה, ובכתה. "אני יודעת. קו בסוף החודש. מתחת לקו – האמת. אני יודעת."</w:t>
+      </w:r>
+    </w:p>
+    <w:p>
+      <w:pPr>
+        <w:bidi w:val="1"/>
+        <w:spacing w:after="120" w:line="312" w:lineRule="auto"/>
+        <w:ind w:firstLine="340"/>
+        <w:jc w:val="both"/>
+      </w:pPr>
+      <w:r>
+        <w:rPr>
+          <w:rFonts w:ascii="David" w:hAnsi="David" w:cs="David"/>
+          <w:b w:val="0"/>
+          <w:sz w:val="26"/>
+          <w:rtl w:val="1"/>
+        </w:rPr>
+        <w:t>ואמא.</w:t>
+      </w:r>
+    </w:p>
+    <w:p>
+      <w:pPr>
+        <w:bidi w:val="1"/>
+        <w:spacing w:after="120" w:line="312" w:lineRule="auto"/>
+        <w:ind w:firstLine="340"/>
+        <w:jc w:val="both"/>
+      </w:pPr>
+      <w:r>
+        <w:rPr>
+          <w:rFonts w:ascii="David" w:hAnsi="David" w:cs="David"/>
+          <w:b w:val="0"/>
+          <w:sz w:val="26"/>
+          <w:rtl w:val="1"/>
+        </w:rPr>
+        <w:t>פייגא לא בכתה. פייגא הניחה על ידה של רחל צרור קטן. בד. משהו קשה בפנים.</w:t>
+      </w:r>
+    </w:p>
+    <w:p>
+      <w:pPr>
+        <w:bidi w:val="1"/>
+        <w:spacing w:after="120" w:line="312" w:lineRule="auto"/>
+        <w:ind w:firstLine="340"/>
+        <w:jc w:val="both"/>
+      </w:pPr>
+      <w:r>
+        <w:rPr>
+          <w:rFonts w:ascii="David" w:hAnsi="David" w:cs="David"/>
+          <w:b w:val="0"/>
+          <w:sz w:val="26"/>
+          <w:rtl w:val="1"/>
+        </w:rPr>
+        <w:t>"מה זה?"</w:t>
+      </w:r>
+    </w:p>
+    <w:p>
+      <w:pPr>
+        <w:bidi w:val="1"/>
+        <w:spacing w:after="120" w:line="312" w:lineRule="auto"/>
+        <w:ind w:firstLine="340"/>
+        <w:jc w:val="both"/>
+      </w:pPr>
+      <w:r>
+        <w:rPr>
+          <w:rFonts w:ascii="David" w:hAnsi="David" w:cs="David"/>
+          <w:b w:val="0"/>
+          <w:sz w:val="26"/>
+          <w:rtl w:val="1"/>
+        </w:rPr>
+        <w:t>"הצלחת," אמרה אמא. "שלושה חלקים. תשימי אותם בארון. במקום שאת רואה כל יום."</w:t>
+      </w:r>
+    </w:p>
+    <w:p>
+      <w:pPr>
+        <w:bidi w:val="1"/>
+        <w:spacing w:after="120" w:line="312" w:lineRule="auto"/>
+        <w:ind w:firstLine="340"/>
+        <w:jc w:val="both"/>
+      </w:pPr>
+      <w:r>
+        <w:rPr>
+          <w:rFonts w:ascii="David" w:hAnsi="David" w:cs="David"/>
+          <w:b w:val="0"/>
+          <w:sz w:val="26"/>
+          <w:rtl w:val="1"/>
+        </w:rPr>
+        <w:t>"למה?"</w:t>
+      </w:r>
+    </w:p>
+    <w:p>
+      <w:pPr>
+        <w:bidi w:val="1"/>
+        <w:spacing w:after="120" w:line="312" w:lineRule="auto"/>
+        <w:ind w:firstLine="340"/>
+        <w:jc w:val="both"/>
+      </w:pPr>
+      <w:r>
+        <w:rPr>
+          <w:rFonts w:ascii="David" w:hAnsi="David" w:cs="David"/>
+          <w:b w:val="0"/>
+          <w:sz w:val="26"/>
+          <w:rtl w:val="1"/>
+        </w:rPr>
+        <w:t>"כי כשיהיה קשה – ויהיה – תסתכלי עליהם ותזכרי: היא לקחה אותה בשתי ידיים ושברה בעצמה. היא. לא אני. אישה שעושה ככה – רוצה. היא רק לא יודעת עוד איך."</w:t>
+      </w:r>
+    </w:p>
+    <w:p>
+      <w:pPr>
+        <w:bidi w:val="1"/>
+        <w:spacing w:after="120" w:line="312" w:lineRule="auto"/>
+        <w:ind w:firstLine="340"/>
+        <w:jc w:val="both"/>
+      </w:pPr>
+      <w:r>
+        <w:rPr>
+          <w:rFonts w:ascii="David" w:hAnsi="David" w:cs="David"/>
+          <w:b w:val="0"/>
+          <w:sz w:val="26"/>
+          <w:rtl w:val="1"/>
+        </w:rPr>
+        <w:t>והעגלה יצאה. ורחל עמדה על המדרכה עד שהעגלה נעלמה מעבר לגשר, ואז עוד קצת, ואז שמעה מאחוריה את קולה של רבקה הלפרין:</w:t>
+      </w:r>
+    </w:p>
+    <w:p>
+      <w:pPr>
+        <w:bidi w:val="1"/>
+        <w:spacing w:after="120" w:line="312" w:lineRule="auto"/>
+        <w:ind w:firstLine="340"/>
+        <w:jc w:val="both"/>
+      </w:pPr>
+      <w:r>
+        <w:rPr>
+          <w:rFonts w:ascii="David" w:hAnsi="David" w:cs="David"/>
+          <w:b w:val="0"/>
+          <w:sz w:val="26"/>
+          <w:rtl w:val="1"/>
+        </w:rPr>
+        <w:t>"רחל. קר. בואי הביתה."</w:t>
+      </w:r>
+    </w:p>
+    <w:p>
+      <w:pPr>
+        <w:bidi w:val="1"/>
+        <w:spacing w:after="120" w:line="312" w:lineRule="auto"/>
+        <w:ind w:firstLine="340"/>
+        <w:jc w:val="both"/>
+      </w:pPr>
+      <w:r>
+        <w:rPr>
+          <w:rFonts w:ascii="David" w:hAnsi="David" w:cs="David"/>
+          <w:b w:val="0"/>
+          <w:sz w:val="26"/>
+          <w:rtl w:val="1"/>
+        </w:rPr>
+        <w:t>הביתה.</w:t>
+      </w:r>
+    </w:p>
+    <w:p>
+      <w:pPr>
+        <w:bidi w:val="1"/>
+        <w:spacing w:after="120" w:line="312" w:lineRule="auto"/>
+        <w:ind w:firstLine="340"/>
+        <w:jc w:val="both"/>
+      </w:pPr>
+      <w:r>
+        <w:rPr>
+          <w:rFonts w:ascii="David" w:hAnsi="David" w:cs="David"/>
+          <w:b w:val="0"/>
+          <w:sz w:val="26"/>
+          <w:rtl w:val="1"/>
+        </w:rPr>
+        <w:t>היא הסתובבה. רבקה עמדה בפתח, זקופה, בלי מעיל, והפנים שלה היו כמו תמיד. אבל היא אמרה "הביתה". ורחל נכנסה.</w:t>
+      </w:r>
+    </w:p>
+    <w:p>
+      <w:pPr>
+        <w:bidi w:val="1"/>
+        <w:spacing w:after="120" w:line="312" w:lineRule="auto"/>
+        <w:jc w:val="center"/>
+      </w:pPr>
+      <w:r>
+        <w:rPr>
+          <w:rFonts w:ascii="David" w:hAnsi="David" w:cs="David"/>
+          <w:b w:val="0"/>
+          <w:sz w:val="26"/>
+          <w:rtl w:val="1"/>
+        </w:rPr>
+        <w:t>* * *</w:t>
+      </w:r>
+    </w:p>
+    <w:p>
+      <w:pPr>
+        <w:bidi w:val="1"/>
+        <w:spacing w:after="120" w:line="312" w:lineRule="auto"/>
+        <w:ind w:firstLine="340"/>
+        <w:jc w:val="both"/>
+      </w:pPr>
+      <w:r>
+        <w:rPr>
+          <w:rFonts w:ascii="David" w:hAnsi="David" w:cs="David"/>
+          <w:b w:val="0"/>
+          <w:sz w:val="26"/>
+          <w:rtl w:val="1"/>
+        </w:rPr>
+        <w:t>הימים התחילו.</w:t>
+      </w:r>
+    </w:p>
+    <w:p>
+      <w:pPr>
+        <w:bidi w:val="1"/>
+        <w:spacing w:after="120" w:line="312" w:lineRule="auto"/>
+        <w:ind w:firstLine="340"/>
+        <w:jc w:val="both"/>
+      </w:pPr>
+      <w:r>
+        <w:rPr>
+          <w:rFonts w:ascii="David" w:hAnsi="David" w:cs="David"/>
+          <w:b w:val="0"/>
+          <w:sz w:val="26"/>
+          <w:rtl w:val="1"/>
+        </w:rPr>
+        <w:t>והם היו ארוכים, בצורה שלא הכירה. בכפר היום היה קצר מדי: פרות, אורחים, ילדים, חשבונות, ובלילה – חלון. כאן היום היה ארוך כמו רחוב הנהר. רבקה הראתה לה את הבית – חדר אחר חדר, ארון אחר ארון, "כאן המפות של שבת, כאן של חול, כאן של פסח, לא נוגעים". הראתה לה את הרחוב – "כאן הגבירה שפירא, נכנסים לבקר ביום שלישי, לא ביום שני, ביום שני היא לא מקבלת. כאן הרבנית. כאן הבית של בריינא – את מכירה". הראתה לה איך יושבים כשהרב בא: "את – שם. אני – כאן. הוא – שם. לא מדברים אלא אם שואלים".</w:t>
+      </w:r>
+    </w:p>
+    <w:p>
+      <w:pPr>
+        <w:bidi w:val="1"/>
+        <w:spacing w:after="120" w:line="312" w:lineRule="auto"/>
+        <w:ind w:firstLine="340"/>
+        <w:jc w:val="both"/>
+      </w:pPr>
+      <w:r>
+        <w:rPr>
+          <w:rFonts w:ascii="David" w:hAnsi="David" w:cs="David"/>
+          <w:b w:val="0"/>
+          <w:sz w:val="26"/>
+          <w:rtl w:val="1"/>
+        </w:rPr>
+        <w:t>ורחל ראתה, והקשיבה, ולא שאלה. היא למדה מן החסר, כמו עם המחברת. היא ראתה שזלאטע מבזבזת קמח, ולא אמרה. ראתה שמלכה'לה מפחדת מרבקה יותר ממה שצריך, ולא אמרה. ראתה שרבקה, בכל יום בשלוש, כשגולדה מורידה את הילדה לגן, עומדת ליד החלון הגבוה ומביטה, ואז הולכת לחדרה לשעה, ולא אמרה.</w:t>
+      </w:r>
+    </w:p>
+    <w:p>
+      <w:pPr>
+        <w:bidi w:val="1"/>
+        <w:spacing w:after="120" w:line="312" w:lineRule="auto"/>
+        <w:ind w:firstLine="340"/>
+        <w:jc w:val="both"/>
+      </w:pPr>
+      <w:r>
+        <w:rPr>
+          <w:rFonts w:ascii="David" w:hAnsi="David" w:cs="David"/>
+          <w:b w:val="0"/>
+          <w:sz w:val="26"/>
+          <w:rtl w:val="1"/>
+        </w:rPr>
+        <w:t>והיא ראתה את הילדה.</w:t>
+      </w:r>
+    </w:p>
+    <w:p>
+      <w:pPr>
+        <w:bidi w:val="1"/>
+        <w:spacing w:after="120" w:line="312" w:lineRule="auto"/>
+        <w:ind w:firstLine="340"/>
+        <w:jc w:val="both"/>
+      </w:pPr>
+      <w:r>
+        <w:rPr>
+          <w:rFonts w:ascii="David" w:hAnsi="David" w:cs="David"/>
+          <w:b w:val="0"/>
+          <w:sz w:val="26"/>
+          <w:rtl w:val="1"/>
+        </w:rPr>
+        <w:t>מרחוק. תמיד מרחוק. בשולחן – מולה, מעבר לדייסה. במסדרון – עוברת עם גולדה, יד ביד. בגן – מבעד לחלון: ילדה קטנה על ספסל, בובה על הברכיים, מביטה על הנהר. שיינדל לא ברחה מרחל. היא פשוט לא הייתה במקום שרחל הייתה. כמו שתי ציפורים על שני עצים.</w:t>
+      </w:r>
+    </w:p>
+    <w:p>
+      <w:pPr>
+        <w:bidi w:val="1"/>
+        <w:spacing w:after="120" w:line="312" w:lineRule="auto"/>
+        <w:ind w:firstLine="340"/>
+        <w:jc w:val="both"/>
+      </w:pPr>
+      <w:r>
+        <w:rPr>
+          <w:rFonts w:ascii="David" w:hAnsi="David" w:cs="David"/>
+          <w:b w:val="0"/>
+          <w:sz w:val="26"/>
+          <w:rtl w:val="1"/>
+        </w:rPr>
+        <w:t>ופעם אחת, ביום רביעי, בשלוש, כשהגן היה ריק כי ירד שלג ראשון וגולדה השאירה את הילדה במיטה לישון, עברה רחל במסדרון, ודלת החדר של הילדה הייתה פתוחה.</w:t>
+      </w:r>
+    </w:p>
+    <w:p>
+      <w:pPr>
+        <w:bidi w:val="1"/>
+        <w:spacing w:after="120" w:line="312" w:lineRule="auto"/>
+        <w:ind w:firstLine="340"/>
+        <w:jc w:val="both"/>
+      </w:pPr>
+      <w:r>
+        <w:rPr>
+          <w:rFonts w:ascii="David" w:hAnsi="David" w:cs="David"/>
+          <w:b w:val="0"/>
+          <w:sz w:val="26"/>
+          <w:rtl w:val="1"/>
+        </w:rPr>
+        <w:t>היא לא התכוונה להיכנס. היא רק עמדה. ובפנים ראתה: מיטה קטנה, והילדה ישנה בה, עם הבובה. כיסא. ארון. חלון. וקיר.</w:t>
+      </w:r>
+    </w:p>
+    <w:p>
+      <w:pPr>
+        <w:bidi w:val="1"/>
+        <w:spacing w:after="120" w:line="312" w:lineRule="auto"/>
+        <w:ind w:firstLine="340"/>
+        <w:jc w:val="both"/>
+      </w:pPr>
+      <w:r>
+        <w:rPr>
+          <w:rFonts w:ascii="David" w:hAnsi="David" w:cs="David"/>
+          <w:b w:val="0"/>
+          <w:sz w:val="26"/>
+          <w:rtl w:val="1"/>
+        </w:rPr>
+        <w:t>ועל הקיר, ליד המיטה, בגובה של ילדה – לא של מבוגר – ציור.</w:t>
+      </w:r>
+    </w:p>
+    <w:p>
+      <w:pPr>
+        <w:bidi w:val="1"/>
+        <w:spacing w:after="120" w:line="312" w:lineRule="auto"/>
+        <w:ind w:firstLine="340"/>
+        <w:jc w:val="both"/>
+      </w:pPr>
+      <w:r>
+        <w:rPr>
+          <w:rFonts w:ascii="David" w:hAnsi="David" w:cs="David"/>
+          <w:b w:val="0"/>
+          <w:sz w:val="26"/>
+          <w:rtl w:val="1"/>
+        </w:rPr>
+        <w:t>עץ. עץ גדול, בעיפרון, על הקיר עצמו, על הטיח, עם ענפים רחבים ועם שורשים שיורדים למטה, ובין הענפים – ציפור. קטנה. אחת.</w:t>
+      </w:r>
+    </w:p>
+    <w:p>
+      <w:pPr>
+        <w:bidi w:val="1"/>
+        <w:spacing w:after="120" w:line="312" w:lineRule="auto"/>
+        <w:ind w:firstLine="340"/>
+        <w:jc w:val="both"/>
+      </w:pPr>
+      <w:r>
+        <w:rPr>
+          <w:rFonts w:ascii="David" w:hAnsi="David" w:cs="David"/>
+          <w:b w:val="0"/>
+          <w:sz w:val="26"/>
+          <w:rtl w:val="1"/>
+        </w:rPr>
+        <w:t>ומתחת לעץ, באותיות עגולות, זהירות, כתב יד של אישה צעירה שכתבה על קיר וידעה שלא מוחקים:</w:t>
+      </w:r>
+    </w:p>
+    <w:p>
+      <w:pPr>
+        <w:bidi w:val="1"/>
+        <w:spacing w:after="120" w:line="312" w:lineRule="auto"/>
+        <w:ind w:firstLine="340"/>
+        <w:jc w:val="both"/>
+      </w:pPr>
+      <w:r>
+        <w:rPr>
+          <w:rFonts w:ascii="David" w:hAnsi="David" w:cs="David"/>
+          <w:b w:val="0"/>
+          <w:sz w:val="26"/>
+          <w:rtl w:val="1"/>
+        </w:rPr>
+        <w:t>"לשיינדעלע שלי."</w:t>
+      </w:r>
+    </w:p>
+    <w:p>
+      <w:pPr>
+        <w:bidi w:val="1"/>
+        <w:spacing w:after="120" w:line="312" w:lineRule="auto"/>
+        <w:ind w:firstLine="340"/>
+        <w:jc w:val="both"/>
+      </w:pPr>
+      <w:r>
+        <w:rPr>
+          <w:rFonts w:ascii="David" w:hAnsi="David" w:cs="David"/>
+          <w:b w:val="0"/>
+          <w:sz w:val="26"/>
+          <w:rtl w:val="1"/>
+        </w:rPr>
+        <w:t>רחל עמדה בפתח. היא לא נכנסה. היא הביטה בציור, ובכתב, ובילדה שישנה מתחתיהם עם בובה שאותה יד תפרה.</w:t>
+      </w:r>
+    </w:p>
+    <w:p>
+      <w:pPr>
+        <w:bidi w:val="1"/>
+        <w:spacing w:after="120" w:line="312" w:lineRule="auto"/>
+        <w:ind w:firstLine="340"/>
+        <w:jc w:val="both"/>
+      </w:pPr>
+      <w:r>
+        <w:rPr>
+          <w:rFonts w:ascii="David" w:hAnsi="David" w:cs="David"/>
+          <w:b w:val="0"/>
+          <w:sz w:val="26"/>
+          <w:rtl w:val="1"/>
+        </w:rPr>
+        <w:t>ואז שמעה צעדים במסדרון, כבדים, ואת גולדה, שעצרה מאחוריה, ושתקה.</w:t>
+      </w:r>
+    </w:p>
+    <w:p>
+      <w:pPr>
+        <w:bidi w:val="1"/>
+        <w:spacing w:after="120" w:line="312" w:lineRule="auto"/>
+        <w:ind w:firstLine="340"/>
+        <w:jc w:val="both"/>
+      </w:pPr>
+      <w:r>
+        <w:rPr>
+          <w:rFonts w:ascii="David" w:hAnsi="David" w:cs="David"/>
+          <w:b w:val="0"/>
+          <w:sz w:val="26"/>
+          <w:rtl w:val="1"/>
+        </w:rPr>
+        <w:t>"מי צייר?" שאלה רחל. בשקט. בלי להסתובב.</w:t>
+      </w:r>
+    </w:p>
+    <w:p>
+      <w:pPr>
+        <w:bidi w:val="1"/>
+        <w:spacing w:after="120" w:line="312" w:lineRule="auto"/>
+        <w:ind w:firstLine="340"/>
+        <w:jc w:val="both"/>
+      </w:pPr>
+      <w:r>
+        <w:rPr>
+          <w:rFonts w:ascii="David" w:hAnsi="David" w:cs="David"/>
+          <w:b w:val="0"/>
+          <w:sz w:val="26"/>
+          <w:rtl w:val="1"/>
+        </w:rPr>
+        <w:t>"אמא שלה," אמרה גולדה. "בחודש האחרון. כשכבר לא יכלה לקום. היא ביקשה עיפרון. ואמרה: 'שיהיה לה עץ. כדי שתדע שיש שורשים.'" שתיקה. "מרת הלפרין רצתה למחוק. לצבוע מחדש. אמרתי לה: אם מוחקים – אני הולכת. ומרת הלפרין לא רגילה שאומרים לה. אבל היא לא מחקה."</w:t>
+      </w:r>
+    </w:p>
+    <w:p>
+      <w:pPr>
+        <w:bidi w:val="1"/>
+        <w:spacing w:after="120" w:line="312" w:lineRule="auto"/>
+        <w:ind w:firstLine="340"/>
+        <w:jc w:val="both"/>
+      </w:pPr>
+      <w:r>
+        <w:rPr>
+          <w:rFonts w:ascii="David" w:hAnsi="David" w:cs="David"/>
+          <w:b w:val="0"/>
+          <w:sz w:val="26"/>
+          <w:rtl w:val="1"/>
+        </w:rPr>
+        <w:t>רחל לא הסתובבה. היא הביטה בציפור שבין הענפים.</w:t>
+      </w:r>
+    </w:p>
+    <w:p>
+      <w:pPr>
+        <w:bidi w:val="1"/>
+        <w:spacing w:after="120" w:line="312" w:lineRule="auto"/>
+        <w:ind w:firstLine="340"/>
+        <w:jc w:val="both"/>
+      </w:pPr>
+      <w:r>
+        <w:rPr>
+          <w:rFonts w:ascii="David" w:hAnsi="David" w:cs="David"/>
+          <w:b w:val="0"/>
+          <w:sz w:val="26"/>
+          <w:rtl w:val="1"/>
+        </w:rPr>
+        <w:t>"גולדה," אמרה. "אני לא אמחק שום דבר בבית הזה."</w:t>
+      </w:r>
+    </w:p>
+    <w:p>
+      <w:pPr>
+        <w:bidi w:val="1"/>
+        <w:spacing w:after="120" w:line="312" w:lineRule="auto"/>
+        <w:ind w:firstLine="340"/>
+        <w:jc w:val="both"/>
+      </w:pPr>
+      <w:r>
+        <w:rPr>
+          <w:rFonts w:ascii="David" w:hAnsi="David" w:cs="David"/>
+          <w:b w:val="0"/>
+          <w:sz w:val="26"/>
+          <w:rtl w:val="1"/>
+        </w:rPr>
+        <w:t>וגולדה, מאחוריה, לא ענתה. אבל היא גם לא אמרה "היא רגילה ככה". והיא נכנסה לחדר, ועברה ליד רחל, וכיסתה את הילדה, ורחל ראתה שידיה של האומנת הזקנה, כשכיסתה, רעדו קצת.</w:t>
+      </w:r>
+    </w:p>
+    <w:p>
+      <w:pPr>
+        <w:bidi w:val="1"/>
+        <w:spacing w:after="120" w:line="312" w:lineRule="auto"/>
+        <w:ind w:firstLine="340"/>
+        <w:jc w:val="both"/>
+      </w:pPr>
+      <w:r>
+        <w:rPr>
+          <w:rFonts w:ascii="David" w:hAnsi="David" w:cs="David"/>
+          <w:b w:val="0"/>
+          <w:sz w:val="26"/>
+          <w:rtl w:val="1"/>
+        </w:rPr>
+        <w:t>וכשירדה במדרגות, ומצאה את רבקה הלפרין ליד החלון הגבוה, מביטה על השלג הראשון על הנהר, אמרה רחל, בפעם הראשונה, דבר שלא נשאלה עליו:</w:t>
+      </w:r>
+    </w:p>
+    <w:p>
+      <w:pPr>
+        <w:bidi w:val="1"/>
+        <w:spacing w:after="120" w:line="312" w:lineRule="auto"/>
+        <w:ind w:firstLine="340"/>
+        <w:jc w:val="both"/>
+      </w:pPr>
+      <w:r>
+        <w:rPr>
+          <w:rFonts w:ascii="David" w:hAnsi="David" w:cs="David"/>
+          <w:b w:val="0"/>
+          <w:sz w:val="26"/>
+          <w:rtl w:val="1"/>
+        </w:rPr>
+        <w:t>"מרת הלפרין. הציור על הקיר. הוא יפה."</w:t>
+      </w:r>
+    </w:p>
+    <w:p>
+      <w:pPr>
+        <w:bidi w:val="1"/>
+        <w:spacing w:after="120" w:line="312" w:lineRule="auto"/>
+        <w:ind w:firstLine="340"/>
+        <w:jc w:val="both"/>
+      </w:pPr>
+      <w:r>
+        <w:rPr>
+          <w:rFonts w:ascii="David" w:hAnsi="David" w:cs="David"/>
+          <w:b w:val="0"/>
+          <w:sz w:val="26"/>
+          <w:rtl w:val="1"/>
+        </w:rPr>
+        <w:t>רבקה הלפרין לא הסתובבה. אבל כתפיה – רחל ראתה – ירדו. קצת. כמו של מי שהחזיק משהו זמן רב, ומישהו אמר: אני רואה.</w:t>
+      </w:r>
+    </w:p>
+    <w:p>
+      <w:r>
+        <w:br w:type="page"/>
+      </w:r>
+    </w:p>
+    <w:p>
+      <w:pPr>
+        <w:bidi w:val="1"/>
+        <w:spacing w:after="360" w:line="312" w:lineRule="auto"/>
+        <w:jc w:val="center"/>
+      </w:pPr>
+      <w:r>
+        <w:rPr>
+          <w:rFonts w:ascii="David" w:hAnsi="David" w:cs="David"/>
+          <w:b/>
+          <w:sz w:val="32"/>
+          <w:rtl w:val="1"/>
+        </w:rPr>
+        <w:t>פרק יב – הפקיד הזקן</w:t>
+      </w:r>
+    </w:p>
+    <w:p>
+      <w:pPr>
+        <w:bidi w:val="1"/>
+        <w:spacing w:after="120" w:line="312" w:lineRule="auto"/>
+        <w:ind w:firstLine="340"/>
+        <w:jc w:val="both"/>
+      </w:pPr>
+      <w:r>
+        <w:rPr>
+          <w:rFonts w:ascii="David" w:hAnsi="David" w:cs="David"/>
+          <w:b w:val="0"/>
+          <w:sz w:val="26"/>
+          <w:rtl w:val="1"/>
+        </w:rPr>
+        <w:t>"החתימות," אמר ר' בערל.</w:t>
+      </w:r>
+    </w:p>
+    <w:p>
+      <w:pPr>
+        <w:bidi w:val="1"/>
+        <w:spacing w:after="120" w:line="312" w:lineRule="auto"/>
+        <w:ind w:firstLine="340"/>
+        <w:jc w:val="both"/>
+      </w:pPr>
+      <w:r>
+        <w:rPr>
+          <w:rFonts w:ascii="David" w:hAnsi="David" w:cs="David"/>
+          <w:b w:val="0"/>
+          <w:sz w:val="26"/>
+          <w:rtl w:val="1"/>
+        </w:rPr>
+        <w:t>הוא אמר את זה בשקט, אל ספר החשבונות, כמו שאומרים "השעה עשר". ומאיר לייב, שעמד ליד השולחן עם החוזה ביד ועם המעיל כבר על הכתפיים, כי בעוד רבע שעה היה צריך להיות בטחנה הגדולה, אמר: "מה עם החתימות?"</w:t>
+      </w:r>
+    </w:p>
+    <w:p>
+      <w:pPr>
+        <w:bidi w:val="1"/>
+        <w:spacing w:after="120" w:line="312" w:lineRule="auto"/>
+        <w:ind w:firstLine="340"/>
+        <w:jc w:val="both"/>
+      </w:pPr>
+      <w:r>
+        <w:rPr>
+          <w:rFonts w:ascii="David" w:hAnsi="David" w:cs="David"/>
+          <w:b w:val="0"/>
+          <w:sz w:val="26"/>
+          <w:rtl w:val="1"/>
+        </w:rPr>
+        <w:t>"כלום. אני רק אומר. יש כאן שלושה שטרות מבנק בממל, ושלושתם חתומים על ידי אותו אדם, וזה בסדר, ככה בבנקים. אבל הבנק בממל – הוא בנק גרמני. ופקיד גרמני חותם כמו שהוא כותב: קטן, ישר, מכוער. ואלה – " הזקן הרים שטר אחד לאור, "אלה יפים. גבוהים. מסולסלים. מישהו שאוהב לכתוב חתם על זה."</w:t>
+      </w:r>
+    </w:p>
+    <w:p>
+      <w:pPr>
+        <w:bidi w:val="1"/>
+        <w:spacing w:after="120" w:line="312" w:lineRule="auto"/>
+        <w:ind w:firstLine="340"/>
+        <w:jc w:val="both"/>
+      </w:pPr>
+      <w:r>
+        <w:rPr>
+          <w:rFonts w:ascii="David" w:hAnsi="David" w:cs="David"/>
+          <w:b w:val="0"/>
+          <w:sz w:val="26"/>
+          <w:rtl w:val="1"/>
+        </w:rPr>
+        <w:t>"ר' בערל, זה בנק. יש להם חותמת."</w:t>
+      </w:r>
+    </w:p>
+    <w:p>
+      <w:pPr>
+        <w:bidi w:val="1"/>
+        <w:spacing w:after="120" w:line="312" w:lineRule="auto"/>
+        <w:ind w:firstLine="340"/>
+        <w:jc w:val="both"/>
+      </w:pPr>
+      <w:r>
+        <w:rPr>
+          <w:rFonts w:ascii="David" w:hAnsi="David" w:cs="David"/>
+          <w:b w:val="0"/>
+          <w:sz w:val="26"/>
+          <w:rtl w:val="1"/>
+        </w:rPr>
+        <w:t>"יש להם חותמת," הסכים ר' בערל. "חותמת זה צבע על נייר. אני עובד עם צבע על נייר חמישים שנה."</w:t>
+      </w:r>
+    </w:p>
+    <w:p>
+      <w:pPr>
+        <w:bidi w:val="1"/>
+        <w:spacing w:after="120" w:line="312" w:lineRule="auto"/>
+        <w:ind w:firstLine="340"/>
+        <w:jc w:val="both"/>
+      </w:pPr>
+      <w:r>
+        <w:rPr>
+          <w:rFonts w:ascii="David" w:hAnsi="David" w:cs="David"/>
+          <w:b w:val="0"/>
+          <w:sz w:val="26"/>
+          <w:rtl w:val="1"/>
+        </w:rPr>
+        <w:t>מאיר לייב הביט בשעון. "ר' בערל. גוטמן הביא את השטרות מן הבנק. גוטמן הביא את החוזה עם ההולנדים – שלושים אלף רובל בשנה הראשונה, אם הרפסודות יגיעו בזמן. ואני צריך להיות בטחנה, כי הגלגל השני נתקע ופועלים עומדים. אז – "</w:t>
+      </w:r>
+    </w:p>
+    <w:p>
+      <w:pPr>
+        <w:bidi w:val="1"/>
+        <w:spacing w:after="120" w:line="312" w:lineRule="auto"/>
+        <w:ind w:firstLine="340"/>
+        <w:jc w:val="both"/>
+      </w:pPr>
+      <w:r>
+        <w:rPr>
+          <w:rFonts w:ascii="David" w:hAnsi="David" w:cs="David"/>
+          <w:b w:val="0"/>
+          <w:sz w:val="26"/>
+          <w:rtl w:val="1"/>
+        </w:rPr>
+        <w:t>"אז לכו," אמר ר' בערל. "אני רק אומר. אבא שלכם, ז"ל, היה נותן לי לומר ואחר כך היה הולך. אתם – הולכים ואחר כך נותנים לי לומר. זה אותו דבר, רק בסדר הפוך."</w:t>
+      </w:r>
+    </w:p>
+    <w:p>
+      <w:pPr>
+        <w:bidi w:val="1"/>
+        <w:spacing w:after="120" w:line="312" w:lineRule="auto"/>
+        <w:ind w:firstLine="340"/>
+        <w:jc w:val="both"/>
+      </w:pPr>
+      <w:r>
+        <w:rPr>
+          <w:rFonts w:ascii="David" w:hAnsi="David" w:cs="David"/>
+          <w:b w:val="0"/>
+          <w:sz w:val="26"/>
+          <w:rtl w:val="1"/>
+        </w:rPr>
+        <w:t>מאיר לייב חייך – חיוך קטן, עייף – והלך.</w:t>
+      </w:r>
+    </w:p>
+    <w:p>
+      <w:pPr>
+        <w:bidi w:val="1"/>
+        <w:spacing w:after="120" w:line="312" w:lineRule="auto"/>
+        <w:ind w:firstLine="340"/>
+        <w:jc w:val="both"/>
+      </w:pPr>
+      <w:r>
+        <w:rPr>
+          <w:rFonts w:ascii="David" w:hAnsi="David" w:cs="David"/>
+          <w:b w:val="0"/>
+          <w:sz w:val="26"/>
+          <w:rtl w:val="1"/>
+        </w:rPr>
+        <w:t>והזקן נשאר עם השטרות. הוא הרים אותם שוב לאור. אחד אחד. ואז הוציא מן המגירה נייר ישן – מכתב מן הבנק בממל, מלפני שנתיים, על עניין של קמח – והניח את החתימה שבו ליד החתימה שבשטר.</w:t>
+      </w:r>
+    </w:p>
+    <w:p>
+      <w:pPr>
+        <w:bidi w:val="1"/>
+        <w:spacing w:after="120" w:line="312" w:lineRule="auto"/>
+        <w:ind w:firstLine="340"/>
+        <w:jc w:val="both"/>
+      </w:pPr>
+      <w:r>
+        <w:rPr>
+          <w:rFonts w:ascii="David" w:hAnsi="David" w:cs="David"/>
+          <w:b w:val="0"/>
+          <w:sz w:val="26"/>
+          <w:rtl w:val="1"/>
+        </w:rPr>
+        <w:t>הן לא היו דומות. בכלל.</w:t>
+      </w:r>
+    </w:p>
+    <w:p>
+      <w:pPr>
+        <w:bidi w:val="1"/>
+        <w:spacing w:after="120" w:line="312" w:lineRule="auto"/>
+        <w:ind w:firstLine="340"/>
+        <w:jc w:val="both"/>
+      </w:pPr>
+      <w:r>
+        <w:rPr>
+          <w:rFonts w:ascii="David" w:hAnsi="David" w:cs="David"/>
+          <w:b w:val="0"/>
+          <w:sz w:val="26"/>
+          <w:rtl w:val="1"/>
+        </w:rPr>
+        <w:t>הוא לא אמר כלום. הוא לא היה מן האנשים שאומרים לפני שיודעים. הוא רק פתח את המחברת השחורה הקטנה שלו, זו שאף אחד לא ידע עליה, ורשם בה, בכתב הקטן שלו: "ט' בטבת. שלושה שטרות. חתימה לא של הבנק. שאלתי. לא שמעו."</w:t>
+      </w:r>
+    </w:p>
+    <w:p>
+      <w:pPr>
+        <w:bidi w:val="1"/>
+        <w:spacing w:after="120" w:line="312" w:lineRule="auto"/>
+        <w:jc w:val="center"/>
+      </w:pPr>
+      <w:r>
+        <w:rPr>
+          <w:rFonts w:ascii="David" w:hAnsi="David" w:cs="David"/>
+          <w:b w:val="0"/>
+          <w:sz w:val="26"/>
+          <w:rtl w:val="1"/>
+        </w:rPr>
+        <w:t>* * *</w:t>
+      </w:r>
+    </w:p>
+    <w:p>
+      <w:pPr>
+        <w:bidi w:val="1"/>
+        <w:spacing w:after="120" w:line="312" w:lineRule="auto"/>
+        <w:ind w:firstLine="340"/>
+        <w:jc w:val="both"/>
+      </w:pPr>
+      <w:r>
+        <w:rPr>
+          <w:rFonts w:ascii="David" w:hAnsi="David" w:cs="David"/>
+          <w:b w:val="0"/>
+          <w:sz w:val="26"/>
+          <w:rtl w:val="1"/>
+        </w:rPr>
+        <w:t>גוטמן בא בשתיים.</w:t>
+      </w:r>
+    </w:p>
+    <w:p>
+      <w:pPr>
+        <w:bidi w:val="1"/>
+        <w:spacing w:after="120" w:line="312" w:lineRule="auto"/>
+        <w:ind w:firstLine="340"/>
+        <w:jc w:val="both"/>
+      </w:pPr>
+      <w:r>
+        <w:rPr>
+          <w:rFonts w:ascii="David" w:hAnsi="David" w:cs="David"/>
+          <w:b w:val="0"/>
+          <w:sz w:val="26"/>
+          <w:rtl w:val="1"/>
+        </w:rPr>
+        <w:t>הוא בא כמו תמיד – עם החדר – ומאיר לייב, שחזר מן הטחנה עם קמח על השרוול, קיבל אותו בחדר הפנימי, ור' הירש הצטרף, כי ר' הירש, בחודשיים האחרונים, לא פספס פגישה עם גוטמן. "הוא מדבר," אמר ר' הירש למאיר לייב, "כמו מגיד. רק על כסף."</w:t>
+      </w:r>
+    </w:p>
+    <w:p>
+      <w:pPr>
+        <w:bidi w:val="1"/>
+        <w:spacing w:after="120" w:line="312" w:lineRule="auto"/>
+        <w:ind w:firstLine="340"/>
+        <w:jc w:val="both"/>
+      </w:pPr>
+      <w:r>
+        <w:rPr>
+          <w:rFonts w:ascii="David" w:hAnsi="David" w:cs="David"/>
+          <w:b w:val="0"/>
+          <w:sz w:val="26"/>
+          <w:rtl w:val="1"/>
+        </w:rPr>
+        <w:t>"ההולנדים מרוצים," אמר גוטמן, ופרש את הכפפות על הברך. "מאוד. הם קיבלו את הדוגמאות מן הרפסודה הראשונה, ואמרו – אני מצטט – 'עצים כאלה לא ראינו מאז שסבא שלנו קנה בנורווגיה'. הם רוצים עוד. הם רוצים הכול. הם רוצים, הר הלפרין, את ראדוויל."</w:t>
+      </w:r>
+    </w:p>
+    <w:p>
+      <w:pPr>
+        <w:bidi w:val="1"/>
+        <w:spacing w:after="120" w:line="312" w:lineRule="auto"/>
+        <w:ind w:firstLine="340"/>
+        <w:jc w:val="both"/>
+      </w:pPr>
+      <w:r>
+        <w:rPr>
+          <w:rFonts w:ascii="David" w:hAnsi="David" w:cs="David"/>
+          <w:b w:val="0"/>
+          <w:sz w:val="26"/>
+          <w:rtl w:val="1"/>
+        </w:rPr>
+        <w:t>"ראדוויל עוד לא נמכרה."</w:t>
+      </w:r>
+    </w:p>
+    <w:p>
+      <w:pPr>
+        <w:bidi w:val="1"/>
+        <w:spacing w:after="120" w:line="312" w:lineRule="auto"/>
+        <w:ind w:firstLine="340"/>
+        <w:jc w:val="both"/>
+      </w:pPr>
+      <w:r>
+        <w:rPr>
+          <w:rFonts w:ascii="David" w:hAnsi="David" w:cs="David"/>
+          <w:b w:val="0"/>
+          <w:sz w:val="26"/>
+          <w:rtl w:val="1"/>
+        </w:rPr>
+        <w:t>"עד פסח שלהם – של הפולנים – היא תימכר. אני מטפל. יש שם, אתם יודעים, קצת – " הוא הניע יד, "חוכרים. ניירות. הפריץ הצעיר לא ניהל את הניירות שלו. אני מנקה."</w:t>
+      </w:r>
+    </w:p>
+    <w:p>
+      <w:pPr>
+        <w:bidi w:val="1"/>
+        <w:spacing w:after="120" w:line="312" w:lineRule="auto"/>
+        <w:ind w:firstLine="340"/>
+        <w:jc w:val="both"/>
+      </w:pPr>
+      <w:r>
+        <w:rPr>
+          <w:rFonts w:ascii="David" w:hAnsi="David" w:cs="David"/>
+          <w:b w:val="0"/>
+          <w:sz w:val="26"/>
+          <w:rtl w:val="1"/>
+        </w:rPr>
+        <w:t>מאיר לייב הניח את העט.</w:t>
+      </w:r>
+    </w:p>
+    <w:p>
+      <w:pPr>
+        <w:bidi w:val="1"/>
+        <w:spacing w:after="120" w:line="312" w:lineRule="auto"/>
+        <w:ind w:firstLine="340"/>
+        <w:jc w:val="both"/>
+      </w:pPr>
+      <w:r>
+        <w:rPr>
+          <w:rFonts w:ascii="David" w:hAnsi="David" w:cs="David"/>
+          <w:b w:val="0"/>
+          <w:sz w:val="26"/>
+          <w:rtl w:val="1"/>
+        </w:rPr>
+        <w:t>"גוטמן. אני צריך לדבר איתך על זה."</w:t>
+      </w:r>
+    </w:p>
+    <w:p>
+      <w:pPr>
+        <w:bidi w:val="1"/>
+        <w:spacing w:after="120" w:line="312" w:lineRule="auto"/>
+        <w:ind w:firstLine="340"/>
+        <w:jc w:val="both"/>
+      </w:pPr>
+      <w:r>
+        <w:rPr>
+          <w:rFonts w:ascii="David" w:hAnsi="David" w:cs="David"/>
+          <w:b w:val="0"/>
+          <w:sz w:val="26"/>
+          <w:rtl w:val="1"/>
+        </w:rPr>
+        <w:t>"בבקשה."</w:t>
+      </w:r>
+    </w:p>
+    <w:p>
+      <w:pPr>
+        <w:bidi w:val="1"/>
+        <w:spacing w:after="120" w:line="312" w:lineRule="auto"/>
+        <w:ind w:firstLine="340"/>
+        <w:jc w:val="both"/>
+      </w:pPr>
+      <w:r>
+        <w:rPr>
+          <w:rFonts w:ascii="David" w:hAnsi="David" w:cs="David"/>
+          <w:b w:val="0"/>
+          <w:sz w:val="26"/>
+          <w:rtl w:val="1"/>
+        </w:rPr>
+        <w:t>"הפונדק. על הדרך, ליד היער. משפחת פרידמן."</w:t>
+      </w:r>
+    </w:p>
+    <w:p>
+      <w:pPr>
+        <w:bidi w:val="1"/>
+        <w:spacing w:after="120" w:line="312" w:lineRule="auto"/>
+        <w:ind w:firstLine="340"/>
+        <w:jc w:val="both"/>
+      </w:pPr>
+      <w:r>
+        <w:rPr>
+          <w:rFonts w:ascii="David" w:hAnsi="David" w:cs="David"/>
+          <w:b w:val="0"/>
+          <w:sz w:val="26"/>
+          <w:rtl w:val="1"/>
+        </w:rPr>
+        <w:t>גוטמן חייך. "המחותנים שלכם. כן. ראיתי אתכם שם. מזל טוב, דרך אגב, לא אמרתי כמו שצריך. חתונה יפה, שמעתי. כל קובנה מדברת."</w:t>
+      </w:r>
+    </w:p>
+    <w:p>
+      <w:pPr>
+        <w:bidi w:val="1"/>
+        <w:spacing w:after="120" w:line="312" w:lineRule="auto"/>
+        <w:ind w:firstLine="340"/>
+        <w:jc w:val="both"/>
+      </w:pPr>
+      <w:r>
+        <w:rPr>
+          <w:rFonts w:ascii="David" w:hAnsi="David" w:cs="David"/>
+          <w:b w:val="0"/>
+          <w:sz w:val="26"/>
+          <w:rtl w:val="1"/>
+        </w:rPr>
+        <w:t>"הם חוכרים מדורי דורות. הם אנשים ישרים. יש שם – אמרו לי – חוב. שלוש מאות רובל. אני לא יודע מה זה, ולא נכנסתי לזה, כי חמי לא רוצה שאיכנס. אבל אני מבקש – " מאיר לייב חיפש את המילה, "שיהיה עדין. עם הניירות שלהם. שלא יזרקו אותם. שאם יש חוב – יתנו זמן."</w:t>
+      </w:r>
+    </w:p>
+    <w:p>
+      <w:pPr>
+        <w:bidi w:val="1"/>
+        <w:spacing w:after="120" w:line="312" w:lineRule="auto"/>
+        <w:ind w:firstLine="340"/>
+        <w:jc w:val="both"/>
+      </w:pPr>
+      <w:r>
+        <w:rPr>
+          <w:rFonts w:ascii="David" w:hAnsi="David" w:cs="David"/>
+          <w:b w:val="0"/>
+          <w:sz w:val="26"/>
+          <w:rtl w:val="1"/>
+        </w:rPr>
+        <w:t>גוטמן הביט בו. מבט ארוך, של אדם שמחליט משהו.</w:t>
+      </w:r>
+    </w:p>
+    <w:p>
+      <w:pPr>
+        <w:bidi w:val="1"/>
+        <w:spacing w:after="120" w:line="312" w:lineRule="auto"/>
+        <w:ind w:firstLine="340"/>
+        <w:jc w:val="both"/>
+      </w:pPr>
+      <w:r>
+        <w:rPr>
+          <w:rFonts w:ascii="David" w:hAnsi="David" w:cs="David"/>
+          <w:b w:val="0"/>
+          <w:sz w:val="26"/>
+          <w:rtl w:val="1"/>
+        </w:rPr>
+        <w:t>"הר הלפרין," אמר. "אני אגיד לכם משהו שלמדתי בקניגסברג, אצל סוחר זקן: החוק הוא הדבר הכי עדין שיש. הוא לא כועס, הוא לא שונא, הוא לא זוכר. אם יש חוזה חכירה, ויש חוב, ויש תאריך – החוק אומר מה קורה. אם אין חוב – החוק אומר משהו אחר. אני לא מחליט. אני רק קורא." הוא קם, ולבש כפפה, אצבע אצבע. "אבל אני אבדוק. בשבילכם. אישית. ואם אפשר לעשות משהו – ייעשה."</w:t>
+      </w:r>
+    </w:p>
+    <w:p>
+      <w:pPr>
+        <w:bidi w:val="1"/>
+        <w:spacing w:after="120" w:line="312" w:lineRule="auto"/>
+        <w:ind w:firstLine="340"/>
+        <w:jc w:val="both"/>
+      </w:pPr>
+      <w:r>
+        <w:rPr>
+          <w:rFonts w:ascii="David" w:hAnsi="David" w:cs="David"/>
+          <w:b w:val="0"/>
+          <w:sz w:val="26"/>
+          <w:rtl w:val="1"/>
+        </w:rPr>
+        <w:t>"תודה."</w:t>
+      </w:r>
+    </w:p>
+    <w:p>
+      <w:pPr>
+        <w:bidi w:val="1"/>
+        <w:spacing w:after="120" w:line="312" w:lineRule="auto"/>
+        <w:ind w:firstLine="340"/>
+        <w:jc w:val="both"/>
+      </w:pPr>
+      <w:r>
+        <w:rPr>
+          <w:rFonts w:ascii="David" w:hAnsi="David" w:cs="David"/>
+          <w:b w:val="0"/>
+          <w:sz w:val="26"/>
+          <w:rtl w:val="1"/>
+        </w:rPr>
+        <w:t>"אין בעד מה. אנחנו שותפים." גוטמן הניח על השולחן מעטפה. "וזה – החוזה השני. עם השטרות הנוספים מן הבנק. עשרים אלף. לרפסודות של האביב. הבנק כבר חתם, ההולנדים כבר חתמו, נשאר רק – " הוא הביט במאיר לייב. "אתם."</w:t>
+      </w:r>
+    </w:p>
+    <w:p>
+      <w:pPr>
+        <w:bidi w:val="1"/>
+        <w:spacing w:after="120" w:line="312" w:lineRule="auto"/>
+        <w:ind w:firstLine="340"/>
+        <w:jc w:val="both"/>
+      </w:pPr>
+      <w:r>
+        <w:rPr>
+          <w:rFonts w:ascii="David" w:hAnsi="David" w:cs="David"/>
+          <w:b w:val="0"/>
+          <w:sz w:val="26"/>
+          <w:rtl w:val="1"/>
+        </w:rPr>
+        <w:t>מאיר לייב הביט במעטפה.</w:t>
+      </w:r>
+    </w:p>
+    <w:p>
+      <w:pPr>
+        <w:bidi w:val="1"/>
+        <w:spacing w:after="120" w:line="312" w:lineRule="auto"/>
+        <w:ind w:firstLine="340"/>
+        <w:jc w:val="both"/>
+      </w:pPr>
+      <w:r>
+        <w:rPr>
+          <w:rFonts w:ascii="David" w:hAnsi="David" w:cs="David"/>
+          <w:b w:val="0"/>
+          <w:sz w:val="26"/>
+          <w:rtl w:val="1"/>
+        </w:rPr>
+        <w:t>"ר' בערל אומר משהו על החתימות," אמר. הוא לא ידע למה אמר.</w:t>
+      </w:r>
+    </w:p>
+    <w:p>
+      <w:pPr>
+        <w:bidi w:val="1"/>
+        <w:spacing w:after="120" w:line="312" w:lineRule="auto"/>
+        <w:ind w:firstLine="340"/>
+        <w:jc w:val="both"/>
+      </w:pPr>
+      <w:r>
+        <w:rPr>
+          <w:rFonts w:ascii="David" w:hAnsi="David" w:cs="David"/>
+          <w:b w:val="0"/>
+          <w:sz w:val="26"/>
+          <w:rtl w:val="1"/>
+        </w:rPr>
+        <w:t>גוטמן צחק. צחוק קצר, נעים. "ר' בערל. איש יקר. בן שבעים, נכון? אני מכיר את הסוג. בקניגסברג היה לנו אחד כזה. הוא לא האמין לרכבת. עד יומו האחרון אמר שהיא תיפול מהפסים." הוא לקח את הכובע. "הר הלפרין, החתימות הן של הבנק. תשלחו מכתב לממל, תשאלו. זה ייקח שלושה שבועות. ובינתיים ההולנדים מחכים, ומישהו אחר על הנהר – יש כאלה, אתם יודעים – יקבל את הרפסודות של האביב." הוא חייך. "אבל תשאלו. אני לא נעלב מן שאלות. אני נעלב רק מן החלטות שלא מתקבלות."</w:t>
+      </w:r>
+    </w:p>
+    <w:p>
+      <w:pPr>
+        <w:bidi w:val="1"/>
+        <w:spacing w:after="120" w:line="312" w:lineRule="auto"/>
+        <w:ind w:firstLine="340"/>
+        <w:jc w:val="both"/>
+      </w:pPr>
+      <w:r>
+        <w:rPr>
+          <w:rFonts w:ascii="David" w:hAnsi="David" w:cs="David"/>
+          <w:b w:val="0"/>
+          <w:sz w:val="26"/>
+          <w:rtl w:val="1"/>
+        </w:rPr>
+        <w:t>הוא יצא.</w:t>
+      </w:r>
+    </w:p>
+    <w:p>
+      <w:pPr>
+        <w:bidi w:val="1"/>
+        <w:spacing w:after="120" w:line="312" w:lineRule="auto"/>
+        <w:ind w:firstLine="340"/>
+        <w:jc w:val="both"/>
+      </w:pPr>
+      <w:r>
+        <w:rPr>
+          <w:rFonts w:ascii="David" w:hAnsi="David" w:cs="David"/>
+          <w:b w:val="0"/>
+          <w:sz w:val="26"/>
+          <w:rtl w:val="1"/>
+        </w:rPr>
+        <w:t>ור' הירש אמר, מיד, בהתלהבות שלא ידעה להסתיר את עצמה: "מאיר לייב. עשרים אלף. אתה מבין? אבא ז"ל בחלומות שלו – "</w:t>
+      </w:r>
+    </w:p>
+    <w:p>
+      <w:pPr>
+        <w:bidi w:val="1"/>
+        <w:spacing w:after="120" w:line="312" w:lineRule="auto"/>
+        <w:ind w:firstLine="340"/>
+        <w:jc w:val="both"/>
+      </w:pPr>
+      <w:r>
+        <w:rPr>
+          <w:rFonts w:ascii="David" w:hAnsi="David" w:cs="David"/>
+          <w:b w:val="0"/>
+          <w:sz w:val="26"/>
+          <w:rtl w:val="1"/>
+        </w:rPr>
+        <w:t>"אני מבין," אמר מאיר לייב. והביט במעטפה. והביט בדלת שמאחוריה, בחדר החיצוני, ישב זקן עם משקפיים על קצה האף ורשם משהו במחברת שאיש לא ידע עליה.</w:t>
+      </w:r>
+    </w:p>
+    <w:p>
+      <w:pPr>
+        <w:bidi w:val="1"/>
+        <w:spacing w:after="120" w:line="312" w:lineRule="auto"/>
+        <w:ind w:firstLine="340"/>
+        <w:jc w:val="both"/>
+      </w:pPr>
+      <w:r>
+        <w:rPr>
+          <w:rFonts w:ascii="David" w:hAnsi="David" w:cs="David"/>
+          <w:b w:val="0"/>
+          <w:sz w:val="26"/>
+          <w:rtl w:val="1"/>
+        </w:rPr>
+        <w:t>הוא לא חתם באותו יום. הוא גם לא שלח מכתב לממל. הוא הניח את המעטפה במגירה, ואמר לעצמו: מחר. ובמחר – הטחנה, והרפסודה, והבנקאי לוין, והשלג שנפל וסגר את הדרך לטחנה הקטנה.</w:t>
+      </w:r>
+    </w:p>
+    <w:p>
+      <w:pPr>
+        <w:bidi w:val="1"/>
+        <w:spacing w:after="120" w:line="312" w:lineRule="auto"/>
+        <w:jc w:val="center"/>
+      </w:pPr>
+      <w:r>
+        <w:rPr>
+          <w:rFonts w:ascii="David" w:hAnsi="David" w:cs="David"/>
+          <w:b w:val="0"/>
+          <w:sz w:val="26"/>
+          <w:rtl w:val="1"/>
+        </w:rPr>
+        <w:t>* * *</w:t>
+      </w:r>
+    </w:p>
+    <w:p>
+      <w:pPr>
+        <w:bidi w:val="1"/>
+        <w:spacing w:after="120" w:line="312" w:lineRule="auto"/>
+        <w:ind w:firstLine="340"/>
+        <w:jc w:val="both"/>
+      </w:pPr>
+      <w:r>
+        <w:rPr>
+          <w:rFonts w:ascii="David" w:hAnsi="David" w:cs="David"/>
+          <w:b w:val="0"/>
+          <w:sz w:val="26"/>
+          <w:rtl w:val="1"/>
+        </w:rPr>
+        <w:t>בבית ברחוב הנהר, באותו ערב, ניסתה רחל בפעם הראשונה לעשות משהו.</w:t>
+      </w:r>
+    </w:p>
+    <w:p>
+      <w:pPr>
+        <w:bidi w:val="1"/>
+        <w:spacing w:after="120" w:line="312" w:lineRule="auto"/>
+        <w:ind w:firstLine="340"/>
+        <w:jc w:val="both"/>
+      </w:pPr>
+      <w:r>
+        <w:rPr>
+          <w:rFonts w:ascii="David" w:hAnsi="David" w:cs="David"/>
+          <w:b w:val="0"/>
+          <w:sz w:val="26"/>
+          <w:rtl w:val="1"/>
+        </w:rPr>
+        <w:t>זה היה אחרי הארוחה. מאיר לייב עלה לחדר של הילדה, והקול הדק והמצחיק נשמע מן המסדרון. ורבקה ישבה בחדר האוכל, ליד המנורה הגדולה, עם ספר חשבונות של הבית – ספר גדול, בכריכת עור חומה, שרחל ראתה אותה יושבת איתו בכל יום שני ובכל יום חמישי, ושבכל פעם, כשסגרה אותו, נאנחה.</w:t>
+      </w:r>
+    </w:p>
+    <w:p>
+      <w:pPr>
+        <w:bidi w:val="1"/>
+        <w:spacing w:after="120" w:line="312" w:lineRule="auto"/>
+        <w:ind w:firstLine="340"/>
+        <w:jc w:val="both"/>
+      </w:pPr>
+      <w:r>
+        <w:rPr>
+          <w:rFonts w:ascii="David" w:hAnsi="David" w:cs="David"/>
+          <w:b w:val="0"/>
+          <w:sz w:val="26"/>
+          <w:rtl w:val="1"/>
+        </w:rPr>
+        <w:t>"מרת הלפרין," אמרה רחל, מן הפתח.</w:t>
+      </w:r>
+    </w:p>
+    <w:p>
+      <w:pPr>
+        <w:bidi w:val="1"/>
+        <w:spacing w:after="120" w:line="312" w:lineRule="auto"/>
+        <w:ind w:firstLine="340"/>
+        <w:jc w:val="both"/>
+      </w:pPr>
+      <w:r>
+        <w:rPr>
+          <w:rFonts w:ascii="David" w:hAnsi="David" w:cs="David"/>
+          <w:b w:val="0"/>
+          <w:sz w:val="26"/>
+          <w:rtl w:val="1"/>
+        </w:rPr>
+        <w:t>"כן."</w:t>
+      </w:r>
+    </w:p>
+    <w:p>
+      <w:pPr>
+        <w:bidi w:val="1"/>
+        <w:spacing w:after="120" w:line="312" w:lineRule="auto"/>
+        <w:ind w:firstLine="340"/>
+        <w:jc w:val="both"/>
+      </w:pPr>
+      <w:r>
+        <w:rPr>
+          <w:rFonts w:ascii="David" w:hAnsi="David" w:cs="David"/>
+          <w:b w:val="0"/>
+          <w:sz w:val="26"/>
+          <w:rtl w:val="1"/>
+        </w:rPr>
+        <w:t>"אם... אם יש משהו בחשבונות שאני יכולה לעזור בו. אני – בכפר ניהלתי את המחברת של הפונדק. אני יודעת לסכם. אני – "</w:t>
+      </w:r>
+    </w:p>
+    <w:p>
+      <w:pPr>
+        <w:bidi w:val="1"/>
+        <w:spacing w:after="120" w:line="312" w:lineRule="auto"/>
+        <w:ind w:firstLine="340"/>
+        <w:jc w:val="both"/>
+      </w:pPr>
+      <w:r>
+        <w:rPr>
+          <w:rFonts w:ascii="David" w:hAnsi="David" w:cs="David"/>
+          <w:b w:val="0"/>
+          <w:sz w:val="26"/>
+          <w:rtl w:val="1"/>
+        </w:rPr>
+        <w:t>רבקה הלפרין הרימה את עיניה מן הספר.</w:t>
+      </w:r>
+    </w:p>
+    <w:p>
+      <w:pPr>
+        <w:bidi w:val="1"/>
+        <w:spacing w:after="120" w:line="312" w:lineRule="auto"/>
+        <w:ind w:firstLine="340"/>
+        <w:jc w:val="both"/>
+      </w:pPr>
+      <w:r>
+        <w:rPr>
+          <w:rFonts w:ascii="David" w:hAnsi="David" w:cs="David"/>
+          <w:b w:val="0"/>
+          <w:sz w:val="26"/>
+          <w:rtl w:val="1"/>
+        </w:rPr>
+        <w:t>זה לא היה מבט של כעס. זה היה גרוע יותר. זה היה מבט של אישה שמישהו אמר לה, בעדינות, שהיא זקנה.</w:t>
+      </w:r>
+    </w:p>
+    <w:p>
+      <w:pPr>
+        <w:bidi w:val="1"/>
+        <w:spacing w:after="120" w:line="312" w:lineRule="auto"/>
+        <w:ind w:firstLine="340"/>
+        <w:jc w:val="both"/>
+      </w:pPr>
+      <w:r>
+        <w:rPr>
+          <w:rFonts w:ascii="David" w:hAnsi="David" w:cs="David"/>
+          <w:b w:val="0"/>
+          <w:sz w:val="26"/>
+          <w:rtl w:val="1"/>
+        </w:rPr>
+        <w:t>"רחל," אמרה. "את הספר הזה אני מנהלת שלושים ואחת שנה. מאז החתונה שלי. אשר ז"ל נתן לי אותו בשבע ברכות ואמר: 'הבית – שלך.' ומאז – " היא סגרה את הספר. "אני יודעת שאת יודעת לסכם. בריינא סיפרה על המחברת. אני שמחה. יום אחד – יום אחד תנהלי. אבל היום – " היא הביטה בספר הסגור. "היום אני עוד לא צריכה עזרה."</w:t>
+      </w:r>
+    </w:p>
+    <w:p>
+      <w:pPr>
+        <w:bidi w:val="1"/>
+        <w:spacing w:after="120" w:line="312" w:lineRule="auto"/>
+        <w:ind w:firstLine="340"/>
+        <w:jc w:val="both"/>
+      </w:pPr>
+      <w:r>
+        <w:rPr>
+          <w:rFonts w:ascii="David" w:hAnsi="David" w:cs="David"/>
+          <w:b w:val="0"/>
+          <w:sz w:val="26"/>
+          <w:rtl w:val="1"/>
+        </w:rPr>
+        <w:t>"סליחה," אמרה רחל. "לא התכוונתי – "</w:t>
+      </w:r>
+    </w:p>
+    <w:p>
+      <w:pPr>
+        <w:bidi w:val="1"/>
+        <w:spacing w:after="120" w:line="312" w:lineRule="auto"/>
+        <w:ind w:firstLine="340"/>
+        <w:jc w:val="both"/>
+      </w:pPr>
+      <w:r>
+        <w:rPr>
+          <w:rFonts w:ascii="David" w:hAnsi="David" w:cs="David"/>
+          <w:b w:val="0"/>
+          <w:sz w:val="26"/>
+          <w:rtl w:val="1"/>
+        </w:rPr>
+        <w:t>"אני יודעת למה התכוונת. ובגלל זה אני לא כועסת." רבקה קמה, עם הספר תחת הזרוע. "לילה טוב, רחל."</w:t>
+      </w:r>
+    </w:p>
+    <w:p>
+      <w:pPr>
+        <w:bidi w:val="1"/>
+        <w:spacing w:after="120" w:line="312" w:lineRule="auto"/>
+        <w:ind w:firstLine="340"/>
+        <w:jc w:val="both"/>
+      </w:pPr>
+      <w:r>
+        <w:rPr>
+          <w:rFonts w:ascii="David" w:hAnsi="David" w:cs="David"/>
+          <w:b w:val="0"/>
+          <w:sz w:val="26"/>
+          <w:rtl w:val="1"/>
+        </w:rPr>
+        <w:t>"לילה טוב, מרת הלפרין."</w:t>
+      </w:r>
+    </w:p>
+    <w:p>
+      <w:pPr>
+        <w:bidi w:val="1"/>
+        <w:spacing w:after="120" w:line="312" w:lineRule="auto"/>
+        <w:ind w:firstLine="340"/>
+        <w:jc w:val="both"/>
+      </w:pPr>
+      <w:r>
+        <w:rPr>
+          <w:rFonts w:ascii="David" w:hAnsi="David" w:cs="David"/>
+          <w:b w:val="0"/>
+          <w:sz w:val="26"/>
+          <w:rtl w:val="1"/>
+        </w:rPr>
+        <w:t>ובמדרגות רבקה עצרה, כמו תמיד, על "מרת הלפרין". ואמרה, בלי להסתובב: "את יכולה להגיד 'אמא'. או 'שוויגער'. או – מה שאת רוצה. 'מרת הלפרין' זה מה שאומרים לי בחנות."</w:t>
+      </w:r>
+    </w:p>
+    <w:p>
+      <w:pPr>
+        <w:bidi w:val="1"/>
+        <w:spacing w:after="120" w:line="312" w:lineRule="auto"/>
+        <w:ind w:firstLine="340"/>
+        <w:jc w:val="both"/>
+      </w:pPr>
+      <w:r>
+        <w:rPr>
+          <w:rFonts w:ascii="David" w:hAnsi="David" w:cs="David"/>
+          <w:b w:val="0"/>
+          <w:sz w:val="26"/>
+          <w:rtl w:val="1"/>
+        </w:rPr>
+        <w:t>"אני יודעת," אמרה רחל, בשקט. "אני אגיד. כשזה יהיה נכון. לא עושים את זה מהר."</w:t>
+      </w:r>
+    </w:p>
+    <w:p>
+      <w:pPr>
+        <w:bidi w:val="1"/>
+        <w:spacing w:after="120" w:line="312" w:lineRule="auto"/>
+        <w:ind w:firstLine="340"/>
+        <w:jc w:val="both"/>
+      </w:pPr>
+      <w:r>
+        <w:rPr>
+          <w:rFonts w:ascii="David" w:hAnsi="David" w:cs="David"/>
+          <w:b w:val="0"/>
+          <w:sz w:val="26"/>
+          <w:rtl w:val="1"/>
+        </w:rPr>
+        <w:t>רבקה עמדה על המדרגה, רגע. ואז עלתה.</w:t>
+      </w:r>
+    </w:p>
+    <w:p>
+      <w:pPr>
+        <w:bidi w:val="1"/>
+        <w:spacing w:after="120" w:line="312" w:lineRule="auto"/>
+        <w:ind w:firstLine="340"/>
+        <w:jc w:val="both"/>
+      </w:pPr>
+      <w:r>
+        <w:rPr>
+          <w:rFonts w:ascii="David" w:hAnsi="David" w:cs="David"/>
+          <w:b w:val="0"/>
+          <w:sz w:val="26"/>
+          <w:rtl w:val="1"/>
+        </w:rPr>
+        <w:t>ורחל נשארה בחדר האוכל, ליד המנורה, והביטה במקום שבו היה מונח הספר החום. ואמרה לעצמה: המזלג הקטן. עוד לא. היא עוד לא עייפה.</w:t>
+      </w:r>
+    </w:p>
+    <w:p>
+      <w:pPr>
+        <w:bidi w:val="1"/>
+        <w:spacing w:after="120" w:line="312" w:lineRule="auto"/>
+        <w:jc w:val="center"/>
+      </w:pPr>
+      <w:r>
+        <w:rPr>
+          <w:rFonts w:ascii="David" w:hAnsi="David" w:cs="David"/>
+          <w:b w:val="0"/>
+          <w:sz w:val="26"/>
+          <w:rtl w:val="1"/>
+        </w:rPr>
+        <w:t>* * *</w:t>
+      </w:r>
+    </w:p>
+    <w:p>
+      <w:pPr>
+        <w:bidi w:val="1"/>
+        <w:spacing w:after="120" w:line="312" w:lineRule="auto"/>
+        <w:ind w:firstLine="340"/>
+        <w:jc w:val="both"/>
+      </w:pPr>
+      <w:r>
+        <w:rPr>
+          <w:rFonts w:ascii="David" w:hAnsi="David" w:cs="David"/>
+          <w:b w:val="0"/>
+          <w:sz w:val="26"/>
+          <w:rtl w:val="1"/>
+        </w:rPr>
+        <w:t>המכתב הגיע ביום חמישי.</w:t>
+      </w:r>
+    </w:p>
+    <w:p>
+      <w:pPr>
+        <w:bidi w:val="1"/>
+        <w:spacing w:after="120" w:line="312" w:lineRule="auto"/>
+        <w:ind w:firstLine="340"/>
+        <w:jc w:val="both"/>
+      </w:pPr>
+      <w:r>
+        <w:rPr>
+          <w:rFonts w:ascii="David" w:hAnsi="David" w:cs="David"/>
+          <w:b w:val="0"/>
+          <w:sz w:val="26"/>
+          <w:rtl w:val="1"/>
+        </w:rPr>
+        <w:t>מלכה'לה הביאה אותו, עם הדואר, ורבקה ראתה את המעטפה – נייר גס, כתב יד גדול ומעוגל של נערה – ואמרה "בשבילך", ורחל לקחה אותו לחדרה, וישבה ליד החלון עם הנהר, ופתחה.</w:t>
+      </w:r>
+    </w:p>
+    <w:p>
+      <w:pPr>
+        <w:bidi w:val="1"/>
+        <w:spacing w:after="120" w:line="312" w:lineRule="auto"/>
+        <w:ind w:firstLine="340"/>
+        <w:jc w:val="both"/>
+      </w:pPr>
+      <w:r>
+        <w:rPr>
+          <w:rFonts w:ascii="David" w:hAnsi="David" w:cs="David"/>
+          <w:b w:val="0"/>
+          <w:sz w:val="26"/>
+          <w:rtl w:val="1"/>
+        </w:rPr>
+        <w:t>חיה'לה כתבה כמו שדיברה: בלי נקודות.</w:t>
+      </w:r>
+    </w:p>
+    <w:p>
+      <w:pPr>
+        <w:bidi w:val="1"/>
+        <w:spacing w:after="120" w:line="312" w:lineRule="auto"/>
+        <w:ind w:firstLine="340"/>
+        <w:jc w:val="both"/>
+      </w:pPr>
+      <w:r>
+        <w:rPr>
+          <w:rFonts w:ascii="David" w:hAnsi="David" w:cs="David"/>
+          <w:b w:val="0"/>
+          <w:sz w:val="26"/>
+          <w:rtl w:val="1"/>
+        </w:rPr>
+        <w:t>"רחל אני כותבת לך בערב כי ביום אין זמן כי הפרות ומוטל ואמא אומרת שאני צריכה לכתוב לך רק דברים טובים אבל אני לא יודעת איך לכתוב רק דברים טובים אז אני כותבת הכול והמחברת בסדר סיכמתי כסלו וטעיתי רק ברובל אחד וזה בגלל שאונדריי שילם חצי ואמר שהחצי השני בשבוע הבא ולא ידעתי איפה לרשום את החצי אז רשמתי באמצע. ויוסף'ל בישיבה והרב שאל עלייך ואמא אמרה שאת בסדר. ומוטל שואל כל יום אם באת ואני אומרת לו שאת בקובנה והוא אומר אז שתבוא מקובנה. והסבא לא מדבר מאז שחזרנו יותר מהרגיל אפילו בשבילו הוא יושב עם התהילים ומזמזם. ואת השלג ראית? אצלנו הכול לבן. והאגם קפא."</w:t>
+      </w:r>
+    </w:p>
+    <w:p>
+      <w:pPr>
+        <w:bidi w:val="1"/>
+        <w:spacing w:after="120" w:line="312" w:lineRule="auto"/>
+        <w:ind w:firstLine="340"/>
+        <w:jc w:val="both"/>
+      </w:pPr>
+      <w:r>
+        <w:rPr>
+          <w:rFonts w:ascii="David" w:hAnsi="David" w:cs="David"/>
+          <w:b w:val="0"/>
+          <w:sz w:val="26"/>
+          <w:rtl w:val="1"/>
+        </w:rPr>
+        <w:t>ואז, בשורה נפרדת, בכתב קטן יותר, כאילו חיה'לה ניסתה להסתיר את זה מעצמה:</w:t>
+      </w:r>
+    </w:p>
+    <w:p>
+      <w:pPr>
+        <w:bidi w:val="1"/>
+        <w:spacing w:after="120" w:line="312" w:lineRule="auto"/>
+        <w:ind w:firstLine="340"/>
+        <w:jc w:val="both"/>
+      </w:pPr>
+      <w:r>
+        <w:rPr>
+          <w:rFonts w:ascii="David" w:hAnsi="David" w:cs="David"/>
+          <w:b w:val="0"/>
+          <w:sz w:val="26"/>
+          <w:rtl w:val="1"/>
+        </w:rPr>
+        <w:t>"סטאשעק היה שוב. פעמיים. פעם ביום ראשון ופעם אתמול. הוא לא שבר כלום. הוא רק עמד בדלת ואמר מספרים. פעם שלוש מאות ופעם שלוש מאות וחמישים כי הוא אמר שיש ריבית. ואבא לא ישן. אני שומעת אותו בלילה עם הגמרא והוא לא הופך דף. ואמא אמרה לי לא לכתוב לך את זה. אז אל תגידי לה שכתבתי. אני רק לא יודעת למי עוד. חיה'לה."</w:t>
+      </w:r>
+    </w:p>
+    <w:p>
+      <w:pPr>
+        <w:bidi w:val="1"/>
+        <w:spacing w:after="120" w:line="312" w:lineRule="auto"/>
+        <w:ind w:firstLine="340"/>
+        <w:jc w:val="both"/>
+      </w:pPr>
+      <w:r>
+        <w:rPr>
+          <w:rFonts w:ascii="David" w:hAnsi="David" w:cs="David"/>
+          <w:b w:val="0"/>
+          <w:sz w:val="26"/>
+          <w:rtl w:val="1"/>
+        </w:rPr>
+        <w:t>רחל קראה את המכתב פעמיים. ואז קיפלה אותו, והניחה אותו בסידור של ר' אלטער, בין הדפים האחרונים, ליד השורה שכתבה על הכובע הגבוה והיד המורמת.</w:t>
+      </w:r>
+    </w:p>
+    <w:p>
+      <w:pPr>
+        <w:bidi w:val="1"/>
+        <w:spacing w:after="120" w:line="312" w:lineRule="auto"/>
+        <w:ind w:firstLine="340"/>
+        <w:jc w:val="both"/>
+      </w:pPr>
+      <w:r>
+        <w:rPr>
+          <w:rFonts w:ascii="David" w:hAnsi="David" w:cs="David"/>
+          <w:b w:val="0"/>
+          <w:sz w:val="26"/>
+          <w:rtl w:val="1"/>
+        </w:rPr>
+        <w:t>היא ישבה ליד החלון. הנהר היה קפוא בשוליים, ובאמצע – עוד זרם, שחור, לאט.</w:t>
+      </w:r>
+    </w:p>
+    <w:p>
+      <w:pPr>
+        <w:bidi w:val="1"/>
+        <w:spacing w:after="120" w:line="312" w:lineRule="auto"/>
+        <w:ind w:firstLine="340"/>
+        <w:jc w:val="both"/>
+      </w:pPr>
+      <w:r>
+        <w:rPr>
+          <w:rFonts w:ascii="David" w:hAnsi="David" w:cs="David"/>
+          <w:b w:val="0"/>
+          <w:sz w:val="26"/>
+          <w:rtl w:val="1"/>
+        </w:rPr>
+        <w:t>שלוש מאות וחמישים. ריבית. אבא לא ישן.</w:t>
+      </w:r>
+    </w:p>
+    <w:p>
+      <w:pPr>
+        <w:bidi w:val="1"/>
+        <w:spacing w:after="120" w:line="312" w:lineRule="auto"/>
+        <w:ind w:firstLine="340"/>
+        <w:jc w:val="both"/>
+      </w:pPr>
+      <w:r>
+        <w:rPr>
+          <w:rFonts w:ascii="David" w:hAnsi="David" w:cs="David"/>
+          <w:b w:val="0"/>
+          <w:sz w:val="26"/>
+          <w:rtl w:val="1"/>
+        </w:rPr>
+        <w:t>ובבית הזה – עשרים אלף, ושלושים אלף, ורפסודות, והולנדים. היא שמעה את המספרים בשולחן, כי ר' הירש דיבר עליהם בשבת, בהתלהבות, ורבקה אמרה "לא בשבת" ור' הירש אמר "סליחה" והמשיך.</w:t>
+      </w:r>
+    </w:p>
+    <w:p>
+      <w:pPr>
+        <w:bidi w:val="1"/>
+        <w:spacing w:after="120" w:line="312" w:lineRule="auto"/>
+        <w:ind w:firstLine="340"/>
+        <w:jc w:val="both"/>
+      </w:pPr>
+      <w:r>
+        <w:rPr>
+          <w:rFonts w:ascii="David" w:hAnsi="David" w:cs="David"/>
+          <w:b w:val="0"/>
+          <w:sz w:val="26"/>
+          <w:rtl w:val="1"/>
+        </w:rPr>
+        <w:t>והיא – היא לא יכולה לבקש. אבא אמר "אני לא מוכר בת". ואבא צדק. ואם היא תבקש – זה יהיה מכירה, רק מאוחרת.</w:t>
+      </w:r>
+    </w:p>
+    <w:p>
+      <w:pPr>
+        <w:bidi w:val="1"/>
+        <w:spacing w:after="120" w:line="312" w:lineRule="auto"/>
+        <w:ind w:firstLine="340"/>
+        <w:jc w:val="both"/>
+      </w:pPr>
+      <w:r>
+        <w:rPr>
+          <w:rFonts w:ascii="David" w:hAnsi="David" w:cs="David"/>
+          <w:b w:val="0"/>
+          <w:sz w:val="26"/>
+          <w:rtl w:val="1"/>
+        </w:rPr>
+        <w:t>אבל היה משהו אחר.</w:t>
+      </w:r>
+    </w:p>
+    <w:p>
+      <w:pPr>
+        <w:bidi w:val="1"/>
+        <w:spacing w:after="120" w:line="312" w:lineRule="auto"/>
+        <w:ind w:firstLine="340"/>
+        <w:jc w:val="both"/>
+      </w:pPr>
+      <w:r>
+        <w:rPr>
+          <w:rFonts w:ascii="David" w:hAnsi="David" w:cs="David"/>
+          <w:b w:val="0"/>
+          <w:sz w:val="26"/>
+          <w:rtl w:val="1"/>
+        </w:rPr>
+        <w:t>בארגז, מן הכפר, בתחתית, במעטפה, היה כסף. מתנת החתונה. הגבירים של קובנה נתנו, ביום החתונה, מעטפות, ורבקה אספה אותן, ובסוף השבוע נתנה לרחל – לרחל, לא למאיר לייב – מעטפה, ואמרה: "זה שלך. מן הנשים. ככה נהוג. תעשי עם זה מה שאת רוצה."</w:t>
+      </w:r>
+    </w:p>
+    <w:p>
+      <w:pPr>
+        <w:bidi w:val="1"/>
+        <w:spacing w:after="120" w:line="312" w:lineRule="auto"/>
+        <w:ind w:firstLine="340"/>
+        <w:jc w:val="both"/>
+      </w:pPr>
+      <w:r>
+        <w:rPr>
+          <w:rFonts w:ascii="David" w:hAnsi="David" w:cs="David"/>
+          <w:b w:val="0"/>
+          <w:sz w:val="26"/>
+          <w:rtl w:val="1"/>
+        </w:rPr>
+        <w:t>"מה שאת רוצה."</w:t>
+      </w:r>
+    </w:p>
+    <w:p>
+      <w:pPr>
+        <w:bidi w:val="1"/>
+        <w:spacing w:after="120" w:line="312" w:lineRule="auto"/>
+        <w:ind w:firstLine="340"/>
+        <w:jc w:val="both"/>
+      </w:pPr>
+      <w:r>
+        <w:rPr>
+          <w:rFonts w:ascii="David" w:hAnsi="David" w:cs="David"/>
+          <w:b w:val="0"/>
+          <w:sz w:val="26"/>
+          <w:rtl w:val="1"/>
+        </w:rPr>
+        <w:t>רחל הוציאה את המעטפה. ספרה. מאה ועשרים רובל.</w:t>
+      </w:r>
+    </w:p>
+    <w:p>
+      <w:pPr>
+        <w:bidi w:val="1"/>
+        <w:spacing w:after="120" w:line="312" w:lineRule="auto"/>
+        <w:ind w:firstLine="340"/>
+        <w:jc w:val="both"/>
+      </w:pPr>
+      <w:r>
+        <w:rPr>
+          <w:rFonts w:ascii="David" w:hAnsi="David" w:cs="David"/>
+          <w:b w:val="0"/>
+          <w:sz w:val="26"/>
+          <w:rtl w:val="1"/>
+        </w:rPr>
+        <w:t>לא שלוש מאות. אבל לא כלום.</w:t>
+      </w:r>
+    </w:p>
+    <w:p>
+      <w:pPr>
+        <w:bidi w:val="1"/>
+        <w:spacing w:after="120" w:line="312" w:lineRule="auto"/>
+        <w:ind w:firstLine="340"/>
+        <w:jc w:val="both"/>
+      </w:pPr>
+      <w:r>
+        <w:rPr>
+          <w:rFonts w:ascii="David" w:hAnsi="David" w:cs="David"/>
+          <w:b w:val="0"/>
+          <w:sz w:val="26"/>
+          <w:rtl w:val="1"/>
+        </w:rPr>
+        <w:t>היא ישבה עם המעטפה ביד זמן רב. ואז הוציאה נייר, ועט, וכתבה לחיה'לה מכתב קצר – "תודה שכתבת הכול. תמיד תכתבי הכול. השלג ראיתי. תגידי למוטל שאני באה מקובנה, רק לא היום." – ולתוך המכתב הכניסה מאה רובל, והשאירה עשרים, וכתבה בשורה האחרונה: "לאבא. לא להגיד ממי. תגידי שאונדריי שילם את החצי השני."</w:t>
+      </w:r>
+    </w:p>
+    <w:p>
+      <w:pPr>
+        <w:bidi w:val="1"/>
+        <w:spacing w:after="120" w:line="312" w:lineRule="auto"/>
+        <w:ind w:firstLine="340"/>
+        <w:jc w:val="both"/>
+      </w:pPr>
+      <w:r>
+        <w:rPr>
+          <w:rFonts w:ascii="David" w:hAnsi="David" w:cs="David"/>
+          <w:b w:val="0"/>
+          <w:sz w:val="26"/>
+          <w:rtl w:val="1"/>
+        </w:rPr>
+        <w:t>ולמחרת בבוקר, לפני שרבקה ירדה, נתנה את המעטפה למלכה'לה, ואמרה: "לדואר. בבקשה. בשקט."</w:t>
+      </w:r>
+    </w:p>
+    <w:p>
+      <w:pPr>
+        <w:bidi w:val="1"/>
+        <w:spacing w:after="120" w:line="312" w:lineRule="auto"/>
+        <w:ind w:firstLine="340"/>
+        <w:jc w:val="both"/>
+      </w:pPr>
+      <w:r>
+        <w:rPr>
+          <w:rFonts w:ascii="David" w:hAnsi="David" w:cs="David"/>
+          <w:b w:val="0"/>
+          <w:sz w:val="26"/>
+          <w:rtl w:val="1"/>
+        </w:rPr>
+        <w:t>ומלכה'לה, בת שש עשרה, עם עיניים שברחו לכל מקום, לקחה את המעטפה, ואמרה "כן, הגברת הצעירה", והלכה. ולא ידעה – ורחל לא ידעה – שבבית הלפרין, שלושים ואחת שנה, לא יצא מכתב אחד מן הדלת בלי שמרת רבקה הלפרין ידעה מה יש בו.</w:t>
+      </w:r>
+    </w:p>
+    <w:p>
+      <w:r>
+        <w:br w:type="page"/>
+      </w:r>
+    </w:p>
+    <w:p>
+      <w:pPr>
+        <w:bidi w:val="1"/>
+        <w:spacing w:after="360" w:line="312" w:lineRule="auto"/>
+        <w:jc w:val="center"/>
+      </w:pPr>
+      <w:r>
+        <w:rPr>
+          <w:rFonts w:ascii="David" w:hAnsi="David" w:cs="David"/>
+          <w:b/>
+          <w:sz w:val="32"/>
+          <w:rtl w:val="1"/>
+        </w:rPr>
+        <w:t>פרק יג – הקור</w:t>
+      </w:r>
+    </w:p>
+    <w:p>
+      <w:pPr>
+        <w:bidi w:val="1"/>
+        <w:spacing w:after="120" w:line="312" w:lineRule="auto"/>
+        <w:ind w:firstLine="340"/>
+        <w:jc w:val="both"/>
+      </w:pPr>
+      <w:r>
+        <w:rPr>
+          <w:rFonts w:ascii="David" w:hAnsi="David" w:cs="David"/>
+          <w:b w:val="0"/>
+          <w:sz w:val="26"/>
+          <w:rtl w:val="1"/>
+        </w:rPr>
+        <w:t>טבת בקובנה היה קר בצורה אחרת.</w:t>
+      </w:r>
+    </w:p>
+    <w:p>
+      <w:pPr>
+        <w:bidi w:val="1"/>
+        <w:spacing w:after="120" w:line="312" w:lineRule="auto"/>
+        <w:ind w:firstLine="340"/>
+        <w:jc w:val="both"/>
+      </w:pPr>
+      <w:r>
+        <w:rPr>
+          <w:rFonts w:ascii="David" w:hAnsi="David" w:cs="David"/>
+          <w:b w:val="0"/>
+          <w:sz w:val="26"/>
+          <w:rtl w:val="1"/>
+        </w:rPr>
+        <w:t>בכפר הקור בא מן היער, ומן האגם, והוא היה קור של חוץ: נכנסים הביתה, והתנור, והסמובר, והוא נשאר בחוץ. כאן הקור בא מן הנהר, ומן האבן, והוא נכנס עם האנשים, ונשאר בקירות, ורק ליד המנורה הגדולה בחדר האוכל היה מקום אחד חם, וגם שם – רק אם ישבת קרוב.</w:t>
+      </w:r>
+    </w:p>
+    <w:p>
+      <w:pPr>
+        <w:bidi w:val="1"/>
+        <w:spacing w:after="120" w:line="312" w:lineRule="auto"/>
+        <w:ind w:firstLine="340"/>
+        <w:jc w:val="both"/>
+      </w:pPr>
+      <w:r>
+        <w:rPr>
+          <w:rFonts w:ascii="David" w:hAnsi="David" w:cs="David"/>
+          <w:b w:val="0"/>
+          <w:sz w:val="26"/>
+          <w:rtl w:val="1"/>
+        </w:rPr>
+        <w:t>רחל לא ישבה קרוב. היא ישבה במקום שלה, בקצה.</w:t>
+      </w:r>
+    </w:p>
+    <w:p>
+      <w:pPr>
+        <w:bidi w:val="1"/>
+        <w:spacing w:after="120" w:line="312" w:lineRule="auto"/>
+        <w:ind w:firstLine="340"/>
+        <w:jc w:val="both"/>
+      </w:pPr>
+      <w:r>
+        <w:rPr>
+          <w:rFonts w:ascii="David" w:hAnsi="David" w:cs="David"/>
+          <w:b w:val="0"/>
+          <w:sz w:val="26"/>
+          <w:rtl w:val="1"/>
+        </w:rPr>
+        <w:t>ושם, מן הקצה, ראתה את הבית כמו שרואים פונדק מן המטבח: הכול.</w:t>
+      </w:r>
+    </w:p>
+    <w:p>
+      <w:pPr>
+        <w:bidi w:val="1"/>
+        <w:spacing w:after="120" w:line="312" w:lineRule="auto"/>
+        <w:ind w:firstLine="340"/>
+        <w:jc w:val="both"/>
+      </w:pPr>
+      <w:r>
+        <w:rPr>
+          <w:rFonts w:ascii="David" w:hAnsi="David" w:cs="David"/>
+          <w:b w:val="0"/>
+          <w:sz w:val="26"/>
+          <w:rtl w:val="1"/>
+        </w:rPr>
+        <w:t>ראתה שגולדה עייפה. האומנת הזקנה קמה עם הילדה בשש, ושכבה עם הילדה בשבע, ובין לבין לא ישבה, כי הילדה לא ישבה, ובלילה – רחל שמעה – היא קמה פעמיים, שלוש, כי הילדה התעוררה, וקראה "גולדה", ורק "גולדה". שישים שנה. וברכיים – רחל ראתה אותה במדרגות – שלא רוצות.</w:t>
+      </w:r>
+    </w:p>
+    <w:p>
+      <w:pPr>
+        <w:bidi w:val="1"/>
+        <w:spacing w:after="120" w:line="312" w:lineRule="auto"/>
+        <w:ind w:firstLine="340"/>
+        <w:jc w:val="both"/>
+      </w:pPr>
+      <w:r>
+        <w:rPr>
+          <w:rFonts w:ascii="David" w:hAnsi="David" w:cs="David"/>
+          <w:b w:val="0"/>
+          <w:sz w:val="26"/>
+          <w:rtl w:val="1"/>
+        </w:rPr>
+        <w:t>ראתה שרבקה מתעייפת מאוחר יותר, אבל מתעייפת. בערב, אחרי שמאיר לייב עלה לחדר הילדה, ואחרי הספר החום, רבקה ישבה ליד המנורה עם ספר תהילים, ולא הפכה דף. כמו אבא.</w:t>
+      </w:r>
+    </w:p>
+    <w:p>
+      <w:pPr>
+        <w:bidi w:val="1"/>
+        <w:spacing w:after="120" w:line="312" w:lineRule="auto"/>
+        <w:ind w:firstLine="340"/>
+        <w:jc w:val="both"/>
+      </w:pPr>
+      <w:r>
+        <w:rPr>
+          <w:rFonts w:ascii="David" w:hAnsi="David" w:cs="David"/>
+          <w:b w:val="0"/>
+          <w:sz w:val="26"/>
+          <w:rtl w:val="1"/>
+        </w:rPr>
+        <w:t>וראתה שמאיר לייב לא רואה כלום. הוא יצא בחמש וחצי, וחזר בשבע, ובין לבין היה במקום שבו הוא היה, והמקום הזה – רחל ידעה מן הקטעים שר' הירש דיבר בשבת – היה מלא רפסודות והולנדים ושטרות, ובעלה חזר ממנו בכל ערב עם עיניים של אדם שרץ אחרי משהו וכמעט תופס.</w:t>
+      </w:r>
+    </w:p>
+    <w:p>
+      <w:pPr>
+        <w:bidi w:val="1"/>
+        <w:spacing w:after="120" w:line="312" w:lineRule="auto"/>
+        <w:ind w:firstLine="340"/>
+        <w:jc w:val="both"/>
+      </w:pPr>
+      <w:r>
+        <w:rPr>
+          <w:rFonts w:ascii="David" w:hAnsi="David" w:cs="David"/>
+          <w:b w:val="0"/>
+          <w:sz w:val="26"/>
+          <w:rtl w:val="1"/>
+        </w:rPr>
+        <w:t>והיא לא אמרה כלום. כי לא שאלו.</w:t>
+      </w:r>
+    </w:p>
+    <w:p>
+      <w:pPr>
+        <w:bidi w:val="1"/>
+        <w:spacing w:after="120" w:line="312" w:lineRule="auto"/>
+        <w:jc w:val="center"/>
+      </w:pPr>
+      <w:r>
+        <w:rPr>
+          <w:rFonts w:ascii="David" w:hAnsi="David" w:cs="David"/>
+          <w:b w:val="0"/>
+          <w:sz w:val="26"/>
+          <w:rtl w:val="1"/>
+        </w:rPr>
+        <w:t>* * *</w:t>
+      </w:r>
+    </w:p>
+    <w:p>
+      <w:pPr>
+        <w:bidi w:val="1"/>
+        <w:spacing w:after="120" w:line="312" w:lineRule="auto"/>
+        <w:ind w:firstLine="340"/>
+        <w:jc w:val="both"/>
+      </w:pPr>
+      <w:r>
+        <w:rPr>
+          <w:rFonts w:ascii="David" w:hAnsi="David" w:cs="David"/>
+          <w:b w:val="0"/>
+          <w:sz w:val="26"/>
+          <w:rtl w:val="1"/>
+        </w:rPr>
+        <w:t>ביום שני קרה דבר קטן.</w:t>
+      </w:r>
+    </w:p>
+    <w:p>
+      <w:pPr>
+        <w:bidi w:val="1"/>
+        <w:spacing w:after="120" w:line="312" w:lineRule="auto"/>
+        <w:ind w:firstLine="340"/>
+        <w:jc w:val="both"/>
+      </w:pPr>
+      <w:r>
+        <w:rPr>
+          <w:rFonts w:ascii="David" w:hAnsi="David" w:cs="David"/>
+          <w:b w:val="0"/>
+          <w:sz w:val="26"/>
+          <w:rtl w:val="1"/>
+        </w:rPr>
+        <w:t>זלאטע, הטבחית, לא ירדה למטבח. היא שכבה בחדרה, שליד המטבח, עם חום, ומלכה'לה עמדה ליד הכיריים בשש בבוקר עם סיר ולא ידעה מה עושים איתו, כי מלכה'לה ידעה לכבס ולנקות ולפחד, אבל לא לבשל.</w:t>
+      </w:r>
+    </w:p>
+    <w:p>
+      <w:pPr>
+        <w:bidi w:val="1"/>
+        <w:spacing w:after="120" w:line="312" w:lineRule="auto"/>
+        <w:ind w:firstLine="340"/>
+        <w:jc w:val="both"/>
+      </w:pPr>
+      <w:r>
+        <w:rPr>
+          <w:rFonts w:ascii="David" w:hAnsi="David" w:cs="David"/>
+          <w:b w:val="0"/>
+          <w:sz w:val="26"/>
+          <w:rtl w:val="1"/>
+        </w:rPr>
+        <w:t>ורחל, שירדה כמו בכל בוקר בחמש וחצי, ומצאה את הנערה בוכה ליד הסיר, אמרה: "מה צריך?"</w:t>
+      </w:r>
+    </w:p>
+    <w:p>
+      <w:pPr>
+        <w:bidi w:val="1"/>
+        <w:spacing w:after="120" w:line="312" w:lineRule="auto"/>
+        <w:ind w:firstLine="340"/>
+        <w:jc w:val="both"/>
+      </w:pPr>
+      <w:r>
+        <w:rPr>
+          <w:rFonts w:ascii="David" w:hAnsi="David" w:cs="David"/>
+          <w:b w:val="0"/>
+          <w:sz w:val="26"/>
+          <w:rtl w:val="1"/>
+        </w:rPr>
+        <w:t>"דייסה," ייבבה מלכה'לה. "בשביל הילדה. בשבע. גולדה תרד, והילדה, ואם אין דייסה – מרת הלפרין – "</w:t>
+      </w:r>
+    </w:p>
+    <w:p>
+      <w:pPr>
+        <w:bidi w:val="1"/>
+        <w:spacing w:after="120" w:line="312" w:lineRule="auto"/>
+        <w:ind w:firstLine="340"/>
+        <w:jc w:val="both"/>
+      </w:pPr>
+      <w:r>
+        <w:rPr>
+          <w:rFonts w:ascii="David" w:hAnsi="David" w:cs="David"/>
+          <w:b w:val="0"/>
+          <w:sz w:val="26"/>
+          <w:rtl w:val="1"/>
+        </w:rPr>
+        <w:t>"תני."</w:t>
+      </w:r>
+    </w:p>
+    <w:p>
+      <w:pPr>
+        <w:bidi w:val="1"/>
+        <w:spacing w:after="120" w:line="312" w:lineRule="auto"/>
+        <w:ind w:firstLine="340"/>
+        <w:jc w:val="both"/>
+      </w:pPr>
+      <w:r>
+        <w:rPr>
+          <w:rFonts w:ascii="David" w:hAnsi="David" w:cs="David"/>
+          <w:b w:val="0"/>
+          <w:sz w:val="26"/>
+          <w:rtl w:val="1"/>
+        </w:rPr>
+        <w:t>היא לקחה את הסיר. היא לא שאלה איפה מה. היא הביטה במטבח, כמו שהביטה בפונדק – חלב שם, שיבולת שועל שם, מלח שם, זה כל מה שצריך – ועשתה דייסה.</w:t>
+      </w:r>
+    </w:p>
+    <w:p>
+      <w:pPr>
+        <w:bidi w:val="1"/>
+        <w:spacing w:after="120" w:line="312" w:lineRule="auto"/>
+        <w:ind w:firstLine="340"/>
+        <w:jc w:val="both"/>
+      </w:pPr>
+      <w:r>
+        <w:rPr>
+          <w:rFonts w:ascii="David" w:hAnsi="David" w:cs="David"/>
+          <w:b w:val="0"/>
+          <w:sz w:val="26"/>
+          <w:rtl w:val="1"/>
+        </w:rPr>
+        <w:t>לא דייסה של קובנה. דייסה של הכפר. עם החלב שמרתיחים קודם, לבד, עד שהוא כמעט עולה, ואז השיבולת, לאט, ובוחשים, ובוחשים, ולא מפסיקים, ובסוף – קורט מלח, לא סוכר, כי הילדה לא אוהבת סוכר, גולדה אמרה, וטיפה של חמאה, שנמסה ומשאירה על הדייסה עין קטנה וזהובה.</w:t>
+      </w:r>
+    </w:p>
+    <w:p>
+      <w:pPr>
+        <w:bidi w:val="1"/>
+        <w:spacing w:after="120" w:line="312" w:lineRule="auto"/>
+        <w:ind w:firstLine="340"/>
+        <w:jc w:val="both"/>
+      </w:pPr>
+      <w:r>
+        <w:rPr>
+          <w:rFonts w:ascii="David" w:hAnsi="David" w:cs="David"/>
+          <w:b w:val="0"/>
+          <w:sz w:val="26"/>
+          <w:rtl w:val="1"/>
+        </w:rPr>
+        <w:t>"ככה אמא עושה," אמרה למלכה'לה, שהפסיקה לבכות והביטה. "למוטל. הוא אוכל רק את זה."</w:t>
+      </w:r>
+    </w:p>
+    <w:p>
+      <w:pPr>
+        <w:bidi w:val="1"/>
+        <w:spacing w:after="120" w:line="312" w:lineRule="auto"/>
+        <w:ind w:firstLine="340"/>
+        <w:jc w:val="both"/>
+      </w:pPr>
+      <w:r>
+        <w:rPr>
+          <w:rFonts w:ascii="David" w:hAnsi="David" w:cs="David"/>
+          <w:b w:val="0"/>
+          <w:sz w:val="26"/>
+          <w:rtl w:val="1"/>
+        </w:rPr>
+        <w:t>בשבע ירדה גולדה עם הילדה. ורבקה. וזלאטע – שמעה רבקה מן המסדרון – חולה. ורבקה אמרה "אז מה יש?" ומלכה'לה אמרה "דייסה" ורבקה אמרה "מי עשה?" ומלכה'לה הביטה ברחל, ורחל אמרה "אני. סליחה. לא היה מי."</w:t>
+      </w:r>
+    </w:p>
+    <w:p>
+      <w:pPr>
+        <w:bidi w:val="1"/>
+        <w:spacing w:after="120" w:line="312" w:lineRule="auto"/>
+        <w:ind w:firstLine="340"/>
+        <w:jc w:val="both"/>
+      </w:pPr>
+      <w:r>
+        <w:rPr>
+          <w:rFonts w:ascii="David" w:hAnsi="David" w:cs="David"/>
+          <w:b w:val="0"/>
+          <w:sz w:val="26"/>
+          <w:rtl w:val="1"/>
+        </w:rPr>
+        <w:t>רבקה לא אמרה כלום. היא התיישבה. גולדה הושיבה את הילדה על הכיסא הגבוה, והניחה לפניה את הצלחת, ושיינדל הביטה בדייסה.</w:t>
+      </w:r>
+    </w:p>
+    <w:p>
+      <w:pPr>
+        <w:bidi w:val="1"/>
+        <w:spacing w:after="120" w:line="312" w:lineRule="auto"/>
+        <w:ind w:firstLine="340"/>
+        <w:jc w:val="both"/>
+      </w:pPr>
+      <w:r>
+        <w:rPr>
+          <w:rFonts w:ascii="David" w:hAnsi="David" w:cs="David"/>
+          <w:b w:val="0"/>
+          <w:sz w:val="26"/>
+          <w:rtl w:val="1"/>
+        </w:rPr>
+        <w:t>ואז – בעין הזהובה של החמאה.</w:t>
+      </w:r>
+    </w:p>
+    <w:p>
+      <w:pPr>
+        <w:bidi w:val="1"/>
+        <w:spacing w:after="120" w:line="312" w:lineRule="auto"/>
+        <w:ind w:firstLine="340"/>
+        <w:jc w:val="both"/>
+      </w:pPr>
+      <w:r>
+        <w:rPr>
+          <w:rFonts w:ascii="David" w:hAnsi="David" w:cs="David"/>
+          <w:b w:val="0"/>
+          <w:sz w:val="26"/>
+          <w:rtl w:val="1"/>
+        </w:rPr>
+        <w:t>ואז – אכלה.</w:t>
+      </w:r>
+    </w:p>
+    <w:p>
+      <w:pPr>
+        <w:bidi w:val="1"/>
+        <w:spacing w:after="120" w:line="312" w:lineRule="auto"/>
+        <w:ind w:firstLine="340"/>
+        <w:jc w:val="both"/>
+      </w:pPr>
+      <w:r>
+        <w:rPr>
+          <w:rFonts w:ascii="David" w:hAnsi="David" w:cs="David"/>
+          <w:b w:val="0"/>
+          <w:sz w:val="26"/>
+          <w:rtl w:val="1"/>
+        </w:rPr>
+        <w:t>היא אכלה הכול. גולדה ישבה ולא זזה, כי שיינדל לא אכלה הכול אף פעם. חצי. שני שלישים. "היא אוכלת כמו ציפור", אמרה גולדה תמיד, ומאיר לייב היה מהנהן, ורבקה הייתה אומרת "תני לה עוד". והבוקר – הכול. עד התחתית. ואז הרימה את הכף, והביטה בצלחת הריקה, ואז – זה היה רגע קטן מאוד, רחל כמעט לא ראתה – הביטה ברחל.</w:t>
+      </w:r>
+    </w:p>
+    <w:p>
+      <w:pPr>
+        <w:bidi w:val="1"/>
+        <w:spacing w:after="120" w:line="312" w:lineRule="auto"/>
+        <w:ind w:firstLine="340"/>
+        <w:jc w:val="both"/>
+      </w:pPr>
+      <w:r>
+        <w:rPr>
+          <w:rFonts w:ascii="David" w:hAnsi="David" w:cs="David"/>
+          <w:b w:val="0"/>
+          <w:sz w:val="26"/>
+          <w:rtl w:val="1"/>
+        </w:rPr>
+        <w:t>לא ארוכות. שנייה. כמו הציפור על אדן החלון, לפני שהיא עפה.</w:t>
+      </w:r>
+    </w:p>
+    <w:p>
+      <w:pPr>
+        <w:bidi w:val="1"/>
+        <w:spacing w:after="120" w:line="312" w:lineRule="auto"/>
+        <w:ind w:firstLine="340"/>
+        <w:jc w:val="both"/>
+      </w:pPr>
+      <w:r>
+        <w:rPr>
+          <w:rFonts w:ascii="David" w:hAnsi="David" w:cs="David"/>
+          <w:b w:val="0"/>
+          <w:sz w:val="26"/>
+          <w:rtl w:val="1"/>
+        </w:rPr>
+        <w:t>"עוד?" שאלה גולדה.</w:t>
+      </w:r>
+    </w:p>
+    <w:p>
+      <w:pPr>
+        <w:bidi w:val="1"/>
+        <w:spacing w:after="120" w:line="312" w:lineRule="auto"/>
+        <w:ind w:firstLine="340"/>
+        <w:jc w:val="both"/>
+      </w:pPr>
+      <w:r>
+        <w:rPr>
+          <w:rFonts w:ascii="David" w:hAnsi="David" w:cs="David"/>
+          <w:b w:val="0"/>
+          <w:sz w:val="26"/>
+          <w:rtl w:val="1"/>
+        </w:rPr>
+        <w:t>הילדה לא ענתה. אבל הושיטה את הצלחת.</w:t>
+      </w:r>
+    </w:p>
+    <w:p>
+      <w:pPr>
+        <w:bidi w:val="1"/>
+        <w:spacing w:after="120" w:line="312" w:lineRule="auto"/>
+        <w:ind w:firstLine="340"/>
+        <w:jc w:val="both"/>
+      </w:pPr>
+      <w:r>
+        <w:rPr>
+          <w:rFonts w:ascii="David" w:hAnsi="David" w:cs="David"/>
+          <w:b w:val="0"/>
+          <w:sz w:val="26"/>
+          <w:rtl w:val="1"/>
+        </w:rPr>
+        <w:t>ורחל קמה, והלכה למטבח, ומזגה עוד, והניחה, וחזרה למקום שלה בקצה, ולא אמרה מילה. וגולדה האכילה. ורבקה שתתה תה. ואף אחד לא אמר כלום על הדייסה.</w:t>
+      </w:r>
+    </w:p>
+    <w:p>
+      <w:pPr>
+        <w:bidi w:val="1"/>
+        <w:spacing w:after="120" w:line="312" w:lineRule="auto"/>
+        <w:ind w:firstLine="340"/>
+        <w:jc w:val="both"/>
+      </w:pPr>
+      <w:r>
+        <w:rPr>
+          <w:rFonts w:ascii="David" w:hAnsi="David" w:cs="David"/>
+          <w:b w:val="0"/>
+          <w:sz w:val="26"/>
+          <w:rtl w:val="1"/>
+        </w:rPr>
+        <w:t>רק בערב, כשזלאטע קמה ממיטתה, חיוורת אבל על הרגליים, ובאה למטבח, ומצאה את הסיר נקי ומונח במקומו, שאלה את מלכה'לה: "מי בישל?" ומלכה'לה סיפרה. וזלאטע, שהייתה טבחית ארבעים שנה, אמרה רק: "עם חמאה?" "עם חמאה." "הממ," אמרה זלאטע. וזה, ממנה, היה נאום.</w:t>
+      </w:r>
+    </w:p>
+    <w:p>
+      <w:pPr>
+        <w:bidi w:val="1"/>
+        <w:spacing w:after="120" w:line="312" w:lineRule="auto"/>
+        <w:jc w:val="center"/>
+      </w:pPr>
+      <w:r>
+        <w:rPr>
+          <w:rFonts w:ascii="David" w:hAnsi="David" w:cs="David"/>
+          <w:b w:val="0"/>
+          <w:sz w:val="26"/>
+          <w:rtl w:val="1"/>
+        </w:rPr>
+        <w:t>* * *</w:t>
+      </w:r>
+    </w:p>
+    <w:p>
+      <w:pPr>
+        <w:bidi w:val="1"/>
+        <w:spacing w:after="120" w:line="312" w:lineRule="auto"/>
+        <w:ind w:firstLine="340"/>
+        <w:jc w:val="both"/>
+      </w:pPr>
+      <w:r>
+        <w:rPr>
+          <w:rFonts w:ascii="David" w:hAnsi="David" w:cs="David"/>
+          <w:b w:val="0"/>
+          <w:sz w:val="26"/>
+          <w:rtl w:val="1"/>
+        </w:rPr>
+        <w:t>צירל באה ביום שלישי, כמו שבאה בכל יום שלישי, ובניגוד לבריינא – שישבה עם רבקה בשלוש – צירל באה בעשר, ולא לרבקה.</w:t>
+      </w:r>
+    </w:p>
+    <w:p>
+      <w:pPr>
+        <w:bidi w:val="1"/>
+        <w:spacing w:after="120" w:line="312" w:lineRule="auto"/>
+        <w:ind w:firstLine="340"/>
+        <w:jc w:val="both"/>
+      </w:pPr>
+      <w:r>
+        <w:rPr>
+          <w:rFonts w:ascii="David" w:hAnsi="David" w:cs="David"/>
+          <w:b w:val="0"/>
+          <w:sz w:val="26"/>
+          <w:rtl w:val="1"/>
+        </w:rPr>
+        <w:t>"בואי," אמרה. "נלך."</w:t>
+      </w:r>
+    </w:p>
+    <w:p>
+      <w:pPr>
+        <w:bidi w:val="1"/>
+        <w:spacing w:after="120" w:line="312" w:lineRule="auto"/>
+        <w:ind w:firstLine="340"/>
+        <w:jc w:val="both"/>
+      </w:pPr>
+      <w:r>
+        <w:rPr>
+          <w:rFonts w:ascii="David" w:hAnsi="David" w:cs="David"/>
+          <w:b w:val="0"/>
+          <w:sz w:val="26"/>
+          <w:rtl w:val="1"/>
+        </w:rPr>
+        <w:t>"לאן?"</w:t>
+      </w:r>
+    </w:p>
+    <w:p>
+      <w:pPr>
+        <w:bidi w:val="1"/>
+        <w:spacing w:after="120" w:line="312" w:lineRule="auto"/>
+        <w:ind w:firstLine="340"/>
+        <w:jc w:val="both"/>
+      </w:pPr>
+      <w:r>
+        <w:rPr>
+          <w:rFonts w:ascii="David" w:hAnsi="David" w:cs="David"/>
+          <w:b w:val="0"/>
+          <w:sz w:val="26"/>
+          <w:rtl w:val="1"/>
+        </w:rPr>
+        <w:t>"לשוק. לרחוב. לאן שהוא. את יושבת בבית הזה שלושה שבועות כמו – " היא חיפשה, "כמו אורחת שמפחדת ללכלך."</w:t>
+      </w:r>
+    </w:p>
+    <w:p>
+      <w:pPr>
+        <w:bidi w:val="1"/>
+        <w:spacing w:after="120" w:line="312" w:lineRule="auto"/>
+        <w:ind w:firstLine="340"/>
+        <w:jc w:val="both"/>
+      </w:pPr>
+      <w:r>
+        <w:rPr>
+          <w:rFonts w:ascii="David" w:hAnsi="David" w:cs="David"/>
+          <w:b w:val="0"/>
+          <w:sz w:val="26"/>
+          <w:rtl w:val="1"/>
+        </w:rPr>
+        <w:t>"אני לא מפחדת."</w:t>
+      </w:r>
+    </w:p>
+    <w:p>
+      <w:pPr>
+        <w:bidi w:val="1"/>
+        <w:spacing w:after="120" w:line="312" w:lineRule="auto"/>
+        <w:ind w:firstLine="340"/>
+        <w:jc w:val="both"/>
+      </w:pPr>
+      <w:r>
+        <w:rPr>
+          <w:rFonts w:ascii="David" w:hAnsi="David" w:cs="David"/>
+          <w:b w:val="0"/>
+          <w:sz w:val="26"/>
+          <w:rtl w:val="1"/>
+        </w:rPr>
+        <w:t>"אז בואי."</w:t>
+      </w:r>
+    </w:p>
+    <w:p>
+      <w:pPr>
+        <w:bidi w:val="1"/>
+        <w:spacing w:after="120" w:line="312" w:lineRule="auto"/>
+        <w:ind w:firstLine="340"/>
+        <w:jc w:val="both"/>
+      </w:pPr>
+      <w:r>
+        <w:rPr>
+          <w:rFonts w:ascii="David" w:hAnsi="David" w:cs="David"/>
+          <w:b w:val="0"/>
+          <w:sz w:val="26"/>
+          <w:rtl w:val="1"/>
+        </w:rPr>
+        <w:t>הן הלכו. ברחוב הנהר, ואז ברחוב הגדול, עם החנויות ועם החלונות של חיה'לה, ואז לשוק, שהיה שוק אמיתי, גדול פי עשרה מזה של סטוקלישוק, עם דגים בחביות ועם תפוחים ועם נשים שצעקו ביידיש ובפולנית ובליטאית וכולן – רחל הבינה מיד – אמרו אותו דבר: יקר.</w:t>
+      </w:r>
+    </w:p>
+    <w:p>
+      <w:pPr>
+        <w:bidi w:val="1"/>
+        <w:spacing w:after="120" w:line="312" w:lineRule="auto"/>
+        <w:ind w:firstLine="340"/>
+        <w:jc w:val="both"/>
+      </w:pPr>
+      <w:r>
+        <w:rPr>
+          <w:rFonts w:ascii="David" w:hAnsi="David" w:cs="David"/>
+          <w:b w:val="0"/>
+          <w:sz w:val="26"/>
+          <w:rtl w:val="1"/>
+        </w:rPr>
+        <w:t>וצירל דיברה. על הכול. על הבית, על אמא, על גיטל ע"ה – "היא הייתה כמו... כמו מוזיקה, גיטל. שקטה. אף פעם לא אמרה מילה גבוהה. ואמא – אמא אהבה אותה כמו בת, אבל לא ידעה איך להגיד, אז אמרה 'תאכלי עוד'. ככה אמא אומרת הכול." על מאיר לייב – "הוא היה אחר, לפני. הוא צחק. אני זוכרת שהוא צחק. ואז אבא, ואז גיטל, ועכשיו הוא – הוא במשרד. גם כשהוא בבית." על ר' הירש – "הוא איש טוב מדי, הירש. הוא מאמין לכל אחד. אני מפחדת מזה. אני לא יודעת ממה, אבל אני מפחדת."</w:t>
+      </w:r>
+    </w:p>
+    <w:p>
+      <w:pPr>
+        <w:bidi w:val="1"/>
+        <w:spacing w:after="120" w:line="312" w:lineRule="auto"/>
+        <w:ind w:firstLine="340"/>
+        <w:jc w:val="both"/>
+      </w:pPr>
+      <w:r>
+        <w:rPr>
+          <w:rFonts w:ascii="David" w:hAnsi="David" w:cs="David"/>
+          <w:b w:val="0"/>
+          <w:sz w:val="26"/>
+          <w:rtl w:val="1"/>
+        </w:rPr>
+        <w:t>ורחל הקשיבה. ובאמצע השוק, ליד חבית של דגים מלוחים, שאלה:</w:t>
+      </w:r>
+    </w:p>
+    <w:p>
+      <w:pPr>
+        <w:bidi w:val="1"/>
+        <w:spacing w:after="120" w:line="312" w:lineRule="auto"/>
+        <w:ind w:firstLine="340"/>
+        <w:jc w:val="both"/>
+      </w:pPr>
+      <w:r>
+        <w:rPr>
+          <w:rFonts w:ascii="David" w:hAnsi="David" w:cs="David"/>
+          <w:b w:val="0"/>
+          <w:sz w:val="26"/>
+          <w:rtl w:val="1"/>
+        </w:rPr>
+        <w:t>"צירל. את יודעת מי זה גוטמן?"</w:t>
+      </w:r>
+    </w:p>
+    <w:p>
+      <w:pPr>
+        <w:bidi w:val="1"/>
+        <w:spacing w:after="120" w:line="312" w:lineRule="auto"/>
+        <w:ind w:firstLine="340"/>
+        <w:jc w:val="both"/>
+      </w:pPr>
+      <w:r>
+        <w:rPr>
+          <w:rFonts w:ascii="David" w:hAnsi="David" w:cs="David"/>
+          <w:b w:val="0"/>
+          <w:sz w:val="26"/>
+          <w:rtl w:val="1"/>
+        </w:rPr>
+        <w:t>צירל הביטה בה. "הסוחר מממל? הירש לא מפסיק. למה?"</w:t>
+      </w:r>
+    </w:p>
+    <w:p>
+      <w:pPr>
+        <w:bidi w:val="1"/>
+        <w:spacing w:after="120" w:line="312" w:lineRule="auto"/>
+        <w:ind w:firstLine="340"/>
+        <w:jc w:val="both"/>
+      </w:pPr>
+      <w:r>
+        <w:rPr>
+          <w:rFonts w:ascii="David" w:hAnsi="David" w:cs="David"/>
+          <w:b w:val="0"/>
+          <w:sz w:val="26"/>
+          <w:rtl w:val="1"/>
+        </w:rPr>
+        <w:t>"הוא היה בכפר. בכרכרה של הפריץ. ביום התנאים."</w:t>
+      </w:r>
+    </w:p>
+    <w:p>
+      <w:pPr>
+        <w:bidi w:val="1"/>
+        <w:spacing w:after="120" w:line="312" w:lineRule="auto"/>
+        <w:ind w:firstLine="340"/>
+        <w:jc w:val="both"/>
+      </w:pPr>
+      <w:r>
+        <w:rPr>
+          <w:rFonts w:ascii="David" w:hAnsi="David" w:cs="David"/>
+          <w:b w:val="0"/>
+          <w:sz w:val="26"/>
+          <w:rtl w:val="1"/>
+        </w:rPr>
+        <w:t>"מאיר לייב סיפר. הוא מתווך במכירה של האחוזה שלכם."</w:t>
+      </w:r>
+    </w:p>
+    <w:p>
+      <w:pPr>
+        <w:bidi w:val="1"/>
+        <w:spacing w:after="120" w:line="312" w:lineRule="auto"/>
+        <w:ind w:firstLine="340"/>
+        <w:jc w:val="both"/>
+      </w:pPr>
+      <w:r>
+        <w:rPr>
+          <w:rFonts w:ascii="David" w:hAnsi="David" w:cs="David"/>
+          <w:b w:val="0"/>
+          <w:sz w:val="26"/>
+          <w:rtl w:val="1"/>
+        </w:rPr>
+        <w:t>"של הפריץ," תיקנה רחל. "לא שלנו. אצלנו – " היא עצרה. "צירל, הוא בא לפונדק, לפני זה. באלול. שתה תה. הסתכל על הכול. ואמר 'מדורי דורות' כמו שבודקים מטבע בשיניים. ואחר כך אבא קיבל מכתב מן הפריץ, שהוא לא כתב, כי הוא לא יודע לכתוב ככה, וסטאשעק לא יודע לכתוב בכלל."</w:t>
+      </w:r>
+    </w:p>
+    <w:p>
+      <w:pPr>
+        <w:bidi w:val="1"/>
+        <w:spacing w:after="120" w:line="312" w:lineRule="auto"/>
+        <w:ind w:firstLine="340"/>
+        <w:jc w:val="both"/>
+      </w:pPr>
+      <w:r>
+        <w:rPr>
+          <w:rFonts w:ascii="David" w:hAnsi="David" w:cs="David"/>
+          <w:b w:val="0"/>
+          <w:sz w:val="26"/>
+          <w:rtl w:val="1"/>
+        </w:rPr>
+        <w:t>"ומי כתב?"</w:t>
+      </w:r>
+    </w:p>
+    <w:p>
+      <w:pPr>
+        <w:bidi w:val="1"/>
+        <w:spacing w:after="120" w:line="312" w:lineRule="auto"/>
+        <w:ind w:firstLine="340"/>
+        <w:jc w:val="both"/>
+      </w:pPr>
+      <w:r>
+        <w:rPr>
+          <w:rFonts w:ascii="David" w:hAnsi="David" w:cs="David"/>
+          <w:b w:val="0"/>
+          <w:sz w:val="26"/>
+          <w:rtl w:val="1"/>
+        </w:rPr>
+        <w:t>"מישהו עם דיו על האצבע."</w:t>
+      </w:r>
+    </w:p>
+    <w:p>
+      <w:pPr>
+        <w:bidi w:val="1"/>
+        <w:spacing w:after="120" w:line="312" w:lineRule="auto"/>
+        <w:ind w:firstLine="340"/>
+        <w:jc w:val="both"/>
+      </w:pPr>
+      <w:r>
+        <w:rPr>
+          <w:rFonts w:ascii="David" w:hAnsi="David" w:cs="David"/>
+          <w:b w:val="0"/>
+          <w:sz w:val="26"/>
+          <w:rtl w:val="1"/>
+        </w:rPr>
+        <w:t>צירל עמדה ליד הדגים המלוחים ולא זזה.</w:t>
+      </w:r>
+    </w:p>
+    <w:p>
+      <w:pPr>
+        <w:bidi w:val="1"/>
+        <w:spacing w:after="120" w:line="312" w:lineRule="auto"/>
+        <w:ind w:firstLine="340"/>
+        <w:jc w:val="both"/>
+      </w:pPr>
+      <w:r>
+        <w:rPr>
+          <w:rFonts w:ascii="David" w:hAnsi="David" w:cs="David"/>
+          <w:b w:val="0"/>
+          <w:sz w:val="26"/>
+          <w:rtl w:val="1"/>
+        </w:rPr>
+        <w:t>"אמרת למאיר לייב?"</w:t>
+      </w:r>
+    </w:p>
+    <w:p>
+      <w:pPr>
+        <w:bidi w:val="1"/>
+        <w:spacing w:after="120" w:line="312" w:lineRule="auto"/>
+        <w:ind w:firstLine="340"/>
+        <w:jc w:val="both"/>
+      </w:pPr>
+      <w:r>
+        <w:rPr>
+          <w:rFonts w:ascii="David" w:hAnsi="David" w:cs="David"/>
+          <w:b w:val="0"/>
+          <w:sz w:val="26"/>
+          <w:rtl w:val="1"/>
+        </w:rPr>
+        <w:t>"לא."</w:t>
+      </w:r>
+    </w:p>
+    <w:p>
+      <w:pPr>
+        <w:bidi w:val="1"/>
+        <w:spacing w:after="120" w:line="312" w:lineRule="auto"/>
+        <w:ind w:firstLine="340"/>
+        <w:jc w:val="both"/>
+      </w:pPr>
+      <w:r>
+        <w:rPr>
+          <w:rFonts w:ascii="David" w:hAnsi="David" w:cs="David"/>
+          <w:b w:val="0"/>
+          <w:sz w:val="26"/>
+          <w:rtl w:val="1"/>
+        </w:rPr>
+        <w:t>"למה?"</w:t>
+      </w:r>
+    </w:p>
+    <w:p>
+      <w:pPr>
+        <w:bidi w:val="1"/>
+        <w:spacing w:after="120" w:line="312" w:lineRule="auto"/>
+        <w:ind w:firstLine="340"/>
+        <w:jc w:val="both"/>
+      </w:pPr>
+      <w:r>
+        <w:rPr>
+          <w:rFonts w:ascii="David" w:hAnsi="David" w:cs="David"/>
+          <w:b w:val="0"/>
+          <w:sz w:val="26"/>
+          <w:rtl w:val="1"/>
+        </w:rPr>
+        <w:t>"כי אין לי הוכחה. יש לי כתם דיו ומכתב בכתב יד יפה. ועל אדם לא אומרים דבר בלי הוכחה. ואם אני אומרת – ומאיר לייב מאמין לי – הוא מפסיד עשרים אלף רובל בגלל כתם. ואם הוא לא מאמין לי – " היא לא סיימה.</w:t>
+      </w:r>
+    </w:p>
+    <w:p>
+      <w:pPr>
+        <w:bidi w:val="1"/>
+        <w:spacing w:after="120" w:line="312" w:lineRule="auto"/>
+        <w:ind w:firstLine="340"/>
+        <w:jc w:val="both"/>
+      </w:pPr>
+      <w:r>
+        <w:rPr>
+          <w:rFonts w:ascii="David" w:hAnsi="David" w:cs="David"/>
+          <w:b w:val="0"/>
+          <w:sz w:val="26"/>
+          <w:rtl w:val="1"/>
+        </w:rPr>
+        <w:t>"אז מה את עושה?"</w:t>
+      </w:r>
+    </w:p>
+    <w:p>
+      <w:pPr>
+        <w:bidi w:val="1"/>
+        <w:spacing w:after="120" w:line="312" w:lineRule="auto"/>
+        <w:ind w:firstLine="340"/>
+        <w:jc w:val="both"/>
+      </w:pPr>
+      <w:r>
+        <w:rPr>
+          <w:rFonts w:ascii="David" w:hAnsi="David" w:cs="David"/>
+          <w:b w:val="0"/>
+          <w:sz w:val="26"/>
+          <w:rtl w:val="1"/>
+        </w:rPr>
+        <w:t>"מסתכלת," אמרה רחל. "כמו בריינא. עם הגרב."</w:t>
+      </w:r>
+    </w:p>
+    <w:p>
+      <w:pPr>
+        <w:bidi w:val="1"/>
+        <w:spacing w:after="120" w:line="312" w:lineRule="auto"/>
+        <w:jc w:val="center"/>
+      </w:pPr>
+      <w:r>
+        <w:rPr>
+          <w:rFonts w:ascii="David" w:hAnsi="David" w:cs="David"/>
+          <w:b w:val="0"/>
+          <w:sz w:val="26"/>
+          <w:rtl w:val="1"/>
+        </w:rPr>
+        <w:t>* * *</w:t>
+      </w:r>
+    </w:p>
+    <w:p>
+      <w:pPr>
+        <w:bidi w:val="1"/>
+        <w:spacing w:after="120" w:line="312" w:lineRule="auto"/>
+        <w:ind w:firstLine="340"/>
+        <w:jc w:val="both"/>
+      </w:pPr>
+      <w:r>
+        <w:rPr>
+          <w:rFonts w:ascii="David" w:hAnsi="David" w:cs="David"/>
+          <w:b w:val="0"/>
+          <w:sz w:val="26"/>
+          <w:rtl w:val="1"/>
+        </w:rPr>
+        <w:t>בשבת ההיא, בסעודה שלישית, כשרבקה עלתה לנוח ור' הירש וצירל הלכו, ישבו רחל ומאיר לייב ליד השולחן, בפעם הראשונה לבדם, בשקט של שבת אחר הצהריים, עם החלות ועם הדגים ועם האור שהלך.</w:t>
+      </w:r>
+    </w:p>
+    <w:p>
+      <w:pPr>
+        <w:bidi w:val="1"/>
+        <w:spacing w:after="120" w:line="312" w:lineRule="auto"/>
+        <w:ind w:firstLine="340"/>
+        <w:jc w:val="both"/>
+      </w:pPr>
+      <w:r>
+        <w:rPr>
+          <w:rFonts w:ascii="David" w:hAnsi="David" w:cs="David"/>
+          <w:b w:val="0"/>
+          <w:sz w:val="26"/>
+          <w:rtl w:val="1"/>
+        </w:rPr>
+        <w:t>הוא לא ידע מה לומר. היא ראתה.</w:t>
+      </w:r>
+    </w:p>
+    <w:p>
+      <w:pPr>
+        <w:bidi w:val="1"/>
+        <w:spacing w:after="120" w:line="312" w:lineRule="auto"/>
+        <w:ind w:firstLine="340"/>
+        <w:jc w:val="both"/>
+      </w:pPr>
+      <w:r>
+        <w:rPr>
+          <w:rFonts w:ascii="David" w:hAnsi="David" w:cs="David"/>
+          <w:b w:val="0"/>
+          <w:sz w:val="26"/>
+          <w:rtl w:val="1"/>
+        </w:rPr>
+        <w:t>"בכפר," אמרה, כדי שיהיה משהו, "אצל אבא, אחרי מנחה, אבא היה אומר את הניגון. לא שר – אומר. בלי מילים. ואז מדבר על הפרשה. משפט אחד. שניים. וזהו."</w:t>
+      </w:r>
+    </w:p>
+    <w:p>
+      <w:pPr>
+        <w:bidi w:val="1"/>
+        <w:spacing w:after="120" w:line="312" w:lineRule="auto"/>
+        <w:ind w:firstLine="340"/>
+        <w:jc w:val="both"/>
+      </w:pPr>
+      <w:r>
+        <w:rPr>
+          <w:rFonts w:ascii="David" w:hAnsi="David" w:cs="David"/>
+          <w:b w:val="0"/>
+          <w:sz w:val="26"/>
+          <w:rtl w:val="1"/>
+        </w:rPr>
+        <w:t>"איזה ניגון?"</w:t>
+      </w:r>
+    </w:p>
+    <w:p>
+      <w:pPr>
+        <w:bidi w:val="1"/>
+        <w:spacing w:after="120" w:line="312" w:lineRule="auto"/>
+        <w:ind w:firstLine="340"/>
+        <w:jc w:val="both"/>
+      </w:pPr>
+      <w:r>
+        <w:rPr>
+          <w:rFonts w:ascii="David" w:hAnsi="David" w:cs="David"/>
+          <w:b w:val="0"/>
+          <w:sz w:val="26"/>
+          <w:rtl w:val="1"/>
+        </w:rPr>
+        <w:t>"של סבא. זה שהיה בחתונה."</w:t>
+      </w:r>
+    </w:p>
+    <w:p>
+      <w:pPr>
+        <w:bidi w:val="1"/>
+        <w:spacing w:after="120" w:line="312" w:lineRule="auto"/>
+        <w:ind w:firstLine="340"/>
+        <w:jc w:val="both"/>
+      </w:pPr>
+      <w:r>
+        <w:rPr>
+          <w:rFonts w:ascii="David" w:hAnsi="David" w:cs="David"/>
+          <w:b w:val="0"/>
+          <w:sz w:val="26"/>
+          <w:rtl w:val="1"/>
+        </w:rPr>
+        <w:t>מאיר לייב הנהן. "אמא שאלה עליו. אחר כך. שאלה אותי אם אני יודע מאיפה הוא." הוא הביט בחלה. "היא לא שואלת על ניגונים, אמא."</w:t>
+      </w:r>
+    </w:p>
+    <w:p>
+      <w:pPr>
+        <w:bidi w:val="1"/>
+        <w:spacing w:after="120" w:line="312" w:lineRule="auto"/>
+        <w:ind w:firstLine="340"/>
+        <w:jc w:val="both"/>
+      </w:pPr>
+      <w:r>
+        <w:rPr>
+          <w:rFonts w:ascii="David" w:hAnsi="David" w:cs="David"/>
+          <w:b w:val="0"/>
+          <w:sz w:val="26"/>
+          <w:rtl w:val="1"/>
+        </w:rPr>
+        <w:t>"אני לא יודעת מאיפה. סבא לא אומר."</w:t>
+      </w:r>
+    </w:p>
+    <w:p>
+      <w:pPr>
+        <w:bidi w:val="1"/>
+        <w:spacing w:after="120" w:line="312" w:lineRule="auto"/>
+        <w:ind w:firstLine="340"/>
+        <w:jc w:val="both"/>
+      </w:pPr>
+      <w:r>
+        <w:rPr>
+          <w:rFonts w:ascii="David" w:hAnsi="David" w:cs="David"/>
+          <w:b w:val="0"/>
+          <w:sz w:val="26"/>
+          <w:rtl w:val="1"/>
+        </w:rPr>
+        <w:t>שתיקה. לא קשה. שתיקה של שבת.</w:t>
+      </w:r>
+    </w:p>
+    <w:p>
+      <w:pPr>
+        <w:bidi w:val="1"/>
+        <w:spacing w:after="120" w:line="312" w:lineRule="auto"/>
+        <w:ind w:firstLine="340"/>
+        <w:jc w:val="both"/>
+      </w:pPr>
+      <w:r>
+        <w:rPr>
+          <w:rFonts w:ascii="David" w:hAnsi="David" w:cs="David"/>
+          <w:b w:val="0"/>
+          <w:sz w:val="26"/>
+          <w:rtl w:val="1"/>
+        </w:rPr>
+        <w:t>"מה נוהגים כאן?" שאלה רחל. "בשבת. אחרי הסעודה. אני – אני רוצה לדעת מה הבית רגיל."</w:t>
+      </w:r>
+    </w:p>
+    <w:p>
+      <w:pPr>
+        <w:bidi w:val="1"/>
+        <w:spacing w:after="120" w:line="312" w:lineRule="auto"/>
+        <w:ind w:firstLine="340"/>
+        <w:jc w:val="both"/>
+      </w:pPr>
+      <w:r>
+        <w:rPr>
+          <w:rFonts w:ascii="David" w:hAnsi="David" w:cs="David"/>
+          <w:b w:val="0"/>
+          <w:sz w:val="26"/>
+          <w:rtl w:val="1"/>
+        </w:rPr>
+        <w:t>הוא חשב. "אבא ז"ל היה יושב כאן. עם הגמרא. עד שהחשיך. ולא היה מדליק נר עד שאמא אמרה 'הבדלה'. ואני – " הוא עצר. "אני הייתי יושב איתו. ואחר כך – לבד. ואחר כך – " הוא לא אמר "גיטל". "ואחר כך הפסקתי. אני הולך לבית המדרש בשבת אחר הצהריים. יש שיעור. אבל השולחן – השולחן ריק."</w:t>
+      </w:r>
+    </w:p>
+    <w:p>
+      <w:pPr>
+        <w:bidi w:val="1"/>
+        <w:spacing w:after="120" w:line="312" w:lineRule="auto"/>
+        <w:ind w:firstLine="340"/>
+        <w:jc w:val="both"/>
+      </w:pPr>
+      <w:r>
+        <w:rPr>
+          <w:rFonts w:ascii="David" w:hAnsi="David" w:cs="David"/>
+          <w:b w:val="0"/>
+          <w:sz w:val="26"/>
+          <w:rtl w:val="1"/>
+        </w:rPr>
+        <w:t>"אז אולי," אמרה רחל, בזהירות, לחלה, "השולחן לא צריך להיות ריק."</w:t>
+      </w:r>
+    </w:p>
+    <w:p>
+      <w:pPr>
+        <w:bidi w:val="1"/>
+        <w:spacing w:after="120" w:line="312" w:lineRule="auto"/>
+        <w:ind w:firstLine="340"/>
+        <w:jc w:val="both"/>
+      </w:pPr>
+      <w:r>
+        <w:rPr>
+          <w:rFonts w:ascii="David" w:hAnsi="David" w:cs="David"/>
+          <w:b w:val="0"/>
+          <w:sz w:val="26"/>
+          <w:rtl w:val="1"/>
+        </w:rPr>
+        <w:t>הוא הביט בה. רגע. ואז בשולחן.</w:t>
+      </w:r>
+    </w:p>
+    <w:p>
+      <w:pPr>
+        <w:bidi w:val="1"/>
+        <w:spacing w:after="120" w:line="312" w:lineRule="auto"/>
+        <w:ind w:firstLine="340"/>
+        <w:jc w:val="both"/>
+      </w:pPr>
+      <w:r>
+        <w:rPr>
+          <w:rFonts w:ascii="David" w:hAnsi="David" w:cs="David"/>
+          <w:b w:val="0"/>
+          <w:sz w:val="26"/>
+          <w:rtl w:val="1"/>
+        </w:rPr>
+        <w:t>"אולי," אמר.</w:t>
+      </w:r>
+    </w:p>
+    <w:p>
+      <w:pPr>
+        <w:bidi w:val="1"/>
+        <w:spacing w:after="120" w:line="312" w:lineRule="auto"/>
+        <w:ind w:firstLine="340"/>
+        <w:jc w:val="both"/>
+      </w:pPr>
+      <w:r>
+        <w:rPr>
+          <w:rFonts w:ascii="David" w:hAnsi="David" w:cs="David"/>
+          <w:b w:val="0"/>
+          <w:sz w:val="26"/>
+          <w:rtl w:val="1"/>
+        </w:rPr>
+        <w:t>זה היה הכול. שיחה על שבת. על שולחן. שני משפטים. אבל כשעלה אחר כך למעלה, לחדר הילדה, לפני הבדלה, שמעה רחל שהקול הדק, הקול של הבובה, היה – בפעם הראשונה מאז שהגיעה – קצת פחות עייף.</w:t>
+      </w:r>
+    </w:p>
+    <w:p>
+      <w:pPr>
+        <w:bidi w:val="1"/>
+        <w:spacing w:after="120" w:line="312" w:lineRule="auto"/>
+        <w:jc w:val="center"/>
+      </w:pPr>
+      <w:r>
+        <w:rPr>
+          <w:rFonts w:ascii="David" w:hAnsi="David" w:cs="David"/>
+          <w:b w:val="0"/>
+          <w:sz w:val="26"/>
+          <w:rtl w:val="1"/>
+        </w:rPr>
+        <w:t>* * *</w:t>
+      </w:r>
+    </w:p>
+    <w:p>
+      <w:pPr>
+        <w:bidi w:val="1"/>
+        <w:spacing w:after="120" w:line="312" w:lineRule="auto"/>
+        <w:ind w:firstLine="340"/>
+        <w:jc w:val="both"/>
+      </w:pPr>
+      <w:r>
+        <w:rPr>
+          <w:rFonts w:ascii="David" w:hAnsi="David" w:cs="David"/>
+          <w:b w:val="0"/>
+          <w:sz w:val="26"/>
+          <w:rtl w:val="1"/>
+        </w:rPr>
+        <w:t>ביום שני, אחרי ארוחת הערב, אמרה רבקה הלפרין: "רחל. בואי לחדר שלי."</w:t>
+      </w:r>
+    </w:p>
+    <w:p>
+      <w:pPr>
+        <w:bidi w:val="1"/>
+        <w:spacing w:after="120" w:line="312" w:lineRule="auto"/>
+        <w:ind w:firstLine="340"/>
+        <w:jc w:val="both"/>
+      </w:pPr>
+      <w:r>
+        <w:rPr>
+          <w:rFonts w:ascii="David" w:hAnsi="David" w:cs="David"/>
+          <w:b w:val="0"/>
+          <w:sz w:val="26"/>
+          <w:rtl w:val="1"/>
+        </w:rPr>
+        <w:t>היא לא אמרה את זה מעולם. לחדר של רבקה לא נכנס איש, מלבד מלכה'לה בבוקר עם הכביסה. ורחל הלכה אחריה במדרגות, ובמסדרון, ונכנסה.</w:t>
+      </w:r>
+    </w:p>
+    <w:p>
+      <w:pPr>
+        <w:bidi w:val="1"/>
+        <w:spacing w:after="120" w:line="312" w:lineRule="auto"/>
+        <w:ind w:firstLine="340"/>
+        <w:jc w:val="both"/>
+      </w:pPr>
+      <w:r>
+        <w:rPr>
+          <w:rFonts w:ascii="David" w:hAnsi="David" w:cs="David"/>
+          <w:b w:val="0"/>
+          <w:sz w:val="26"/>
+          <w:rtl w:val="1"/>
+        </w:rPr>
+        <w:t>חדר גדול. מיטה עם כיסוי כהה. ארון. שולחן קטן ליד החלון, ועליו – הספר החום, ומנורה, ותמונה בתוך מסגרת, הפוכה, עם הפנים למטה. רחל ראתה את המסגרת ולא הביטה בה.</w:t>
+      </w:r>
+    </w:p>
+    <w:p>
+      <w:pPr>
+        <w:bidi w:val="1"/>
+        <w:spacing w:after="120" w:line="312" w:lineRule="auto"/>
+        <w:ind w:firstLine="340"/>
+        <w:jc w:val="both"/>
+      </w:pPr>
+      <w:r>
+        <w:rPr>
+          <w:rFonts w:ascii="David" w:hAnsi="David" w:cs="David"/>
+          <w:b w:val="0"/>
+          <w:sz w:val="26"/>
+          <w:rtl w:val="1"/>
+        </w:rPr>
+        <w:t>רבקה ישבה על הכיסא ליד השולחן. רחל עמדה.</w:t>
+      </w:r>
+    </w:p>
+    <w:p>
+      <w:pPr>
+        <w:bidi w:val="1"/>
+        <w:spacing w:after="120" w:line="312" w:lineRule="auto"/>
+        <w:ind w:firstLine="340"/>
+        <w:jc w:val="both"/>
+      </w:pPr>
+      <w:r>
+        <w:rPr>
+          <w:rFonts w:ascii="David" w:hAnsi="David" w:cs="David"/>
+          <w:b w:val="0"/>
+          <w:sz w:val="26"/>
+          <w:rtl w:val="1"/>
+        </w:rPr>
+        <w:t>"מלכה'לה," אמרה רבקה, "בכתה היום. במטבח. זלאטע שמעה."</w:t>
+      </w:r>
+    </w:p>
+    <w:p>
+      <w:pPr>
+        <w:bidi w:val="1"/>
+        <w:spacing w:after="120" w:line="312" w:lineRule="auto"/>
+        <w:ind w:firstLine="340"/>
+        <w:jc w:val="both"/>
+      </w:pPr>
+      <w:r>
+        <w:rPr>
+          <w:rFonts w:ascii="David" w:hAnsi="David" w:cs="David"/>
+          <w:b w:val="0"/>
+          <w:sz w:val="26"/>
+          <w:rtl w:val="1"/>
+        </w:rPr>
+        <w:t>רחל לא אמרה כלום.</w:t>
+      </w:r>
+    </w:p>
+    <w:p>
+      <w:pPr>
+        <w:bidi w:val="1"/>
+        <w:spacing w:after="120" w:line="312" w:lineRule="auto"/>
+        <w:ind w:firstLine="340"/>
+        <w:jc w:val="both"/>
+      </w:pPr>
+      <w:r>
+        <w:rPr>
+          <w:rFonts w:ascii="David" w:hAnsi="David" w:cs="David"/>
+          <w:b w:val="0"/>
+          <w:sz w:val="26"/>
+          <w:rtl w:val="1"/>
+        </w:rPr>
+        <w:t>"היא בכתה, כי אתמול, כשהגיע המכתב מן הכפר – בשבילך – היא הביאה אותו, ואני שאלתי, כמו שאני שואלת על כל מכתב, 'מי כותב'. והיא אמרה 'האחות'. ואז אני אמרתי – סתם, אני אומרת דברים סתם – 'בטח מודה על הכסף'. ומלכה'לה הפכה לבנה. ורצה למטבח. ובכתה." רבקה הביטה בה. "אני לא ידעתי, רחל. ניחשתי. המעטפה שהלכה לדואר לפני שבועיים הייתה עבה מדי בשביל מכתב של נערה. אבל לא ידעתי. עד שמלכה'לה בכתה."</w:t>
+      </w:r>
+    </w:p>
+    <w:p>
+      <w:pPr>
+        <w:bidi w:val="1"/>
+        <w:spacing w:after="120" w:line="312" w:lineRule="auto"/>
+        <w:ind w:firstLine="340"/>
+        <w:jc w:val="both"/>
+      </w:pPr>
+      <w:r>
+        <w:rPr>
+          <w:rFonts w:ascii="David" w:hAnsi="David" w:cs="David"/>
+          <w:b w:val="0"/>
+          <w:sz w:val="26"/>
+          <w:rtl w:val="1"/>
+        </w:rPr>
+        <w:t>"היא לא אשמה," אמרה רחל. "אני נתתי לה. אמרתי לה בשקט. היא רק – "</w:t>
+      </w:r>
+    </w:p>
+    <w:p>
+      <w:pPr>
+        <w:bidi w:val="1"/>
+        <w:spacing w:after="120" w:line="312" w:lineRule="auto"/>
+        <w:ind w:firstLine="340"/>
+        <w:jc w:val="both"/>
+      </w:pPr>
+      <w:r>
+        <w:rPr>
+          <w:rFonts w:ascii="David" w:hAnsi="David" w:cs="David"/>
+          <w:b w:val="0"/>
+          <w:sz w:val="26"/>
+          <w:rtl w:val="1"/>
+        </w:rPr>
+        <w:t>"אני יודעת שהיא לא אשמה. אני לא מדברת על מלכה'לה." רבקה הלפרין הניחה את ידה על הספר החום. "אני מדברת על זה שבבית הלפרין, רחל, לא שולחים כסף בסתר. שלושים ואחת שנה. אשר ז"ל נתן, ונתן הרבה, ומאה רובל לישיבה בסטוקלישוק בכל שנה – בשקט, כן, שאף אחד לא יידע – אבל אני ידעתי. תמיד. מי, כמה, למה. כי בית שבו יוצא כסף בלי שיודעים – הוא לא בית. הוא פונדק."</w:t>
+      </w:r>
+    </w:p>
+    <w:p>
+      <w:pPr>
+        <w:bidi w:val="1"/>
+        <w:spacing w:after="120" w:line="312" w:lineRule="auto"/>
+        <w:ind w:firstLine="340"/>
+        <w:jc w:val="both"/>
+      </w:pPr>
+      <w:r>
+        <w:rPr>
+          <w:rFonts w:ascii="David" w:hAnsi="David" w:cs="David"/>
+          <w:b w:val="0"/>
+          <w:sz w:val="26"/>
+          <w:rtl w:val="1"/>
+        </w:rPr>
+        <w:t>המילה נפלה בחדר, ורבקה שמעה אותה בעצמה, ולא לקחה בחזרה.</w:t>
+      </w:r>
+    </w:p>
+    <w:p>
+      <w:pPr>
+        <w:bidi w:val="1"/>
+        <w:spacing w:after="120" w:line="312" w:lineRule="auto"/>
+        <w:ind w:firstLine="340"/>
+        <w:jc w:val="both"/>
+      </w:pPr>
+      <w:r>
+        <w:rPr>
+          <w:rFonts w:ascii="David" w:hAnsi="David" w:cs="David"/>
+          <w:b w:val="0"/>
+          <w:sz w:val="26"/>
+          <w:rtl w:val="1"/>
+        </w:rPr>
+        <w:t>"כמה?" שאלה.</w:t>
+      </w:r>
+    </w:p>
+    <w:p>
+      <w:pPr>
+        <w:bidi w:val="1"/>
+        <w:spacing w:after="120" w:line="312" w:lineRule="auto"/>
+        <w:ind w:firstLine="340"/>
+        <w:jc w:val="both"/>
+      </w:pPr>
+      <w:r>
+        <w:rPr>
+          <w:rFonts w:ascii="David" w:hAnsi="David" w:cs="David"/>
+          <w:b w:val="0"/>
+          <w:sz w:val="26"/>
+          <w:rtl w:val="1"/>
+        </w:rPr>
+        <w:t>"מאה."</w:t>
+      </w:r>
+    </w:p>
+    <w:p>
+      <w:pPr>
+        <w:bidi w:val="1"/>
+        <w:spacing w:after="120" w:line="312" w:lineRule="auto"/>
+        <w:ind w:firstLine="340"/>
+        <w:jc w:val="both"/>
+      </w:pPr>
+      <w:r>
+        <w:rPr>
+          <w:rFonts w:ascii="David" w:hAnsi="David" w:cs="David"/>
+          <w:b w:val="0"/>
+          <w:sz w:val="26"/>
+          <w:rtl w:val="1"/>
+        </w:rPr>
+        <w:t>"מן המעטפה של החתונה?"</w:t>
+      </w:r>
+    </w:p>
+    <w:p>
+      <w:pPr>
+        <w:bidi w:val="1"/>
+        <w:spacing w:after="120" w:line="312" w:lineRule="auto"/>
+        <w:ind w:firstLine="340"/>
+        <w:jc w:val="both"/>
+      </w:pPr>
+      <w:r>
+        <w:rPr>
+          <w:rFonts w:ascii="David" w:hAnsi="David" w:cs="David"/>
+          <w:b w:val="0"/>
+          <w:sz w:val="26"/>
+          <w:rtl w:val="1"/>
+        </w:rPr>
+        <w:t>"כן."</w:t>
+      </w:r>
+    </w:p>
+    <w:p>
+      <w:pPr>
+        <w:bidi w:val="1"/>
+        <w:spacing w:after="120" w:line="312" w:lineRule="auto"/>
+        <w:ind w:firstLine="340"/>
+        <w:jc w:val="both"/>
+      </w:pPr>
+      <w:r>
+        <w:rPr>
+          <w:rFonts w:ascii="David" w:hAnsi="David" w:cs="David"/>
+          <w:b w:val="0"/>
+          <w:sz w:val="26"/>
+          <w:rtl w:val="1"/>
+        </w:rPr>
+        <w:t>"למי?"</w:t>
+      </w:r>
+    </w:p>
+    <w:p>
+      <w:pPr>
+        <w:bidi w:val="1"/>
+        <w:spacing w:after="120" w:line="312" w:lineRule="auto"/>
+        <w:ind w:firstLine="340"/>
+        <w:jc w:val="both"/>
+      </w:pPr>
+      <w:r>
+        <w:rPr>
+          <w:rFonts w:ascii="David" w:hAnsi="David" w:cs="David"/>
+          <w:b w:val="0"/>
+          <w:sz w:val="26"/>
+          <w:rtl w:val="1"/>
+        </w:rPr>
+        <w:t>רחל שתקה.</w:t>
+      </w:r>
+    </w:p>
+    <w:p>
+      <w:pPr>
+        <w:bidi w:val="1"/>
+        <w:spacing w:after="120" w:line="312" w:lineRule="auto"/>
+        <w:ind w:firstLine="340"/>
+        <w:jc w:val="both"/>
+      </w:pPr>
+      <w:r>
+        <w:rPr>
+          <w:rFonts w:ascii="David" w:hAnsi="David" w:cs="David"/>
+          <w:b w:val="0"/>
+          <w:sz w:val="26"/>
+          <w:rtl w:val="1"/>
+        </w:rPr>
+        <w:t>"למי, רחל?"</w:t>
+      </w:r>
+    </w:p>
+    <w:p>
+      <w:pPr>
+        <w:bidi w:val="1"/>
+        <w:spacing w:after="120" w:line="312" w:lineRule="auto"/>
+        <w:ind w:firstLine="340"/>
+        <w:jc w:val="both"/>
+      </w:pPr>
+      <w:r>
+        <w:rPr>
+          <w:rFonts w:ascii="David" w:hAnsi="David" w:cs="David"/>
+          <w:b w:val="0"/>
+          <w:sz w:val="26"/>
+          <w:rtl w:val="1"/>
+        </w:rPr>
+        <w:t>והיא לא יכלה לומר. כי אם תאמר "לאבא" – תצטרך לומר למה, ולמה זה שלוש מאות וחמישים רובל ואבא לא ישן ואבא אמר "אני לא מוכר בת". ולומר את זה לאישה הזאת, בחדר הזה, עם הפנים של גנרל – זה למכור את אבא. שוב. יותר בזול.</w:t>
+      </w:r>
+    </w:p>
+    <w:p>
+      <w:pPr>
+        <w:bidi w:val="1"/>
+        <w:spacing w:after="120" w:line="312" w:lineRule="auto"/>
+        <w:ind w:firstLine="340"/>
+        <w:jc w:val="both"/>
+      </w:pPr>
+      <w:r>
+        <w:rPr>
+          <w:rFonts w:ascii="David" w:hAnsi="David" w:cs="David"/>
+          <w:b w:val="0"/>
+          <w:sz w:val="26"/>
+          <w:rtl w:val="1"/>
+        </w:rPr>
+        <w:t>"זה היה שלי," אמרה. "אמרת: 'מה שאת רוצה'."</w:t>
+      </w:r>
+    </w:p>
+    <w:p>
+      <w:pPr>
+        <w:bidi w:val="1"/>
+        <w:spacing w:after="120" w:line="312" w:lineRule="auto"/>
+        <w:ind w:firstLine="340"/>
+        <w:jc w:val="both"/>
+      </w:pPr>
+      <w:r>
+        <w:rPr>
+          <w:rFonts w:ascii="David" w:hAnsi="David" w:cs="David"/>
+          <w:b w:val="0"/>
+          <w:sz w:val="26"/>
+          <w:rtl w:val="1"/>
+        </w:rPr>
+        <w:t>"אמרתי. ואני לא לוקחת בחזרה. אבל שאלתי למי."</w:t>
+      </w:r>
+    </w:p>
+    <w:p>
+      <w:pPr>
+        <w:bidi w:val="1"/>
+        <w:spacing w:after="120" w:line="312" w:lineRule="auto"/>
+        <w:ind w:firstLine="340"/>
+        <w:jc w:val="both"/>
+      </w:pPr>
+      <w:r>
+        <w:rPr>
+          <w:rFonts w:ascii="David" w:hAnsi="David" w:cs="David"/>
+          <w:b w:val="0"/>
+          <w:sz w:val="26"/>
+          <w:rtl w:val="1"/>
+        </w:rPr>
+        <w:t>"אני לא יכולה להגיד."</w:t>
+      </w:r>
+    </w:p>
+    <w:p>
+      <w:pPr>
+        <w:bidi w:val="1"/>
+        <w:spacing w:after="120" w:line="312" w:lineRule="auto"/>
+        <w:ind w:firstLine="340"/>
+        <w:jc w:val="both"/>
+      </w:pPr>
+      <w:r>
+        <w:rPr>
+          <w:rFonts w:ascii="David" w:hAnsi="David" w:cs="David"/>
+          <w:b w:val="0"/>
+          <w:sz w:val="26"/>
+          <w:rtl w:val="1"/>
+        </w:rPr>
+        <w:t>רבקה הלפרין קמה.</w:t>
+      </w:r>
+    </w:p>
+    <w:p>
+      <w:pPr>
+        <w:bidi w:val="1"/>
+        <w:spacing w:after="120" w:line="312" w:lineRule="auto"/>
+        <w:ind w:firstLine="340"/>
+        <w:jc w:val="both"/>
+      </w:pPr>
+      <w:r>
+        <w:rPr>
+          <w:rFonts w:ascii="David" w:hAnsi="David" w:cs="David"/>
+          <w:b w:val="0"/>
+          <w:sz w:val="26"/>
+          <w:rtl w:val="1"/>
+        </w:rPr>
+        <w:t>"לא יכולה," חזרה. "בבית שלי. הכלה של הבן שלי. שולחת מאה רובל בסתר, דרך משרתת בת שש עשרה, ו'לא יכולה להגיד' למי." הקול לא עלה. הוא ירד. וזה היה גרוע יותר. "רחל. אני נתתי לך את הבית הזה. פתחתי. אמרתי 'הביתה'. ואת – "</w:t>
+      </w:r>
+    </w:p>
+    <w:p>
+      <w:pPr>
+        <w:bidi w:val="1"/>
+        <w:spacing w:after="120" w:line="312" w:lineRule="auto"/>
+        <w:ind w:firstLine="340"/>
+        <w:jc w:val="both"/>
+      </w:pPr>
+      <w:r>
+        <w:rPr>
+          <w:rFonts w:ascii="David" w:hAnsi="David" w:cs="David"/>
+          <w:b w:val="0"/>
+          <w:sz w:val="26"/>
+          <w:rtl w:val="1"/>
+        </w:rPr>
+        <w:t>"מרת הלפרין – "</w:t>
+      </w:r>
+    </w:p>
+    <w:p>
+      <w:pPr>
+        <w:bidi w:val="1"/>
+        <w:spacing w:after="120" w:line="312" w:lineRule="auto"/>
+        <w:ind w:firstLine="340"/>
+        <w:jc w:val="both"/>
+      </w:pPr>
+      <w:r>
+        <w:rPr>
+          <w:rFonts w:ascii="David" w:hAnsi="David" w:cs="David"/>
+          <w:b w:val="0"/>
+          <w:sz w:val="26"/>
+          <w:rtl w:val="1"/>
+        </w:rPr>
+        <w:t>"'מרת הלפרין'," אמרה רבקה. "כן. נכון. זה מה שאומרים לי בחנות."</w:t>
+      </w:r>
+    </w:p>
+    <w:p>
+      <w:pPr>
+        <w:bidi w:val="1"/>
+        <w:spacing w:after="120" w:line="312" w:lineRule="auto"/>
+        <w:ind w:firstLine="340"/>
+        <w:jc w:val="both"/>
+      </w:pPr>
+      <w:r>
+        <w:rPr>
+          <w:rFonts w:ascii="David" w:hAnsi="David" w:cs="David"/>
+          <w:b w:val="0"/>
+          <w:sz w:val="26"/>
+          <w:rtl w:val="1"/>
+        </w:rPr>
+        <w:t>והיא פתחה את הדלת, ועמדה לידה, ורחל הבינה שהיא צריכה לצאת, ויצאה, ובמסדרון עמדה עם הגב אל הדלת שנסגרה, וידה על הפה, ולא בכתה, כי אם תבכה – מלכה'לה תשמע, ומלכה'לה כבר בכתה מספיק היום בשביל כולן.</w:t>
+      </w:r>
+    </w:p>
+    <w:p>
+      <w:r>
+        <w:br w:type="page"/>
+      </w:r>
+    </w:p>
+    <w:p>
+      <w:pPr>
+        <w:bidi w:val="1"/>
+        <w:spacing w:after="360" w:line="312" w:lineRule="auto"/>
+        <w:jc w:val="center"/>
+      </w:pPr>
+      <w:r>
+        <w:rPr>
+          <w:rFonts w:ascii="David" w:hAnsi="David" w:cs="David"/>
+          <w:b/>
+          <w:sz w:val="32"/>
+          <w:rtl w:val="1"/>
+        </w:rPr>
+        <w:t>פרק יד – הוויכוח השקט</w:t>
+      </w:r>
+    </w:p>
+    <w:p>
+      <w:pPr>
+        <w:bidi w:val="1"/>
+        <w:spacing w:after="120" w:line="312" w:lineRule="auto"/>
+        <w:ind w:firstLine="340"/>
+        <w:jc w:val="both"/>
+      </w:pPr>
+      <w:r>
+        <w:rPr>
+          <w:rFonts w:ascii="David" w:hAnsi="David" w:cs="David"/>
+          <w:b w:val="0"/>
+          <w:sz w:val="26"/>
+          <w:rtl w:val="1"/>
+        </w:rPr>
+        <w:t>בבית הלפרין לא רבים.</w:t>
+      </w:r>
+    </w:p>
+    <w:p>
+      <w:pPr>
+        <w:bidi w:val="1"/>
+        <w:spacing w:after="120" w:line="312" w:lineRule="auto"/>
+        <w:ind w:firstLine="340"/>
+        <w:jc w:val="both"/>
+      </w:pPr>
+      <w:r>
+        <w:rPr>
+          <w:rFonts w:ascii="David" w:hAnsi="David" w:cs="David"/>
+          <w:b w:val="0"/>
+          <w:sz w:val="26"/>
+          <w:rtl w:val="1"/>
+        </w:rPr>
+        <w:t>זה היה הכלל, ורחל למדה אותו ביום שלמחרת, בשבע וחצי בבוקר, ליד השולחן הארוך: לא רבים. מוזגים תה. אומרים "בוקר טוב". שואלים "ישנת?" ועונים "ברוך השם". ומה שהיה אתמול בערב בחדר עם התמונה ההפוכה – לא היה. הוא נמצא, כמו הקור, בקירות.</w:t>
+      </w:r>
+    </w:p>
+    <w:p>
+      <w:pPr>
+        <w:bidi w:val="1"/>
+        <w:spacing w:after="120" w:line="312" w:lineRule="auto"/>
+        <w:ind w:firstLine="340"/>
+        <w:jc w:val="both"/>
+      </w:pPr>
+      <w:r>
+        <w:rPr>
+          <w:rFonts w:ascii="David" w:hAnsi="David" w:cs="David"/>
+          <w:b w:val="0"/>
+          <w:sz w:val="26"/>
+          <w:rtl w:val="1"/>
+        </w:rPr>
+        <w:t>"בוקר טוב, רחל."</w:t>
+      </w:r>
+    </w:p>
+    <w:p>
+      <w:pPr>
+        <w:bidi w:val="1"/>
+        <w:spacing w:after="120" w:line="312" w:lineRule="auto"/>
+        <w:ind w:firstLine="340"/>
+        <w:jc w:val="both"/>
+      </w:pPr>
+      <w:r>
+        <w:rPr>
+          <w:rFonts w:ascii="David" w:hAnsi="David" w:cs="David"/>
+          <w:b w:val="0"/>
+          <w:sz w:val="26"/>
+          <w:rtl w:val="1"/>
+        </w:rPr>
+        <w:t>"בוקר טוב, מרת הלפרין."</w:t>
+      </w:r>
+    </w:p>
+    <w:p>
+      <w:pPr>
+        <w:bidi w:val="1"/>
+        <w:spacing w:after="120" w:line="312" w:lineRule="auto"/>
+        <w:ind w:firstLine="340"/>
+        <w:jc w:val="both"/>
+      </w:pPr>
+      <w:r>
+        <w:rPr>
+          <w:rFonts w:ascii="David" w:hAnsi="David" w:cs="David"/>
+          <w:b w:val="0"/>
+          <w:sz w:val="26"/>
+          <w:rtl w:val="1"/>
+        </w:rPr>
+        <w:t>וזה הכול.</w:t>
+      </w:r>
+    </w:p>
+    <w:p>
+      <w:pPr>
+        <w:bidi w:val="1"/>
+        <w:spacing w:after="120" w:line="312" w:lineRule="auto"/>
+        <w:ind w:firstLine="340"/>
+        <w:jc w:val="both"/>
+      </w:pPr>
+      <w:r>
+        <w:rPr>
+          <w:rFonts w:ascii="David" w:hAnsi="David" w:cs="David"/>
+          <w:b w:val="0"/>
+          <w:sz w:val="26"/>
+          <w:rtl w:val="1"/>
+        </w:rPr>
+        <w:t>שיינדל אכלה דייסה. עם עין של חמאה – זלאטע עשתה, מן הבוקר הזה, בלי שאיש ביקש. גולדה האכילה. רבקה שתתה. ורחל ישבה בקצה, ומולה, מעבר לשולחן, הילדה, שהביטה בצלחת, ואז – שנייה – בה.</w:t>
+      </w:r>
+    </w:p>
+    <w:p>
+      <w:pPr>
+        <w:bidi w:val="1"/>
+        <w:spacing w:after="120" w:line="312" w:lineRule="auto"/>
+        <w:ind w:firstLine="340"/>
+        <w:jc w:val="both"/>
+      </w:pPr>
+      <w:r>
+        <w:rPr>
+          <w:rFonts w:ascii="David" w:hAnsi="David" w:cs="David"/>
+          <w:b w:val="0"/>
+          <w:sz w:val="26"/>
+          <w:rtl w:val="1"/>
+        </w:rPr>
+        <w:t>זה היה הדבר היחיד באותו בוקר שלא היה קר.</w:t>
+      </w:r>
+    </w:p>
+    <w:p>
+      <w:pPr>
+        <w:bidi w:val="1"/>
+        <w:spacing w:after="120" w:line="312" w:lineRule="auto"/>
+        <w:jc w:val="center"/>
+      </w:pPr>
+      <w:r>
+        <w:rPr>
+          <w:rFonts w:ascii="David" w:hAnsi="David" w:cs="David"/>
+          <w:b w:val="0"/>
+          <w:sz w:val="26"/>
+          <w:rtl w:val="1"/>
+        </w:rPr>
+        <w:t>* * *</w:t>
+      </w:r>
+    </w:p>
+    <w:p>
+      <w:pPr>
+        <w:bidi w:val="1"/>
+        <w:spacing w:after="120" w:line="312" w:lineRule="auto"/>
+        <w:ind w:firstLine="340"/>
+        <w:jc w:val="both"/>
+      </w:pPr>
+      <w:r>
+        <w:rPr>
+          <w:rFonts w:ascii="David" w:hAnsi="David" w:cs="David"/>
+          <w:b w:val="0"/>
+          <w:sz w:val="26"/>
+          <w:rtl w:val="1"/>
+        </w:rPr>
+        <w:t>מאיר לייב שמע בערב.</w:t>
+      </w:r>
+    </w:p>
+    <w:p>
+      <w:pPr>
+        <w:bidi w:val="1"/>
+        <w:spacing w:after="120" w:line="312" w:lineRule="auto"/>
+        <w:ind w:firstLine="340"/>
+        <w:jc w:val="both"/>
+      </w:pPr>
+      <w:r>
+        <w:rPr>
+          <w:rFonts w:ascii="David" w:hAnsi="David" w:cs="David"/>
+          <w:b w:val="0"/>
+          <w:sz w:val="26"/>
+          <w:rtl w:val="1"/>
+        </w:rPr>
+        <w:t>אמו סיפרה לו, אחרי הארוחה, כשרחל עלתה, וכמו תמיד, רבקה הלפרין לא סיפרה בכעס. היא סיפרה כמו על מחיר הקמח. "מאה רובל. מן המעטפה. דרך מלכה'לה. לא אומרת למי."</w:t>
+      </w:r>
+    </w:p>
+    <w:p>
+      <w:pPr>
+        <w:bidi w:val="1"/>
+        <w:spacing w:after="120" w:line="312" w:lineRule="auto"/>
+        <w:ind w:firstLine="340"/>
+        <w:jc w:val="both"/>
+      </w:pPr>
+      <w:r>
+        <w:rPr>
+          <w:rFonts w:ascii="David" w:hAnsi="David" w:cs="David"/>
+          <w:b w:val="0"/>
+          <w:sz w:val="26"/>
+          <w:rtl w:val="1"/>
+        </w:rPr>
+        <w:t>"למי היא יכולה לשלוח?" שאל מאיר לייב. "היא מכירה כאן שלושה אנשים."</w:t>
+      </w:r>
+    </w:p>
+    <w:p>
+      <w:pPr>
+        <w:bidi w:val="1"/>
+        <w:spacing w:after="120" w:line="312" w:lineRule="auto"/>
+        <w:ind w:firstLine="340"/>
+        <w:jc w:val="both"/>
+      </w:pPr>
+      <w:r>
+        <w:rPr>
+          <w:rFonts w:ascii="David" w:hAnsi="David" w:cs="David"/>
+          <w:b w:val="0"/>
+          <w:sz w:val="26"/>
+          <w:rtl w:val="1"/>
+        </w:rPr>
+        <w:t>"לא כאן. לשם. לכפר."</w:t>
+      </w:r>
+    </w:p>
+    <w:p>
+      <w:pPr>
+        <w:bidi w:val="1"/>
+        <w:spacing w:after="120" w:line="312" w:lineRule="auto"/>
+        <w:ind w:firstLine="340"/>
+        <w:jc w:val="both"/>
+      </w:pPr>
+      <w:r>
+        <w:rPr>
+          <w:rFonts w:ascii="David" w:hAnsi="David" w:cs="David"/>
+          <w:b w:val="0"/>
+          <w:sz w:val="26"/>
+          <w:rtl w:val="1"/>
+        </w:rPr>
+        <w:t>"אז לאבא שלה. מה הבעיה? זה שלה. את אמרת – "</w:t>
+      </w:r>
+    </w:p>
+    <w:p>
+      <w:pPr>
+        <w:bidi w:val="1"/>
+        <w:spacing w:after="120" w:line="312" w:lineRule="auto"/>
+        <w:ind w:firstLine="340"/>
+        <w:jc w:val="both"/>
+      </w:pPr>
+      <w:r>
+        <w:rPr>
+          <w:rFonts w:ascii="David" w:hAnsi="David" w:cs="David"/>
+          <w:b w:val="0"/>
+          <w:sz w:val="26"/>
+          <w:rtl w:val="1"/>
+        </w:rPr>
+        <w:t>"אני אמרתי. והבעיה היא לא הכסף, מאיר לייב." רבקה הניחה את הכוס. "הבעיה היא 'לא יכולה להגיד'. בבית הזה אף אחד לא אמר לי 'לא יכולה להגיד'. אשר ז"ל לא. את לא. צירל לא. וגיטל – " היא עצרה. "גיטל אמרה לי הכול. גם מה שלא רציתי."</w:t>
+      </w:r>
+    </w:p>
+    <w:p>
+      <w:pPr>
+        <w:bidi w:val="1"/>
+        <w:spacing w:after="120" w:line="312" w:lineRule="auto"/>
+        <w:ind w:firstLine="340"/>
+        <w:jc w:val="both"/>
+      </w:pPr>
+      <w:r>
+        <w:rPr>
+          <w:rFonts w:ascii="David" w:hAnsi="David" w:cs="David"/>
+          <w:b w:val="0"/>
+          <w:sz w:val="26"/>
+          <w:rtl w:val="1"/>
+        </w:rPr>
+        <w:t>הוא שתק.</w:t>
+      </w:r>
+    </w:p>
+    <w:p>
+      <w:pPr>
+        <w:bidi w:val="1"/>
+        <w:spacing w:after="120" w:line="312" w:lineRule="auto"/>
+        <w:ind w:firstLine="340"/>
+        <w:jc w:val="both"/>
+      </w:pPr>
+      <w:r>
+        <w:rPr>
+          <w:rFonts w:ascii="David" w:hAnsi="David" w:cs="David"/>
+          <w:b w:val="0"/>
+          <w:sz w:val="26"/>
+          <w:rtl w:val="1"/>
+        </w:rPr>
+        <w:t>"אני לא כועסת," אמרה אמו, וזה לא היה נכון, ושניהם ידעו. "אני רק לא מבינה. ואני לא רגילה לא להבין בבית שלי."</w:t>
+      </w:r>
+    </w:p>
+    <w:p>
+      <w:pPr>
+        <w:bidi w:val="1"/>
+        <w:spacing w:after="120" w:line="312" w:lineRule="auto"/>
+        <w:jc w:val="center"/>
+      </w:pPr>
+      <w:r>
+        <w:rPr>
+          <w:rFonts w:ascii="David" w:hAnsi="David" w:cs="David"/>
+          <w:b w:val="0"/>
+          <w:sz w:val="26"/>
+          <w:rtl w:val="1"/>
+        </w:rPr>
+        <w:t>* * *</w:t>
+      </w:r>
+    </w:p>
+    <w:p>
+      <w:pPr>
+        <w:bidi w:val="1"/>
+        <w:spacing w:after="120" w:line="312" w:lineRule="auto"/>
+        <w:ind w:firstLine="340"/>
+        <w:jc w:val="both"/>
+      </w:pPr>
+      <w:r>
+        <w:rPr>
+          <w:rFonts w:ascii="David" w:hAnsi="David" w:cs="David"/>
+          <w:b w:val="0"/>
+          <w:sz w:val="26"/>
+          <w:rtl w:val="1"/>
+        </w:rPr>
+        <w:t>הוא דיבר איתה למחרת. בבוקר, בשש, ליד השולחן, כשירד עם הטלית והיא ישבה שם, בקצה, עם הכוס, כמו בכל בוקר.</w:t>
+      </w:r>
+    </w:p>
+    <w:p>
+      <w:pPr>
+        <w:bidi w:val="1"/>
+        <w:spacing w:after="120" w:line="312" w:lineRule="auto"/>
+        <w:ind w:firstLine="340"/>
+        <w:jc w:val="both"/>
+      </w:pPr>
+      <w:r>
+        <w:rPr>
+          <w:rFonts w:ascii="David" w:hAnsi="David" w:cs="David"/>
+          <w:b w:val="0"/>
+          <w:sz w:val="26"/>
+          <w:rtl w:val="1"/>
+        </w:rPr>
+        <w:t>"רחל."</w:t>
+      </w:r>
+    </w:p>
+    <w:p>
+      <w:pPr>
+        <w:bidi w:val="1"/>
+        <w:spacing w:after="120" w:line="312" w:lineRule="auto"/>
+        <w:ind w:firstLine="340"/>
+        <w:jc w:val="both"/>
+      </w:pPr>
+      <w:r>
+        <w:rPr>
+          <w:rFonts w:ascii="David" w:hAnsi="David" w:cs="David"/>
+          <w:b w:val="0"/>
+          <w:sz w:val="26"/>
+          <w:rtl w:val="1"/>
+        </w:rPr>
+        <w:t>"בוקר טוב."</w:t>
+      </w:r>
+    </w:p>
+    <w:p>
+      <w:pPr>
+        <w:bidi w:val="1"/>
+        <w:spacing w:after="120" w:line="312" w:lineRule="auto"/>
+        <w:ind w:firstLine="340"/>
+        <w:jc w:val="both"/>
+      </w:pPr>
+      <w:r>
+        <w:rPr>
+          <w:rFonts w:ascii="David" w:hAnsi="David" w:cs="David"/>
+          <w:b w:val="0"/>
+          <w:sz w:val="26"/>
+          <w:rtl w:val="1"/>
+        </w:rPr>
+        <w:t>"אמא אומרת ששלחת כסף. לכפר."</w:t>
+      </w:r>
+    </w:p>
+    <w:p>
+      <w:pPr>
+        <w:bidi w:val="1"/>
+        <w:spacing w:after="120" w:line="312" w:lineRule="auto"/>
+        <w:ind w:firstLine="340"/>
+        <w:jc w:val="both"/>
+      </w:pPr>
+      <w:r>
+        <w:rPr>
+          <w:rFonts w:ascii="David" w:hAnsi="David" w:cs="David"/>
+          <w:b w:val="0"/>
+          <w:sz w:val="26"/>
+          <w:rtl w:val="1"/>
+        </w:rPr>
+        <w:t>"כן."</w:t>
+      </w:r>
+    </w:p>
+    <w:p>
+      <w:pPr>
+        <w:bidi w:val="1"/>
+        <w:spacing w:after="120" w:line="312" w:lineRule="auto"/>
+        <w:ind w:firstLine="340"/>
+        <w:jc w:val="both"/>
+      </w:pPr>
+      <w:r>
+        <w:rPr>
+          <w:rFonts w:ascii="David" w:hAnsi="David" w:cs="David"/>
+          <w:b w:val="0"/>
+          <w:sz w:val="26"/>
+          <w:rtl w:val="1"/>
+        </w:rPr>
+        <w:t>"מן המעטפה שלך."</w:t>
+      </w:r>
+    </w:p>
+    <w:p>
+      <w:pPr>
+        <w:bidi w:val="1"/>
+        <w:spacing w:after="120" w:line="312" w:lineRule="auto"/>
+        <w:ind w:firstLine="340"/>
+        <w:jc w:val="both"/>
+      </w:pPr>
+      <w:r>
+        <w:rPr>
+          <w:rFonts w:ascii="David" w:hAnsi="David" w:cs="David"/>
+          <w:b w:val="0"/>
+          <w:sz w:val="26"/>
+          <w:rtl w:val="1"/>
+        </w:rPr>
+        <w:t>"כן."</w:t>
+      </w:r>
+    </w:p>
+    <w:p>
+      <w:pPr>
+        <w:bidi w:val="1"/>
+        <w:spacing w:after="120" w:line="312" w:lineRule="auto"/>
+        <w:ind w:firstLine="340"/>
+        <w:jc w:val="both"/>
+      </w:pPr>
+      <w:r>
+        <w:rPr>
+          <w:rFonts w:ascii="David" w:hAnsi="David" w:cs="David"/>
+          <w:b w:val="0"/>
+          <w:sz w:val="26"/>
+          <w:rtl w:val="1"/>
+        </w:rPr>
+        <w:t>הוא עמד עם הטלית תחת הזרוע ולא ידע מה שואלים. הוא ידע מה שואלים סוחר עצים, ובנקאי, ופועל בטחנה. הוא לא ידע מה שואלים אישה בשש בבוקר על מאה רובל.</w:t>
+      </w:r>
+    </w:p>
+    <w:p>
+      <w:pPr>
+        <w:bidi w:val="1"/>
+        <w:spacing w:after="120" w:line="312" w:lineRule="auto"/>
+        <w:ind w:firstLine="340"/>
+        <w:jc w:val="both"/>
+      </w:pPr>
+      <w:r>
+        <w:rPr>
+          <w:rFonts w:ascii="David" w:hAnsi="David" w:cs="David"/>
+          <w:b w:val="0"/>
+          <w:sz w:val="26"/>
+          <w:rtl w:val="1"/>
+        </w:rPr>
+        <w:t>"למי?"</w:t>
+      </w:r>
+    </w:p>
+    <w:p>
+      <w:pPr>
+        <w:bidi w:val="1"/>
+        <w:spacing w:after="120" w:line="312" w:lineRule="auto"/>
+        <w:ind w:firstLine="340"/>
+        <w:jc w:val="both"/>
+      </w:pPr>
+      <w:r>
+        <w:rPr>
+          <w:rFonts w:ascii="David" w:hAnsi="David" w:cs="David"/>
+          <w:b w:val="0"/>
+          <w:sz w:val="26"/>
+          <w:rtl w:val="1"/>
+        </w:rPr>
+        <w:t>"אני לא יכולה להגיד," אמרה רחל. ואז, כי הוא לא רבקה, כי הוא שאל אחרת, הוסיפה: "זה לא שלי להגיד. זה של מישהו אחר. ואם אני אגיד – אני לוקחת ממנו משהו."</w:t>
+      </w:r>
+    </w:p>
+    <w:p>
+      <w:pPr>
+        <w:bidi w:val="1"/>
+        <w:spacing w:after="120" w:line="312" w:lineRule="auto"/>
+        <w:ind w:firstLine="340"/>
+        <w:jc w:val="both"/>
+      </w:pPr>
+      <w:r>
+        <w:rPr>
+          <w:rFonts w:ascii="David" w:hAnsi="David" w:cs="David"/>
+          <w:b w:val="0"/>
+          <w:sz w:val="26"/>
+          <w:rtl w:val="1"/>
+        </w:rPr>
+        <w:t>מאיר לייב הביט בה. הוא חשב על ר' בערל, שאומר "אני רק אומר" ולא יותר, כי השאר לא שלו. הוא חשב על אבא ז"ל, שלא סיפר על מאה הרובל לישיבה. הוא חשב על "לא עושים את זה מהר".</w:t>
+      </w:r>
+    </w:p>
+    <w:p>
+      <w:pPr>
+        <w:bidi w:val="1"/>
+        <w:spacing w:after="120" w:line="312" w:lineRule="auto"/>
+        <w:ind w:firstLine="340"/>
+        <w:jc w:val="both"/>
+      </w:pPr>
+      <w:r>
+        <w:rPr>
+          <w:rFonts w:ascii="David" w:hAnsi="David" w:cs="David"/>
+          <w:b w:val="0"/>
+          <w:sz w:val="26"/>
+          <w:rtl w:val="1"/>
+        </w:rPr>
+        <w:t>"בסדר," אמר.</w:t>
+      </w:r>
+    </w:p>
+    <w:p>
+      <w:pPr>
+        <w:bidi w:val="1"/>
+        <w:spacing w:after="120" w:line="312" w:lineRule="auto"/>
+        <w:ind w:firstLine="340"/>
+        <w:jc w:val="both"/>
+      </w:pPr>
+      <w:r>
+        <w:rPr>
+          <w:rFonts w:ascii="David" w:hAnsi="David" w:cs="David"/>
+          <w:b w:val="0"/>
+          <w:sz w:val="26"/>
+          <w:rtl w:val="1"/>
+        </w:rPr>
+        <w:t>"בסדר?"</w:t>
+      </w:r>
+    </w:p>
+    <w:p>
+      <w:pPr>
+        <w:bidi w:val="1"/>
+        <w:spacing w:after="120" w:line="312" w:lineRule="auto"/>
+        <w:ind w:firstLine="340"/>
+        <w:jc w:val="both"/>
+      </w:pPr>
+      <w:r>
+        <w:rPr>
+          <w:rFonts w:ascii="David" w:hAnsi="David" w:cs="David"/>
+          <w:b w:val="0"/>
+          <w:sz w:val="26"/>
+          <w:rtl w:val="1"/>
+        </w:rPr>
+        <w:t>"אם זה לא שלך להגיד – אז לא. אני – " הוא הביט בשעון. איחר. "אני אדבר עם אמא."</w:t>
+      </w:r>
+    </w:p>
+    <w:p>
+      <w:pPr>
+        <w:bidi w:val="1"/>
+        <w:spacing w:after="120" w:line="312" w:lineRule="auto"/>
+        <w:ind w:firstLine="340"/>
+        <w:jc w:val="both"/>
+      </w:pPr>
+      <w:r>
+        <w:rPr>
+          <w:rFonts w:ascii="David" w:hAnsi="David" w:cs="David"/>
+          <w:b w:val="0"/>
+          <w:sz w:val="26"/>
+          <w:rtl w:val="1"/>
+        </w:rPr>
+        <w:t>"לא," אמרה רחל. מהר. "בבקשה. לא. זה ביני לבינה. אם אתה תדבר – זה יהיה ביני לבינה ולבינך. ואז זה יותר גרוע."</w:t>
+      </w:r>
+    </w:p>
+    <w:p>
+      <w:pPr>
+        <w:bidi w:val="1"/>
+        <w:spacing w:after="120" w:line="312" w:lineRule="auto"/>
+        <w:ind w:firstLine="340"/>
+        <w:jc w:val="both"/>
+      </w:pPr>
+      <w:r>
+        <w:rPr>
+          <w:rFonts w:ascii="David" w:hAnsi="David" w:cs="David"/>
+          <w:b w:val="0"/>
+          <w:sz w:val="26"/>
+          <w:rtl w:val="1"/>
+        </w:rPr>
+        <w:t>הוא עמד. ואז הנהן, כי לא ידע מה עוד, ויצא, ונשק למזוזה, ורחל חשבה: היום הוא לא שכח.</w:t>
+      </w:r>
+    </w:p>
+    <w:p>
+      <w:pPr>
+        <w:bidi w:val="1"/>
+        <w:spacing w:after="120" w:line="312" w:lineRule="auto"/>
+        <w:jc w:val="center"/>
+      </w:pPr>
+      <w:r>
+        <w:rPr>
+          <w:rFonts w:ascii="David" w:hAnsi="David" w:cs="David"/>
+          <w:b w:val="0"/>
+          <w:sz w:val="26"/>
+          <w:rtl w:val="1"/>
+        </w:rPr>
+        <w:t>* * *</w:t>
+      </w:r>
+    </w:p>
+    <w:p>
+      <w:pPr>
+        <w:bidi w:val="1"/>
+        <w:spacing w:after="120" w:line="312" w:lineRule="auto"/>
+        <w:ind w:firstLine="340"/>
+        <w:jc w:val="both"/>
+      </w:pPr>
+      <w:r>
+        <w:rPr>
+          <w:rFonts w:ascii="David" w:hAnsi="David" w:cs="David"/>
+          <w:b w:val="0"/>
+          <w:sz w:val="26"/>
+          <w:rtl w:val="1"/>
+        </w:rPr>
+        <w:t>צירל לא שאלה. צירל ידעה.</w:t>
+      </w:r>
+    </w:p>
+    <w:p>
+      <w:pPr>
+        <w:bidi w:val="1"/>
+        <w:spacing w:after="120" w:line="312" w:lineRule="auto"/>
+        <w:ind w:firstLine="340"/>
+        <w:jc w:val="both"/>
+      </w:pPr>
+      <w:r>
+        <w:rPr>
+          <w:rFonts w:ascii="David" w:hAnsi="David" w:cs="David"/>
+          <w:b w:val="0"/>
+          <w:sz w:val="26"/>
+          <w:rtl w:val="1"/>
+        </w:rPr>
+        <w:t>היא ידעה מאז החתונה, כי בחתונה ישבה ליד חיה'לה, וחיה'לה – כמו שחיה'לה – סיפרה. על סטאשעק. על החלון. על שלוש מאות רובל. על "עד פסח". על אבא שלא הופך דף. "אבל אל תגידי לרחל שסיפרתי," אמרה חיה'לה, "כי רחל לא מספרת, ואם היא תדע שאני סיפרתי – " וצירל אמרה "לא אגיד", ולא אמרה.</w:t>
+      </w:r>
+    </w:p>
+    <w:p>
+      <w:pPr>
+        <w:bidi w:val="1"/>
+        <w:spacing w:after="120" w:line="312" w:lineRule="auto"/>
+        <w:ind w:firstLine="340"/>
+        <w:jc w:val="both"/>
+      </w:pPr>
+      <w:r>
+        <w:rPr>
+          <w:rFonts w:ascii="David" w:hAnsi="David" w:cs="David"/>
+          <w:b w:val="0"/>
+          <w:sz w:val="26"/>
+          <w:rtl w:val="1"/>
+        </w:rPr>
+        <w:t>עד יום רביעי.</w:t>
+      </w:r>
+    </w:p>
+    <w:p>
+      <w:pPr>
+        <w:bidi w:val="1"/>
+        <w:spacing w:after="120" w:line="312" w:lineRule="auto"/>
+        <w:ind w:firstLine="340"/>
+        <w:jc w:val="both"/>
+      </w:pPr>
+      <w:r>
+        <w:rPr>
+          <w:rFonts w:ascii="David" w:hAnsi="David" w:cs="David"/>
+          <w:b w:val="0"/>
+          <w:sz w:val="26"/>
+          <w:rtl w:val="1"/>
+        </w:rPr>
+        <w:t>ביום רביעי בשתיים היא נכנסה למשרד. לא לבית – למשרד, לבית הלבנים האדום ליד הגשר, שבו לא הייתה מאז שאבא ז"ל נפטר. ר' בערל הרים את עיניו מן הספר, והוריד אותן, ולא אמר דבר, כי ר' בערל לא שאל למה בת של ר' אשר באה למשרד. ור' הירש קם, ופתח את פיו, וצירל אמרה: "הירש, שב. אני צריכה את אחי."</w:t>
+      </w:r>
+    </w:p>
+    <w:p>
+      <w:pPr>
+        <w:bidi w:val="1"/>
+        <w:spacing w:after="120" w:line="312" w:lineRule="auto"/>
+        <w:ind w:firstLine="340"/>
+        <w:jc w:val="both"/>
+      </w:pPr>
+      <w:r>
+        <w:rPr>
+          <w:rFonts w:ascii="David" w:hAnsi="David" w:cs="David"/>
+          <w:b w:val="0"/>
+          <w:sz w:val="26"/>
+          <w:rtl w:val="1"/>
+        </w:rPr>
+        <w:t>והיא נכנסה לחדר הפנימי, וסגרה, ואמרה, בלי לשבת:</w:t>
+      </w:r>
+    </w:p>
+    <w:p>
+      <w:pPr>
+        <w:bidi w:val="1"/>
+        <w:spacing w:after="120" w:line="312" w:lineRule="auto"/>
+        <w:ind w:firstLine="340"/>
+        <w:jc w:val="both"/>
+      </w:pPr>
+      <w:r>
+        <w:rPr>
+          <w:rFonts w:ascii="David" w:hAnsi="David" w:cs="David"/>
+          <w:b w:val="0"/>
+          <w:sz w:val="26"/>
+          <w:rtl w:val="1"/>
+        </w:rPr>
+        <w:t>"מאיר לייב. אמא לא מבינה למי רחל שלחה מאה רובל. אני אגיד לך למי, ואתה תגיד לאמא, ואז תעשה מה שאתה עושה תמיד, שזה כלום, ואני אלך."</w:t>
+      </w:r>
+    </w:p>
+    <w:p>
+      <w:pPr>
+        <w:bidi w:val="1"/>
+        <w:spacing w:after="120" w:line="312" w:lineRule="auto"/>
+        <w:ind w:firstLine="340"/>
+        <w:jc w:val="both"/>
+      </w:pPr>
+      <w:r>
+        <w:rPr>
+          <w:rFonts w:ascii="David" w:hAnsi="David" w:cs="David"/>
+          <w:b w:val="0"/>
+          <w:sz w:val="26"/>
+          <w:rtl w:val="1"/>
+        </w:rPr>
+        <w:t>"צירל – "</w:t>
+      </w:r>
+    </w:p>
+    <w:p>
+      <w:pPr>
+        <w:bidi w:val="1"/>
+        <w:spacing w:after="120" w:line="312" w:lineRule="auto"/>
+        <w:ind w:firstLine="340"/>
+        <w:jc w:val="both"/>
+      </w:pPr>
+      <w:r>
+        <w:rPr>
+          <w:rFonts w:ascii="David" w:hAnsi="David" w:cs="David"/>
+          <w:b w:val="0"/>
+          <w:sz w:val="26"/>
+          <w:rtl w:val="1"/>
+        </w:rPr>
+        <w:t>"לאבא שלה. שיש לו חוב של שלוש מאות רובל לפריץ. שלא הוא עשה. שמישהו כתב. ושצריך לשלם עד פסח, אחרת – החוצה. מן הפונדק שהוא מדורי דורות. וסטאשעק, האקונום, בא כל שבוע, ואומר מספר יותר גדול. ואבא שלה לא ישן. ואחותה כותבת לה את זה, כי אין למי עוד. ורחל – " צירל נשמה, "רחל לא אומרת לאמא, כי אבא שלה עמד בכותונת בלילה של התנאים ואמר לאמא 'אני לא מוכר בת'. אתה היית שם. ואם רחל אומרת 'אבא שלי בצרה' – זה כאילו הוא מכר. ואז היא שולחת מאה רובל מן הכסף שלה, לא שלך, לא של אמא, שלה, ואומרת לאחות שלה שתגיד שעגלון שילם חוב ישן. וזה, מאיר לייב, זה 'לא יכולה להגיד'."</w:t>
+      </w:r>
+    </w:p>
+    <w:p>
+      <w:pPr>
+        <w:bidi w:val="1"/>
+        <w:spacing w:after="120" w:line="312" w:lineRule="auto"/>
+        <w:ind w:firstLine="340"/>
+        <w:jc w:val="both"/>
+      </w:pPr>
+      <w:r>
+        <w:rPr>
+          <w:rFonts w:ascii="David" w:hAnsi="David" w:cs="David"/>
+          <w:b w:val="0"/>
+          <w:sz w:val="26"/>
+          <w:rtl w:val="1"/>
+        </w:rPr>
+        <w:t>הוא ישב.</w:t>
+      </w:r>
+    </w:p>
+    <w:p>
+      <w:pPr>
+        <w:bidi w:val="1"/>
+        <w:spacing w:after="120" w:line="312" w:lineRule="auto"/>
+        <w:ind w:firstLine="340"/>
+        <w:jc w:val="both"/>
+      </w:pPr>
+      <w:r>
+        <w:rPr>
+          <w:rFonts w:ascii="David" w:hAnsi="David" w:cs="David"/>
+          <w:b w:val="0"/>
+          <w:sz w:val="26"/>
+          <w:rtl w:val="1"/>
+        </w:rPr>
+        <w:t>זמן רב.</w:t>
+      </w:r>
+    </w:p>
+    <w:p>
+      <w:pPr>
+        <w:bidi w:val="1"/>
+        <w:spacing w:after="120" w:line="312" w:lineRule="auto"/>
+        <w:ind w:firstLine="340"/>
+        <w:jc w:val="both"/>
+      </w:pPr>
+      <w:r>
+        <w:rPr>
+          <w:rFonts w:ascii="David" w:hAnsi="David" w:cs="David"/>
+          <w:b w:val="0"/>
+          <w:sz w:val="26"/>
+          <w:rtl w:val="1"/>
+        </w:rPr>
+        <w:t>"איך את יודעת?"</w:t>
+      </w:r>
+    </w:p>
+    <w:p>
+      <w:pPr>
+        <w:bidi w:val="1"/>
+        <w:spacing w:after="120" w:line="312" w:lineRule="auto"/>
+        <w:ind w:firstLine="340"/>
+        <w:jc w:val="both"/>
+      </w:pPr>
+      <w:r>
+        <w:rPr>
+          <w:rFonts w:ascii="David" w:hAnsi="David" w:cs="David"/>
+          <w:b w:val="0"/>
+          <w:sz w:val="26"/>
+          <w:rtl w:val="1"/>
+        </w:rPr>
+        <w:t>"חיה'לה. בחתונה. היא בת שלוש עשרה. היא מספרת הכול." צירל התיישבה סוף סוף. "ואתה ידעת. על החוב. אמא סיפרה לי – שלוש מאות רובל, החלון, הכותונת. ומה עשית?"</w:t>
+      </w:r>
+    </w:p>
+    <w:p>
+      <w:pPr>
+        <w:bidi w:val="1"/>
+        <w:spacing w:after="120" w:line="312" w:lineRule="auto"/>
+        <w:ind w:firstLine="340"/>
+        <w:jc w:val="both"/>
+      </w:pPr>
+      <w:r>
+        <w:rPr>
+          <w:rFonts w:ascii="David" w:hAnsi="David" w:cs="David"/>
+          <w:b w:val="0"/>
+          <w:sz w:val="26"/>
+          <w:rtl w:val="1"/>
+        </w:rPr>
+        <w:t>"דיברתי עם גוטמן."</w:t>
+      </w:r>
+    </w:p>
+    <w:p>
+      <w:pPr>
+        <w:bidi w:val="1"/>
+        <w:spacing w:after="120" w:line="312" w:lineRule="auto"/>
+        <w:ind w:firstLine="340"/>
+        <w:jc w:val="both"/>
+      </w:pPr>
+      <w:r>
+        <w:rPr>
+          <w:rFonts w:ascii="David" w:hAnsi="David" w:cs="David"/>
+          <w:b w:val="0"/>
+          <w:sz w:val="26"/>
+          <w:rtl w:val="1"/>
+        </w:rPr>
+        <w:t>"עם גוטמן."</w:t>
+      </w:r>
+    </w:p>
+    <w:p>
+      <w:pPr>
+        <w:bidi w:val="1"/>
+        <w:spacing w:after="120" w:line="312" w:lineRule="auto"/>
+        <w:ind w:firstLine="340"/>
+        <w:jc w:val="both"/>
+      </w:pPr>
+      <w:r>
+        <w:rPr>
+          <w:rFonts w:ascii="David" w:hAnsi="David" w:cs="David"/>
+          <w:b w:val="0"/>
+          <w:sz w:val="26"/>
+          <w:rtl w:val="1"/>
+        </w:rPr>
+        <w:t>"הוא מטפל בניירות של האחוזה. ביקשתי שיהיה עדין. הוא אמר שיבדוק."</w:t>
+      </w:r>
+    </w:p>
+    <w:p>
+      <w:pPr>
+        <w:bidi w:val="1"/>
+        <w:spacing w:after="120" w:line="312" w:lineRule="auto"/>
+        <w:ind w:firstLine="340"/>
+        <w:jc w:val="both"/>
+      </w:pPr>
+      <w:r>
+        <w:rPr>
+          <w:rFonts w:ascii="David" w:hAnsi="David" w:cs="David"/>
+          <w:b w:val="0"/>
+          <w:sz w:val="26"/>
+          <w:rtl w:val="1"/>
+        </w:rPr>
+        <w:t>צירל הביטה באחיה. "מאיר לייב," אמרה, לאט. "רחל אמרה לי, בשוק, ליד הדגים, שגוטמן בא לפונדק באלול, ושתה תה, ואמר 'מדורי דורות' כמו שבודקים מטבע. ושיש לו דיו על האצבע. ושהמכתב של הפריץ נכתב בכתב יד יפה, שהפריץ לא יודע לכתוב ככה."</w:t>
+      </w:r>
+    </w:p>
+    <w:p>
+      <w:pPr>
+        <w:bidi w:val="1"/>
+        <w:spacing w:after="120" w:line="312" w:lineRule="auto"/>
+        <w:ind w:firstLine="340"/>
+        <w:jc w:val="both"/>
+      </w:pPr>
+      <w:r>
+        <w:rPr>
+          <w:rFonts w:ascii="David" w:hAnsi="David" w:cs="David"/>
+          <w:b w:val="0"/>
+          <w:sz w:val="26"/>
+          <w:rtl w:val="1"/>
+        </w:rPr>
+        <w:t>"מה זה אומר?"</w:t>
+      </w:r>
+    </w:p>
+    <w:p>
+      <w:pPr>
+        <w:bidi w:val="1"/>
+        <w:spacing w:after="120" w:line="312" w:lineRule="auto"/>
+        <w:ind w:firstLine="340"/>
+        <w:jc w:val="both"/>
+      </w:pPr>
+      <w:r>
+        <w:rPr>
+          <w:rFonts w:ascii="David" w:hAnsi="David" w:cs="David"/>
+          <w:b w:val="0"/>
+          <w:sz w:val="26"/>
+          <w:rtl w:val="1"/>
+        </w:rPr>
+        <w:t>"אני לא יודעת. היא לא יודעת. היא אמרה: אין הוכחה, ועל אדם לא אומרים בלי הוכחה. אבל היא רואה, מאיר לייב. היא רואה דברים. ואתה – אתה מסתכל על מפה."</w:t>
+      </w:r>
+    </w:p>
+    <w:p>
+      <w:pPr>
+        <w:bidi w:val="1"/>
+        <w:spacing w:after="120" w:line="312" w:lineRule="auto"/>
+        <w:jc w:val="center"/>
+      </w:pPr>
+      <w:r>
+        <w:rPr>
+          <w:rFonts w:ascii="David" w:hAnsi="David" w:cs="David"/>
+          <w:b w:val="0"/>
+          <w:sz w:val="26"/>
+          <w:rtl w:val="1"/>
+        </w:rPr>
+        <w:t>* * *</w:t>
+      </w:r>
+    </w:p>
+    <w:p>
+      <w:pPr>
+        <w:bidi w:val="1"/>
+        <w:spacing w:after="120" w:line="312" w:lineRule="auto"/>
+        <w:ind w:firstLine="340"/>
+        <w:jc w:val="both"/>
+      </w:pPr>
+      <w:r>
+        <w:rPr>
+          <w:rFonts w:ascii="David" w:hAnsi="David" w:cs="David"/>
+          <w:b w:val="0"/>
+          <w:sz w:val="26"/>
+          <w:rtl w:val="1"/>
+        </w:rPr>
+        <w:t>הוא הלך הביתה מוקדם. בחמש. בפעם הראשונה מאז שהיה חתן.</w:t>
+      </w:r>
+    </w:p>
+    <w:p>
+      <w:pPr>
+        <w:bidi w:val="1"/>
+        <w:spacing w:after="120" w:line="312" w:lineRule="auto"/>
+        <w:ind w:firstLine="340"/>
+        <w:jc w:val="both"/>
+      </w:pPr>
+      <w:r>
+        <w:rPr>
+          <w:rFonts w:ascii="David" w:hAnsi="David" w:cs="David"/>
+          <w:b w:val="0"/>
+          <w:sz w:val="26"/>
+          <w:rtl w:val="1"/>
+        </w:rPr>
+        <w:t>אמו ישבה ליד החלון הגבוה, עם התהילים, ולא הפכה דף. הוא ישב מולה. ואמר לה. הכול. החוב. סטאשעק. "אני לא מוכר בת". החצי של אונדריי. וצירל, וחיה'לה, ו"לא יכולה להגיד".</w:t>
+      </w:r>
+    </w:p>
+    <w:p>
+      <w:pPr>
+        <w:bidi w:val="1"/>
+        <w:spacing w:after="120" w:line="312" w:lineRule="auto"/>
+        <w:ind w:firstLine="340"/>
+        <w:jc w:val="both"/>
+      </w:pPr>
+      <w:r>
+        <w:rPr>
+          <w:rFonts w:ascii="David" w:hAnsi="David" w:cs="David"/>
+          <w:b w:val="0"/>
+          <w:sz w:val="26"/>
+          <w:rtl w:val="1"/>
+        </w:rPr>
+        <w:t>רבקה הלפרין הקשיבה עד הסוף. ואז שתקה. ואז אמרה:</w:t>
+      </w:r>
+    </w:p>
+    <w:p>
+      <w:pPr>
+        <w:bidi w:val="1"/>
+        <w:spacing w:after="120" w:line="312" w:lineRule="auto"/>
+        <w:ind w:firstLine="340"/>
+        <w:jc w:val="both"/>
+      </w:pPr>
+      <w:r>
+        <w:rPr>
+          <w:rFonts w:ascii="David" w:hAnsi="David" w:cs="David"/>
+          <w:b w:val="0"/>
+          <w:sz w:val="26"/>
+          <w:rtl w:val="1"/>
+        </w:rPr>
+        <w:t>"למה היא לא אמרה לי?"</w:t>
+      </w:r>
+    </w:p>
+    <w:p>
+      <w:pPr>
+        <w:bidi w:val="1"/>
+        <w:spacing w:after="120" w:line="312" w:lineRule="auto"/>
+        <w:ind w:firstLine="340"/>
+        <w:jc w:val="both"/>
+      </w:pPr>
+      <w:r>
+        <w:rPr>
+          <w:rFonts w:ascii="David" w:hAnsi="David" w:cs="David"/>
+          <w:b w:val="0"/>
+          <w:sz w:val="26"/>
+          <w:rtl w:val="1"/>
+        </w:rPr>
+        <w:t>"כי הייתה צריכה להגיד את זה לך, אמא. לפנייך. ואת – " הוא לא רצה לומר. "את שאלת אותה 'למי' כמו ששואלים משרתת."</w:t>
+      </w:r>
+    </w:p>
+    <w:p>
+      <w:pPr>
+        <w:bidi w:val="1"/>
+        <w:spacing w:after="120" w:line="312" w:lineRule="auto"/>
+        <w:ind w:firstLine="340"/>
+        <w:jc w:val="both"/>
+      </w:pPr>
+      <w:r>
+        <w:rPr>
+          <w:rFonts w:ascii="David" w:hAnsi="David" w:cs="David"/>
+          <w:b w:val="0"/>
+          <w:sz w:val="26"/>
+          <w:rtl w:val="1"/>
+        </w:rPr>
+        <w:t>אמו לא ענתה.</w:t>
+      </w:r>
+    </w:p>
+    <w:p>
+      <w:pPr>
+        <w:bidi w:val="1"/>
+        <w:spacing w:after="120" w:line="312" w:lineRule="auto"/>
+        <w:ind w:firstLine="340"/>
+        <w:jc w:val="both"/>
+      </w:pPr>
+      <w:r>
+        <w:rPr>
+          <w:rFonts w:ascii="David" w:hAnsi="David" w:cs="David"/>
+          <w:b w:val="0"/>
+          <w:sz w:val="26"/>
+          <w:rtl w:val="1"/>
+        </w:rPr>
+        <w:t>"את אמרת שגיטל אמרה לך הכול," אמר מאיר לייב, בשקט. "גיטל גדלה כאן. ברחוב הזה. היא ידעה איך אומרים לך דברים. רחל – רחל גדלה בבית שבו אבא שלה אמר לך 'לא' בכותונת. ובבית כזה, אמא, לא אומרים 'אבא שלי בצרה'. מחזיקים יותר חזק. בריינא אמרה."</w:t>
+      </w:r>
+    </w:p>
+    <w:p>
+      <w:pPr>
+        <w:bidi w:val="1"/>
+        <w:spacing w:after="120" w:line="312" w:lineRule="auto"/>
+        <w:ind w:firstLine="340"/>
+        <w:jc w:val="both"/>
+      </w:pPr>
+      <w:r>
+        <w:rPr>
+          <w:rFonts w:ascii="David" w:hAnsi="David" w:cs="David"/>
+          <w:b w:val="0"/>
+          <w:sz w:val="26"/>
+          <w:rtl w:val="1"/>
+        </w:rPr>
+        <w:t>רבקה הלפרין הביטה בבנה. ואז בחלון. ואז אמרה:</w:t>
+      </w:r>
+    </w:p>
+    <w:p>
+      <w:pPr>
+        <w:bidi w:val="1"/>
+        <w:spacing w:after="120" w:line="312" w:lineRule="auto"/>
+        <w:ind w:firstLine="340"/>
+        <w:jc w:val="both"/>
+      </w:pPr>
+      <w:r>
+        <w:rPr>
+          <w:rFonts w:ascii="David" w:hAnsi="David" w:cs="David"/>
+          <w:b w:val="0"/>
+          <w:sz w:val="26"/>
+          <w:rtl w:val="1"/>
+        </w:rPr>
+        <w:t>"אני צריכה לחשוב."</w:t>
+      </w:r>
+    </w:p>
+    <w:p>
+      <w:pPr>
+        <w:bidi w:val="1"/>
+        <w:spacing w:after="120" w:line="312" w:lineRule="auto"/>
+        <w:ind w:firstLine="340"/>
+        <w:jc w:val="both"/>
+      </w:pPr>
+      <w:r>
+        <w:rPr>
+          <w:rFonts w:ascii="David" w:hAnsi="David" w:cs="David"/>
+          <w:b w:val="0"/>
+          <w:sz w:val="26"/>
+          <w:rtl w:val="1"/>
+        </w:rPr>
+        <w:t>והלכה לחדרה, ורחל – שירדה במדרגות בדיוק אז, כי שמעה את הדלת – ראתה את חמותה עוברת במסדרון, ולא מביטה, ונכנסת, וסוגרת.</w:t>
+      </w:r>
+    </w:p>
+    <w:p>
+      <w:pPr>
+        <w:bidi w:val="1"/>
+        <w:spacing w:after="120" w:line="312" w:lineRule="auto"/>
+        <w:ind w:firstLine="340"/>
+        <w:jc w:val="both"/>
+      </w:pPr>
+      <w:r>
+        <w:rPr>
+          <w:rFonts w:ascii="David" w:hAnsi="David" w:cs="David"/>
+          <w:b w:val="0"/>
+          <w:sz w:val="26"/>
+          <w:rtl w:val="1"/>
+        </w:rPr>
+        <w:t>"מה קרה?" שאלה.</w:t>
+      </w:r>
+    </w:p>
+    <w:p>
+      <w:pPr>
+        <w:bidi w:val="1"/>
+        <w:spacing w:after="120" w:line="312" w:lineRule="auto"/>
+        <w:ind w:firstLine="340"/>
+        <w:jc w:val="both"/>
+      </w:pPr>
+      <w:r>
+        <w:rPr>
+          <w:rFonts w:ascii="David" w:hAnsi="David" w:cs="David"/>
+          <w:b w:val="0"/>
+          <w:sz w:val="26"/>
+          <w:rtl w:val="1"/>
+        </w:rPr>
+        <w:t>"כלום," אמר מאיר לייב. "סיפרתי לה."</w:t>
+      </w:r>
+    </w:p>
+    <w:p>
+      <w:pPr>
+        <w:bidi w:val="1"/>
+        <w:spacing w:after="120" w:line="312" w:lineRule="auto"/>
+        <w:ind w:firstLine="340"/>
+        <w:jc w:val="both"/>
+      </w:pPr>
+      <w:r>
+        <w:rPr>
+          <w:rFonts w:ascii="David" w:hAnsi="David" w:cs="David"/>
+          <w:b w:val="0"/>
+          <w:sz w:val="26"/>
+          <w:rtl w:val="1"/>
+        </w:rPr>
+        <w:t>רחל עצרה על המדרגה.</w:t>
+      </w:r>
+    </w:p>
+    <w:p>
+      <w:pPr>
+        <w:bidi w:val="1"/>
+        <w:spacing w:after="120" w:line="312" w:lineRule="auto"/>
+        <w:ind w:firstLine="340"/>
+        <w:jc w:val="both"/>
+      </w:pPr>
+      <w:r>
+        <w:rPr>
+          <w:rFonts w:ascii="David" w:hAnsi="David" w:cs="David"/>
+          <w:b w:val="0"/>
+          <w:sz w:val="26"/>
+          <w:rtl w:val="1"/>
+        </w:rPr>
+        <w:t>"ביקשתי – "</w:t>
+      </w:r>
+    </w:p>
+    <w:p>
+      <w:pPr>
+        <w:bidi w:val="1"/>
+        <w:spacing w:after="120" w:line="312" w:lineRule="auto"/>
+        <w:ind w:firstLine="340"/>
+        <w:jc w:val="both"/>
+      </w:pPr>
+      <w:r>
+        <w:rPr>
+          <w:rFonts w:ascii="David" w:hAnsi="David" w:cs="David"/>
+          <w:b w:val="0"/>
+          <w:sz w:val="26"/>
+          <w:rtl w:val="1"/>
+        </w:rPr>
+        <w:t>"אני יודע מה ביקשת. וצירל לא ביקשה. היא באה למשרד." הוא הביט בה. "רחל. אבא שלך לא ישן."</w:t>
+      </w:r>
+    </w:p>
+    <w:p>
+      <w:pPr>
+        <w:bidi w:val="1"/>
+        <w:spacing w:after="120" w:line="312" w:lineRule="auto"/>
+        <w:ind w:firstLine="340"/>
+        <w:jc w:val="both"/>
+      </w:pPr>
+      <w:r>
+        <w:rPr>
+          <w:rFonts w:ascii="David" w:hAnsi="David" w:cs="David"/>
+          <w:b w:val="0"/>
+          <w:sz w:val="26"/>
+          <w:rtl w:val="1"/>
+        </w:rPr>
+        <w:t>"אני יודעת."</w:t>
+      </w:r>
+    </w:p>
+    <w:p>
+      <w:pPr>
+        <w:bidi w:val="1"/>
+        <w:spacing w:after="120" w:line="312" w:lineRule="auto"/>
+        <w:ind w:firstLine="340"/>
+        <w:jc w:val="both"/>
+      </w:pPr>
+      <w:r>
+        <w:rPr>
+          <w:rFonts w:ascii="David" w:hAnsi="David" w:cs="David"/>
+          <w:b w:val="0"/>
+          <w:sz w:val="26"/>
+          <w:rtl w:val="1"/>
+        </w:rPr>
+        <w:t>"ואת שולחת מאה רובל ואומרת שאונדריי שילם."</w:t>
+      </w:r>
+    </w:p>
+    <w:p>
+      <w:pPr>
+        <w:bidi w:val="1"/>
+        <w:spacing w:after="120" w:line="312" w:lineRule="auto"/>
+        <w:ind w:firstLine="340"/>
+        <w:jc w:val="both"/>
+      </w:pPr>
+      <w:r>
+        <w:rPr>
+          <w:rFonts w:ascii="David" w:hAnsi="David" w:cs="David"/>
+          <w:b w:val="0"/>
+          <w:sz w:val="26"/>
+          <w:rtl w:val="1"/>
+        </w:rPr>
+        <w:t>"כן."</w:t>
+      </w:r>
+    </w:p>
+    <w:p>
+      <w:pPr>
+        <w:bidi w:val="1"/>
+        <w:spacing w:after="120" w:line="312" w:lineRule="auto"/>
+        <w:ind w:firstLine="340"/>
+        <w:jc w:val="both"/>
+      </w:pPr>
+      <w:r>
+        <w:rPr>
+          <w:rFonts w:ascii="David" w:hAnsi="David" w:cs="David"/>
+          <w:b w:val="0"/>
+          <w:sz w:val="26"/>
+          <w:rtl w:val="1"/>
+        </w:rPr>
+        <w:t>"ואת לא אומרת לי כלום. על גוטמן. על הדיו. על המכתב."</w:t>
+      </w:r>
+    </w:p>
+    <w:p>
+      <w:pPr>
+        <w:bidi w:val="1"/>
+        <w:spacing w:after="120" w:line="312" w:lineRule="auto"/>
+        <w:ind w:firstLine="340"/>
+        <w:jc w:val="both"/>
+      </w:pPr>
+      <w:r>
+        <w:rPr>
+          <w:rFonts w:ascii="David" w:hAnsi="David" w:cs="David"/>
+          <w:b w:val="0"/>
+          <w:sz w:val="26"/>
+          <w:rtl w:val="1"/>
+        </w:rPr>
+        <w:t>"כי אין הוכחה," אמרה רחל. "ואתה עובד איתו. ואם אני אומרת – אתה צריך לבחור. ביני, שראיתי כתם דיו, לבין עשרים אלף רובל. ואני לא רוצה שתבחר. אני רוצה שתדע."</w:t>
+      </w:r>
+    </w:p>
+    <w:p>
+      <w:pPr>
+        <w:bidi w:val="1"/>
+        <w:spacing w:after="120" w:line="312" w:lineRule="auto"/>
+        <w:ind w:firstLine="340"/>
+        <w:jc w:val="both"/>
+      </w:pPr>
+      <w:r>
+        <w:rPr>
+          <w:rFonts w:ascii="David" w:hAnsi="David" w:cs="David"/>
+          <w:b w:val="0"/>
+          <w:sz w:val="26"/>
+          <w:rtl w:val="1"/>
+        </w:rPr>
+        <w:t>הם עמדו במדרגות. הוא למטה, היא למעלה. הבית שקט. למעלה, בחדר הילדה, גולדה שרה משהו בלי מילים.</w:t>
+      </w:r>
+    </w:p>
+    <w:p>
+      <w:pPr>
+        <w:bidi w:val="1"/>
+        <w:spacing w:after="120" w:line="312" w:lineRule="auto"/>
+        <w:ind w:firstLine="340"/>
+        <w:jc w:val="both"/>
+      </w:pPr>
+      <w:r>
+        <w:rPr>
+          <w:rFonts w:ascii="David" w:hAnsi="David" w:cs="David"/>
+          <w:b w:val="0"/>
+          <w:sz w:val="26"/>
+          <w:rtl w:val="1"/>
+        </w:rPr>
+        <w:t>"אני נוסע לממל," אמר מאיר לייב.</w:t>
+      </w:r>
+    </w:p>
+    <w:p>
+      <w:pPr>
+        <w:bidi w:val="1"/>
+        <w:spacing w:after="120" w:line="312" w:lineRule="auto"/>
+        <w:ind w:firstLine="340"/>
+        <w:jc w:val="both"/>
+      </w:pPr>
+      <w:r>
+        <w:rPr>
+          <w:rFonts w:ascii="David" w:hAnsi="David" w:cs="David"/>
+          <w:b w:val="0"/>
+          <w:sz w:val="26"/>
+          <w:rtl w:val="1"/>
+        </w:rPr>
+        <w:t>רחל לא זזה.</w:t>
+      </w:r>
+    </w:p>
+    <w:p>
+      <w:pPr>
+        <w:bidi w:val="1"/>
+        <w:spacing w:after="120" w:line="312" w:lineRule="auto"/>
+        <w:ind w:firstLine="340"/>
+        <w:jc w:val="both"/>
+      </w:pPr>
+      <w:r>
+        <w:rPr>
+          <w:rFonts w:ascii="David" w:hAnsi="David" w:cs="David"/>
+          <w:b w:val="0"/>
+          <w:sz w:val="26"/>
+          <w:rtl w:val="1"/>
+        </w:rPr>
+        <w:t>"ביום ראשון. עם גוטמן. ההולנדים רוצים לחתום. שם, לא כאן. עשרים אלף. והרפסודות של האביב." הוא דיבר מהר, כמו אדם שמסביר לעצמו. "ואני אדבר איתו על הפונדק. שם. פנים אל פנים. אני אגיד לו: החוב הזה – על חשבוני. תוסיף אותו לחוזה. אני אשלם. חמי לא יידע ממי. זה לא 'מכירה'. זה עסק. וגוטמן – גוטמן רוצה את העסק יותר משהוא רוצה שלוש מאות רובל של פונדק. אז הוא יסכים."</w:t>
+      </w:r>
+    </w:p>
+    <w:p>
+      <w:pPr>
+        <w:bidi w:val="1"/>
+        <w:spacing w:after="120" w:line="312" w:lineRule="auto"/>
+        <w:ind w:firstLine="340"/>
+        <w:jc w:val="both"/>
+      </w:pPr>
+      <w:r>
+        <w:rPr>
+          <w:rFonts w:ascii="David" w:hAnsi="David" w:cs="David"/>
+          <w:b w:val="0"/>
+          <w:sz w:val="26"/>
+          <w:rtl w:val="1"/>
+        </w:rPr>
+        <w:t>"ואם הוא זה שכתב את המכתב?"</w:t>
+      </w:r>
+    </w:p>
+    <w:p>
+      <w:pPr>
+        <w:bidi w:val="1"/>
+        <w:spacing w:after="120" w:line="312" w:lineRule="auto"/>
+        <w:ind w:firstLine="340"/>
+        <w:jc w:val="both"/>
+      </w:pPr>
+      <w:r>
+        <w:rPr>
+          <w:rFonts w:ascii="David" w:hAnsi="David" w:cs="David"/>
+          <w:b w:val="0"/>
+          <w:sz w:val="26"/>
+          <w:rtl w:val="1"/>
+        </w:rPr>
+        <w:t>"אז," אמר מאיר לייב, "הוא יקרע אותו. כי אני שווה לו יותר."</w:t>
+      </w:r>
+    </w:p>
+    <w:p>
+      <w:pPr>
+        <w:bidi w:val="1"/>
+        <w:spacing w:after="120" w:line="312" w:lineRule="auto"/>
+        <w:ind w:firstLine="340"/>
+        <w:jc w:val="both"/>
+      </w:pPr>
+      <w:r>
+        <w:rPr>
+          <w:rFonts w:ascii="David" w:hAnsi="David" w:cs="David"/>
+          <w:b w:val="0"/>
+          <w:sz w:val="26"/>
+          <w:rtl w:val="1"/>
+        </w:rPr>
+        <w:t>רחל הביטה בו מלמעלה. באיש שרץ אחרי משהו וכמעט תופס. שהיה נוסע לממל, לחתום על שטרות שר' בערל אמר עליהם משהו, בשביל לפתור בעיה של אבא שלה, בדרך היחידה שידע: העסק.</w:t>
+      </w:r>
+    </w:p>
+    <w:p>
+      <w:pPr>
+        <w:bidi w:val="1"/>
+        <w:spacing w:after="120" w:line="312" w:lineRule="auto"/>
+        <w:ind w:firstLine="340"/>
+        <w:jc w:val="both"/>
+      </w:pPr>
+      <w:r>
+        <w:rPr>
+          <w:rFonts w:ascii="David" w:hAnsi="David" w:cs="David"/>
+          <w:b w:val="0"/>
+          <w:sz w:val="26"/>
+          <w:rtl w:val="1"/>
+        </w:rPr>
+        <w:t>"אתה יכול לנסוע לכפר," אמרה. בשקט. "במקום. לראות את המכתב. את הכתב. ואז – "</w:t>
+      </w:r>
+    </w:p>
+    <w:p>
+      <w:pPr>
+        <w:bidi w:val="1"/>
+        <w:spacing w:after="120" w:line="312" w:lineRule="auto"/>
+        <w:ind w:firstLine="340"/>
+        <w:jc w:val="both"/>
+      </w:pPr>
+      <w:r>
+        <w:rPr>
+          <w:rFonts w:ascii="David" w:hAnsi="David" w:cs="David"/>
+          <w:b w:val="0"/>
+          <w:sz w:val="26"/>
+          <w:rtl w:val="1"/>
+        </w:rPr>
+        <w:t>"רחל. הכפר יחכה. עד פסח יש שלושה חודשים. ההולנדים לא יחכו. ואם העסק הזה נופל – אין לי ממה לשלם לא שלוש מאות ולא שלושים." הוא הרים יד, כמו אל הכרכרה, ושם אותה בכיס. "העסק קודם. ואחר כך – הכול."</w:t>
+      </w:r>
+    </w:p>
+    <w:p>
+      <w:pPr>
+        <w:bidi w:val="1"/>
+        <w:spacing w:after="120" w:line="312" w:lineRule="auto"/>
+        <w:ind w:firstLine="340"/>
+        <w:jc w:val="both"/>
+      </w:pPr>
+      <w:r>
+        <w:rPr>
+          <w:rFonts w:ascii="David" w:hAnsi="David" w:cs="David"/>
+          <w:b w:val="0"/>
+          <w:sz w:val="26"/>
+          <w:rtl w:val="1"/>
+        </w:rPr>
+        <w:t>הוא עלה במדרגות, לידה, ולחדר הילדה, ורחל שמעה את הקול הדק: "ערב טוב, גברת בובה".</w:t>
+      </w:r>
+    </w:p>
+    <w:p>
+      <w:pPr>
+        <w:bidi w:val="1"/>
+        <w:spacing w:after="120" w:line="312" w:lineRule="auto"/>
+        <w:ind w:firstLine="340"/>
+        <w:jc w:val="both"/>
+      </w:pPr>
+      <w:r>
+        <w:rPr>
+          <w:rFonts w:ascii="David" w:hAnsi="David" w:cs="David"/>
+          <w:b w:val="0"/>
+          <w:sz w:val="26"/>
+          <w:rtl w:val="1"/>
+        </w:rPr>
+        <w:t>והיא ירדה. לחדר האוכל. ובדרך – המכתב. על השולחן, ליד הסמובר, מלכה'לה השאירה: מן הכפר. כתב יד גדול ומעוגל.</w:t>
+      </w:r>
+    </w:p>
+    <w:p>
+      <w:pPr>
+        <w:bidi w:val="1"/>
+        <w:spacing w:after="120" w:line="312" w:lineRule="auto"/>
+        <w:ind w:firstLine="340"/>
+        <w:jc w:val="both"/>
+      </w:pPr>
+      <w:r>
+        <w:rPr>
+          <w:rFonts w:ascii="David" w:hAnsi="David" w:cs="David"/>
+          <w:b w:val="0"/>
+          <w:sz w:val="26"/>
+          <w:rtl w:val="1"/>
+        </w:rPr>
+        <w:t>חיה'לה כתבה שלוש שורות בלבד:</w:t>
+      </w:r>
+    </w:p>
+    <w:p>
+      <w:pPr>
+        <w:bidi w:val="1"/>
+        <w:spacing w:after="120" w:line="312" w:lineRule="auto"/>
+        <w:ind w:firstLine="340"/>
+        <w:jc w:val="both"/>
+      </w:pPr>
+      <w:r>
+        <w:rPr>
+          <w:rFonts w:ascii="David" w:hAnsi="David" w:cs="David"/>
+          <w:b w:val="0"/>
+          <w:sz w:val="26"/>
+          <w:rtl w:val="1"/>
+        </w:rPr>
+        <w:t>"אבא ידע מיד. הוא אמר שאונדריי לא שילם שום חצי בחייו. הוא לא לקח. הוא בכה, רחל, אני ראיתי, ואחר כך שם את הכסף בקופסה של סבא ליפא, במדף, ואמר: 'שיהיה שם. עם הנייר. עם הדברים ששייכים לפונדק ואי אפשר להשתמש בהם.'"</w:t>
       </w:r>
     </w:p>
     <w:sectPr>
